--- a/internal_doc/03.开发设计/JS对象增强和远程化-Oma后续功能.docx
+++ b/internal_doc/03.开发设计/JS对象增强和远程化-Oma后续功能.docx
@@ -840,73 +840,46 @@
     <w:p>
       <w:pPr>
         <w:ind w:leftChars="100" w:left="210"/>
-        <w:rPr>
-          <w:rFonts w:hint="eastAsia"/>
-        </w:rPr>
       </w:pPr>
     </w:p>
     <w:p>
       <w:pPr>
         <w:ind w:leftChars="100" w:left="210"/>
-        <w:rPr>
-          <w:rFonts w:hint="eastAsia"/>
-        </w:rPr>
       </w:pPr>
     </w:p>
     <w:p>
       <w:pPr>
         <w:ind w:leftChars="100" w:left="210"/>
-        <w:rPr>
-          <w:rFonts w:hint="eastAsia"/>
-        </w:rPr>
       </w:pPr>
     </w:p>
     <w:p>
       <w:pPr>
         <w:ind w:leftChars="100" w:left="210"/>
-        <w:rPr>
-          <w:rFonts w:hint="eastAsia"/>
-        </w:rPr>
       </w:pPr>
     </w:p>
     <w:p>
       <w:pPr>
         <w:ind w:leftChars="100" w:left="210"/>
-        <w:rPr>
-          <w:rFonts w:hint="eastAsia"/>
-        </w:rPr>
       </w:pPr>
     </w:p>
     <w:p>
       <w:pPr>
         <w:ind w:leftChars="100" w:left="210"/>
-        <w:rPr>
-          <w:rFonts w:hint="eastAsia"/>
-        </w:rPr>
       </w:pPr>
     </w:p>
     <w:p>
       <w:pPr>
         <w:ind w:leftChars="100" w:left="210"/>
-        <w:rPr>
-          <w:rFonts w:hint="eastAsia"/>
-        </w:rPr>
       </w:pPr>
     </w:p>
     <w:p>
       <w:pPr>
         <w:ind w:leftChars="100" w:left="210"/>
-        <w:rPr>
-          <w:rFonts w:hint="eastAsia"/>
-        </w:rPr>
       </w:pPr>
     </w:p>
     <w:p>
       <w:pPr>
         <w:ind w:leftChars="100" w:left="210"/>
-        <w:rPr>
-          <w:rFonts w:hint="eastAsia"/>
-        </w:rPr>
       </w:pPr>
     </w:p>
     <w:p>
@@ -1677,7 +1650,7 @@
     <w:p>
       <w:pPr>
         <w:rPr>
-          <w:rFonts w:cstheme="minorHAnsi" w:hint="eastAsia"/>
+          <w:rFonts w:cstheme="minorHAnsi"/>
           <w:i/>
           <w:color w:val="0070C0"/>
           <w:szCs w:val="21"/>
@@ -1688,7 +1661,7 @@
     <w:p>
       <w:pPr>
         <w:rPr>
-          <w:rFonts w:cstheme="minorHAnsi" w:hint="eastAsia"/>
+          <w:rFonts w:cstheme="minorHAnsi"/>
           <w:i/>
           <w:color w:val="0070C0"/>
           <w:szCs w:val="21"/>
@@ -1699,7 +1672,7 @@
     <w:p>
       <w:pPr>
         <w:rPr>
-          <w:rFonts w:cstheme="minorHAnsi" w:hint="eastAsia"/>
+          <w:rFonts w:cstheme="minorHAnsi"/>
           <w:i/>
           <w:color w:val="0070C0"/>
           <w:szCs w:val="21"/>
@@ -1710,7 +1683,7 @@
     <w:p>
       <w:pPr>
         <w:rPr>
-          <w:rFonts w:cstheme="minorHAnsi" w:hint="eastAsia"/>
+          <w:rFonts w:cstheme="minorHAnsi"/>
           <w:i/>
           <w:color w:val="0070C0"/>
           <w:szCs w:val="21"/>
@@ -1721,7 +1694,7 @@
     <w:p>
       <w:pPr>
         <w:rPr>
-          <w:rFonts w:cstheme="minorHAnsi" w:hint="eastAsia"/>
+          <w:rFonts w:cstheme="minorHAnsi"/>
           <w:i/>
           <w:color w:val="0070C0"/>
           <w:szCs w:val="21"/>
@@ -1732,7 +1705,7 @@
     <w:p>
       <w:pPr>
         <w:rPr>
-          <w:rFonts w:cstheme="minorHAnsi" w:hint="eastAsia"/>
+          <w:rFonts w:cstheme="minorHAnsi"/>
           <w:i/>
           <w:color w:val="0070C0"/>
           <w:szCs w:val="21"/>
@@ -1887,7 +1860,7 @@
         <w:pStyle w:val="ListParagraph"/>
         <w:ind w:left="987" w:firstLineChars="0" w:firstLine="0"/>
         <w:rPr>
-          <w:rFonts w:cstheme="minorHAnsi" w:hint="eastAsia"/>
+          <w:rFonts w:cstheme="minorHAnsi"/>
           <w:color w:val="000000" w:themeColor="text1"/>
           <w:szCs w:val="21"/>
           <w:shd w:val="clear" w:color="auto" w:fill="FFFFFF"/>
@@ -2762,7 +2735,7 @@
           <w:i/>
           <w:color w:val="0070C0"/>
         </w:rPr>
-        <w:t xml:space="preserve">:50000, </w:t>
+        <w:t>:</w:t>
       </w:r>
       <w:r>
         <w:rPr>
@@ -2770,7 +2743,7 @@
           <w:i/>
           <w:color w:val="0070C0"/>
         </w:rPr>
-        <w:t>errno:"xxx",</w:t>
+        <w:t>"</w:t>
       </w:r>
       <w:r>
         <w:rPr>
@@ -2778,7 +2751,7 @@
           <w:i/>
           <w:color w:val="0070C0"/>
         </w:rPr>
-        <w:t xml:space="preserve"> </w:t>
+        <w:t>50000</w:t>
       </w:r>
       <w:r>
         <w:rPr>
@@ -2786,51 +2759,112 @@
           <w:i/>
           <w:color w:val="0070C0"/>
         </w:rPr>
-        <w:t>description:"xxxx", detail:"xxxx"</w:t>
-      </w:r>
-    </w:p>
-    <w:p>
-      <w:pPr>
-        <w:ind w:leftChars="600" w:left="1260"/>
-        <w:rPr>
+        <w:t>"</w:t>
+      </w:r>
+      <w:r>
+        <w:rPr>
+          <w:rFonts w:hint="eastAsia"/>
           <w:i/>
           <w:color w:val="0070C0"/>
         </w:rPr>
-      </w:pPr>
+        <w:t xml:space="preserve">, </w:t>
+      </w:r>
       <w:r>
         <w:rPr>
           <w:rFonts w:hint="eastAsia"/>
           <w:i/>
           <w:color w:val="0070C0"/>
         </w:rPr>
-        <w:t xml:space="preserve">  svcname:40000, errno:"xxx", description:"xxxx", detail:"xxxx"</w:t>
-      </w:r>
-    </w:p>
-    <w:p>
-      <w:pPr>
-        <w:ind w:leftChars="600" w:left="1260"/>
+        <w:t>errno:"xxx",</w:t>
+      </w:r>
+      <w:r>
         <w:rPr>
           <w:rFonts w:hint="eastAsia"/>
           <w:i/>
           <w:color w:val="0070C0"/>
         </w:rPr>
-      </w:pPr>
-    </w:p>
-    <w:p>
-      <w:pPr>
-        <w:ind w:leftChars="600" w:left="1260"/>
+        <w:t xml:space="preserve"> </w:t>
+      </w:r>
+      <w:r>
         <w:rPr>
           <w:rFonts w:hint="eastAsia"/>
           <w:i/>
           <w:color w:val="0070C0"/>
         </w:rPr>
-      </w:pPr>
+        <w:t>description:"xxxx", detail:"xxxx"</w:t>
+      </w:r>
     </w:p>
     <w:p>
       <w:pPr>
         <w:ind w:leftChars="600" w:left="1260"/>
         <w:rPr>
-          <w:rFonts w:hint="eastAsia"/>
+          <w:i/>
+          <w:color w:val="0070C0"/>
+        </w:rPr>
+      </w:pPr>
+      <w:r>
+        <w:rPr>
+          <w:rFonts w:hint="eastAsia"/>
+          <w:i/>
+          <w:color w:val="0070C0"/>
+        </w:rPr>
+        <w:t xml:space="preserve">  svcname:</w:t>
+      </w:r>
+      <w:r>
+        <w:rPr>
+          <w:rFonts w:hint="eastAsia"/>
+          <w:i/>
+          <w:color w:val="0070C0"/>
+        </w:rPr>
+        <w:t>"</w:t>
+      </w:r>
+      <w:r>
+        <w:rPr>
+          <w:rFonts w:hint="eastAsia"/>
+          <w:i/>
+          <w:color w:val="0070C0"/>
+        </w:rPr>
+        <w:t>40000</w:t>
+      </w:r>
+      <w:r>
+        <w:rPr>
+          <w:rFonts w:hint="eastAsia"/>
+          <w:i/>
+          <w:color w:val="0070C0"/>
+        </w:rPr>
+        <w:t>"</w:t>
+      </w:r>
+      <w:r>
+        <w:rPr>
+          <w:rFonts w:hint="eastAsia"/>
+          <w:i/>
+          <w:color w:val="0070C0"/>
+        </w:rPr>
+        <w:t>, errno:"xxx", description:"xxxx", detail:"xxxx"</w:t>
+      </w:r>
+    </w:p>
+    <w:p>
+      <w:pPr>
+        <w:ind w:leftChars="600" w:left="1260"/>
+        <w:rPr>
+          <w:i/>
+          <w:color w:val="0070C0"/>
+        </w:rPr>
+      </w:pPr>
+    </w:p>
+    <w:p>
+      <w:pPr>
+        <w:ind w:leftChars="600" w:left="1260"/>
+        <w:rPr>
+          <w:i/>
+          <w:color w:val="0070C0"/>
+        </w:rPr>
+      </w:pPr>
+    </w:p>
+    <w:p>
+      <w:pPr>
+        <w:ind w:leftChars="600" w:left="1260"/>
+        <w:rPr>
           <w:i/>
           <w:color w:val="0070C0"/>
         </w:rPr>
@@ -3169,7 +3203,6 @@
         <w:pStyle w:val="ListParagraph"/>
         <w:ind w:left="987" w:firstLineChars="0" w:firstLine="0"/>
         <w:rPr>
-          <w:rFonts w:hint="eastAsia"/>
           <w:b/>
           <w:color w:val="000000" w:themeColor="text1"/>
         </w:rPr>
@@ -3180,7 +3213,6 @@
         <w:pStyle w:val="ListParagraph"/>
         <w:ind w:left="987" w:firstLineChars="0" w:firstLine="0"/>
         <w:rPr>
-          <w:rFonts w:hint="eastAsia"/>
           <w:b/>
           <w:color w:val="000000" w:themeColor="text1"/>
         </w:rPr>
@@ -3191,7 +3223,6 @@
         <w:pStyle w:val="ListParagraph"/>
         <w:ind w:left="987" w:firstLineChars="0" w:firstLine="0"/>
         <w:rPr>
-          <w:rFonts w:hint="eastAsia"/>
           <w:b/>
           <w:color w:val="000000" w:themeColor="text1"/>
         </w:rPr>
@@ -3202,7 +3233,6 @@
         <w:pStyle w:val="ListParagraph"/>
         <w:ind w:left="987" w:firstLineChars="0" w:firstLine="0"/>
         <w:rPr>
-          <w:rFonts w:hint="eastAsia"/>
           <w:b/>
           <w:color w:val="000000" w:themeColor="text1"/>
         </w:rPr>
@@ -3213,7 +3243,6 @@
         <w:pStyle w:val="ListParagraph"/>
         <w:ind w:left="987" w:firstLineChars="0" w:firstLine="0"/>
         <w:rPr>
-          <w:rFonts w:hint="eastAsia"/>
           <w:b/>
           <w:color w:val="000000" w:themeColor="text1"/>
         </w:rPr>
@@ -3224,7 +3253,6 @@
         <w:pStyle w:val="ListParagraph"/>
         <w:ind w:left="987" w:firstLineChars="0" w:firstLine="0"/>
         <w:rPr>
-          <w:rFonts w:hint="eastAsia"/>
           <w:b/>
           <w:color w:val="000000" w:themeColor="text1"/>
         </w:rPr>
@@ -3905,9 +3933,6 @@
           <w:p>
             <w:pPr>
               <w:ind w:left="0"/>
-              <w:rPr>
-                <w:rFonts w:hint="eastAsia"/>
-              </w:rPr>
             </w:pPr>
             <w:r>
               <w:rPr>
@@ -4033,9 +4058,6 @@
                 <w:numId w:val="11"/>
               </w:numPr>
               <w:ind w:firstLineChars="0"/>
-              <w:rPr>
-                <w:rFonts w:hint="eastAsia"/>
-              </w:rPr>
             </w:pPr>
             <w:r>
               <w:rPr>
@@ -4092,9 +4114,6 @@
           <w:p>
             <w:pPr>
               <w:ind w:left="0"/>
-              <w:rPr>
-                <w:rFonts w:hint="eastAsia"/>
-              </w:rPr>
             </w:pPr>
             <w:r>
               <w:rPr>
@@ -4180,9 +4199,6 @@
           <w:p>
             <w:pPr>
               <w:ind w:left="0"/>
-              <w:rPr>
-                <w:rFonts w:hint="eastAsia"/>
-              </w:rPr>
             </w:pPr>
             <w:r>
               <w:rPr>
@@ -4223,9 +4239,6 @@
                 <w:numId w:val="12"/>
               </w:numPr>
               <w:ind w:firstLineChars="0"/>
-              <w:rPr>
-                <w:rFonts w:hint="eastAsia"/>
-              </w:rPr>
             </w:pPr>
             <w:r>
               <w:rPr>
@@ -4254,9 +4267,6 @@
                 <w:numId w:val="12"/>
               </w:numPr>
               <w:ind w:firstLineChars="0"/>
-              <w:rPr>
-                <w:rFonts w:hint="eastAsia"/>
-              </w:rPr>
             </w:pPr>
             <w:r>
               <w:rPr>
@@ -4357,9 +4367,6 @@
           <w:p>
             <w:pPr>
               <w:ind w:left="0"/>
-              <w:rPr>
-                <w:rFonts w:hint="eastAsia"/>
-              </w:rPr>
             </w:pPr>
             <w:r>
               <w:rPr>
@@ -4406,9 +4413,6 @@
                 <w:numId w:val="13"/>
               </w:numPr>
               <w:ind w:firstLineChars="0"/>
-              <w:rPr>
-                <w:rFonts w:hint="eastAsia"/>
-              </w:rPr>
             </w:pPr>
             <w:r>
               <w:rPr>
@@ -4449,13 +4453,7 @@
                 <w:rFonts w:hint="eastAsia"/>
               </w:rPr>
               <w:lastRenderedPageBreak/>
-              <w:t>getOma</w:t>
-            </w:r>
-            <w:r>
-              <w:rPr>
-                <w:rFonts w:hint="eastAsia"/>
-              </w:rPr>
-              <w:t>Configs()</w:t>
+              <w:t>getOmaConfigs()</w:t>
             </w:r>
             <w:r>
               <w:rPr>
@@ -4472,9 +4470,6 @@
           <w:p>
             <w:pPr>
               <w:ind w:left="0"/>
-              <w:rPr>
-                <w:rFonts w:hint="eastAsia"/>
-              </w:rPr>
             </w:pPr>
             <w:r>
               <w:rPr>

--- a/internal_doc/03.开发设计/JS对象增强和远程化-Oma后续功能.docx
+++ b/internal_doc/03.开发设计/JS对象增强和远程化-Oma后续功能.docx
@@ -2743,6 +2743,14 @@
           <w:i/>
           <w:color w:val="0070C0"/>
         </w:rPr>
+        <w:t xml:space="preserve"> </w:t>
+      </w:r>
+      <w:r>
+        <w:rPr>
+          <w:rFonts w:hint="eastAsia"/>
+          <w:i/>
+          <w:color w:val="0070C0"/>
+        </w:rPr>
         <w:t>"</w:t>
       </w:r>
       <w:r>
@@ -2775,7 +2783,7 @@
           <w:i/>
           <w:color w:val="0070C0"/>
         </w:rPr>
-        <w:t>errno:"xxx",</w:t>
+        <w:t>errno:</w:t>
       </w:r>
       <w:r>
         <w:rPr>
@@ -2791,7 +2799,63 @@
           <w:i/>
           <w:color w:val="0070C0"/>
         </w:rPr>
-        <w:t>description:"xxxx", detail:"xxxx"</w:t>
+        <w:t>xxx</w:t>
+      </w:r>
+      <w:r>
+        <w:rPr>
+          <w:rFonts w:hint="eastAsia"/>
+          <w:i/>
+          <w:color w:val="0070C0"/>
+        </w:rPr>
+        <w:t>,</w:t>
+      </w:r>
+      <w:r>
+        <w:rPr>
+          <w:rFonts w:hint="eastAsia"/>
+          <w:i/>
+          <w:color w:val="0070C0"/>
+        </w:rPr>
+        <w:t xml:space="preserve"> </w:t>
+      </w:r>
+      <w:r>
+        <w:rPr>
+          <w:rFonts w:hint="eastAsia"/>
+          <w:i/>
+          <w:color w:val="0070C0"/>
+        </w:rPr>
+        <w:t>description:</w:t>
+      </w:r>
+      <w:r>
+        <w:rPr>
+          <w:rFonts w:hint="eastAsia"/>
+          <w:i/>
+          <w:color w:val="0070C0"/>
+        </w:rPr>
+        <w:t xml:space="preserve"> </w:t>
+      </w:r>
+      <w:r>
+        <w:rPr>
+          <w:rFonts w:hint="eastAsia"/>
+          <w:i/>
+          <w:color w:val="0070C0"/>
+        </w:rPr>
+        <w:t>"xxxx", detail:</w:t>
+      </w:r>
+      <w:r>
+        <w:rPr>
+          <w:rFonts w:hint="eastAsia"/>
+          <w:i/>
+          <w:color w:val="0070C0"/>
+        </w:rPr>
+        <w:t xml:space="preserve"> </w:t>
+      </w:r>
+      <w:r>
+        <w:rPr>
+          <w:rFonts w:hint="eastAsia"/>
+          <w:i/>
+          <w:color w:val="0070C0"/>
+        </w:rPr>
+        <w:t>"xxxx"</w:t>
       </w:r>
     </w:p>
     <w:p>
@@ -2816,6 +2880,14 @@
           <w:i/>
           <w:color w:val="0070C0"/>
         </w:rPr>
+        <w:t xml:space="preserve"> </w:t>
+      </w:r>
+      <w:r>
+        <w:rPr>
+          <w:rFonts w:hint="eastAsia"/>
+          <w:i/>
+          <w:color w:val="0070C0"/>
+        </w:rPr>
         <w:t>"</w:t>
       </w:r>
       <w:r>
@@ -2840,7 +2912,63 @@
           <w:i/>
           <w:color w:val="0070C0"/>
         </w:rPr>
-        <w:t>, errno:"xxx", description:"xxxx", detail:"xxxx"</w:t>
+        <w:t>, errno:</w:t>
+      </w:r>
+      <w:r>
+        <w:rPr>
+          <w:rFonts w:hint="eastAsia"/>
+          <w:i/>
+          <w:color w:val="0070C0"/>
+        </w:rPr>
+        <w:t xml:space="preserve"> </w:t>
+      </w:r>
+      <w:r>
+        <w:rPr>
+          <w:rFonts w:hint="eastAsia"/>
+          <w:i/>
+          <w:color w:val="0070C0"/>
+        </w:rPr>
+        <w:t>xxx</w:t>
+      </w:r>
+      <w:r>
+        <w:rPr>
+          <w:rFonts w:hint="eastAsia"/>
+          <w:i/>
+          <w:color w:val="0070C0"/>
+        </w:rPr>
+        <w:t>, description:</w:t>
+      </w:r>
+      <w:r>
+        <w:rPr>
+          <w:rFonts w:hint="eastAsia"/>
+          <w:i/>
+          <w:color w:val="0070C0"/>
+        </w:rPr>
+        <w:t xml:space="preserve"> </w:t>
+      </w:r>
+      <w:r>
+        <w:rPr>
+          <w:rFonts w:hint="eastAsia"/>
+          <w:i/>
+          <w:color w:val="0070C0"/>
+        </w:rPr>
+        <w:t>"xxxx", detail:</w:t>
+      </w:r>
+      <w:r>
+        <w:rPr>
+          <w:rFonts w:hint="eastAsia"/>
+          <w:i/>
+          <w:color w:val="0070C0"/>
+        </w:rPr>
+        <w:t xml:space="preserve"> </w:t>
+      </w:r>
+      <w:r>
+        <w:rPr>
+          <w:rFonts w:hint="eastAsia"/>
+          <w:i/>
+          <w:color w:val="0070C0"/>
+        </w:rPr>
+        <w:t>"xxxx"</w:t>
       </w:r>
     </w:p>
     <w:p>

--- a/internal_doc/03.开发设计/JS对象增强和远程化-Oma后续功能.docx
+++ b/internal_doc/03.开发设计/JS对象增强和远程化-Oma后续功能.docx
@@ -3159,7 +3159,27 @@
           <w:szCs w:val="21"/>
           <w:shd w:val="clear" w:color="auto" w:fill="FFFFFF"/>
         </w:rPr>
-        <w:t xml:space="preserve">OMA_REMOTE_RELOAD_CONFIGS </w:t>
+        <w:t>OMA_REMOTE_</w:t>
+      </w:r>
+      <w:r>
+        <w:rPr>
+          <w:rFonts w:cstheme="minorHAnsi" w:hint="eastAsia"/>
+          <w:i/>
+          <w:color w:val="0070C0"/>
+          <w:szCs w:val="21"/>
+          <w:shd w:val="clear" w:color="auto" w:fill="FFFFFF"/>
+        </w:rPr>
+        <w:t>OMA_</w:t>
+      </w:r>
+      <w:r>
+        <w:rPr>
+          <w:rFonts w:cstheme="minorHAnsi" w:hint="eastAsia"/>
+          <w:i/>
+          <w:color w:val="0070C0"/>
+          <w:szCs w:val="21"/>
+          <w:shd w:val="clear" w:color="auto" w:fill="FFFFFF"/>
+        </w:rPr>
+        <w:t xml:space="preserve">RELOAD_CONFIGS </w:t>
       </w:r>
       <w:r>
         <w:rPr>
@@ -3189,7 +3209,7 @@
           <w:szCs w:val="21"/>
           <w:shd w:val="clear" w:color="auto" w:fill="FFFFFF"/>
         </w:rPr>
-        <w:t>cm</w:t>
+        <w:t>oma</w:t>
       </w:r>
       <w:r>
         <w:rPr>

--- a/internal_doc/03.开发设计/JS对象增强和远程化-Oma后续功能.docx
+++ b/internal_doc/03.开发设计/JS对象增强和远程化-Oma后续功能.docx
@@ -2225,6 +2225,19 @@
         <w:pStyle w:val="ListParagraph"/>
         <w:ind w:left="987" w:firstLineChars="0" w:firstLine="0"/>
         <w:rPr>
+          <w:rFonts w:cstheme="minorHAnsi" w:hint="eastAsia"/>
+          <w:b/>
+          <w:color w:val="000000" w:themeColor="text1"/>
+          <w:szCs w:val="21"/>
+          <w:shd w:val="clear" w:color="auto" w:fill="FFFFFF"/>
+        </w:rPr>
+      </w:pPr>
+    </w:p>
+    <w:p>
+      <w:pPr>
+        <w:pStyle w:val="ListParagraph"/>
+        <w:ind w:left="987" w:firstLineChars="0" w:firstLine="0"/>
+        <w:rPr>
           <w:rFonts w:cstheme="minorHAnsi"/>
           <w:b/>
           <w:color w:val="000000" w:themeColor="text1"/>
@@ -2238,7 +2251,7 @@
         <w:pStyle w:val="ListParagraph"/>
         <w:ind w:left="987" w:firstLineChars="0" w:firstLine="0"/>
         <w:rPr>
-          <w:rFonts w:cstheme="minorHAnsi"/>
+          <w:rFonts w:cstheme="minorHAnsi" w:hint="eastAsia"/>
           <w:color w:val="000000" w:themeColor="text1"/>
           <w:szCs w:val="21"/>
           <w:shd w:val="clear" w:color="auto" w:fill="FFFFFF"/>
@@ -2252,9 +2265,31 @@
           <w:szCs w:val="21"/>
           <w:shd w:val="clear" w:color="auto" w:fill="FFFFFF"/>
         </w:rPr>
-        <w:t>异常</w:t>
-      </w:r>
-      <w:r>
+        <w:t>输出：</w:t>
+      </w:r>
+      <w:r>
+        <w:rPr>
+          <w:rFonts w:cstheme="minorHAnsi" w:hint="eastAsia"/>
+          <w:color w:val="000000" w:themeColor="text1"/>
+          <w:szCs w:val="21"/>
+          <w:shd w:val="clear" w:color="auto" w:fill="FFFFFF"/>
+        </w:rPr>
+        <w:t>每启动（停止）一个节点时输出一行信息，最后输出启动（停止）成功和失败的节点数量</w:t>
+      </w:r>
+      <w:r>
+        <w:rPr>
+          <w:rFonts w:cstheme="minorHAnsi" w:hint="eastAsia"/>
+          <w:color w:val="000000" w:themeColor="text1"/>
+          <w:szCs w:val="21"/>
+          <w:shd w:val="clear" w:color="auto" w:fill="FFFFFF"/>
+        </w:rPr>
+        <w:t>。</w:t>
+      </w:r>
+    </w:p>
+    <w:p>
+      <w:pPr>
+        <w:pStyle w:val="ListParagraph"/>
+        <w:ind w:left="987" w:firstLineChars="0" w:firstLine="0"/>
         <w:rPr>
           <w:rFonts w:cstheme="minorHAnsi" w:hint="eastAsia"/>
           <w:b/>
@@ -2262,207 +2297,7 @@
           <w:szCs w:val="21"/>
           <w:shd w:val="clear" w:color="auto" w:fill="FFFFFF"/>
         </w:rPr>
-        <w:t>：</w:t>
-      </w:r>
-      <w:r>
-        <w:rPr>
-          <w:rFonts w:cstheme="minorHAnsi" w:hint="eastAsia"/>
-          <w:color w:val="000000" w:themeColor="text1"/>
-          <w:szCs w:val="21"/>
-          <w:shd w:val="clear" w:color="auto" w:fill="FFFFFF"/>
-        </w:rPr>
-        <w:t>异常描述</w:t>
-      </w:r>
-      <w:r>
-        <w:rPr>
-          <w:rFonts w:cstheme="minorHAnsi" w:hint="eastAsia"/>
-          <w:color w:val="000000" w:themeColor="text1"/>
-          <w:szCs w:val="21"/>
-          <w:shd w:val="clear" w:color="auto" w:fill="FFFFFF"/>
-        </w:rPr>
-        <w:t>信息</w:t>
-      </w:r>
-      <w:r>
-        <w:rPr>
-          <w:rFonts w:cstheme="minorHAnsi" w:hint="eastAsia"/>
-          <w:color w:val="000000" w:themeColor="text1"/>
-          <w:szCs w:val="21"/>
-          <w:shd w:val="clear" w:color="auto" w:fill="FFFFFF"/>
-        </w:rPr>
-        <w:t>为</w:t>
-      </w:r>
-      <w:r>
-        <w:rPr>
-          <w:rFonts w:cstheme="minorHAnsi" w:hint="eastAsia"/>
-          <w:color w:val="000000" w:themeColor="text1"/>
-          <w:szCs w:val="21"/>
-          <w:shd w:val="clear" w:color="auto" w:fill="FFFFFF"/>
-        </w:rPr>
-        <w:t>分为两部分，</w:t>
-      </w:r>
-    </w:p>
-    <w:p>
-      <w:pPr>
-        <w:pStyle w:val="ListParagraph"/>
-        <w:ind w:leftChars="570" w:left="1197" w:firstLineChars="0" w:firstLine="0"/>
-        <w:rPr>
-          <w:rFonts w:cstheme="minorHAnsi"/>
-          <w:color w:val="000000" w:themeColor="text1"/>
-          <w:szCs w:val="21"/>
-          <w:shd w:val="clear" w:color="auto" w:fill="FFFFFF"/>
-        </w:rPr>
-      </w:pPr>
-      <w:r>
-        <w:rPr>
-          <w:rFonts w:cstheme="minorHAnsi" w:hint="eastAsia"/>
-          <w:color w:val="000000" w:themeColor="text1"/>
-          <w:szCs w:val="21"/>
-          <w:shd w:val="clear" w:color="auto" w:fill="FFFFFF"/>
-        </w:rPr>
-        <w:t>第一部分为一行</w:t>
-      </w:r>
-      <w:r>
-        <w:rPr>
-          <w:rFonts w:cstheme="minorHAnsi" w:hint="eastAsia"/>
-          <w:color w:val="000000" w:themeColor="text1"/>
-          <w:szCs w:val="21"/>
-          <w:shd w:val="clear" w:color="auto" w:fill="FFFFFF"/>
-        </w:rPr>
-        <w:t>"</w:t>
-      </w:r>
-      <w:r>
-        <w:rPr>
-          <w:rFonts w:cstheme="minorHAnsi"/>
-          <w:i/>
-          <w:color w:val="0070C0"/>
-          <w:szCs w:val="21"/>
-          <w:shd w:val="clear" w:color="auto" w:fill="FFFFFF"/>
-        </w:rPr>
-        <w:t>total</w:t>
-      </w:r>
-      <w:r>
-        <w:rPr>
-          <w:rFonts w:cstheme="minorHAnsi"/>
-          <w:i/>
-          <w:color w:val="0070C0"/>
-          <w:szCs w:val="21"/>
-          <w:shd w:val="clear" w:color="auto" w:fill="FFFFFF"/>
-        </w:rPr>
-        <w:t>：</w:t>
-      </w:r>
-      <w:r>
-        <w:rPr>
-          <w:rFonts w:cstheme="minorHAnsi"/>
-          <w:i/>
-          <w:color w:val="0070C0"/>
-          <w:szCs w:val="21"/>
-          <w:shd w:val="clear" w:color="auto" w:fill="FFFFFF"/>
-        </w:rPr>
-        <w:t>xx</w:t>
-      </w:r>
-      <w:r>
-        <w:rPr>
-          <w:rFonts w:cstheme="minorHAnsi" w:hint="eastAsia"/>
-          <w:i/>
-          <w:color w:val="0070C0"/>
-          <w:szCs w:val="21"/>
-          <w:shd w:val="clear" w:color="auto" w:fill="FFFFFF"/>
-        </w:rPr>
-        <w:t>"</w:t>
-      </w:r>
-      <w:r>
-        <w:rPr>
-          <w:rFonts w:cstheme="minorHAnsi" w:hint="eastAsia"/>
-          <w:color w:val="000000" w:themeColor="text1"/>
-          <w:szCs w:val="21"/>
-          <w:shd w:val="clear" w:color="auto" w:fill="FFFFFF"/>
-        </w:rPr>
-        <w:t>字符串，记录失败的节点数量。</w:t>
-      </w:r>
-    </w:p>
-    <w:p>
-      <w:pPr>
-        <w:pStyle w:val="ListParagraph"/>
-        <w:ind w:leftChars="570" w:left="1197" w:firstLineChars="0" w:firstLine="0"/>
-        <w:rPr>
-          <w:rFonts w:cstheme="minorHAnsi"/>
-          <w:color w:val="000000" w:themeColor="text1"/>
-          <w:szCs w:val="21"/>
-          <w:shd w:val="clear" w:color="auto" w:fill="FFFFFF"/>
-        </w:rPr>
-      </w:pPr>
-      <w:r>
-        <w:rPr>
-          <w:rFonts w:cstheme="minorHAnsi" w:hint="eastAsia"/>
-          <w:color w:val="000000" w:themeColor="text1"/>
-          <w:szCs w:val="21"/>
-          <w:shd w:val="clear" w:color="auto" w:fill="FFFFFF"/>
-        </w:rPr>
-        <w:t>第二部分为</w:t>
-      </w:r>
-      <w:r>
-        <w:rPr>
-          <w:rFonts w:cstheme="minorHAnsi" w:hint="eastAsia"/>
-          <w:color w:val="000000" w:themeColor="text1"/>
-          <w:szCs w:val="21"/>
-          <w:shd w:val="clear" w:color="auto" w:fill="FFFFFF"/>
-        </w:rPr>
-        <w:t>多</w:t>
-      </w:r>
-      <w:r>
-        <w:rPr>
-          <w:rFonts w:cstheme="minorHAnsi" w:hint="eastAsia"/>
-          <w:color w:val="000000" w:themeColor="text1"/>
-          <w:szCs w:val="21"/>
-          <w:shd w:val="clear" w:color="auto" w:fill="FFFFFF"/>
-        </w:rPr>
-        <w:t>行字符串，每行为一个失败节点的</w:t>
-      </w:r>
-      <w:r>
-        <w:rPr>
-          <w:rFonts w:cstheme="minorHAnsi" w:hint="eastAsia"/>
-          <w:color w:val="000000" w:themeColor="text1"/>
-          <w:szCs w:val="21"/>
-          <w:shd w:val="clear" w:color="auto" w:fill="FFFFFF"/>
-        </w:rPr>
-        <w:t>相关错误</w:t>
-      </w:r>
-      <w:r>
-        <w:rPr>
-          <w:rFonts w:cstheme="minorHAnsi" w:hint="eastAsia"/>
-          <w:color w:val="000000" w:themeColor="text1"/>
-          <w:szCs w:val="21"/>
-          <w:shd w:val="clear" w:color="auto" w:fill="FFFFFF"/>
-        </w:rPr>
-        <w:t>信息</w:t>
-      </w:r>
-      <w:r>
-        <w:rPr>
-          <w:rFonts w:cstheme="minorHAnsi" w:hint="eastAsia"/>
-          <w:color w:val="000000" w:themeColor="text1"/>
-          <w:szCs w:val="21"/>
-          <w:shd w:val="clear" w:color="auto" w:fill="FFFFFF"/>
-        </w:rPr>
-        <w:t>,</w:t>
-      </w:r>
-      <w:r>
-        <w:rPr>
-          <w:rFonts w:cstheme="minorHAnsi" w:hint="eastAsia"/>
-          <w:color w:val="000000" w:themeColor="text1"/>
-          <w:szCs w:val="21"/>
-          <w:shd w:val="clear" w:color="auto" w:fill="FFFFFF"/>
-        </w:rPr>
-        <w:t>有多个字段，以</w:t>
-      </w:r>
-      <w:r>
-        <w:rPr>
-          <w:rFonts w:cstheme="minorHAnsi" w:hint="eastAsia"/>
-          <w:color w:val="000000" w:themeColor="text1"/>
-          <w:szCs w:val="21"/>
-          <w:shd w:val="clear" w:color="auto" w:fill="FFFFFF"/>
-        </w:rPr>
-        <w:t xml:space="preserve"> </w:t>
-      </w:r>
+      </w:pPr>
       <w:r>
         <w:rPr>
           <w:rFonts w:cstheme="minorHAnsi" w:hint="eastAsia"/>
@@ -2471,11 +2306,34 @@
           <w:szCs w:val="21"/>
           <w:shd w:val="clear" w:color="auto" w:fill="FFFFFF"/>
         </w:rPr>
-        <w:t>','</w:t>
+        <w:t>成功时</w:t>
       </w:r>
       <w:r>
         <w:rPr>
           <w:rFonts w:cstheme="minorHAnsi" w:hint="eastAsia"/>
+          <w:b/>
+          <w:color w:val="000000" w:themeColor="text1"/>
+          <w:szCs w:val="21"/>
+          <w:shd w:val="clear" w:color="auto" w:fill="FFFFFF"/>
+        </w:rPr>
+        <w:t>:</w:t>
+      </w:r>
+    </w:p>
+    <w:p>
+      <w:pPr>
+        <w:pStyle w:val="ListParagraph"/>
+        <w:ind w:left="987" w:firstLineChars="0" w:firstLine="0"/>
+        <w:rPr>
+          <w:rFonts w:cstheme="minorHAnsi" w:hint="eastAsia"/>
+          <w:color w:val="000000" w:themeColor="text1"/>
+          <w:szCs w:val="21"/>
+          <w:shd w:val="clear" w:color="auto" w:fill="FFFFFF"/>
+        </w:rPr>
+      </w:pPr>
+      <w:r>
+        <w:rPr>
+          <w:rFonts w:cstheme="minorHAnsi" w:hint="eastAsia"/>
+          <w:b/>
           <w:color w:val="000000" w:themeColor="text1"/>
           <w:szCs w:val="21"/>
           <w:shd w:val="clear" w:color="auto" w:fill="FFFFFF"/>
@@ -2484,12 +2342,30 @@
       </w:r>
       <w:r>
         <w:rPr>
+          <w:rFonts w:cstheme="minorHAnsi"/>
+          <w:color w:val="000000" w:themeColor="text1"/>
+          <w:szCs w:val="21"/>
+          <w:shd w:val="clear" w:color="auto" w:fill="FFFFFF"/>
+        </w:rPr>
+        <w:t>Start</w:t>
+      </w:r>
+      <w:r>
+        <w:rPr>
           <w:rFonts w:cstheme="minorHAnsi" w:hint="eastAsia"/>
           <w:color w:val="000000" w:themeColor="text1"/>
           <w:szCs w:val="21"/>
           <w:shd w:val="clear" w:color="auto" w:fill="FFFFFF"/>
         </w:rPr>
-        <w:t>隔开</w:t>
+        <w:t>|Stop</w:t>
+      </w:r>
+      <w:r>
+        <w:rPr>
+          <w:rFonts w:cstheme="minorHAnsi"/>
+          <w:color w:val="000000" w:themeColor="text1"/>
+          <w:szCs w:val="21"/>
+          <w:shd w:val="clear" w:color="auto" w:fill="FFFFFF"/>
+        </w:rPr>
+        <w:t xml:space="preserve"> sequoiadb(</w:t>
       </w:r>
       <w:r>
         <w:rPr>
@@ -2498,20 +2374,80 @@
           <w:szCs w:val="21"/>
           <w:shd w:val="clear" w:color="auto" w:fill="FFFFFF"/>
         </w:rPr>
-        <w:t>。</w:t>
+        <w:t>svcname</w:t>
+      </w:r>
+      <w:r>
+        <w:rPr>
+          <w:rFonts w:cstheme="minorHAnsi"/>
+          <w:color w:val="000000" w:themeColor="text1"/>
+          <w:szCs w:val="21"/>
+          <w:shd w:val="clear" w:color="auto" w:fill="FFFFFF"/>
+        </w:rPr>
+        <w:t>): Success</w:t>
       </w:r>
     </w:p>
     <w:p>
       <w:pPr>
         <w:pStyle w:val="ListParagraph"/>
-        <w:ind w:leftChars="670" w:left="1407" w:firstLineChars="0" w:firstLine="0"/>
+        <w:ind w:left="987" w:firstLineChars="0" w:firstLine="0"/>
+        <w:rPr>
+          <w:rFonts w:cstheme="minorHAnsi" w:hint="eastAsia"/>
+          <w:b/>
+          <w:color w:val="000000" w:themeColor="text1"/>
+          <w:szCs w:val="21"/>
+          <w:shd w:val="clear" w:color="auto" w:fill="FFFFFF"/>
+        </w:rPr>
+      </w:pPr>
+      <w:r>
+        <w:rPr>
+          <w:rFonts w:cstheme="minorHAnsi" w:hint="eastAsia"/>
+          <w:b/>
+          <w:color w:val="000000" w:themeColor="text1"/>
+          <w:szCs w:val="21"/>
+          <w:shd w:val="clear" w:color="auto" w:fill="FFFFFF"/>
+        </w:rPr>
+        <w:t>失败时</w:t>
+      </w:r>
+      <w:r>
+        <w:rPr>
+          <w:rFonts w:cstheme="minorHAnsi" w:hint="eastAsia"/>
+          <w:b/>
+          <w:color w:val="000000" w:themeColor="text1"/>
+          <w:szCs w:val="21"/>
+          <w:shd w:val="clear" w:color="auto" w:fill="FFFFFF"/>
+        </w:rPr>
+        <w:t>:</w:t>
+      </w:r>
+    </w:p>
+    <w:p>
+      <w:pPr>
+        <w:pStyle w:val="ListParagraph"/>
+        <w:ind w:left="987" w:firstLineChars="0" w:firstLine="0"/>
+        <w:rPr>
+          <w:rFonts w:cstheme="minorHAnsi" w:hint="eastAsia"/>
+          <w:color w:val="000000" w:themeColor="text1"/>
+          <w:szCs w:val="21"/>
+          <w:shd w:val="clear" w:color="auto" w:fill="FFFFFF"/>
+        </w:rPr>
+      </w:pPr>
+      <w:r>
+        <w:rPr>
+          <w:rFonts w:cstheme="minorHAnsi" w:hint="eastAsia"/>
+          <w:color w:val="000000" w:themeColor="text1"/>
+          <w:szCs w:val="21"/>
+          <w:shd w:val="clear" w:color="auto" w:fill="FFFFFF"/>
+        </w:rPr>
+        <w:t xml:space="preserve"> </w:t>
+      </w:r>
+      <w:r>
         <w:rPr>
           <w:rFonts w:cstheme="minorHAnsi"/>
           <w:color w:val="000000" w:themeColor="text1"/>
           <w:szCs w:val="21"/>
           <w:shd w:val="clear" w:color="auto" w:fill="FFFFFF"/>
         </w:rPr>
-      </w:pPr>
+        <w:t>Start</w:t>
+      </w:r>
       <w:r>
         <w:rPr>
           <w:rFonts w:cstheme="minorHAnsi" w:hint="eastAsia"/>
@@ -2519,7 +2455,16 @@
           <w:szCs w:val="21"/>
           <w:shd w:val="clear" w:color="auto" w:fill="FFFFFF"/>
         </w:rPr>
-        <w:t>每行</w:t>
+        <w:t>|Stop</w:t>
+      </w:r>
+      <w:r>
+        <w:rPr>
+          <w:rFonts w:cstheme="minorHAnsi"/>
+          <w:color w:val="000000" w:themeColor="text1"/>
+          <w:szCs w:val="21"/>
+          <w:shd w:val="clear" w:color="auto" w:fill="FFFFFF"/>
+        </w:rPr>
+        <w:t xml:space="preserve"> sequoiadb(</w:t>
       </w:r>
       <w:r>
         <w:rPr>
@@ -2528,7 +2473,16 @@
           <w:szCs w:val="21"/>
           <w:shd w:val="clear" w:color="auto" w:fill="FFFFFF"/>
         </w:rPr>
-        <w:t>的</w:t>
+        <w:t>svcname</w:t>
+      </w:r>
+      <w:r>
+        <w:rPr>
+          <w:rFonts w:cstheme="minorHAnsi"/>
+          <w:color w:val="000000" w:themeColor="text1"/>
+          <w:szCs w:val="21"/>
+          <w:shd w:val="clear" w:color="auto" w:fill="FFFFFF"/>
+        </w:rPr>
+        <w:t xml:space="preserve">): </w:t>
       </w:r>
       <w:r>
         <w:rPr>
@@ -2537,448 +2491,167 @@
           <w:szCs w:val="21"/>
           <w:shd w:val="clear" w:color="auto" w:fill="FFFFFF"/>
         </w:rPr>
-        <w:t>字段包括：</w:t>
-      </w:r>
-    </w:p>
-    <w:p>
-      <w:pPr>
-        <w:ind w:leftChars="800" w:left="1680"/>
-      </w:pPr>
-      <w:r>
-        <w:rPr>
-          <w:rFonts w:hint="eastAsia"/>
-          <w:b/>
-          <w:color w:val="000000" w:themeColor="text1"/>
-        </w:rPr>
-        <w:t>svcname</w:t>
-      </w:r>
-      <w:r>
-        <w:rPr>
-          <w:rFonts w:hint="eastAsia"/>
-        </w:rPr>
-        <w:t xml:space="preserve">:  </w:t>
-      </w:r>
-      <w:r>
-        <w:rPr>
-          <w:rFonts w:hint="eastAsia"/>
-        </w:rPr>
-        <w:t>节点名</w:t>
-      </w:r>
-    </w:p>
-    <w:p>
-      <w:pPr>
-        <w:ind w:leftChars="800" w:left="1680"/>
-      </w:pPr>
-      <w:r>
-        <w:rPr>
-          <w:rFonts w:hint="eastAsia"/>
-          <w:b/>
-          <w:color w:val="000000" w:themeColor="text1"/>
-        </w:rPr>
-        <w:t>errno</w:t>
-      </w:r>
-      <w:r>
-        <w:rPr>
-          <w:rFonts w:hint="eastAsia"/>
-        </w:rPr>
-        <w:t xml:space="preserve">: </w:t>
-      </w:r>
-      <w:r>
-        <w:rPr>
-          <w:rFonts w:hint="eastAsia"/>
-        </w:rPr>
-        <w:t>错误码</w:t>
-      </w:r>
-      <w:r>
-        <w:rPr>
-          <w:rFonts w:hint="eastAsia"/>
+        <w:t>Failed</w:t>
+      </w:r>
+      <w:r>
+        <w:rPr>
+          <w:rFonts w:cstheme="minorHAnsi" w:hint="eastAsia"/>
+          <w:color w:val="000000" w:themeColor="text1"/>
+          <w:szCs w:val="21"/>
+          <w:shd w:val="clear" w:color="auto" w:fill="FFFFFF"/>
+        </w:rPr>
+        <w:t xml:space="preserve">, </w:t>
+      </w:r>
+      <w:r>
+        <w:rPr>
+          <w:rFonts w:cstheme="minorHAnsi"/>
+          <w:color w:val="000000" w:themeColor="text1"/>
+          <w:szCs w:val="21"/>
+          <w:shd w:val="clear" w:color="auto" w:fill="FFFFFF"/>
+        </w:rPr>
+        <w:t xml:space="preserve">errno: </w:t>
+      </w:r>
+      <w:r>
+        <w:rPr>
+          <w:rFonts w:cstheme="minorHAnsi" w:hint="eastAsia"/>
+          <w:color w:val="000000" w:themeColor="text1"/>
+          <w:szCs w:val="21"/>
+          <w:shd w:val="clear" w:color="auto" w:fill="FFFFFF"/>
+        </w:rPr>
+        <w:t>x</w:t>
+      </w:r>
+      <w:r>
+        <w:rPr>
+          <w:rFonts w:cstheme="minorHAnsi"/>
+          <w:color w:val="000000" w:themeColor="text1"/>
+          <w:szCs w:val="21"/>
+          <w:shd w:val="clear" w:color="auto" w:fill="FFFFFF"/>
+        </w:rPr>
+        <w:t>,</w:t>
+      </w:r>
+      <w:r>
+        <w:rPr>
+          <w:rFonts w:cstheme="minorHAnsi" w:hint="eastAsia"/>
+          <w:color w:val="000000" w:themeColor="text1"/>
+          <w:szCs w:val="21"/>
+          <w:shd w:val="clear" w:color="auto" w:fill="FFFFFF"/>
         </w:rPr>
         <w:t xml:space="preserve"> </w:t>
       </w:r>
-    </w:p>
-    <w:p>
-      <w:pPr>
-        <w:ind w:leftChars="800" w:left="1680"/>
-      </w:pPr>
-      <w:r>
-        <w:rPr>
-          <w:rFonts w:hint="eastAsia"/>
-          <w:b/>
-          <w:color w:val="000000" w:themeColor="text1"/>
-        </w:rPr>
-        <w:t>description</w:t>
-      </w:r>
-      <w:r>
-        <w:rPr>
-          <w:rFonts w:hint="eastAsia"/>
-        </w:rPr>
-        <w:t xml:space="preserve">: </w:t>
-      </w:r>
-      <w:r>
-        <w:rPr>
-          <w:rFonts w:hint="eastAsia"/>
-        </w:rPr>
-        <w:t>错误码描述</w:t>
-      </w:r>
-    </w:p>
-    <w:p>
-      <w:pPr>
-        <w:ind w:leftChars="800" w:left="1680"/>
-      </w:pPr>
-      <w:r>
-        <w:rPr>
-          <w:rFonts w:hint="eastAsia"/>
-          <w:b/>
-          <w:color w:val="000000" w:themeColor="text1"/>
-        </w:rPr>
-        <w:t>detail</w:t>
-      </w:r>
-      <w:r>
-        <w:rPr>
-          <w:rFonts w:hint="eastAsia"/>
-        </w:rPr>
-        <w:t xml:space="preserve">: </w:t>
-      </w:r>
-      <w:r>
-        <w:rPr>
-          <w:rFonts w:hint="eastAsia"/>
-        </w:rPr>
-        <w:t>错误细节信息</w:t>
-      </w:r>
-    </w:p>
-    <w:p>
-      <w:pPr>
-        <w:ind w:leftChars="700" w:left="1470"/>
-      </w:pPr>
-    </w:p>
-    <w:p>
-      <w:pPr>
-        <w:ind w:leftChars="600" w:left="1260"/>
-      </w:pPr>
-      <w:r>
-        <w:rPr>
-          <w:rFonts w:hint="eastAsia"/>
-        </w:rPr>
-        <w:t>例</w:t>
-      </w:r>
-      <w:r>
-        <w:rPr>
-          <w:rFonts w:hint="eastAsia"/>
-        </w:rPr>
-        <w:t>：</w:t>
-      </w:r>
-    </w:p>
-    <w:p>
-      <w:pPr>
-        <w:ind w:leftChars="600" w:left="1260"/>
-        <w:rPr>
-          <w:i/>
-          <w:color w:val="0070C0"/>
-        </w:rPr>
-      </w:pPr>
-      <w:r>
-        <w:rPr>
-          <w:rFonts w:hint="eastAsia"/>
-        </w:rPr>
-        <w:t xml:space="preserve">  </w:t>
-      </w:r>
-      <w:r>
-        <w:rPr>
-          <w:rFonts w:hint="eastAsia"/>
-          <w:i/>
-          <w:color w:val="0070C0"/>
-        </w:rPr>
-        <w:t>total:</w:t>
-      </w:r>
-      <w:r>
-        <w:rPr>
-          <w:rFonts w:hint="eastAsia"/>
-          <w:i/>
-          <w:color w:val="0070C0"/>
-        </w:rPr>
-        <w:t>2</w:t>
-      </w:r>
-    </w:p>
-    <w:p>
-      <w:pPr>
-        <w:ind w:leftChars="600" w:left="1260"/>
-        <w:rPr>
-          <w:i/>
-          <w:color w:val="0070C0"/>
-        </w:rPr>
-      </w:pPr>
-      <w:r>
-        <w:rPr>
-          <w:rFonts w:hint="eastAsia"/>
-        </w:rPr>
-        <w:t xml:space="preserve">  </w:t>
-      </w:r>
-      <w:r>
-        <w:rPr>
-          <w:rFonts w:hint="eastAsia"/>
-          <w:i/>
-          <w:color w:val="0070C0"/>
-        </w:rPr>
-        <w:t>sv</w:t>
-      </w:r>
-      <w:r>
-        <w:rPr>
-          <w:rFonts w:hint="eastAsia"/>
-          <w:i/>
-          <w:color w:val="0070C0"/>
-        </w:rPr>
-        <w:t>cname</w:t>
-      </w:r>
-      <w:r>
-        <w:rPr>
-          <w:rFonts w:hint="eastAsia"/>
-          <w:i/>
-          <w:color w:val="0070C0"/>
-        </w:rPr>
-        <w:t>:</w:t>
-      </w:r>
-      <w:r>
-        <w:rPr>
-          <w:rFonts w:hint="eastAsia"/>
-          <w:i/>
-          <w:color w:val="0070C0"/>
-        </w:rPr>
-        <w:t xml:space="preserve"> </w:t>
-      </w:r>
-      <w:r>
-        <w:rPr>
-          <w:rFonts w:hint="eastAsia"/>
-          <w:i/>
-          <w:color w:val="0070C0"/>
-        </w:rPr>
-        <w:t>"</w:t>
-      </w:r>
-      <w:r>
-        <w:rPr>
-          <w:rFonts w:hint="eastAsia"/>
-          <w:i/>
-          <w:color w:val="0070C0"/>
-        </w:rPr>
-        <w:t>50000</w:t>
-      </w:r>
-      <w:r>
-        <w:rPr>
-          <w:rFonts w:hint="eastAsia"/>
-          <w:i/>
-          <w:color w:val="0070C0"/>
-        </w:rPr>
-        <w:t>"</w:t>
-      </w:r>
-      <w:r>
-        <w:rPr>
-          <w:rFonts w:hint="eastAsia"/>
-          <w:i/>
-          <w:color w:val="0070C0"/>
-        </w:rPr>
-        <w:t xml:space="preserve">, </w:t>
-      </w:r>
-      <w:r>
-        <w:rPr>
-          <w:rFonts w:hint="eastAsia"/>
-          <w:i/>
-          <w:color w:val="0070C0"/>
-        </w:rPr>
-        <w:t>errno:</w:t>
-      </w:r>
-      <w:r>
-        <w:rPr>
-          <w:rFonts w:hint="eastAsia"/>
-          <w:i/>
-          <w:color w:val="0070C0"/>
-        </w:rPr>
-        <w:t xml:space="preserve"> </w:t>
-      </w:r>
-      <w:r>
-        <w:rPr>
-          <w:rFonts w:hint="eastAsia"/>
-          <w:i/>
-          <w:color w:val="0070C0"/>
+      <w:r>
+        <w:rPr>
+          <w:rFonts w:cstheme="minorHAnsi"/>
+          <w:color w:val="000000" w:themeColor="text1"/>
+          <w:szCs w:val="21"/>
+          <w:shd w:val="clear" w:color="auto" w:fill="FFFFFF"/>
+        </w:rPr>
+        <w:t>description: "</w:t>
+      </w:r>
+      <w:r>
+        <w:rPr>
+          <w:rFonts w:cstheme="minorHAnsi" w:hint="eastAsia"/>
+          <w:color w:val="000000" w:themeColor="text1"/>
+          <w:szCs w:val="21"/>
+          <w:shd w:val="clear" w:color="auto" w:fill="FFFFFF"/>
+        </w:rPr>
+        <w:t>xxx"</w:t>
+      </w:r>
+      <w:r>
+        <w:rPr>
+          <w:rFonts w:cstheme="minorHAnsi"/>
+          <w:color w:val="000000" w:themeColor="text1"/>
+          <w:szCs w:val="21"/>
+          <w:shd w:val="clear" w:color="auto" w:fill="FFFFFF"/>
+        </w:rPr>
+        <w:t>, detail: "</w:t>
+      </w:r>
+      <w:r>
+        <w:rPr>
+          <w:rFonts w:cstheme="minorHAnsi" w:hint="eastAsia"/>
+          <w:color w:val="000000" w:themeColor="text1"/>
+          <w:szCs w:val="21"/>
+          <w:shd w:val="clear" w:color="auto" w:fill="FFFFFF"/>
+        </w:rPr>
+        <w:t>xx"</w:t>
+      </w:r>
+    </w:p>
+    <w:p>
+      <w:pPr>
+        <w:pStyle w:val="ListParagraph"/>
+        <w:ind w:left="987" w:firstLineChars="0" w:firstLine="0"/>
+        <w:rPr>
+          <w:rFonts w:cstheme="minorHAnsi" w:hint="eastAsia"/>
+          <w:color w:val="000000" w:themeColor="text1"/>
+          <w:szCs w:val="21"/>
+          <w:shd w:val="clear" w:color="auto" w:fill="FFFFFF"/>
+        </w:rPr>
+      </w:pPr>
+    </w:p>
+    <w:p>
+      <w:pPr>
+        <w:pStyle w:val="ListParagraph"/>
+        <w:ind w:left="987" w:firstLineChars="0" w:firstLine="0"/>
+        <w:rPr>
+          <w:rFonts w:cstheme="minorHAnsi"/>
+          <w:color w:val="000000" w:themeColor="text1"/>
+          <w:szCs w:val="21"/>
+          <w:shd w:val="clear" w:color="auto" w:fill="FFFFFF"/>
+        </w:rPr>
+      </w:pPr>
+      <w:r>
+        <w:rPr>
+          <w:rFonts w:cstheme="minorHAnsi"/>
+          <w:color w:val="000000" w:themeColor="text1"/>
+          <w:szCs w:val="21"/>
+          <w:shd w:val="clear" w:color="auto" w:fill="FFFFFF"/>
+        </w:rPr>
+        <w:t xml:space="preserve">Total: </w:t>
+      </w:r>
+      <w:r>
+        <w:rPr>
+          <w:rFonts w:cstheme="minorHAnsi" w:hint="eastAsia"/>
+          <w:color w:val="000000" w:themeColor="text1"/>
+          <w:szCs w:val="21"/>
+          <w:shd w:val="clear" w:color="auto" w:fill="FFFFFF"/>
         </w:rPr>
         <w:t>xxx</w:t>
       </w:r>
       <w:r>
         <w:rPr>
-          <w:rFonts w:hint="eastAsia"/>
-          <w:i/>
-          <w:color w:val="0070C0"/>
-        </w:rPr>
-        <w:t>,</w:t>
-      </w:r>
-      <w:r>
-        <w:rPr>
-          <w:rFonts w:hint="eastAsia"/>
-          <w:i/>
-          <w:color w:val="0070C0"/>
-        </w:rPr>
-        <w:t xml:space="preserve"> </w:t>
-      </w:r>
-      <w:r>
-        <w:rPr>
-          <w:rFonts w:hint="eastAsia"/>
-          <w:i/>
-          <w:color w:val="0070C0"/>
-        </w:rPr>
-        <w:t>description:</w:t>
-      </w:r>
-      <w:r>
-        <w:rPr>
-          <w:rFonts w:hint="eastAsia"/>
-          <w:i/>
-          <w:color w:val="0070C0"/>
-        </w:rPr>
-        <w:t xml:space="preserve"> </w:t>
-      </w:r>
-      <w:r>
-        <w:rPr>
-          <w:rFonts w:hint="eastAsia"/>
-          <w:i/>
-          <w:color w:val="0070C0"/>
-        </w:rPr>
-        <w:t>"xxxx", detail:</w:t>
-      </w:r>
-      <w:r>
-        <w:rPr>
-          <w:rFonts w:hint="eastAsia"/>
-          <w:i/>
-          <w:color w:val="0070C0"/>
-        </w:rPr>
-        <w:t xml:space="preserve"> </w:t>
-      </w:r>
-      <w:r>
-        <w:rPr>
-          <w:rFonts w:hint="eastAsia"/>
-          <w:i/>
-          <w:color w:val="0070C0"/>
-        </w:rPr>
-        <w:t>"xxxx"</w:t>
-      </w:r>
-    </w:p>
-    <w:p>
-      <w:pPr>
-        <w:ind w:leftChars="600" w:left="1260"/>
-        <w:rPr>
-          <w:i/>
-          <w:color w:val="0070C0"/>
-        </w:rPr>
-      </w:pPr>
-      <w:r>
-        <w:rPr>
-          <w:rFonts w:hint="eastAsia"/>
-          <w:i/>
-          <w:color w:val="0070C0"/>
-        </w:rPr>
-        <w:t xml:space="preserve">  svcname:</w:t>
-      </w:r>
-      <w:r>
-        <w:rPr>
-          <w:rFonts w:hint="eastAsia"/>
-          <w:i/>
-          <w:color w:val="0070C0"/>
-        </w:rPr>
-        <w:t xml:space="preserve"> </w:t>
-      </w:r>
-      <w:r>
-        <w:rPr>
-          <w:rFonts w:hint="eastAsia"/>
-          <w:i/>
-          <w:color w:val="0070C0"/>
-        </w:rPr>
-        <w:t>"</w:t>
-      </w:r>
-      <w:r>
-        <w:rPr>
-          <w:rFonts w:hint="eastAsia"/>
-          <w:i/>
-          <w:color w:val="0070C0"/>
-        </w:rPr>
-        <w:t>40000</w:t>
-      </w:r>
-      <w:r>
-        <w:rPr>
-          <w:rFonts w:hint="eastAsia"/>
-          <w:i/>
-          <w:color w:val="0070C0"/>
-        </w:rPr>
-        <w:t>"</w:t>
-      </w:r>
-      <w:r>
-        <w:rPr>
-          <w:rFonts w:hint="eastAsia"/>
-          <w:i/>
-          <w:color w:val="0070C0"/>
-        </w:rPr>
-        <w:t>, errno:</w:t>
-      </w:r>
-      <w:r>
-        <w:rPr>
-          <w:rFonts w:hint="eastAsia"/>
-          <w:i/>
-          <w:color w:val="0070C0"/>
-        </w:rPr>
-        <w:t xml:space="preserve"> </w:t>
-      </w:r>
-      <w:r>
-        <w:rPr>
-          <w:rFonts w:hint="eastAsia"/>
-          <w:i/>
-          <w:color w:val="0070C0"/>
-        </w:rPr>
-        <w:t>xxx</w:t>
-      </w:r>
-      <w:r>
-        <w:rPr>
-          <w:rFonts w:hint="eastAsia"/>
-          <w:i/>
-          <w:color w:val="0070C0"/>
-        </w:rPr>
-        <w:t>, description:</w:t>
-      </w:r>
-      <w:r>
-        <w:rPr>
-          <w:rFonts w:hint="eastAsia"/>
-          <w:i/>
-          <w:color w:val="0070C0"/>
-        </w:rPr>
-        <w:t xml:space="preserve"> </w:t>
-      </w:r>
-      <w:r>
-        <w:rPr>
-          <w:rFonts w:hint="eastAsia"/>
-          <w:i/>
-          <w:color w:val="0070C0"/>
-        </w:rPr>
-        <w:t>"xxxx", detail:</w:t>
-      </w:r>
-      <w:r>
-        <w:rPr>
-          <w:rFonts w:hint="eastAsia"/>
-          <w:i/>
-          <w:color w:val="0070C0"/>
-        </w:rPr>
-        <w:t xml:space="preserve"> </w:t>
-      </w:r>
-      <w:r>
-        <w:rPr>
-          <w:rFonts w:hint="eastAsia"/>
-          <w:i/>
-          <w:color w:val="0070C0"/>
-        </w:rPr>
-        <w:t>"xxxx"</w:t>
-      </w:r>
-    </w:p>
-    <w:p>
-      <w:pPr>
-        <w:ind w:leftChars="600" w:left="1260"/>
-        <w:rPr>
-          <w:i/>
-          <w:color w:val="0070C0"/>
-        </w:rPr>
-      </w:pPr>
+          <w:rFonts w:cstheme="minorHAnsi"/>
+          <w:color w:val="000000" w:themeColor="text1"/>
+          <w:szCs w:val="21"/>
+          <w:shd w:val="clear" w:color="auto" w:fill="FFFFFF"/>
+        </w:rPr>
+        <w:t xml:space="preserve">; Success: </w:t>
+      </w:r>
+      <w:r>
+        <w:rPr>
+          <w:rFonts w:cstheme="minorHAnsi" w:hint="eastAsia"/>
+          <w:color w:val="000000" w:themeColor="text1"/>
+          <w:szCs w:val="21"/>
+          <w:shd w:val="clear" w:color="auto" w:fill="FFFFFF"/>
+        </w:rPr>
+        <w:t>xx</w:t>
+      </w:r>
+      <w:r>
+        <w:rPr>
+          <w:rFonts w:cstheme="minorHAnsi"/>
+          <w:color w:val="000000" w:themeColor="text1"/>
+          <w:szCs w:val="21"/>
+          <w:shd w:val="clear" w:color="auto" w:fill="FFFFFF"/>
+        </w:rPr>
+        <w:t xml:space="preserve">; Failed: </w:t>
+      </w:r>
+      <w:r>
+        <w:rPr>
+          <w:rFonts w:cstheme="minorHAnsi" w:hint="eastAsia"/>
+          <w:color w:val="000000" w:themeColor="text1"/>
+          <w:szCs w:val="21"/>
+          <w:shd w:val="clear" w:color="auto" w:fill="FFFFFF"/>
+        </w:rPr>
+        <w:t>xx</w:t>
+      </w:r>
     </w:p>
     <w:p>
       <w:pPr>
@@ -3366,6 +3039,1146 @@
         </w:rPr>
       </w:pPr>
     </w:p>
+    <w:p>
+      <w:pPr>
+        <w:pStyle w:val="ListParagraph"/>
+        <w:ind w:left="987" w:firstLineChars="0" w:firstLine="0"/>
+        <w:rPr>
+          <w:b/>
+          <w:color w:val="000000" w:themeColor="text1"/>
+        </w:rPr>
+      </w:pPr>
+      <w:r>
+        <w:rPr>
+          <w:rFonts w:hint="eastAsia"/>
+          <w:b/>
+          <w:color w:val="000000" w:themeColor="text1"/>
+        </w:rPr>
+        <w:t>配置生效落实：</w:t>
+      </w:r>
+    </w:p>
+    <w:tbl>
+      <w:tblPr>
+        <w:tblStyle w:val="TableGrid"/>
+        <w:tblW w:w="0" w:type="auto"/>
+        <w:tblInd w:w="987" w:type="dxa"/>
+        <w:tblLook w:val="04A0"/>
+      </w:tblPr>
+      <w:tblGrid>
+        <w:gridCol w:w="1991"/>
+        <w:gridCol w:w="1490"/>
+        <w:gridCol w:w="1566"/>
+        <w:gridCol w:w="2488"/>
+      </w:tblGrid>
+      <w:tr>
+        <w:tc>
+          <w:tcPr>
+            <w:tcW w:w="2159" w:type="dxa"/>
+          </w:tcPr>
+          <w:p>
+            <w:pPr>
+              <w:pStyle w:val="ListParagraph"/>
+              <w:ind w:left="0" w:firstLineChars="0" w:firstLine="0"/>
+              <w:rPr>
+                <w:color w:val="000000" w:themeColor="text1"/>
+              </w:rPr>
+            </w:pPr>
+            <w:r>
+              <w:rPr>
+                <w:rFonts w:hint="eastAsia"/>
+                <w:color w:val="000000" w:themeColor="text1"/>
+              </w:rPr>
+              <w:t>配置名</w:t>
+            </w:r>
+          </w:p>
+        </w:tc>
+        <w:tc>
+          <w:tcPr>
+            <w:tcW w:w="1704" w:type="dxa"/>
+          </w:tcPr>
+          <w:p>
+            <w:pPr>
+              <w:pStyle w:val="ListParagraph"/>
+              <w:ind w:left="0" w:firstLineChars="0" w:firstLine="0"/>
+              <w:rPr>
+                <w:color w:val="000000" w:themeColor="text1"/>
+              </w:rPr>
+            </w:pPr>
+            <w:r>
+              <w:rPr>
+                <w:rFonts w:hint="eastAsia"/>
+                <w:color w:val="000000" w:themeColor="text1"/>
+              </w:rPr>
+              <w:t>含义</w:t>
+            </w:r>
+          </w:p>
+        </w:tc>
+        <w:tc>
+          <w:tcPr>
+            <w:tcW w:w="1949" w:type="dxa"/>
+          </w:tcPr>
+          <w:p>
+            <w:pPr>
+              <w:pStyle w:val="ListParagraph"/>
+              <w:ind w:left="0" w:firstLineChars="0" w:firstLine="0"/>
+              <w:rPr>
+                <w:color w:val="000000" w:themeColor="text1"/>
+              </w:rPr>
+            </w:pPr>
+            <w:r>
+              <w:rPr>
+                <w:rFonts w:hint="eastAsia"/>
+                <w:color w:val="000000" w:themeColor="text1"/>
+              </w:rPr>
+              <w:t>能否</w:t>
+            </w:r>
+            <w:r>
+              <w:rPr>
+                <w:rFonts w:hint="eastAsia"/>
+                <w:color w:val="000000" w:themeColor="text1"/>
+              </w:rPr>
+              <w:t>runtime</w:t>
+            </w:r>
+            <w:r>
+              <w:rPr>
+                <w:rFonts w:hint="eastAsia"/>
+                <w:color w:val="000000" w:themeColor="text1"/>
+              </w:rPr>
+              <w:t>改变</w:t>
+            </w:r>
+          </w:p>
+        </w:tc>
+        <w:tc>
+          <w:tcPr>
+            <w:tcW w:w="1723" w:type="dxa"/>
+          </w:tcPr>
+          <w:p>
+            <w:pPr>
+              <w:pStyle w:val="ListParagraph"/>
+              <w:ind w:left="0" w:firstLineChars="0" w:firstLine="0"/>
+              <w:rPr>
+                <w:color w:val="000000" w:themeColor="text1"/>
+              </w:rPr>
+            </w:pPr>
+            <w:r>
+              <w:rPr>
+                <w:rFonts w:hint="eastAsia"/>
+                <w:color w:val="000000" w:themeColor="text1"/>
+              </w:rPr>
+              <w:t>实际生效方式</w:t>
+            </w:r>
+          </w:p>
+        </w:tc>
+      </w:tr>
+      <w:tr>
+        <w:tc>
+          <w:tcPr>
+            <w:tcW w:w="2159" w:type="dxa"/>
+          </w:tcPr>
+          <w:p>
+            <w:pPr>
+              <w:pStyle w:val="ListParagraph"/>
+              <w:ind w:left="0" w:firstLineChars="0" w:firstLine="0"/>
+              <w:rPr>
+                <w:color w:val="000000" w:themeColor="text1"/>
+              </w:rPr>
+            </w:pPr>
+            <w:r>
+              <w:rPr>
+                <w:color w:val="000000" w:themeColor="text1"/>
+              </w:rPr>
+              <w:t>_dftSvcName</w:t>
+            </w:r>
+          </w:p>
+        </w:tc>
+        <w:tc>
+          <w:tcPr>
+            <w:tcW w:w="1704" w:type="dxa"/>
+          </w:tcPr>
+          <w:p>
+            <w:pPr>
+              <w:pStyle w:val="ListParagraph"/>
+              <w:ind w:left="0" w:firstLineChars="0" w:firstLine="0"/>
+              <w:rPr>
+                <w:color w:val="000000" w:themeColor="text1"/>
+              </w:rPr>
+            </w:pPr>
+            <w:r>
+              <w:rPr>
+                <w:rFonts w:hint="eastAsia"/>
+                <w:color w:val="000000" w:themeColor="text1"/>
+              </w:rPr>
+              <w:t>cm</w:t>
+            </w:r>
+            <w:r>
+              <w:rPr>
+                <w:rFonts w:hint="eastAsia"/>
+                <w:color w:val="000000" w:themeColor="text1"/>
+              </w:rPr>
+              <w:t>默认监听服务名</w:t>
+            </w:r>
+          </w:p>
+        </w:tc>
+        <w:tc>
+          <w:tcPr>
+            <w:tcW w:w="1949" w:type="dxa"/>
+          </w:tcPr>
+          <w:p>
+            <w:pPr>
+              <w:pStyle w:val="ListParagraph"/>
+              <w:ind w:left="0" w:firstLineChars="0" w:firstLine="0"/>
+              <w:rPr>
+                <w:color w:val="000000" w:themeColor="text1"/>
+              </w:rPr>
+            </w:pPr>
+            <w:r>
+              <w:rPr>
+                <w:color w:val="000000" w:themeColor="text1"/>
+              </w:rPr>
+              <w:t>F</w:t>
+            </w:r>
+            <w:r>
+              <w:rPr>
+                <w:rFonts w:hint="eastAsia"/>
+                <w:color w:val="000000" w:themeColor="text1"/>
+              </w:rPr>
+              <w:t>alse</w:t>
+            </w:r>
+          </w:p>
+        </w:tc>
+        <w:tc>
+          <w:tcPr>
+            <w:tcW w:w="1723" w:type="dxa"/>
+          </w:tcPr>
+          <w:p>
+            <w:pPr>
+              <w:pStyle w:val="ListParagraph"/>
+              <w:ind w:left="0" w:firstLineChars="0" w:firstLine="0"/>
+              <w:rPr>
+                <w:color w:val="000000" w:themeColor="text1"/>
+              </w:rPr>
+            </w:pPr>
+          </w:p>
+        </w:tc>
+      </w:tr>
+      <w:tr>
+        <w:tc>
+          <w:tcPr>
+            <w:tcW w:w="2159" w:type="dxa"/>
+          </w:tcPr>
+          <w:p>
+            <w:pPr>
+              <w:pStyle w:val="ListParagraph"/>
+              <w:ind w:left="0" w:firstLineChars="0" w:firstLine="0"/>
+              <w:rPr>
+                <w:color w:val="000000" w:themeColor="text1"/>
+              </w:rPr>
+            </w:pPr>
+            <w:r>
+              <w:rPr>
+                <w:color w:val="000000" w:themeColor="text1"/>
+              </w:rPr>
+              <w:t>_cmServiceName</w:t>
+            </w:r>
+          </w:p>
+        </w:tc>
+        <w:tc>
+          <w:tcPr>
+            <w:tcW w:w="1704" w:type="dxa"/>
+          </w:tcPr>
+          <w:p>
+            <w:pPr>
+              <w:pStyle w:val="ListParagraph"/>
+              <w:ind w:left="0" w:firstLineChars="0" w:firstLine="0"/>
+              <w:rPr>
+                <w:color w:val="000000" w:themeColor="text1"/>
+              </w:rPr>
+            </w:pPr>
+            <w:r>
+              <w:rPr>
+                <w:rFonts w:hint="eastAsia"/>
+                <w:color w:val="000000" w:themeColor="text1"/>
+              </w:rPr>
+              <w:t>cm</w:t>
+            </w:r>
+            <w:r>
+              <w:rPr>
+                <w:rFonts w:hint="eastAsia"/>
+                <w:color w:val="000000" w:themeColor="text1"/>
+              </w:rPr>
+              <w:t>指定监听服务名</w:t>
+            </w:r>
+          </w:p>
+        </w:tc>
+        <w:tc>
+          <w:tcPr>
+            <w:tcW w:w="1949" w:type="dxa"/>
+          </w:tcPr>
+          <w:p>
+            <w:pPr>
+              <w:pStyle w:val="ListParagraph"/>
+              <w:ind w:left="0" w:firstLineChars="0" w:firstLine="0"/>
+              <w:rPr>
+                <w:color w:val="000000" w:themeColor="text1"/>
+              </w:rPr>
+            </w:pPr>
+            <w:r>
+              <w:rPr>
+                <w:color w:val="000000" w:themeColor="text1"/>
+              </w:rPr>
+              <w:t>F</w:t>
+            </w:r>
+            <w:r>
+              <w:rPr>
+                <w:rFonts w:hint="eastAsia"/>
+                <w:color w:val="000000" w:themeColor="text1"/>
+              </w:rPr>
+              <w:t>alse</w:t>
+            </w:r>
+          </w:p>
+        </w:tc>
+        <w:tc>
+          <w:tcPr>
+            <w:tcW w:w="1723" w:type="dxa"/>
+          </w:tcPr>
+          <w:p>
+            <w:pPr>
+              <w:pStyle w:val="ListParagraph"/>
+              <w:ind w:left="0" w:firstLineChars="0" w:firstLine="0"/>
+              <w:rPr>
+                <w:color w:val="000000" w:themeColor="text1"/>
+              </w:rPr>
+            </w:pPr>
+          </w:p>
+        </w:tc>
+      </w:tr>
+      <w:tr>
+        <w:tc>
+          <w:tcPr>
+            <w:tcW w:w="2159" w:type="dxa"/>
+          </w:tcPr>
+          <w:p>
+            <w:pPr>
+              <w:pStyle w:val="ListParagraph"/>
+              <w:ind w:left="0" w:firstLineChars="0" w:firstLine="0"/>
+              <w:rPr>
+                <w:color w:val="000000" w:themeColor="text1"/>
+              </w:rPr>
+            </w:pPr>
+            <w:r>
+              <w:rPr>
+                <w:color w:val="000000" w:themeColor="text1"/>
+              </w:rPr>
+              <w:t>_restartCount</w:t>
+            </w:r>
+          </w:p>
+        </w:tc>
+        <w:tc>
+          <w:tcPr>
+            <w:tcW w:w="1704" w:type="dxa"/>
+          </w:tcPr>
+          <w:p>
+            <w:pPr>
+              <w:pStyle w:val="ListParagraph"/>
+              <w:ind w:left="0" w:firstLineChars="0" w:firstLine="0"/>
+              <w:rPr>
+                <w:color w:val="000000" w:themeColor="text1"/>
+              </w:rPr>
+            </w:pPr>
+            <w:r>
+              <w:rPr>
+                <w:color w:val="000000" w:themeColor="text1"/>
+              </w:rPr>
+              <w:t>S</w:t>
+            </w:r>
+            <w:r>
+              <w:rPr>
+                <w:rFonts w:hint="eastAsia"/>
+                <w:color w:val="000000" w:themeColor="text1"/>
+              </w:rPr>
+              <w:t>equoiadb</w:t>
+            </w:r>
+            <w:r>
+              <w:rPr>
+                <w:rFonts w:hint="eastAsia"/>
+                <w:color w:val="000000" w:themeColor="text1"/>
+              </w:rPr>
+              <w:t>节点最大重启次数</w:t>
+            </w:r>
+          </w:p>
+        </w:tc>
+        <w:tc>
+          <w:tcPr>
+            <w:tcW w:w="1949" w:type="dxa"/>
+          </w:tcPr>
+          <w:p>
+            <w:pPr>
+              <w:pStyle w:val="ListParagraph"/>
+              <w:ind w:left="0" w:firstLineChars="0" w:firstLine="0"/>
+              <w:rPr>
+                <w:color w:val="000000" w:themeColor="text1"/>
+              </w:rPr>
+            </w:pPr>
+            <w:r>
+              <w:rPr>
+                <w:rFonts w:hint="eastAsia"/>
+                <w:color w:val="000000" w:themeColor="text1"/>
+              </w:rPr>
+              <w:t>True</w:t>
+            </w:r>
+          </w:p>
+        </w:tc>
+        <w:tc>
+          <w:tcPr>
+            <w:tcW w:w="1723" w:type="dxa"/>
+          </w:tcPr>
+          <w:p>
+            <w:pPr>
+              <w:pStyle w:val="ListParagraph"/>
+              <w:ind w:left="0" w:firstLineChars="0" w:firstLine="0"/>
+              <w:rPr>
+                <w:color w:val="000000" w:themeColor="text1"/>
+              </w:rPr>
+            </w:pPr>
+            <w:r>
+              <w:rPr>
+                <w:color w:val="000000" w:themeColor="text1"/>
+              </w:rPr>
+              <w:t>monitorNodes</w:t>
+            </w:r>
+            <w:r>
+              <w:rPr>
+                <w:rFonts w:hint="eastAsia"/>
+                <w:color w:val="000000" w:themeColor="text1"/>
+              </w:rPr>
+              <w:t>()</w:t>
+            </w:r>
+            <w:r>
+              <w:rPr>
+                <w:rFonts w:hint="eastAsia"/>
+                <w:color w:val="000000" w:themeColor="text1"/>
+              </w:rPr>
+              <w:t>中</w:t>
+            </w:r>
+          </w:p>
+          <w:p>
+            <w:pPr>
+              <w:pStyle w:val="ListParagraph"/>
+              <w:ind w:left="0" w:firstLineChars="0" w:firstLine="0"/>
+              <w:rPr>
+                <w:color w:val="000000" w:themeColor="text1"/>
+              </w:rPr>
+            </w:pPr>
+            <w:r>
+              <w:rPr>
+                <w:color w:val="000000" w:themeColor="text1"/>
+              </w:rPr>
+              <w:t>getRestartCount</w:t>
+            </w:r>
+            <w:r>
+              <w:rPr>
+                <w:rFonts w:hint="eastAsia"/>
+                <w:color w:val="000000" w:themeColor="text1"/>
+              </w:rPr>
+              <w:t>()</w:t>
+            </w:r>
+          </w:p>
+        </w:tc>
+      </w:tr>
+      <w:tr>
+        <w:tc>
+          <w:tcPr>
+            <w:tcW w:w="2159" w:type="dxa"/>
+          </w:tcPr>
+          <w:p>
+            <w:pPr>
+              <w:pStyle w:val="ListParagraph"/>
+              <w:ind w:left="0" w:firstLineChars="0" w:firstLine="0"/>
+              <w:rPr>
+                <w:color w:val="000000" w:themeColor="text1"/>
+              </w:rPr>
+            </w:pPr>
+            <w:r>
+              <w:rPr>
+                <w:color w:val="000000" w:themeColor="text1"/>
+              </w:rPr>
+              <w:lastRenderedPageBreak/>
+              <w:t>_restartInterval</w:t>
+            </w:r>
+          </w:p>
+        </w:tc>
+        <w:tc>
+          <w:tcPr>
+            <w:tcW w:w="1704" w:type="dxa"/>
+          </w:tcPr>
+          <w:p>
+            <w:pPr>
+              <w:pStyle w:val="ListParagraph"/>
+              <w:ind w:left="0" w:firstLineChars="0" w:firstLine="0"/>
+              <w:rPr>
+                <w:color w:val="000000" w:themeColor="text1"/>
+              </w:rPr>
+            </w:pPr>
+            <w:r>
+              <w:rPr>
+                <w:color w:val="000000" w:themeColor="text1"/>
+              </w:rPr>
+              <w:t>S</w:t>
+            </w:r>
+            <w:r>
+              <w:rPr>
+                <w:rFonts w:hint="eastAsia"/>
+                <w:color w:val="000000" w:themeColor="text1"/>
+              </w:rPr>
+              <w:t>equoiadb</w:t>
+            </w:r>
+            <w:r>
+              <w:rPr>
+                <w:rFonts w:hint="eastAsia"/>
+                <w:color w:val="000000" w:themeColor="text1"/>
+              </w:rPr>
+              <w:t>节点重启间隔</w:t>
+            </w:r>
+          </w:p>
+        </w:tc>
+        <w:tc>
+          <w:tcPr>
+            <w:tcW w:w="1949" w:type="dxa"/>
+          </w:tcPr>
+          <w:p>
+            <w:pPr>
+              <w:pStyle w:val="ListParagraph"/>
+              <w:ind w:left="0" w:firstLineChars="0" w:firstLine="0"/>
+              <w:rPr>
+                <w:color w:val="000000" w:themeColor="text1"/>
+              </w:rPr>
+            </w:pPr>
+            <w:r>
+              <w:rPr>
+                <w:rFonts w:hint="eastAsia"/>
+                <w:color w:val="000000" w:themeColor="text1"/>
+              </w:rPr>
+              <w:t>True</w:t>
+            </w:r>
+          </w:p>
+        </w:tc>
+        <w:tc>
+          <w:tcPr>
+            <w:tcW w:w="1723" w:type="dxa"/>
+          </w:tcPr>
+          <w:p>
+            <w:pPr>
+              <w:pStyle w:val="ListParagraph"/>
+              <w:ind w:left="0" w:firstLineChars="0" w:firstLine="0"/>
+              <w:rPr>
+                <w:color w:val="000000" w:themeColor="text1"/>
+              </w:rPr>
+            </w:pPr>
+            <w:r>
+              <w:rPr>
+                <w:color w:val="000000" w:themeColor="text1"/>
+              </w:rPr>
+              <w:t>monitorNodes</w:t>
+            </w:r>
+            <w:r>
+              <w:rPr>
+                <w:rFonts w:hint="eastAsia"/>
+                <w:color w:val="000000" w:themeColor="text1"/>
+              </w:rPr>
+              <w:t>()</w:t>
+            </w:r>
+            <w:r>
+              <w:rPr>
+                <w:rFonts w:hint="eastAsia"/>
+                <w:color w:val="000000" w:themeColor="text1"/>
+              </w:rPr>
+              <w:t>中</w:t>
+            </w:r>
+          </w:p>
+          <w:p>
+            <w:pPr>
+              <w:pStyle w:val="ListParagraph"/>
+              <w:ind w:left="0" w:firstLineChars="0" w:firstLine="0"/>
+              <w:rPr>
+                <w:color w:val="000000" w:themeColor="text1"/>
+              </w:rPr>
+            </w:pPr>
+            <w:r>
+              <w:rPr>
+                <w:color w:val="000000" w:themeColor="text1"/>
+              </w:rPr>
+              <w:t>getRestartInterval</w:t>
+            </w:r>
+            <w:r>
+              <w:rPr>
+                <w:rFonts w:hint="eastAsia"/>
+                <w:color w:val="000000" w:themeColor="text1"/>
+              </w:rPr>
+              <w:t>()</w:t>
+            </w:r>
+          </w:p>
+        </w:tc>
+      </w:tr>
+      <w:tr>
+        <w:tc>
+          <w:tcPr>
+            <w:tcW w:w="2159" w:type="dxa"/>
+          </w:tcPr>
+          <w:p>
+            <w:pPr>
+              <w:pStyle w:val="ListParagraph"/>
+              <w:ind w:left="0" w:firstLineChars="0" w:firstLine="0"/>
+              <w:rPr>
+                <w:color w:val="000000" w:themeColor="text1"/>
+              </w:rPr>
+            </w:pPr>
+            <w:r>
+              <w:rPr>
+                <w:color w:val="000000" w:themeColor="text1"/>
+              </w:rPr>
+              <w:t>_autoStart</w:t>
+            </w:r>
+          </w:p>
+        </w:tc>
+        <w:tc>
+          <w:tcPr>
+            <w:tcW w:w="1704" w:type="dxa"/>
+          </w:tcPr>
+          <w:p>
+            <w:pPr>
+              <w:pStyle w:val="ListParagraph"/>
+              <w:ind w:left="0" w:firstLineChars="0" w:firstLine="0"/>
+              <w:rPr>
+                <w:color w:val="000000" w:themeColor="text1"/>
+              </w:rPr>
+            </w:pPr>
+            <w:r>
+              <w:rPr>
+                <w:rFonts w:hint="eastAsia"/>
+                <w:color w:val="000000" w:themeColor="text1"/>
+              </w:rPr>
+              <w:t>当</w:t>
+            </w:r>
+            <w:r>
+              <w:rPr>
+                <w:rFonts w:hint="eastAsia"/>
+                <w:color w:val="000000" w:themeColor="text1"/>
+              </w:rPr>
+              <w:t>cm</w:t>
+            </w:r>
+            <w:r>
+              <w:rPr>
+                <w:rFonts w:hint="eastAsia"/>
+                <w:color w:val="000000" w:themeColor="text1"/>
+              </w:rPr>
+              <w:t>启动时</w:t>
+            </w:r>
+            <w:r>
+              <w:rPr>
+                <w:color w:val="000000" w:themeColor="text1"/>
+              </w:rPr>
+              <w:t>S</w:t>
+            </w:r>
+            <w:r>
+              <w:rPr>
+                <w:rFonts w:hint="eastAsia"/>
+                <w:color w:val="000000" w:themeColor="text1"/>
+              </w:rPr>
+              <w:t>equoiadb</w:t>
+            </w:r>
+            <w:r>
+              <w:rPr>
+                <w:rFonts w:hint="eastAsia"/>
+                <w:color w:val="000000" w:themeColor="text1"/>
+              </w:rPr>
+              <w:t>节点是否自动启动</w:t>
+            </w:r>
+          </w:p>
+        </w:tc>
+        <w:tc>
+          <w:tcPr>
+            <w:tcW w:w="1949" w:type="dxa"/>
+          </w:tcPr>
+          <w:p>
+            <w:pPr>
+              <w:pStyle w:val="ListParagraph"/>
+              <w:ind w:left="0" w:firstLineChars="0" w:firstLine="0"/>
+              <w:rPr>
+                <w:color w:val="000000" w:themeColor="text1"/>
+              </w:rPr>
+            </w:pPr>
+            <w:r>
+              <w:rPr>
+                <w:rFonts w:hint="eastAsia"/>
+                <w:color w:val="000000" w:themeColor="text1"/>
+              </w:rPr>
+              <w:t>True</w:t>
+            </w:r>
+          </w:p>
+        </w:tc>
+        <w:tc>
+          <w:tcPr>
+            <w:tcW w:w="1723" w:type="dxa"/>
+          </w:tcPr>
+          <w:p>
+            <w:pPr>
+              <w:pStyle w:val="ListParagraph"/>
+              <w:ind w:left="0" w:firstLineChars="0" w:firstLine="0"/>
+              <w:rPr>
+                <w:color w:val="000000" w:themeColor="text1"/>
+              </w:rPr>
+            </w:pPr>
+            <w:r>
+              <w:rPr>
+                <w:rFonts w:hint="eastAsia"/>
+                <w:color w:val="000000" w:themeColor="text1"/>
+              </w:rPr>
+              <w:t>active(),</w:t>
+            </w:r>
+            <w:r>
+              <w:rPr>
+                <w:color w:val="000000" w:themeColor="text1"/>
+              </w:rPr>
+              <w:t>isAutoStart</w:t>
+            </w:r>
+            <w:r>
+              <w:rPr>
+                <w:rFonts w:hint="eastAsia"/>
+                <w:color w:val="000000" w:themeColor="text1"/>
+              </w:rPr>
+              <w:t>()</w:t>
+            </w:r>
+          </w:p>
+        </w:tc>
+      </w:tr>
+      <w:tr>
+        <w:tc>
+          <w:tcPr>
+            <w:tcW w:w="2159" w:type="dxa"/>
+          </w:tcPr>
+          <w:p>
+            <w:pPr>
+              <w:pStyle w:val="ListParagraph"/>
+              <w:ind w:left="0" w:firstLineChars="0" w:firstLine="0"/>
+              <w:rPr>
+                <w:color w:val="000000" w:themeColor="text1"/>
+              </w:rPr>
+            </w:pPr>
+            <w:r>
+              <w:rPr>
+                <w:color w:val="000000" w:themeColor="text1"/>
+              </w:rPr>
+              <w:t>_diagLevel</w:t>
+            </w:r>
+          </w:p>
+        </w:tc>
+        <w:tc>
+          <w:tcPr>
+            <w:tcW w:w="1704" w:type="dxa"/>
+          </w:tcPr>
+          <w:p>
+            <w:pPr>
+              <w:pStyle w:val="ListParagraph"/>
+              <w:ind w:left="0" w:firstLineChars="0" w:firstLine="0"/>
+              <w:rPr>
+                <w:color w:val="000000" w:themeColor="text1"/>
+              </w:rPr>
+            </w:pPr>
+            <w:r>
+              <w:rPr>
+                <w:rFonts w:hint="eastAsia"/>
+                <w:color w:val="000000" w:themeColor="text1"/>
+              </w:rPr>
+              <w:t>诊断日志打印等级</w:t>
+            </w:r>
+          </w:p>
+        </w:tc>
+        <w:tc>
+          <w:tcPr>
+            <w:tcW w:w="1949" w:type="dxa"/>
+          </w:tcPr>
+          <w:p>
+            <w:pPr>
+              <w:pStyle w:val="ListParagraph"/>
+              <w:ind w:left="0" w:firstLineChars="0" w:firstLine="0"/>
+              <w:rPr>
+                <w:color w:val="000000" w:themeColor="text1"/>
+              </w:rPr>
+            </w:pPr>
+            <w:r>
+              <w:rPr>
+                <w:rFonts w:hint="eastAsia"/>
+                <w:color w:val="000000" w:themeColor="text1"/>
+              </w:rPr>
+              <w:t>True</w:t>
+            </w:r>
+          </w:p>
+        </w:tc>
+        <w:tc>
+          <w:tcPr>
+            <w:tcW w:w="1723" w:type="dxa"/>
+          </w:tcPr>
+          <w:p>
+            <w:pPr>
+              <w:pStyle w:val="ListParagraph"/>
+              <w:ind w:left="0" w:firstLineChars="0" w:firstLine="0"/>
+              <w:rPr>
+                <w:color w:val="000000" w:themeColor="text1"/>
+              </w:rPr>
+            </w:pPr>
+            <w:r>
+              <w:rPr>
+                <w:color w:val="000000" w:themeColor="text1"/>
+              </w:rPr>
+              <w:t>setPDLevel</w:t>
+            </w:r>
+            <w:r>
+              <w:rPr>
+                <w:rFonts w:hint="eastAsia"/>
+                <w:color w:val="000000" w:themeColor="text1"/>
+              </w:rPr>
+              <w:t>(</w:t>
+            </w:r>
+            <w:r>
+              <w:rPr>
+                <w:color w:val="000000" w:themeColor="text1"/>
+              </w:rPr>
+              <w:t>getDiagLevel</w:t>
+            </w:r>
+            <w:r>
+              <w:rPr>
+                <w:rFonts w:hint="eastAsia"/>
+                <w:color w:val="000000" w:themeColor="text1"/>
+              </w:rPr>
+              <w:t>()</w:t>
+            </w:r>
+            <w:r>
+              <w:rPr>
+                <w:rFonts w:hint="eastAsia"/>
+                <w:color w:val="000000" w:themeColor="text1"/>
+              </w:rPr>
+              <w:t>)</w:t>
+            </w:r>
+          </w:p>
+        </w:tc>
+      </w:tr>
+      <w:tr>
+        <w:tc>
+          <w:tcPr>
+            <w:tcW w:w="2159" w:type="dxa"/>
+          </w:tcPr>
+          <w:p>
+            <w:pPr>
+              <w:pStyle w:val="ListParagraph"/>
+              <w:ind w:left="0" w:firstLineChars="0" w:firstLine="0"/>
+              <w:rPr>
+                <w:color w:val="000000" w:themeColor="text1"/>
+              </w:rPr>
+            </w:pPr>
+            <w:r>
+              <w:rPr>
+                <w:color w:val="000000" w:themeColor="text1"/>
+              </w:rPr>
+              <w:t>_omAddress</w:t>
+            </w:r>
+          </w:p>
+        </w:tc>
+        <w:tc>
+          <w:tcPr>
+            <w:tcW w:w="1704" w:type="dxa"/>
+          </w:tcPr>
+          <w:p>
+            <w:pPr>
+              <w:pStyle w:val="ListParagraph"/>
+              <w:ind w:left="0" w:firstLineChars="0" w:firstLine="0"/>
+              <w:rPr>
+                <w:color w:val="000000" w:themeColor="text1"/>
+              </w:rPr>
+            </w:pPr>
+            <w:r>
+              <w:rPr>
+                <w:color w:val="000000" w:themeColor="text1"/>
+              </w:rPr>
+              <w:t>O</w:t>
+            </w:r>
+            <w:r>
+              <w:rPr>
+                <w:rFonts w:hint="eastAsia"/>
+                <w:color w:val="000000" w:themeColor="text1"/>
+              </w:rPr>
+              <w:t>m</w:t>
+            </w:r>
+            <w:r>
+              <w:rPr>
+                <w:rFonts w:hint="eastAsia"/>
+                <w:color w:val="000000" w:themeColor="text1"/>
+              </w:rPr>
+              <w:t>地址</w:t>
+            </w:r>
+          </w:p>
+        </w:tc>
+        <w:tc>
+          <w:tcPr>
+            <w:tcW w:w="1949" w:type="dxa"/>
+          </w:tcPr>
+          <w:p>
+            <w:pPr>
+              <w:pStyle w:val="ListParagraph"/>
+              <w:ind w:left="0" w:firstLineChars="0" w:firstLine="0"/>
+              <w:rPr>
+                <w:color w:val="000000" w:themeColor="text1"/>
+              </w:rPr>
+            </w:pPr>
+            <w:r>
+              <w:rPr>
+                <w:rFonts w:hint="eastAsia"/>
+                <w:color w:val="000000" w:themeColor="text1"/>
+              </w:rPr>
+              <w:t>False</w:t>
+            </w:r>
+          </w:p>
+        </w:tc>
+        <w:tc>
+          <w:tcPr>
+            <w:tcW w:w="1723" w:type="dxa"/>
+          </w:tcPr>
+          <w:p>
+            <w:pPr>
+              <w:pStyle w:val="ListParagraph"/>
+              <w:ind w:left="0" w:firstLineChars="0" w:firstLine="0"/>
+              <w:rPr>
+                <w:color w:val="000000" w:themeColor="text1"/>
+              </w:rPr>
+            </w:pPr>
+          </w:p>
+        </w:tc>
+      </w:tr>
+      <w:tr>
+        <w:tc>
+          <w:tcPr>
+            <w:tcW w:w="2159" w:type="dxa"/>
+          </w:tcPr>
+          <w:p>
+            <w:pPr>
+              <w:pStyle w:val="ListParagraph"/>
+              <w:ind w:left="0" w:firstLineChars="0" w:firstLine="0"/>
+              <w:rPr>
+                <w:color w:val="000000" w:themeColor="text1"/>
+              </w:rPr>
+            </w:pPr>
+            <w:r>
+              <w:rPr>
+                <w:color w:val="000000" w:themeColor="text1"/>
+              </w:rPr>
+              <w:t>_isGeneralAgent</w:t>
+            </w:r>
+          </w:p>
+        </w:tc>
+        <w:tc>
+          <w:tcPr>
+            <w:tcW w:w="1704" w:type="dxa"/>
+          </w:tcPr>
+          <w:p>
+            <w:pPr>
+              <w:pStyle w:val="ListParagraph"/>
+              <w:ind w:left="0" w:firstLineChars="0" w:firstLine="0"/>
+              <w:rPr>
+                <w:color w:val="000000" w:themeColor="text1"/>
+              </w:rPr>
+            </w:pPr>
+            <w:r>
+              <w:rPr>
+                <w:rFonts w:hint="eastAsia"/>
+                <w:color w:val="000000" w:themeColor="text1"/>
+              </w:rPr>
+              <w:t>是否是总代理</w:t>
+            </w:r>
+          </w:p>
+        </w:tc>
+        <w:tc>
+          <w:tcPr>
+            <w:tcW w:w="1949" w:type="dxa"/>
+          </w:tcPr>
+          <w:p>
+            <w:pPr>
+              <w:pStyle w:val="ListParagraph"/>
+              <w:ind w:left="0" w:firstLineChars="0" w:firstLine="0"/>
+              <w:rPr>
+                <w:color w:val="000000" w:themeColor="text1"/>
+              </w:rPr>
+            </w:pPr>
+            <w:r>
+              <w:rPr>
+                <w:rFonts w:hint="eastAsia"/>
+                <w:color w:val="000000" w:themeColor="text1"/>
+              </w:rPr>
+              <w:t>False</w:t>
+            </w:r>
+          </w:p>
+        </w:tc>
+        <w:tc>
+          <w:tcPr>
+            <w:tcW w:w="1723" w:type="dxa"/>
+          </w:tcPr>
+          <w:p>
+            <w:pPr>
+              <w:pStyle w:val="ListParagraph"/>
+              <w:ind w:left="0" w:firstLineChars="0" w:firstLine="0"/>
+              <w:rPr>
+                <w:color w:val="000000" w:themeColor="text1"/>
+              </w:rPr>
+            </w:pPr>
+          </w:p>
+        </w:tc>
+      </w:tr>
+      <w:tr>
+        <w:tc>
+          <w:tcPr>
+            <w:tcW w:w="2159" w:type="dxa"/>
+          </w:tcPr>
+          <w:p>
+            <w:pPr>
+              <w:pStyle w:val="ListParagraph"/>
+              <w:ind w:left="0" w:firstLineChars="0" w:firstLine="0"/>
+              <w:rPr>
+                <w:color w:val="000000" w:themeColor="text1"/>
+              </w:rPr>
+            </w:pPr>
+            <w:r>
+              <w:rPr>
+                <w:rFonts w:hint="eastAsia"/>
+                <w:color w:val="000000" w:themeColor="text1"/>
+              </w:rPr>
+              <w:t>_</w:t>
+            </w:r>
+            <w:r>
+              <w:rPr>
+                <w:color w:val="000000" w:themeColor="text1"/>
+              </w:rPr>
+              <w:t>enableWatch</w:t>
+            </w:r>
+          </w:p>
+        </w:tc>
+        <w:tc>
+          <w:tcPr>
+            <w:tcW w:w="1704" w:type="dxa"/>
+          </w:tcPr>
+          <w:p>
+            <w:pPr>
+              <w:pStyle w:val="ListParagraph"/>
+              <w:ind w:left="0" w:firstLineChars="0" w:firstLine="0"/>
+              <w:rPr>
+                <w:color w:val="000000" w:themeColor="text1"/>
+              </w:rPr>
+            </w:pPr>
+            <w:r>
+              <w:rPr>
+                <w:rFonts w:hint="eastAsia"/>
+                <w:color w:val="000000" w:themeColor="text1"/>
+              </w:rPr>
+              <w:t>是否启用监控</w:t>
+            </w:r>
+            <w:r>
+              <w:rPr>
+                <w:rFonts w:hint="eastAsia"/>
+                <w:color w:val="000000" w:themeColor="text1"/>
+              </w:rPr>
+              <w:t xml:space="preserve">( </w:t>
+            </w:r>
+            <w:r>
+              <w:rPr>
+                <w:rFonts w:hint="eastAsia"/>
+                <w:color w:val="000000" w:themeColor="text1"/>
+              </w:rPr>
+              <w:t>节点</w:t>
+            </w:r>
+            <w:r>
+              <w:rPr>
+                <w:rFonts w:hint="eastAsia"/>
+                <w:color w:val="000000" w:themeColor="text1"/>
+              </w:rPr>
+              <w:t xml:space="preserve">crash </w:t>
+            </w:r>
+            <w:r>
+              <w:rPr>
+                <w:rFonts w:hint="eastAsia"/>
+                <w:color w:val="000000" w:themeColor="text1"/>
+              </w:rPr>
+              <w:t>或</w:t>
+            </w:r>
+            <w:r>
+              <w:rPr>
+                <w:rFonts w:hint="eastAsia"/>
+                <w:color w:val="000000" w:themeColor="text1"/>
+              </w:rPr>
+              <w:t>restart</w:t>
+            </w:r>
+            <w:r>
+              <w:rPr>
+                <w:rFonts w:hint="eastAsia"/>
+                <w:color w:val="000000" w:themeColor="text1"/>
+              </w:rPr>
+              <w:t>状态时启动节点）</w:t>
+            </w:r>
+            <w:r>
+              <w:rPr>
+                <w:rFonts w:hint="eastAsia"/>
+                <w:color w:val="000000" w:themeColor="text1"/>
+              </w:rPr>
+              <w:t xml:space="preserve"> </w:t>
+            </w:r>
+          </w:p>
+        </w:tc>
+        <w:tc>
+          <w:tcPr>
+            <w:tcW w:w="1949" w:type="dxa"/>
+          </w:tcPr>
+          <w:p>
+            <w:pPr>
+              <w:pStyle w:val="ListParagraph"/>
+              <w:ind w:left="0" w:firstLineChars="0" w:firstLine="0"/>
+              <w:rPr>
+                <w:color w:val="000000" w:themeColor="text1"/>
+              </w:rPr>
+            </w:pPr>
+            <w:r>
+              <w:rPr>
+                <w:rFonts w:hint="eastAsia"/>
+                <w:color w:val="000000" w:themeColor="text1"/>
+              </w:rPr>
+              <w:t>True</w:t>
+            </w:r>
+          </w:p>
+        </w:tc>
+        <w:tc>
+          <w:tcPr>
+            <w:tcW w:w="1723" w:type="dxa"/>
+          </w:tcPr>
+          <w:p>
+            <w:pPr>
+              <w:pStyle w:val="ListParagraph"/>
+              <w:ind w:left="0" w:firstLineChars="0" w:firstLine="0"/>
+              <w:rPr>
+                <w:color w:val="000000" w:themeColor="text1"/>
+              </w:rPr>
+            </w:pPr>
+            <w:r>
+              <w:rPr>
+                <w:color w:val="000000" w:themeColor="text1"/>
+              </w:rPr>
+              <w:t>isEnableWatch</w:t>
+            </w:r>
+            <w:r>
+              <w:rPr>
+                <w:rFonts w:hint="eastAsia"/>
+                <w:color w:val="000000" w:themeColor="text1"/>
+              </w:rPr>
+              <w:t>()</w:t>
+            </w:r>
+          </w:p>
+        </w:tc>
+      </w:tr>
+    </w:tbl>
     <w:p>
       <w:pPr>
         <w:pStyle w:val="ListParagraph"/>
@@ -4600,7 +5413,6 @@
               <w:rPr>
                 <w:rFonts w:hint="eastAsia"/>
               </w:rPr>
-              <w:lastRenderedPageBreak/>
               <w:t>getOmaConfigs()</w:t>
             </w:r>
             <w:r>
@@ -4624,21 +5436,13 @@
                 <w:rFonts w:hint="eastAsia"/>
                 <w:b/>
               </w:rPr>
-              <w:lastRenderedPageBreak/>
               <w:t>成功</w:t>
             </w:r>
             <w:r>
               <w:rPr>
                 <w:rFonts w:hint="eastAsia"/>
               </w:rPr>
-              <w:t>：返回配置对象，且配置的</w:t>
-            </w:r>
-            <w:r>
-              <w:rPr>
-                <w:rFonts w:hint="eastAsia"/>
-              </w:rPr>
-              <w:lastRenderedPageBreak/>
-              <w:t>值类型都为</w:t>
+              <w:t>：返回配置对象，且配置的值类型都为</w:t>
             </w:r>
             <w:r>
               <w:rPr>
@@ -6891,6 +7695,35 @@
       <w:szCs w:val="16"/>
     </w:rPr>
   </w:style>
+  <w:style w:type="paragraph" w:styleId="CommentSubject">
+    <w:name w:val="annotation subject"/>
+    <w:basedOn w:val="CommentText"/>
+    <w:next w:val="CommentText"/>
+    <w:link w:val="CommentSubjectChar"/>
+    <w:uiPriority w:val="99"/>
+    <w:semiHidden/>
+    <w:unhideWhenUsed/>
+    <w:rsid w:val="008953DE"/>
+    <w:pPr>
+      <w:ind w:left="357"/>
+    </w:pPr>
+    <w:rPr>
+      <w:b/>
+      <w:bCs/>
+    </w:rPr>
+  </w:style>
+  <w:style w:type="character" w:customStyle="1" w:styleId="CommentSubjectChar">
+    <w:name w:val="Comment Subject Char"/>
+    <w:basedOn w:val="CommentTextChar"/>
+    <w:link w:val="CommentSubject"/>
+    <w:uiPriority w:val="99"/>
+    <w:semiHidden/>
+    <w:rsid w:val="008953DE"/>
+    <w:rPr>
+      <w:b/>
+      <w:bCs/>
+    </w:rPr>
+  </w:style>
 </w:styles>
 </file>
 
@@ -7182,7 +8015,7 @@
 </file>
 
 <file path=customXml/itemProps1.xml><?xml version="1.0" encoding="utf-8"?>
-<ds:datastoreItem xmlns:ds="http://schemas.openxmlformats.org/officeDocument/2006/customXml" ds:itemID="{462FC9C8-B46C-4E46-8F49-7662B028FABE}">
+<ds:datastoreItem xmlns:ds="http://schemas.openxmlformats.org/officeDocument/2006/customXml" ds:itemID="{F3F4AEF2-C87C-4EC3-8629-577F81D2EBB6}">
   <ds:schemaRefs>
     <ds:schemaRef ds:uri="http://schemas.openxmlformats.org/officeDocument/2006/bibliography"/>
   </ds:schemaRefs>

--- a/internal_doc/03.开发设计/JS对象增强和远程化-Oma后续功能.docx
+++ b/internal_doc/03.开发设计/JS对象增强和远程化-Oma后续功能.docx
@@ -1,10 +1,10 @@
 
 <file path=word/document.xml><?xml version="1.0" encoding="utf-8"?>
-<w:document xmlns:ve="http://schemas.openxmlformats.org/markup-compatibility/2006" xmlns:o="urn:schemas-microsoft-com:office:office" xmlns:r="http://schemas.openxmlformats.org/officeDocument/2006/relationships" xmlns:m="http://schemas.openxmlformats.org/officeDocument/2006/math" xmlns:v="urn:schemas-microsoft-com:vml" xmlns:wp="http://schemas.openxmlformats.org/drawingml/2006/wordprocessingDrawing" xmlns:w10="urn:schemas-microsoft-com:office:word" xmlns:w="http://schemas.openxmlformats.org/wordprocessingml/2006/main" xmlns:wne="http://schemas.microsoft.com/office/word/2006/wordml">
+<w:document xmlns:wpc="http://schemas.microsoft.com/office/word/2010/wordprocessingCanvas" xmlns:cx="http://schemas.microsoft.com/office/drawing/2014/chartex" xmlns:cx1="http://schemas.microsoft.com/office/drawing/2015/9/8/chartex" xmlns:cx2="http://schemas.microsoft.com/office/drawing/2015/10/21/chartex" xmlns:cx3="http://schemas.microsoft.com/office/drawing/2016/5/9/chartex" xmlns:cx4="http://schemas.microsoft.com/office/drawing/2016/5/10/chartex" xmlns:cx5="http://schemas.microsoft.com/office/drawing/2016/5/11/chartex" xmlns:cx6="http://schemas.microsoft.com/office/drawing/2016/5/12/chartex" xmlns:cx7="http://schemas.microsoft.com/office/drawing/2016/5/13/chartex" xmlns:cx8="http://schemas.microsoft.com/office/drawing/2016/5/14/chartex" xmlns:mc="http://schemas.openxmlformats.org/markup-compatibility/2006" xmlns:aink="http://schemas.microsoft.com/office/drawing/2016/ink" xmlns:am3d="http://schemas.microsoft.com/office/drawing/2017/model3d" xmlns:o="urn:schemas-microsoft-com:office:office" xmlns:r="http://schemas.openxmlformats.org/officeDocument/2006/relationships" xmlns:m="http://schemas.openxmlformats.org/officeDocument/2006/math" xmlns:v="urn:schemas-microsoft-com:vml" xmlns:wp14="http://schemas.microsoft.com/office/word/2010/wordprocessingDrawing" xmlns:wp="http://schemas.openxmlformats.org/drawingml/2006/wordprocessingDrawing" xmlns:w10="urn:schemas-microsoft-com:office:word" xmlns:w="http://schemas.openxmlformats.org/wordprocessingml/2006/main" xmlns:w14="http://schemas.microsoft.com/office/word/2010/wordml" xmlns:w15="http://schemas.microsoft.com/office/word/2012/wordml" xmlns:w16cid="http://schemas.microsoft.com/office/word/2016/wordml/cid" xmlns:w16se="http://schemas.microsoft.com/office/word/2015/wordml/symex" xmlns:wpg="http://schemas.microsoft.com/office/word/2010/wordprocessingGroup" xmlns:wpi="http://schemas.microsoft.com/office/word/2010/wordprocessingInk" xmlns:wne="http://schemas.microsoft.com/office/word/2006/wordml" xmlns:wps="http://schemas.microsoft.com/office/word/2010/wordprocessingShape" mc:Ignorable="w14 w15 w16se w16cid wp14">
   <w:body>
     <w:p>
       <w:pPr>
-        <w:pStyle w:val="Title"/>
+        <w:pStyle w:val="ab"/>
       </w:pPr>
       <w:r>
         <w:rPr>
@@ -33,10 +33,10 @@
     </w:p>
     <w:tbl>
       <w:tblPr>
-        <w:tblStyle w:val="TableGrid"/>
+        <w:tblStyle w:val="a9"/>
         <w:tblW w:w="0" w:type="auto"/>
         <w:tblInd w:w="357" w:type="dxa"/>
-        <w:tblLook w:val="04A0"/>
+        <w:tblLook w:val="04A0" w:firstRow="1" w:lastRow="0" w:firstColumn="1" w:lastColumn="0" w:noHBand="0" w:noVBand="1"/>
       </w:tblPr>
       <w:tblGrid>
         <w:gridCol w:w="2728"/>
@@ -117,6 +117,21 @@
             <w:pPr>
               <w:ind w:left="0"/>
             </w:pPr>
+            <w:r>
+              <w:rPr>
+                <w:rFonts w:hint="eastAsia"/>
+              </w:rPr>
+              <w:t>2</w:t>
+            </w:r>
+            <w:r>
+              <w:t xml:space="preserve">018-12-05  </w:t>
+            </w:r>
+            <w:r>
+              <w:rPr>
+                <w:rFonts w:hint="eastAsia"/>
+              </w:rPr>
+              <w:t>何嘉文</w:t>
+            </w:r>
           </w:p>
         </w:tc>
         <w:tc>
@@ -126,7 +141,38 @@
           <w:p>
             <w:pPr>
               <w:ind w:left="0"/>
-            </w:pPr>
+              <w:rPr>
+                <w:rFonts w:hint="eastAsia"/>
+              </w:rPr>
+            </w:pPr>
+            <w:r>
+              <w:rPr>
+                <w:rFonts w:hint="eastAsia"/>
+              </w:rPr>
+              <w:t>追加</w:t>
+            </w:r>
+            <w:proofErr w:type="spellStart"/>
+            <w:r>
+              <w:rPr>
+                <w:rFonts w:hint="eastAsia"/>
+              </w:rPr>
+              <w:t>getIniConfigs</w:t>
+            </w:r>
+            <w:proofErr w:type="spellEnd"/>
+            <w:r>
+              <w:rPr>
+                <w:rFonts w:hint="eastAsia"/>
+              </w:rPr>
+              <w:t>、</w:t>
+            </w:r>
+            <w:proofErr w:type="spellStart"/>
+            <w:r>
+              <w:rPr>
+                <w:rFonts w:hint="eastAsia"/>
+              </w:rPr>
+              <w:t>setIniConfigs</w:t>
+            </w:r>
+            <w:proofErr w:type="spellEnd"/>
           </w:p>
         </w:tc>
       </w:tr>
@@ -134,7 +180,7 @@
     <w:p/>
     <w:p>
       <w:pPr>
-        <w:pStyle w:val="Heading2"/>
+        <w:pStyle w:val="2"/>
       </w:pPr>
       <w:r>
         <w:rPr>
@@ -150,11 +196,19 @@
       </w:r>
     </w:p>
     <w:p>
-      <w:r>
-        <w:rPr>
-          <w:rFonts w:hint="eastAsia"/>
-        </w:rPr>
-        <w:t xml:space="preserve">Story.sdb.jsObject </w:t>
+      <w:proofErr w:type="spellStart"/>
+      <w:r>
+        <w:rPr>
+          <w:rFonts w:hint="eastAsia"/>
+        </w:rPr>
+        <w:t>Story.sdb.jsObject</w:t>
+      </w:r>
+      <w:proofErr w:type="spellEnd"/>
+      <w:r>
+        <w:rPr>
+          <w:rFonts w:hint="eastAsia"/>
+        </w:rPr>
+        <w:t xml:space="preserve"> </w:t>
       </w:r>
       <w:r>
         <w:rPr>
@@ -196,7 +250,7 @@
     <w:p/>
     <w:p>
       <w:pPr>
-        <w:pStyle w:val="Heading2"/>
+        <w:pStyle w:val="2"/>
       </w:pPr>
       <w:r>
         <w:rPr>
@@ -247,7 +301,51 @@
           <w:szCs w:val="21"/>
           <w:shd w:val="clear" w:color="auto" w:fill="FFFFFF"/>
         </w:rPr>
-        <w:t>SVN:/trunk/sequoiadb/internal_doc/03.</w:t>
+        <w:t>SVN:/trunk/</w:t>
+      </w:r>
+      <w:proofErr w:type="spellStart"/>
+      <w:r>
+        <w:rPr>
+          <w:rFonts w:cstheme="minorHAnsi"/>
+          <w:i/>
+          <w:color w:val="0070C0"/>
+          <w:szCs w:val="21"/>
+          <w:shd w:val="clear" w:color="auto" w:fill="FFFFFF"/>
+        </w:rPr>
+        <w:t>sequoiadb</w:t>
+      </w:r>
+      <w:proofErr w:type="spellEnd"/>
+      <w:r>
+        <w:rPr>
+          <w:rFonts w:cstheme="minorHAnsi"/>
+          <w:i/>
+          <w:color w:val="0070C0"/>
+          <w:szCs w:val="21"/>
+          <w:shd w:val="clear" w:color="auto" w:fill="FFFFFF"/>
+        </w:rPr>
+        <w:t>/</w:t>
+      </w:r>
+      <w:proofErr w:type="spellStart"/>
+      <w:r>
+        <w:rPr>
+          <w:rFonts w:cstheme="minorHAnsi"/>
+          <w:i/>
+          <w:color w:val="0070C0"/>
+          <w:szCs w:val="21"/>
+          <w:shd w:val="clear" w:color="auto" w:fill="FFFFFF"/>
+        </w:rPr>
+        <w:t>internal_doc</w:t>
+      </w:r>
+      <w:proofErr w:type="spellEnd"/>
+      <w:r>
+        <w:rPr>
+          <w:rFonts w:cstheme="minorHAnsi"/>
+          <w:i/>
+          <w:color w:val="0070C0"/>
+          <w:szCs w:val="21"/>
+          <w:shd w:val="clear" w:color="auto" w:fill="FFFFFF"/>
+        </w:rPr>
+        <w:t>/03.</w:t>
       </w:r>
       <w:r>
         <w:rPr>
@@ -407,7 +505,7 @@
     </w:p>
     <w:p>
       <w:pPr>
-        <w:pStyle w:val="Heading2"/>
+        <w:pStyle w:val="2"/>
       </w:pPr>
       <w:r>
         <w:rPr>
@@ -445,11 +543,11 @@
     </w:p>
     <w:tbl>
       <w:tblPr>
-        <w:tblStyle w:val="TableGrid"/>
+        <w:tblStyle w:val="a9"/>
         <w:tblW w:w="8052" w:type="dxa"/>
         <w:tblInd w:w="420" w:type="dxa"/>
         <w:tblLayout w:type="fixed"/>
-        <w:tblLook w:val="04A0"/>
+        <w:tblLook w:val="04A0" w:firstRow="1" w:lastRow="0" w:firstColumn="1" w:lastColumn="0" w:noHBand="0" w:noVBand="1"/>
       </w:tblPr>
       <w:tblGrid>
         <w:gridCol w:w="3090"/>
@@ -559,11 +657,41 @@
             <w:pPr>
               <w:ind w:left="6"/>
             </w:pPr>
-            <w:r>
-              <w:rPr>
-                <w:rFonts w:hint="eastAsia"/>
-              </w:rPr>
-              <w:t>startAllNodes( [ businessName ] )</w:t>
+            <w:proofErr w:type="spellStart"/>
+            <w:proofErr w:type="gramStart"/>
+            <w:r>
+              <w:rPr>
+                <w:rFonts w:hint="eastAsia"/>
+              </w:rPr>
+              <w:t>startAllNodes</w:t>
+            </w:r>
+            <w:proofErr w:type="spellEnd"/>
+            <w:r>
+              <w:rPr>
+                <w:rFonts w:hint="eastAsia"/>
+              </w:rPr>
+              <w:t>( [</w:t>
+            </w:r>
+            <w:proofErr w:type="gramEnd"/>
+            <w:r>
+              <w:rPr>
+                <w:rFonts w:hint="eastAsia"/>
+              </w:rPr>
+              <w:t xml:space="preserve"> </w:t>
+            </w:r>
+            <w:proofErr w:type="spellStart"/>
+            <w:r>
+              <w:rPr>
+                <w:rFonts w:hint="eastAsia"/>
+              </w:rPr>
+              <w:t>businessName</w:t>
+            </w:r>
+            <w:proofErr w:type="spellEnd"/>
+            <w:r>
+              <w:rPr>
+                <w:rFonts w:hint="eastAsia"/>
+              </w:rPr>
+              <w:t xml:space="preserve"> ] )</w:t>
             </w:r>
           </w:p>
         </w:tc>
@@ -603,18 +731,22 @@
               </w:rPr>
               <w:t xml:space="preserve">[ </w:t>
             </w:r>
+            <w:proofErr w:type="spellStart"/>
+            <w:proofErr w:type="gramStart"/>
             <w:r>
               <w:rPr>
                 <w:rFonts w:hint="eastAsia"/>
               </w:rPr>
               <w:t>businessName</w:t>
             </w:r>
+            <w:proofErr w:type="spellEnd"/>
             <w:r>
               <w:rPr>
                 <w:rFonts w:hint="eastAsia"/>
               </w:rPr>
               <w:t xml:space="preserve"> ]</w:t>
             </w:r>
+            <w:proofErr w:type="gramEnd"/>
           </w:p>
           <w:p>
             <w:pPr>
@@ -630,7 +762,21 @@
               <w:rPr>
                 <w:rFonts w:hint="eastAsia"/>
               </w:rPr>
-              <w:t>集群名：若指定，只启动相应的集群，可选</w:t>
+              <w:t>集群名：若指定，</w:t>
+            </w:r>
+            <w:proofErr w:type="gramStart"/>
+            <w:r>
+              <w:rPr>
+                <w:rFonts w:hint="eastAsia"/>
+              </w:rPr>
+              <w:t>只启动</w:t>
+            </w:r>
+            <w:proofErr w:type="gramEnd"/>
+            <w:r>
+              <w:rPr>
+                <w:rFonts w:hint="eastAsia"/>
+              </w:rPr>
+              <w:t>相应的集群，可选</w:t>
             </w:r>
           </w:p>
         </w:tc>
@@ -663,11 +809,35 @@
             <w:pPr>
               <w:ind w:left="6"/>
             </w:pPr>
-            <w:r>
-              <w:rPr>
-                <w:rFonts w:hint="eastAsia"/>
-              </w:rPr>
-              <w:t>stopAllNodes( [businessName ] )</w:t>
+            <w:proofErr w:type="spellStart"/>
+            <w:proofErr w:type="gramStart"/>
+            <w:r>
+              <w:rPr>
+                <w:rFonts w:hint="eastAsia"/>
+              </w:rPr>
+              <w:t>stopAllNodes</w:t>
+            </w:r>
+            <w:proofErr w:type="spellEnd"/>
+            <w:r>
+              <w:rPr>
+                <w:rFonts w:hint="eastAsia"/>
+              </w:rPr>
+              <w:t>( [</w:t>
+            </w:r>
+            <w:proofErr w:type="spellStart"/>
+            <w:proofErr w:type="gramEnd"/>
+            <w:r>
+              <w:rPr>
+                <w:rFonts w:hint="eastAsia"/>
+              </w:rPr>
+              <w:t>businessName</w:t>
+            </w:r>
+            <w:proofErr w:type="spellEnd"/>
+            <w:r>
+              <w:rPr>
+                <w:rFonts w:hint="eastAsia"/>
+              </w:rPr>
+              <w:t xml:space="preserve"> ] )</w:t>
             </w:r>
           </w:p>
         </w:tc>
@@ -707,18 +877,22 @@
               </w:rPr>
               <w:t xml:space="preserve">[ </w:t>
             </w:r>
+            <w:proofErr w:type="spellStart"/>
+            <w:proofErr w:type="gramStart"/>
             <w:r>
               <w:rPr>
                 <w:rFonts w:hint="eastAsia"/>
               </w:rPr>
               <w:t>businessName</w:t>
             </w:r>
+            <w:proofErr w:type="spellEnd"/>
             <w:r>
               <w:rPr>
                 <w:rFonts w:hint="eastAsia"/>
               </w:rPr>
               <w:t xml:space="preserve"> ]</w:t>
             </w:r>
+            <w:proofErr w:type="gramEnd"/>
           </w:p>
           <w:p>
             <w:pPr>
@@ -734,13 +908,27 @@
               <w:rPr>
                 <w:rFonts w:hint="eastAsia"/>
               </w:rPr>
-              <w:t>集群名：若指定，只</w:t>
-            </w:r>
-            <w:r>
-              <w:rPr>
-                <w:rFonts w:hint="eastAsia"/>
-              </w:rPr>
-              <w:t>停止相应的集群</w:t>
+              <w:t>集群名：若指定，</w:t>
+            </w:r>
+            <w:proofErr w:type="gramStart"/>
+            <w:r>
+              <w:rPr>
+                <w:rFonts w:hint="eastAsia"/>
+              </w:rPr>
+              <w:t>只</w:t>
+            </w:r>
+            <w:r>
+              <w:rPr>
+                <w:rFonts w:hint="eastAsia"/>
+              </w:rPr>
+              <w:t>停止</w:t>
+            </w:r>
+            <w:proofErr w:type="gramEnd"/>
+            <w:r>
+              <w:rPr>
+                <w:rFonts w:hint="eastAsia"/>
+              </w:rPr>
+              <w:t>相应的集群</w:t>
             </w:r>
           </w:p>
         </w:tc>
@@ -773,11 +961,27 @@
             <w:pPr>
               <w:ind w:left="6"/>
             </w:pPr>
-            <w:r>
-              <w:rPr>
-                <w:rFonts w:hint="eastAsia"/>
-              </w:rPr>
-              <w:t>reloadConfigs()</w:t>
+            <w:proofErr w:type="spellStart"/>
+            <w:proofErr w:type="gramStart"/>
+            <w:r>
+              <w:rPr>
+                <w:rFonts w:hint="eastAsia"/>
+              </w:rPr>
+              <w:t>reloadConfigs</w:t>
+            </w:r>
+            <w:proofErr w:type="spellEnd"/>
+            <w:r>
+              <w:rPr>
+                <w:rFonts w:hint="eastAsia"/>
+              </w:rPr>
+              <w:t>(</w:t>
+            </w:r>
+            <w:proofErr w:type="gramEnd"/>
+            <w:r>
+              <w:rPr>
+                <w:rFonts w:hint="eastAsia"/>
+              </w:rPr>
+              <w:t>)</w:t>
             </w:r>
           </w:p>
         </w:tc>
@@ -902,15 +1106,16 @@
         <w:lastRenderedPageBreak/>
         <w:t>调整功能点</w:t>
       </w:r>
+      <w:bookmarkStart w:id="0" w:name="_GoBack"/>
+      <w:bookmarkEnd w:id="0"/>
     </w:p>
     <w:tbl>
       <w:tblPr>
-        <w:tblStyle w:val="TableGrid"/>
+        <w:tblStyle w:val="a9"/>
         <w:tblpPr w:leftFromText="180" w:rightFromText="180" w:vertAnchor="text" w:tblpY="1"/>
         <w:tblOverlap w:val="never"/>
         <w:tblW w:w="0" w:type="auto"/>
-        <w:tblInd w:w="420" w:type="dxa"/>
-        <w:tblLook w:val="04A0"/>
+        <w:tblLook w:val="04A0" w:firstRow="1" w:lastRow="0" w:firstColumn="1" w:lastColumn="0" w:noHBand="0" w:noVBand="1"/>
       </w:tblPr>
       <w:tblGrid>
         <w:gridCol w:w="1919"/>
@@ -1058,11 +1263,27 @@
             <w:pPr>
               <w:ind w:left="6"/>
             </w:pPr>
-            <w:r>
-              <w:rPr>
-                <w:rFonts w:hint="eastAsia"/>
-              </w:rPr>
-              <w:t>setOmaConfigs()</w:t>
+            <w:proofErr w:type="spellStart"/>
+            <w:proofErr w:type="gramStart"/>
+            <w:r>
+              <w:rPr>
+                <w:rFonts w:hint="eastAsia"/>
+              </w:rPr>
+              <w:t>setOmaConfigs</w:t>
+            </w:r>
+            <w:proofErr w:type="spellEnd"/>
+            <w:r>
+              <w:rPr>
+                <w:rFonts w:hint="eastAsia"/>
+              </w:rPr>
+              <w:t>(</w:t>
+            </w:r>
+            <w:proofErr w:type="gramEnd"/>
+            <w:r>
+              <w:rPr>
+                <w:rFonts w:hint="eastAsia"/>
+              </w:rPr>
+              <w:t>)</w:t>
             </w:r>
           </w:p>
         </w:tc>
@@ -1083,8 +1304,17 @@
                 <w:rFonts w:hint="eastAsia"/>
                 <w:color w:val="000000" w:themeColor="text1"/>
               </w:rPr>
-              <w:t>- configsObj</w:t>
-            </w:r>
+              <w:t xml:space="preserve">- </w:t>
+            </w:r>
+            <w:proofErr w:type="spellStart"/>
+            <w:r>
+              <w:rPr>
+                <w:rFonts w:hint="eastAsia"/>
+                <w:color w:val="000000" w:themeColor="text1"/>
+              </w:rPr>
+              <w:t>configsObj</w:t>
+            </w:r>
+            <w:proofErr w:type="spellEnd"/>
           </w:p>
           <w:p>
             <w:pPr>
@@ -1145,8 +1375,26 @@
                 <w:rFonts w:hint="eastAsia"/>
                 <w:color w:val="000000" w:themeColor="text1"/>
               </w:rPr>
-              <w:t>- [ confFile ]</w:t>
-            </w:r>
+              <w:t xml:space="preserve">- [ </w:t>
+            </w:r>
+            <w:proofErr w:type="spellStart"/>
+            <w:proofErr w:type="gramStart"/>
+            <w:r>
+              <w:rPr>
+                <w:rFonts w:hint="eastAsia"/>
+                <w:color w:val="000000" w:themeColor="text1"/>
+              </w:rPr>
+              <w:t>confFile</w:t>
+            </w:r>
+            <w:proofErr w:type="spellEnd"/>
+            <w:r>
+              <w:rPr>
+                <w:rFonts w:hint="eastAsia"/>
+                <w:color w:val="000000" w:themeColor="text1"/>
+              </w:rPr>
+              <w:t xml:space="preserve"> ]</w:t>
+            </w:r>
+            <w:proofErr w:type="gramEnd"/>
           </w:p>
           <w:p>
             <w:pPr>
@@ -1221,12 +1469,37 @@
                 <w:color w:val="000000" w:themeColor="text1"/>
               </w:rPr>
             </w:pPr>
-            <w:r>
-              <w:rPr>
-                <w:rFonts w:hint="eastAsia"/>
-                <w:color w:val="000000" w:themeColor="text1"/>
-              </w:rPr>
-              <w:t>-[ isReload ]</w:t>
+            <w:proofErr w:type="gramStart"/>
+            <w:r>
+              <w:rPr>
+                <w:rFonts w:hint="eastAsia"/>
+                <w:color w:val="000000" w:themeColor="text1"/>
+              </w:rPr>
+              <w:t>-[</w:t>
+            </w:r>
+            <w:proofErr w:type="gramEnd"/>
+            <w:r>
+              <w:rPr>
+                <w:rFonts w:hint="eastAsia"/>
+                <w:color w:val="000000" w:themeColor="text1"/>
+              </w:rPr>
+              <w:t xml:space="preserve"> </w:t>
+            </w:r>
+            <w:proofErr w:type="spellStart"/>
+            <w:r>
+              <w:rPr>
+                <w:rFonts w:hint="eastAsia"/>
+                <w:color w:val="000000" w:themeColor="text1"/>
+              </w:rPr>
+              <w:t>isReload</w:t>
+            </w:r>
+            <w:proofErr w:type="spellEnd"/>
+            <w:r>
+              <w:rPr>
+                <w:rFonts w:hint="eastAsia"/>
+                <w:color w:val="000000" w:themeColor="text1"/>
+              </w:rPr>
+              <w:t xml:space="preserve"> ]</w:t>
             </w:r>
           </w:p>
           <w:p>
@@ -1336,7 +1609,21 @@
               <w:rPr>
                 <w:rFonts w:hint="eastAsia"/>
               </w:rPr>
-              <w:t xml:space="preserve"> isReload </w:t>
+              <w:t xml:space="preserve"> </w:t>
+            </w:r>
+            <w:proofErr w:type="spellStart"/>
+            <w:r>
+              <w:rPr>
+                <w:rFonts w:hint="eastAsia"/>
+              </w:rPr>
+              <w:t>isReload</w:t>
+            </w:r>
+            <w:proofErr w:type="spellEnd"/>
+            <w:r>
+              <w:rPr>
+                <w:rFonts w:hint="eastAsia"/>
+              </w:rPr>
+              <w:t xml:space="preserve"> </w:t>
             </w:r>
             <w:r>
               <w:rPr>
@@ -1372,14 +1659,24 @@
             <w:pPr>
               <w:ind w:left="6"/>
             </w:pPr>
+            <w:proofErr w:type="spellStart"/>
+            <w:proofErr w:type="gramStart"/>
             <w:r>
               <w:t>getOmaConfigs</w:t>
             </w:r>
-            <w:r>
-              <w:rPr>
-                <w:rFonts w:hint="eastAsia"/>
-              </w:rPr>
-              <w:t>()</w:t>
+            <w:proofErr w:type="spellEnd"/>
+            <w:r>
+              <w:rPr>
+                <w:rFonts w:hint="eastAsia"/>
+              </w:rPr>
+              <w:t>(</w:t>
+            </w:r>
+            <w:proofErr w:type="gramEnd"/>
+            <w:r>
+              <w:rPr>
+                <w:rFonts w:hint="eastAsia"/>
+              </w:rPr>
+              <w:t>)</w:t>
             </w:r>
           </w:p>
         </w:tc>
@@ -1401,12 +1698,14 @@
             <w:pPr>
               <w:ind w:left="6"/>
             </w:pPr>
+            <w:proofErr w:type="spellStart"/>
             <w:r>
               <w:rPr>
                 <w:rFonts w:hint="eastAsia"/>
               </w:rPr>
               <w:t>BSONObj</w:t>
             </w:r>
+            <w:proofErr w:type="spellEnd"/>
           </w:p>
         </w:tc>
         <w:tc>
@@ -1462,6 +1761,639 @@
                 <w:rFonts w:hint="eastAsia"/>
               </w:rPr>
               <w:t>配置</w:t>
+            </w:r>
+          </w:p>
+          <w:p>
+            <w:pPr>
+              <w:ind w:left="6"/>
+              <w:rPr>
+                <w:rFonts w:hint="eastAsia"/>
+              </w:rPr>
+            </w:pPr>
+          </w:p>
+        </w:tc>
+      </w:tr>
+      <w:tr>
+        <w:tc>
+          <w:tcPr>
+            <w:tcW w:w="1919" w:type="dxa"/>
+          </w:tcPr>
+          <w:p>
+            <w:pPr>
+              <w:ind w:left="6"/>
+            </w:pPr>
+            <w:proofErr w:type="spellStart"/>
+            <w:proofErr w:type="gramStart"/>
+            <w:r>
+              <w:rPr>
+                <w:rFonts w:hint="eastAsia"/>
+              </w:rPr>
+              <w:t>getIniConfigs</w:t>
+            </w:r>
+            <w:proofErr w:type="spellEnd"/>
+            <w:r>
+              <w:t>(</w:t>
+            </w:r>
+            <w:proofErr w:type="gramEnd"/>
+            <w:r>
+              <w:t>)</w:t>
+            </w:r>
+            <w:r>
+              <w:t xml:space="preserve"> </w:t>
+            </w:r>
+          </w:p>
+        </w:tc>
+        <w:tc>
+          <w:tcPr>
+            <w:tcW w:w="1639" w:type="dxa"/>
+          </w:tcPr>
+          <w:p>
+            <w:pPr>
+              <w:ind w:left="0"/>
+            </w:pPr>
+            <w:r>
+              <w:rPr>
+                <w:rFonts w:hint="eastAsia"/>
+              </w:rPr>
+              <w:t>-</w:t>
+            </w:r>
+            <w:r>
+              <w:t xml:space="preserve"> </w:t>
+            </w:r>
+            <w:proofErr w:type="spellStart"/>
+            <w:r>
+              <w:t>configPath</w:t>
+            </w:r>
+            <w:proofErr w:type="spellEnd"/>
+          </w:p>
+          <w:p>
+            <w:pPr>
+              <w:ind w:left="0"/>
+            </w:pPr>
+            <w:r>
+              <w:rPr>
+                <w:rFonts w:hint="eastAsia"/>
+              </w:rPr>
+              <w:t xml:space="preserve">INI </w:t>
+            </w:r>
+            <w:r>
+              <w:rPr>
+                <w:rFonts w:hint="eastAsia"/>
+              </w:rPr>
+              <w:t>配置文件的路径</w:t>
+            </w:r>
+          </w:p>
+          <w:p>
+            <w:pPr>
+              <w:ind w:left="0"/>
+              <w:rPr>
+                <w:rFonts w:hint="eastAsia"/>
+              </w:rPr>
+            </w:pPr>
+          </w:p>
+          <w:p>
+            <w:pPr>
+              <w:ind w:left="0"/>
+            </w:pPr>
+            <w:r>
+              <w:rPr>
+                <w:rFonts w:hint="eastAsia"/>
+              </w:rPr>
+              <w:t>-</w:t>
+            </w:r>
+            <w:r>
+              <w:t xml:space="preserve"> [</w:t>
+            </w:r>
+            <w:r>
+              <w:t>options</w:t>
+            </w:r>
+            <w:r>
+              <w:t>]</w:t>
+            </w:r>
+          </w:p>
+          <w:p>
+            <w:pPr>
+              <w:ind w:left="0"/>
+              <w:rPr>
+                <w:rFonts w:hint="eastAsia"/>
+              </w:rPr>
+            </w:pPr>
+            <w:r>
+              <w:rPr>
+                <w:rFonts w:hint="eastAsia"/>
+              </w:rPr>
+              <w:t>解析配置文件的参数项</w:t>
+            </w:r>
+            <w:r>
+              <w:rPr>
+                <w:rFonts w:hint="eastAsia"/>
+              </w:rPr>
+              <w:t>.</w:t>
+            </w:r>
+          </w:p>
+          <w:p>
+            <w:pPr>
+              <w:ind w:left="0"/>
+            </w:pPr>
+            <w:r>
+              <w:rPr>
+                <w:rFonts w:hint="eastAsia"/>
+              </w:rPr>
+              <w:t>sensitive:</w:t>
+            </w:r>
+          </w:p>
+          <w:p>
+            <w:pPr>
+              <w:ind w:left="0"/>
+              <w:rPr>
+                <w:rFonts w:hint="eastAsia"/>
+              </w:rPr>
+            </w:pPr>
+            <w:r>
+              <w:rPr>
+                <w:rFonts w:hint="eastAsia"/>
+              </w:rPr>
+              <w:t xml:space="preserve">true </w:t>
+            </w:r>
+            <w:r>
+              <w:rPr>
+                <w:rFonts w:hint="eastAsia"/>
+              </w:rPr>
+              <w:t>是数据类型敏感</w:t>
+            </w:r>
+            <w:r>
+              <w:rPr>
+                <w:rFonts w:hint="eastAsia"/>
+              </w:rPr>
+              <w:t xml:space="preserve">, false </w:t>
+            </w:r>
+            <w:r>
+              <w:rPr>
+                <w:rFonts w:hint="eastAsia"/>
+              </w:rPr>
+              <w:t>是数据类型都作为字符串</w:t>
+            </w:r>
+            <w:r>
+              <w:rPr>
+                <w:rFonts w:hint="eastAsia"/>
+              </w:rPr>
+              <w:t xml:space="preserve">, </w:t>
+            </w:r>
+            <w:r>
+              <w:rPr>
+                <w:rFonts w:hint="eastAsia"/>
+              </w:rPr>
+              <w:t>默认</w:t>
+            </w:r>
+            <w:r>
+              <w:rPr>
+                <w:rFonts w:hint="eastAsia"/>
+              </w:rPr>
+              <w:t xml:space="preserve"> false.</w:t>
+            </w:r>
+          </w:p>
+          <w:p>
+            <w:pPr>
+              <w:ind w:left="0"/>
+            </w:pPr>
+            <w:r>
+              <w:rPr>
+                <w:rFonts w:hint="eastAsia"/>
+              </w:rPr>
+              <w:t>delimiter:</w:t>
+            </w:r>
+          </w:p>
+          <w:p>
+            <w:pPr>
+              <w:ind w:left="0"/>
+              <w:rPr>
+                <w:rFonts w:hint="eastAsia"/>
+              </w:rPr>
+            </w:pPr>
+            <w:r>
+              <w:rPr>
+                <w:rFonts w:hint="eastAsia"/>
+              </w:rPr>
+              <w:t>true</w:t>
+            </w:r>
+            <w:r>
+              <w:rPr>
+                <w:rFonts w:hint="eastAsia"/>
+              </w:rPr>
+              <w:t>是字符串只支持双引号</w:t>
+            </w:r>
+            <w:r>
+              <w:rPr>
+                <w:rFonts w:hint="eastAsia"/>
+              </w:rPr>
+              <w:t xml:space="preserve">, false </w:t>
+            </w:r>
+            <w:r>
+              <w:rPr>
+                <w:rFonts w:hint="eastAsia"/>
+              </w:rPr>
+              <w:t>是字符串只是双引号和单引号</w:t>
+            </w:r>
+            <w:r>
+              <w:rPr>
+                <w:rFonts w:hint="eastAsia"/>
+              </w:rPr>
+              <w:t xml:space="preserve">, </w:t>
+            </w:r>
+            <w:r>
+              <w:rPr>
+                <w:rFonts w:hint="eastAsia"/>
+              </w:rPr>
+              <w:t>默认</w:t>
+            </w:r>
+            <w:r>
+              <w:rPr>
+                <w:rFonts w:hint="eastAsia"/>
+              </w:rPr>
+              <w:t xml:space="preserve"> true.</w:t>
+            </w:r>
+          </w:p>
+        </w:tc>
+        <w:tc>
+          <w:tcPr>
+            <w:tcW w:w="1043" w:type="dxa"/>
+          </w:tcPr>
+          <w:p>
+            <w:pPr>
+              <w:ind w:left="6"/>
+              <w:rPr>
+                <w:rFonts w:hint="eastAsia"/>
+              </w:rPr>
+            </w:pPr>
+            <w:proofErr w:type="spellStart"/>
+            <w:r>
+              <w:t>BSONObj</w:t>
+            </w:r>
+            <w:proofErr w:type="spellEnd"/>
+          </w:p>
+        </w:tc>
+        <w:tc>
+          <w:tcPr>
+            <w:tcW w:w="1357" w:type="dxa"/>
+          </w:tcPr>
+          <w:p>
+            <w:pPr>
+              <w:ind w:left="6"/>
+              <w:rPr>
+                <w:rFonts w:hint="eastAsia"/>
+              </w:rPr>
+            </w:pPr>
+          </w:p>
+        </w:tc>
+        <w:tc>
+          <w:tcPr>
+            <w:tcW w:w="2144" w:type="dxa"/>
+          </w:tcPr>
+          <w:p>
+            <w:pPr>
+              <w:ind w:left="6"/>
+              <w:rPr>
+                <w:rFonts w:hint="eastAsia"/>
+              </w:rPr>
+            </w:pPr>
+            <w:r>
+              <w:rPr>
+                <w:rFonts w:hint="eastAsia"/>
+              </w:rPr>
+              <w:t>获取</w:t>
+            </w:r>
+            <w:r>
+              <w:rPr>
+                <w:rFonts w:hint="eastAsia"/>
+              </w:rPr>
+              <w:t xml:space="preserve"> INI </w:t>
+            </w:r>
+            <w:r>
+              <w:rPr>
+                <w:rFonts w:hint="eastAsia"/>
+              </w:rPr>
+              <w:t>文件的配置信息。</w:t>
+            </w:r>
+          </w:p>
+        </w:tc>
+      </w:tr>
+      <w:tr>
+        <w:tc>
+          <w:tcPr>
+            <w:tcW w:w="1919" w:type="dxa"/>
+          </w:tcPr>
+          <w:p>
+            <w:pPr>
+              <w:ind w:left="6"/>
+            </w:pPr>
+            <w:proofErr w:type="spellStart"/>
+            <w:proofErr w:type="gramStart"/>
+            <w:r>
+              <w:rPr>
+                <w:rFonts w:hint="eastAsia"/>
+              </w:rPr>
+              <w:t>setIniConfigs</w:t>
+            </w:r>
+            <w:proofErr w:type="spellEnd"/>
+            <w:r>
+              <w:t>(</w:t>
+            </w:r>
+            <w:proofErr w:type="gramEnd"/>
+            <w:r>
+              <w:t>)</w:t>
+            </w:r>
+          </w:p>
+        </w:tc>
+        <w:tc>
+          <w:tcPr>
+            <w:tcW w:w="1639" w:type="dxa"/>
+          </w:tcPr>
+          <w:p>
+            <w:pPr>
+              <w:ind w:left="6"/>
+            </w:pPr>
+            <w:r>
+              <w:t xml:space="preserve">- </w:t>
+            </w:r>
+            <w:r>
+              <w:t>config</w:t>
+            </w:r>
+          </w:p>
+          <w:p>
+            <w:pPr>
+              <w:ind w:left="6"/>
+            </w:pPr>
+            <w:r>
+              <w:rPr>
+                <w:rFonts w:hint="eastAsia"/>
+              </w:rPr>
+              <w:t>配置信息。</w:t>
+            </w:r>
+          </w:p>
+          <w:p>
+            <w:pPr>
+              <w:ind w:left="6"/>
+            </w:pPr>
+            <w:r>
+              <w:rPr>
+                <w:rFonts w:hint="eastAsia"/>
+              </w:rPr>
+              <w:t>-</w:t>
+            </w:r>
+            <w:r>
+              <w:t xml:space="preserve"> </w:t>
+            </w:r>
+            <w:proofErr w:type="spellStart"/>
+            <w:r>
+              <w:t>configPath</w:t>
+            </w:r>
+            <w:proofErr w:type="spellEnd"/>
+          </w:p>
+          <w:p>
+            <w:pPr>
+              <w:ind w:left="6"/>
+              <w:rPr>
+                <w:rFonts w:hint="eastAsia"/>
+              </w:rPr>
+            </w:pPr>
+            <w:r>
+              <w:rPr>
+                <w:rFonts w:hint="eastAsia"/>
+              </w:rPr>
+              <w:lastRenderedPageBreak/>
+              <w:t xml:space="preserve">INI </w:t>
+            </w:r>
+            <w:r>
+              <w:rPr>
+                <w:rFonts w:hint="eastAsia"/>
+              </w:rPr>
+              <w:t>配置文件的路径。</w:t>
+            </w:r>
+          </w:p>
+          <w:p>
+            <w:pPr>
+              <w:ind w:left="6"/>
+            </w:pPr>
+            <w:r>
+              <w:rPr>
+                <w:rFonts w:hint="eastAsia"/>
+              </w:rPr>
+              <w:t>-</w:t>
+            </w:r>
+            <w:r>
+              <w:t xml:space="preserve"> [</w:t>
+            </w:r>
+            <w:r>
+              <w:t>options</w:t>
+            </w:r>
+            <w:r>
+              <w:t>]</w:t>
+            </w:r>
+          </w:p>
+          <w:p>
+            <w:pPr>
+              <w:ind w:left="6"/>
+              <w:rPr>
+                <w:rFonts w:hint="eastAsia"/>
+              </w:rPr>
+            </w:pPr>
+            <w:r>
+              <w:rPr>
+                <w:rFonts w:hint="eastAsia"/>
+              </w:rPr>
+              <w:t>解析配置文件的参数项</w:t>
+            </w:r>
+            <w:r>
+              <w:rPr>
+                <w:rFonts w:hint="eastAsia"/>
+              </w:rPr>
+              <w:t>.</w:t>
+            </w:r>
+          </w:p>
+          <w:p>
+            <w:pPr>
+              <w:ind w:left="6"/>
+            </w:pPr>
+            <w:r>
+              <w:rPr>
+                <w:rFonts w:hint="eastAsia"/>
+              </w:rPr>
+              <w:t>sensitive:</w:t>
+            </w:r>
+          </w:p>
+          <w:p>
+            <w:pPr>
+              <w:ind w:left="6"/>
+              <w:rPr>
+                <w:rFonts w:hint="eastAsia"/>
+              </w:rPr>
+            </w:pPr>
+            <w:r>
+              <w:rPr>
+                <w:rFonts w:hint="eastAsia"/>
+              </w:rPr>
+              <w:t xml:space="preserve">true </w:t>
+            </w:r>
+            <w:r>
+              <w:rPr>
+                <w:rFonts w:hint="eastAsia"/>
+              </w:rPr>
+              <w:t>是数据类型敏感</w:t>
+            </w:r>
+            <w:r>
+              <w:rPr>
+                <w:rFonts w:hint="eastAsia"/>
+              </w:rPr>
+              <w:t xml:space="preserve">, false </w:t>
+            </w:r>
+            <w:r>
+              <w:rPr>
+                <w:rFonts w:hint="eastAsia"/>
+              </w:rPr>
+              <w:t>是数据类型都作为字符串</w:t>
+            </w:r>
+            <w:r>
+              <w:rPr>
+                <w:rFonts w:hint="eastAsia"/>
+              </w:rPr>
+              <w:t xml:space="preserve">, </w:t>
+            </w:r>
+            <w:r>
+              <w:rPr>
+                <w:rFonts w:hint="eastAsia"/>
+              </w:rPr>
+              <w:t>默认</w:t>
+            </w:r>
+            <w:r>
+              <w:rPr>
+                <w:rFonts w:hint="eastAsia"/>
+              </w:rPr>
+              <w:t xml:space="preserve"> false.</w:t>
+            </w:r>
+          </w:p>
+          <w:p>
+            <w:pPr>
+              <w:ind w:left="6"/>
+            </w:pPr>
+            <w:r>
+              <w:rPr>
+                <w:rFonts w:hint="eastAsia"/>
+              </w:rPr>
+              <w:t xml:space="preserve">delimiter: </w:t>
+            </w:r>
+          </w:p>
+          <w:p>
+            <w:pPr>
+              <w:ind w:left="6"/>
+              <w:rPr>
+                <w:rFonts w:hint="eastAsia"/>
+              </w:rPr>
+            </w:pPr>
+            <w:r>
+              <w:rPr>
+                <w:rFonts w:hint="eastAsia"/>
+              </w:rPr>
+              <w:t xml:space="preserve">true </w:t>
+            </w:r>
+            <w:r>
+              <w:rPr>
+                <w:rFonts w:hint="eastAsia"/>
+              </w:rPr>
+              <w:t>是字符串用双引号</w:t>
+            </w:r>
+            <w:r>
+              <w:rPr>
+                <w:rFonts w:hint="eastAsia"/>
+              </w:rPr>
+              <w:t xml:space="preserve">, false </w:t>
+            </w:r>
+            <w:r>
+              <w:rPr>
+                <w:rFonts w:hint="eastAsia"/>
+              </w:rPr>
+              <w:t>是字符串用单引号</w:t>
+            </w:r>
+            <w:r>
+              <w:rPr>
+                <w:rFonts w:hint="eastAsia"/>
+              </w:rPr>
+              <w:t xml:space="preserve">, </w:t>
+            </w:r>
+            <w:r>
+              <w:rPr>
+                <w:rFonts w:hint="eastAsia"/>
+              </w:rPr>
+              <w:t>默认</w:t>
+            </w:r>
+            <w:r>
+              <w:rPr>
+                <w:rFonts w:hint="eastAsia"/>
+              </w:rPr>
+              <w:t xml:space="preserve"> true.</w:t>
+            </w:r>
+          </w:p>
+        </w:tc>
+        <w:tc>
+          <w:tcPr>
+            <w:tcW w:w="1043" w:type="dxa"/>
+          </w:tcPr>
+          <w:p>
+            <w:pPr>
+              <w:ind w:left="6"/>
+              <w:rPr>
+                <w:rFonts w:hint="eastAsia"/>
+              </w:rPr>
+            </w:pPr>
+            <w:r>
+              <w:rPr>
+                <w:rFonts w:hint="eastAsia"/>
+              </w:rPr>
+              <w:lastRenderedPageBreak/>
+              <w:t>无</w:t>
+            </w:r>
+          </w:p>
+        </w:tc>
+        <w:tc>
+          <w:tcPr>
+            <w:tcW w:w="1357" w:type="dxa"/>
+          </w:tcPr>
+          <w:p>
+            <w:pPr>
+              <w:ind w:left="6"/>
+              <w:rPr>
+                <w:rFonts w:hint="eastAsia"/>
+              </w:rPr>
+            </w:pPr>
+          </w:p>
+        </w:tc>
+        <w:tc>
+          <w:tcPr>
+            <w:tcW w:w="2144" w:type="dxa"/>
+          </w:tcPr>
+          <w:p>
+            <w:pPr>
+              <w:ind w:left="6"/>
+              <w:rPr>
+                <w:rFonts w:hint="eastAsia"/>
+              </w:rPr>
+            </w:pPr>
+            <w:r>
+              <w:rPr>
+                <w:rFonts w:hint="eastAsia"/>
+              </w:rPr>
+              <w:t>把配置信息写入</w:t>
+            </w:r>
+            <w:r>
+              <w:rPr>
+                <w:rFonts w:hint="eastAsia"/>
+              </w:rPr>
+              <w:t xml:space="preserve"> INI </w:t>
+            </w:r>
+            <w:r>
+              <w:rPr>
+                <w:rFonts w:hint="eastAsia"/>
+              </w:rPr>
+              <w:t>文件。</w:t>
             </w:r>
           </w:p>
         </w:tc>
@@ -1476,7 +2408,7 @@
     <w:p/>
     <w:p>
       <w:pPr>
-        <w:pStyle w:val="Heading2"/>
+        <w:pStyle w:val="2"/>
       </w:pPr>
       <w:r>
         <w:rPr>
@@ -1497,6 +2429,7 @@
           <w:color w:val="000000" w:themeColor="text1"/>
         </w:rPr>
       </w:pPr>
+      <w:proofErr w:type="gramStart"/>
       <w:r>
         <w:rPr>
           <w:rFonts w:hint="eastAsia"/>
@@ -1509,8 +2442,18 @@
           <w:rFonts w:hint="eastAsia"/>
           <w:color w:val="000000" w:themeColor="text1"/>
         </w:rPr>
-        <w:t>._runCommand</w:t>
-      </w:r>
+        <w:t>._</w:t>
+      </w:r>
+      <w:proofErr w:type="spellStart"/>
+      <w:proofErr w:type="gramEnd"/>
+      <w:r>
+        <w:rPr>
+          <w:rFonts w:hint="eastAsia"/>
+          <w:color w:val="000000" w:themeColor="text1"/>
+        </w:rPr>
+        <w:t>runCommand</w:t>
+      </w:r>
+      <w:proofErr w:type="spellEnd"/>
       <w:r>
         <w:rPr>
           <w:rFonts w:hint="eastAsia"/>
@@ -1542,7 +2485,7 @@
     </w:p>
     <w:p>
       <w:pPr>
-        <w:pStyle w:val="Heading2"/>
+        <w:pStyle w:val="2"/>
       </w:pPr>
       <w:r>
         <w:rPr>
@@ -1559,7 +2502,7 @@
     </w:p>
     <w:p>
       <w:pPr>
-        <w:pStyle w:val="Heading3"/>
+        <w:pStyle w:val="3"/>
       </w:pPr>
       <w:r>
         <w:rPr>
@@ -1604,8 +2547,9 @@
           <w:szCs w:val="21"/>
           <w:shd w:val="clear" w:color="auto" w:fill="FFFFFF"/>
         </w:rPr>
-        <w:t>SVN:/trunk/sequoiadb/internal_doc/03.</w:t>
-      </w:r>
+        <w:t>SVN:/trunk/</w:t>
+      </w:r>
+      <w:proofErr w:type="spellStart"/>
       <w:r>
         <w:rPr>
           <w:rFonts w:cstheme="minorHAnsi"/>
@@ -1614,8 +2558,9 @@
           <w:szCs w:val="21"/>
           <w:shd w:val="clear" w:color="auto" w:fill="FFFFFF"/>
         </w:rPr>
-        <w:t>开发设计</w:t>
-      </w:r>
+        <w:t>sequoiadb</w:t>
+      </w:r>
+      <w:proofErr w:type="spellEnd"/>
       <w:r>
         <w:rPr>
           <w:rFonts w:cstheme="minorHAnsi"/>
@@ -1624,8 +2569,9 @@
           <w:szCs w:val="21"/>
           <w:shd w:val="clear" w:color="auto" w:fill="FFFFFF"/>
         </w:rPr>
-        <w:t>\Story-JS</w:t>
-      </w:r>
+        <w:t>/</w:t>
+      </w:r>
+      <w:proofErr w:type="spellStart"/>
       <w:r>
         <w:rPr>
           <w:rFonts w:cstheme="minorHAnsi"/>
@@ -1634,8 +2580,9 @@
           <w:szCs w:val="21"/>
           <w:shd w:val="clear" w:color="auto" w:fill="FFFFFF"/>
         </w:rPr>
-        <w:t>对象增强和远程化</w:t>
-      </w:r>
+        <w:t>internal_doc</w:t>
+      </w:r>
+      <w:proofErr w:type="spellEnd"/>
       <w:r>
         <w:rPr>
           <w:rFonts w:cstheme="minorHAnsi"/>
@@ -1644,11 +2591,9 @@
           <w:szCs w:val="21"/>
           <w:shd w:val="clear" w:color="auto" w:fill="FFFFFF"/>
         </w:rPr>
-        <w:t>.docx</w:t>
-      </w:r>
-    </w:p>
-    <w:p>
-      <w:pPr>
+        <w:t>/03.</w:t>
+      </w:r>
+      <w:r>
         <w:rPr>
           <w:rFonts w:cstheme="minorHAnsi"/>
           <w:i/>
@@ -1656,10 +2601,9 @@
           <w:szCs w:val="21"/>
           <w:shd w:val="clear" w:color="auto" w:fill="FFFFFF"/>
         </w:rPr>
-      </w:pPr>
-    </w:p>
-    <w:p>
-      <w:pPr>
+        <w:t>开发设计</w:t>
+      </w:r>
+      <w:r>
         <w:rPr>
           <w:rFonts w:cstheme="minorHAnsi"/>
           <w:i/>
@@ -1667,10 +2611,9 @@
           <w:szCs w:val="21"/>
           <w:shd w:val="clear" w:color="auto" w:fill="FFFFFF"/>
         </w:rPr>
-      </w:pPr>
-    </w:p>
-    <w:p>
-      <w:pPr>
+        <w:t>\Story-JS</w:t>
+      </w:r>
+      <w:r>
         <w:rPr>
           <w:rFonts w:cstheme="minorHAnsi"/>
           <w:i/>
@@ -1678,10 +2621,9 @@
           <w:szCs w:val="21"/>
           <w:shd w:val="clear" w:color="auto" w:fill="FFFFFF"/>
         </w:rPr>
-      </w:pPr>
-    </w:p>
-    <w:p>
-      <w:pPr>
+        <w:t>对象增强和远程化</w:t>
+      </w:r>
+      <w:r>
         <w:rPr>
           <w:rFonts w:cstheme="minorHAnsi"/>
           <w:i/>
@@ -1689,7 +2631,8 @@
           <w:szCs w:val="21"/>
           <w:shd w:val="clear" w:color="auto" w:fill="FFFFFF"/>
         </w:rPr>
-      </w:pPr>
+        <w:t>.docx</w:t>
+      </w:r>
     </w:p>
     <w:p>
       <w:pPr>
@@ -1726,7 +2669,51 @@
     </w:p>
     <w:p>
       <w:pPr>
-        <w:pStyle w:val="ListParagraph"/>
+        <w:rPr>
+          <w:rFonts w:cstheme="minorHAnsi"/>
+          <w:i/>
+          <w:color w:val="0070C0"/>
+          <w:szCs w:val="21"/>
+          <w:shd w:val="clear" w:color="auto" w:fill="FFFFFF"/>
+        </w:rPr>
+      </w:pPr>
+    </w:p>
+    <w:p>
+      <w:pPr>
+        <w:rPr>
+          <w:rFonts w:cstheme="minorHAnsi"/>
+          <w:i/>
+          <w:color w:val="0070C0"/>
+          <w:szCs w:val="21"/>
+          <w:shd w:val="clear" w:color="auto" w:fill="FFFFFF"/>
+        </w:rPr>
+      </w:pPr>
+    </w:p>
+    <w:p>
+      <w:pPr>
+        <w:rPr>
+          <w:rFonts w:cstheme="minorHAnsi"/>
+          <w:i/>
+          <w:color w:val="0070C0"/>
+          <w:szCs w:val="21"/>
+          <w:shd w:val="clear" w:color="auto" w:fill="FFFFFF"/>
+        </w:rPr>
+      </w:pPr>
+    </w:p>
+    <w:p>
+      <w:pPr>
+        <w:rPr>
+          <w:rFonts w:cstheme="minorHAnsi"/>
+          <w:i/>
+          <w:color w:val="0070C0"/>
+          <w:szCs w:val="21"/>
+          <w:shd w:val="clear" w:color="auto" w:fill="FFFFFF"/>
+        </w:rPr>
+      </w:pPr>
+    </w:p>
+    <w:p>
+      <w:pPr>
+        <w:pStyle w:val="aa"/>
         <w:numPr>
           <w:ilvl w:val="0"/>
           <w:numId w:val="14"/>
@@ -1741,6 +2728,7 @@
           <w:shd w:val="clear" w:color="auto" w:fill="FFFFFF"/>
         </w:rPr>
       </w:pPr>
+      <w:proofErr w:type="spellStart"/>
       <w:r>
         <w:rPr>
           <w:rFonts w:cstheme="minorHAnsi" w:hint="eastAsia"/>
@@ -1750,9 +2738,9 @@
           <w:szCs w:val="21"/>
           <w:shd w:val="clear" w:color="auto" w:fill="FFFFFF"/>
         </w:rPr>
-        <w:lastRenderedPageBreak/>
-        <w:t xml:space="preserve">startAllNodes() </w:t>
-      </w:r>
+        <w:t>startAllNodes</w:t>
+      </w:r>
+      <w:proofErr w:type="spellEnd"/>
       <w:r>
         <w:rPr>
           <w:rFonts w:cstheme="minorHAnsi" w:hint="eastAsia"/>
@@ -1762,7 +2750,7 @@
           <w:szCs w:val="21"/>
           <w:shd w:val="clear" w:color="auto" w:fill="FFFFFF"/>
         </w:rPr>
-        <w:t>与</w:t>
+        <w:t xml:space="preserve">() </w:t>
       </w:r>
       <w:r>
         <w:rPr>
@@ -1773,8 +2761,9 @@
           <w:szCs w:val="21"/>
           <w:shd w:val="clear" w:color="auto" w:fill="FFFFFF"/>
         </w:rPr>
-        <w:t>stopAllNodes()</w:t>
-      </w:r>
+        <w:t>与</w:t>
+      </w:r>
+      <w:proofErr w:type="spellStart"/>
       <w:r>
         <w:rPr>
           <w:rFonts w:cstheme="minorHAnsi" w:hint="eastAsia"/>
@@ -1784,12 +2773,35 @@
           <w:szCs w:val="21"/>
           <w:shd w:val="clear" w:color="auto" w:fill="FFFFFF"/>
         </w:rPr>
+        <w:t>stopAllNodes</w:t>
+      </w:r>
+      <w:proofErr w:type="spellEnd"/>
+      <w:r>
+        <w:rPr>
+          <w:rFonts w:cstheme="minorHAnsi" w:hint="eastAsia"/>
+          <w:b/>
+          <w:color w:val="000000" w:themeColor="text1"/>
+          <w:sz w:val="24"/>
+          <w:szCs w:val="21"/>
+          <w:shd w:val="clear" w:color="auto" w:fill="FFFFFF"/>
+        </w:rPr>
+        <w:t>()</w:t>
+      </w:r>
+      <w:r>
+        <w:rPr>
+          <w:rFonts w:cstheme="minorHAnsi" w:hint="eastAsia"/>
+          <w:b/>
+          <w:color w:val="000000" w:themeColor="text1"/>
+          <w:sz w:val="24"/>
+          <w:szCs w:val="21"/>
+          <w:shd w:val="clear" w:color="auto" w:fill="FFFFFF"/>
+        </w:rPr>
         <w:t>方法</w:t>
       </w:r>
     </w:p>
     <w:p>
       <w:pPr>
-        <w:pStyle w:val="ListParagraph"/>
+        <w:pStyle w:val="aa"/>
         <w:ind w:left="987" w:firstLineChars="0" w:firstLine="0"/>
         <w:rPr>
           <w:rFonts w:cstheme="minorHAnsi"/>
@@ -1802,7 +2814,7 @@
     </w:p>
     <w:p>
       <w:pPr>
-        <w:pStyle w:val="ListParagraph"/>
+        <w:pStyle w:val="aa"/>
         <w:ind w:left="987" w:firstLineChars="0" w:firstLine="0"/>
         <w:rPr>
           <w:rFonts w:cstheme="minorHAnsi"/>
@@ -1844,7 +2856,7 @@
     </w:p>
     <w:p>
       <w:pPr>
-        <w:pStyle w:val="ListParagraph"/>
+        <w:pStyle w:val="aa"/>
         <w:ind w:left="987" w:firstLineChars="0" w:firstLine="0"/>
         <w:rPr>
           <w:rFonts w:cstheme="minorHAnsi"/>
@@ -1857,7 +2869,7 @@
     </w:p>
     <w:p>
       <w:pPr>
-        <w:pStyle w:val="ListParagraph"/>
+        <w:pStyle w:val="aa"/>
         <w:ind w:left="987" w:firstLineChars="0" w:firstLine="0"/>
         <w:rPr>
           <w:rFonts w:cstheme="minorHAnsi"/>
@@ -1874,6 +2886,7 @@
           <w:szCs w:val="21"/>
           <w:shd w:val="clear" w:color="auto" w:fill="FFFFFF"/>
         </w:rPr>
+        <w:lastRenderedPageBreak/>
         <w:t>实现</w:t>
       </w:r>
       <w:r>
@@ -1905,6 +2918,7 @@
         </w:rPr>
         <w:t>使用已有的</w:t>
       </w:r>
+      <w:proofErr w:type="spellStart"/>
       <w:r>
         <w:rPr>
           <w:rFonts w:cstheme="minorHAnsi" w:hint="eastAsia"/>
@@ -1912,8 +2926,9 @@
           <w:szCs w:val="21"/>
           <w:shd w:val="clear" w:color="auto" w:fill="FFFFFF"/>
         </w:rPr>
-        <w:t xml:space="preserve">sdbshell </w:t>
-      </w:r>
+        <w:t>sdbshell</w:t>
+      </w:r>
+      <w:proofErr w:type="spellEnd"/>
       <w:r>
         <w:rPr>
           <w:rFonts w:cstheme="minorHAnsi" w:hint="eastAsia"/>
@@ -1921,6 +2936,15 @@
           <w:szCs w:val="21"/>
           <w:shd w:val="clear" w:color="auto" w:fill="FFFFFF"/>
         </w:rPr>
+        <w:t xml:space="preserve"> </w:t>
+      </w:r>
+      <w:r>
+        <w:rPr>
+          <w:rFonts w:cstheme="minorHAnsi" w:hint="eastAsia"/>
+          <w:color w:val="000000" w:themeColor="text1"/>
+          <w:szCs w:val="21"/>
+          <w:shd w:val="clear" w:color="auto" w:fill="FFFFFF"/>
+        </w:rPr>
         <w:t>功能</w:t>
       </w:r>
       <w:r>
@@ -1932,6 +2956,7 @@
         </w:rPr>
         <w:t xml:space="preserve"> </w:t>
       </w:r>
+      <w:proofErr w:type="spellStart"/>
       <w:r>
         <w:rPr>
           <w:rFonts w:cstheme="minorHAnsi" w:hint="eastAsia"/>
@@ -1950,17 +2975,9 @@
           <w:szCs w:val="21"/>
           <w:shd w:val="clear" w:color="auto" w:fill="FFFFFF"/>
         </w:rPr>
-        <w:t>e(svcname)</w:t>
-      </w:r>
-      <w:r>
-        <w:rPr>
-          <w:rFonts w:cstheme="minorHAnsi" w:hint="eastAsia"/>
-          <w:color w:val="000000" w:themeColor="text1"/>
-          <w:szCs w:val="21"/>
-          <w:shd w:val="clear" w:color="auto" w:fill="FFFFFF"/>
-        </w:rPr>
-        <w:t>与</w:t>
-      </w:r>
+        <w:t>e</w:t>
+      </w:r>
+      <w:proofErr w:type="spellEnd"/>
       <w:r>
         <w:rPr>
           <w:rFonts w:cstheme="minorHAnsi" w:hint="eastAsia"/>
@@ -1969,8 +2986,9 @@
           <w:szCs w:val="21"/>
           <w:shd w:val="clear" w:color="auto" w:fill="FFFFFF"/>
         </w:rPr>
-        <w:t>stopNode</w:t>
-      </w:r>
+        <w:t>(</w:t>
+      </w:r>
+      <w:proofErr w:type="spellStart"/>
       <w:r>
         <w:rPr>
           <w:rFonts w:cstheme="minorHAnsi" w:hint="eastAsia"/>
@@ -1979,7 +2997,71 @@
           <w:szCs w:val="21"/>
           <w:shd w:val="clear" w:color="auto" w:fill="FFFFFF"/>
         </w:rPr>
-        <w:t>(svcname)</w:t>
+        <w:t>svcname</w:t>
+      </w:r>
+      <w:proofErr w:type="spellEnd"/>
+      <w:r>
+        <w:rPr>
+          <w:rFonts w:cstheme="minorHAnsi" w:hint="eastAsia"/>
+          <w:i/>
+          <w:color w:val="0070C0"/>
+          <w:szCs w:val="21"/>
+          <w:shd w:val="clear" w:color="auto" w:fill="FFFFFF"/>
+        </w:rPr>
+        <w:t>)</w:t>
+      </w:r>
+      <w:r>
+        <w:rPr>
+          <w:rFonts w:cstheme="minorHAnsi" w:hint="eastAsia"/>
+          <w:color w:val="000000" w:themeColor="text1"/>
+          <w:szCs w:val="21"/>
+          <w:shd w:val="clear" w:color="auto" w:fill="FFFFFF"/>
+        </w:rPr>
+        <w:t>与</w:t>
+      </w:r>
+      <w:proofErr w:type="spellStart"/>
+      <w:r>
+        <w:rPr>
+          <w:rFonts w:cstheme="minorHAnsi" w:hint="eastAsia"/>
+          <w:i/>
+          <w:color w:val="0070C0"/>
+          <w:szCs w:val="21"/>
+          <w:shd w:val="clear" w:color="auto" w:fill="FFFFFF"/>
+        </w:rPr>
+        <w:t>stopNode</w:t>
+      </w:r>
+      <w:proofErr w:type="spellEnd"/>
+      <w:r>
+        <w:rPr>
+          <w:rFonts w:cstheme="minorHAnsi" w:hint="eastAsia"/>
+          <w:i/>
+          <w:color w:val="0070C0"/>
+          <w:szCs w:val="21"/>
+          <w:shd w:val="clear" w:color="auto" w:fill="FFFFFF"/>
+        </w:rPr>
+        <w:t>(</w:t>
+      </w:r>
+      <w:proofErr w:type="spellStart"/>
+      <w:r>
+        <w:rPr>
+          <w:rFonts w:cstheme="minorHAnsi" w:hint="eastAsia"/>
+          <w:i/>
+          <w:color w:val="0070C0"/>
+          <w:szCs w:val="21"/>
+          <w:shd w:val="clear" w:color="auto" w:fill="FFFFFF"/>
+        </w:rPr>
+        <w:t>svcname</w:t>
+      </w:r>
+      <w:proofErr w:type="spellEnd"/>
+      <w:r>
+        <w:rPr>
+          <w:rFonts w:cstheme="minorHAnsi" w:hint="eastAsia"/>
+          <w:i/>
+          <w:color w:val="0070C0"/>
+          <w:szCs w:val="21"/>
+          <w:shd w:val="clear" w:color="auto" w:fill="FFFFFF"/>
+        </w:rPr>
+        <w:t>)</w:t>
       </w:r>
       <w:r>
         <w:rPr>
@@ -2002,7 +3084,7 @@
     </w:p>
     <w:p>
       <w:pPr>
-        <w:pStyle w:val="ListParagraph"/>
+        <w:pStyle w:val="aa"/>
         <w:ind w:leftChars="570" w:left="1197" w:firstLineChars="0" w:firstLine="0"/>
         <w:rPr>
           <w:rFonts w:cstheme="minorHAnsi"/>
@@ -2048,6 +3130,7 @@
         </w:rPr>
         <w:t>有</w:t>
       </w:r>
+      <w:proofErr w:type="spellStart"/>
       <w:r>
         <w:rPr>
           <w:rFonts w:cstheme="minorHAnsi" w:hint="eastAsia"/>
@@ -2057,6 +3140,7 @@
         </w:rPr>
         <w:t>startAll</w:t>
       </w:r>
+      <w:proofErr w:type="spellEnd"/>
       <w:r>
         <w:rPr>
           <w:rFonts w:cstheme="minorHAnsi" w:hint="eastAsia"/>
@@ -2084,6 +3168,7 @@
         </w:rPr>
         <w:t>但消息形式与</w:t>
       </w:r>
+      <w:proofErr w:type="spellStart"/>
       <w:r>
         <w:rPr>
           <w:rFonts w:cstheme="minorHAnsi" w:hint="eastAsia"/>
@@ -2093,6 +3178,7 @@
         </w:rPr>
         <w:t>oma</w:t>
       </w:r>
+      <w:proofErr w:type="spellEnd"/>
       <w:r>
         <w:rPr>
           <w:rFonts w:cstheme="minorHAnsi" w:hint="eastAsia"/>
@@ -2102,6 +3188,7 @@
         </w:rPr>
         <w:t>不兼容，</w:t>
       </w:r>
+      <w:proofErr w:type="spellStart"/>
       <w:r>
         <w:rPr>
           <w:rFonts w:cstheme="minorHAnsi" w:hint="eastAsia"/>
@@ -2111,6 +3198,7 @@
         </w:rPr>
         <w:t>oma</w:t>
       </w:r>
+      <w:proofErr w:type="spellEnd"/>
       <w:r>
         <w:rPr>
           <w:rFonts w:cstheme="minorHAnsi" w:hint="eastAsia"/>
@@ -2189,11 +3277,19 @@
         </w:rPr>
         <w:t>的可能性，因此暂时选用调用</w:t>
       </w:r>
-      <w:r>
-        <w:rPr>
-          <w:rFonts w:hint="eastAsia"/>
-        </w:rPr>
-        <w:t>startNode()</w:t>
+      <w:proofErr w:type="spellStart"/>
+      <w:r>
+        <w:rPr>
+          <w:rFonts w:hint="eastAsia"/>
+        </w:rPr>
+        <w:t>startNode</w:t>
+      </w:r>
+      <w:proofErr w:type="spellEnd"/>
+      <w:r>
+        <w:rPr>
+          <w:rFonts w:hint="eastAsia"/>
+        </w:rPr>
+        <w:t>()</w:t>
       </w:r>
       <w:r>
         <w:rPr>
@@ -2201,11 +3297,19 @@
         </w:rPr>
         <w:t>和</w:t>
       </w:r>
-      <w:r>
-        <w:rPr>
-          <w:rFonts w:hint="eastAsia"/>
-        </w:rPr>
-        <w:t>stopNode()</w:t>
+      <w:proofErr w:type="spellStart"/>
+      <w:r>
+        <w:rPr>
+          <w:rFonts w:hint="eastAsia"/>
+        </w:rPr>
+        <w:t>stopNode</w:t>
+      </w:r>
+      <w:proofErr w:type="spellEnd"/>
+      <w:r>
+        <w:rPr>
+          <w:rFonts w:hint="eastAsia"/>
+        </w:rPr>
+        <w:t>()</w:t>
       </w:r>
       <w:r>
         <w:rPr>
@@ -2222,8 +3326,42 @@
     </w:p>
     <w:p>
       <w:pPr>
-        <w:pStyle w:val="ListParagraph"/>
+        <w:pStyle w:val="aa"/>
         <w:ind w:left="987" w:firstLineChars="0" w:firstLine="0"/>
+        <w:rPr>
+          <w:rFonts w:cstheme="minorHAnsi"/>
+          <w:b/>
+          <w:color w:val="000000" w:themeColor="text1"/>
+          <w:szCs w:val="21"/>
+          <w:shd w:val="clear" w:color="auto" w:fill="FFFFFF"/>
+        </w:rPr>
+      </w:pPr>
+    </w:p>
+    <w:p>
+      <w:pPr>
+        <w:pStyle w:val="aa"/>
+        <w:ind w:left="987" w:firstLineChars="0" w:firstLine="0"/>
+        <w:rPr>
+          <w:rFonts w:cstheme="minorHAnsi"/>
+          <w:b/>
+          <w:color w:val="000000" w:themeColor="text1"/>
+          <w:szCs w:val="21"/>
+          <w:shd w:val="clear" w:color="auto" w:fill="FFFFFF"/>
+        </w:rPr>
+      </w:pPr>
+    </w:p>
+    <w:p>
+      <w:pPr>
+        <w:pStyle w:val="aa"/>
+        <w:ind w:left="987" w:firstLineChars="0" w:firstLine="0"/>
+        <w:rPr>
+          <w:rFonts w:cstheme="minorHAnsi"/>
+          <w:color w:val="000000" w:themeColor="text1"/>
+          <w:szCs w:val="21"/>
+          <w:shd w:val="clear" w:color="auto" w:fill="FFFFFF"/>
+        </w:rPr>
+      </w:pPr>
+      <w:r>
         <w:rPr>
           <w:rFonts w:cstheme="minorHAnsi" w:hint="eastAsia"/>
           <w:b/>
@@ -2231,11 +3369,30 @@
           <w:szCs w:val="21"/>
           <w:shd w:val="clear" w:color="auto" w:fill="FFFFFF"/>
         </w:rPr>
-      </w:pPr>
+        <w:t>输出：</w:t>
+      </w:r>
+      <w:r>
+        <w:rPr>
+          <w:rFonts w:cstheme="minorHAnsi" w:hint="eastAsia"/>
+          <w:color w:val="000000" w:themeColor="text1"/>
+          <w:szCs w:val="21"/>
+          <w:shd w:val="clear" w:color="auto" w:fill="FFFFFF"/>
+        </w:rPr>
+        <w:t>每启动（停止）一个节点时输出一行信息，最后输出启动（停止）成功和失败的节点数量</w:t>
+      </w:r>
+      <w:r>
+        <w:rPr>
+          <w:rFonts w:cstheme="minorHAnsi" w:hint="eastAsia"/>
+          <w:color w:val="000000" w:themeColor="text1"/>
+          <w:szCs w:val="21"/>
+          <w:shd w:val="clear" w:color="auto" w:fill="FFFFFF"/>
+        </w:rPr>
+        <w:t>。</w:t>
+      </w:r>
     </w:p>
     <w:p>
       <w:pPr>
-        <w:pStyle w:val="ListParagraph"/>
+        <w:pStyle w:val="aa"/>
         <w:ind w:left="987" w:firstLineChars="0" w:firstLine="0"/>
         <w:rPr>
           <w:rFonts w:cstheme="minorHAnsi"/>
@@ -2245,13 +3402,33 @@
           <w:shd w:val="clear" w:color="auto" w:fill="FFFFFF"/>
         </w:rPr>
       </w:pPr>
+      <w:r>
+        <w:rPr>
+          <w:rFonts w:cstheme="minorHAnsi" w:hint="eastAsia"/>
+          <w:b/>
+          <w:color w:val="000000" w:themeColor="text1"/>
+          <w:szCs w:val="21"/>
+          <w:shd w:val="clear" w:color="auto" w:fill="FFFFFF"/>
+        </w:rPr>
+        <w:t>成功时</w:t>
+      </w:r>
+      <w:r>
+        <w:rPr>
+          <w:rFonts w:cstheme="minorHAnsi" w:hint="eastAsia"/>
+          <w:b/>
+          <w:color w:val="000000" w:themeColor="text1"/>
+          <w:szCs w:val="21"/>
+          <w:shd w:val="clear" w:color="auto" w:fill="FFFFFF"/>
+        </w:rPr>
+        <w:t>:</w:t>
+      </w:r>
     </w:p>
     <w:p>
       <w:pPr>
-        <w:pStyle w:val="ListParagraph"/>
+        <w:pStyle w:val="aa"/>
         <w:ind w:left="987" w:firstLineChars="0" w:firstLine="0"/>
         <w:rPr>
-          <w:rFonts w:cstheme="minorHAnsi" w:hint="eastAsia"/>
+          <w:rFonts w:cstheme="minorHAnsi"/>
           <w:color w:val="000000" w:themeColor="text1"/>
           <w:szCs w:val="21"/>
           <w:shd w:val="clear" w:color="auto" w:fill="FFFFFF"/>
@@ -2265,7 +3442,17 @@
           <w:szCs w:val="21"/>
           <w:shd w:val="clear" w:color="auto" w:fill="FFFFFF"/>
         </w:rPr>
-        <w:t>输出：</w:t>
+        <w:t xml:space="preserve"> </w:t>
+      </w:r>
+      <w:proofErr w:type="spellStart"/>
+      <w:r>
+        <w:rPr>
+          <w:rFonts w:cstheme="minorHAnsi"/>
+          <w:color w:val="000000" w:themeColor="text1"/>
+          <w:szCs w:val="21"/>
+          <w:shd w:val="clear" w:color="auto" w:fill="FFFFFF"/>
+        </w:rPr>
+        <w:t>Start</w:t>
       </w:r>
       <w:r>
         <w:rPr>
@@ -2274,8 +3461,39 @@
           <w:szCs w:val="21"/>
           <w:shd w:val="clear" w:color="auto" w:fill="FFFFFF"/>
         </w:rPr>
-        <w:t>每启动（停止）一个节点时输出一行信息，最后输出启动（停止）成功和失败的节点数量</w:t>
-      </w:r>
+        <w:t>|Stop</w:t>
+      </w:r>
+      <w:proofErr w:type="spellEnd"/>
+      <w:r>
+        <w:rPr>
+          <w:rFonts w:cstheme="minorHAnsi"/>
+          <w:color w:val="000000" w:themeColor="text1"/>
+          <w:szCs w:val="21"/>
+          <w:shd w:val="clear" w:color="auto" w:fill="FFFFFF"/>
+        </w:rPr>
+        <w:t xml:space="preserve"> </w:t>
+      </w:r>
+      <w:proofErr w:type="spellStart"/>
+      <w:r>
+        <w:rPr>
+          <w:rFonts w:cstheme="minorHAnsi"/>
+          <w:color w:val="000000" w:themeColor="text1"/>
+          <w:szCs w:val="21"/>
+          <w:shd w:val="clear" w:color="auto" w:fill="FFFFFF"/>
+        </w:rPr>
+        <w:t>sequoiadb</w:t>
+      </w:r>
+      <w:proofErr w:type="spellEnd"/>
+      <w:r>
+        <w:rPr>
+          <w:rFonts w:cstheme="minorHAnsi"/>
+          <w:color w:val="000000" w:themeColor="text1"/>
+          <w:szCs w:val="21"/>
+          <w:shd w:val="clear" w:color="auto" w:fill="FFFFFF"/>
+        </w:rPr>
+        <w:t>(</w:t>
+      </w:r>
+      <w:proofErr w:type="spellStart"/>
       <w:r>
         <w:rPr>
           <w:rFonts w:cstheme="minorHAnsi" w:hint="eastAsia"/>
@@ -2283,13 +3501,32 @@
           <w:szCs w:val="21"/>
           <w:shd w:val="clear" w:color="auto" w:fill="FFFFFF"/>
         </w:rPr>
-        <w:t>。</w:t>
+        <w:t>svcname</w:t>
+      </w:r>
+      <w:proofErr w:type="spellEnd"/>
+      <w:r>
+        <w:rPr>
+          <w:rFonts w:cstheme="minorHAnsi"/>
+          <w:color w:val="000000" w:themeColor="text1"/>
+          <w:szCs w:val="21"/>
+          <w:shd w:val="clear" w:color="auto" w:fill="FFFFFF"/>
+        </w:rPr>
+        <w:t>): Success</w:t>
       </w:r>
     </w:p>
     <w:p>
       <w:pPr>
-        <w:pStyle w:val="ListParagraph"/>
+        <w:pStyle w:val="aa"/>
         <w:ind w:left="987" w:firstLineChars="0" w:firstLine="0"/>
+        <w:rPr>
+          <w:rFonts w:cstheme="minorHAnsi"/>
+          <w:b/>
+          <w:color w:val="000000" w:themeColor="text1"/>
+          <w:szCs w:val="21"/>
+          <w:shd w:val="clear" w:color="auto" w:fill="FFFFFF"/>
+        </w:rPr>
+      </w:pPr>
+      <w:r>
         <w:rPr>
           <w:rFonts w:cstheme="minorHAnsi" w:hint="eastAsia"/>
           <w:b/>
@@ -2297,7 +3534,8 @@
           <w:szCs w:val="21"/>
           <w:shd w:val="clear" w:color="auto" w:fill="FFFFFF"/>
         </w:rPr>
-      </w:pPr>
+        <w:t>失败时</w:t>
+      </w:r>
       <w:r>
         <w:rPr>
           <w:rFonts w:cstheme="minorHAnsi" w:hint="eastAsia"/>
@@ -2306,40 +3544,59 @@
           <w:szCs w:val="21"/>
           <w:shd w:val="clear" w:color="auto" w:fill="FFFFFF"/>
         </w:rPr>
-        <w:t>成功时</w:t>
-      </w:r>
-      <w:r>
-        <w:rPr>
-          <w:rFonts w:cstheme="minorHAnsi" w:hint="eastAsia"/>
-          <w:b/>
-          <w:color w:val="000000" w:themeColor="text1"/>
-          <w:szCs w:val="21"/>
-          <w:shd w:val="clear" w:color="auto" w:fill="FFFFFF"/>
-        </w:rPr>
         <w:t>:</w:t>
       </w:r>
     </w:p>
     <w:p>
       <w:pPr>
-        <w:pStyle w:val="ListParagraph"/>
+        <w:pStyle w:val="aa"/>
         <w:ind w:left="987" w:firstLineChars="0" w:firstLine="0"/>
         <w:rPr>
+          <w:rFonts w:cstheme="minorHAnsi"/>
+          <w:color w:val="000000" w:themeColor="text1"/>
+          <w:szCs w:val="21"/>
+          <w:shd w:val="clear" w:color="auto" w:fill="FFFFFF"/>
+        </w:rPr>
+      </w:pPr>
+      <w:r>
+        <w:rPr>
           <w:rFonts w:cstheme="minorHAnsi" w:hint="eastAsia"/>
           <w:color w:val="000000" w:themeColor="text1"/>
           <w:szCs w:val="21"/>
           <w:shd w:val="clear" w:color="auto" w:fill="FFFFFF"/>
         </w:rPr>
-      </w:pPr>
+        <w:t xml:space="preserve"> </w:t>
+      </w:r>
+      <w:proofErr w:type="spellStart"/>
+      <w:r>
+        <w:rPr>
+          <w:rFonts w:cstheme="minorHAnsi"/>
+          <w:color w:val="000000" w:themeColor="text1"/>
+          <w:szCs w:val="21"/>
+          <w:shd w:val="clear" w:color="auto" w:fill="FFFFFF"/>
+        </w:rPr>
+        <w:t>Start</w:t>
+      </w:r>
       <w:r>
         <w:rPr>
           <w:rFonts w:cstheme="minorHAnsi" w:hint="eastAsia"/>
-          <w:b/>
+          <w:color w:val="000000" w:themeColor="text1"/>
+          <w:szCs w:val="21"/>
+          <w:shd w:val="clear" w:color="auto" w:fill="FFFFFF"/>
+        </w:rPr>
+        <w:t>|Stop</w:t>
+      </w:r>
+      <w:proofErr w:type="spellEnd"/>
+      <w:r>
+        <w:rPr>
+          <w:rFonts w:cstheme="minorHAnsi"/>
           <w:color w:val="000000" w:themeColor="text1"/>
           <w:szCs w:val="21"/>
           <w:shd w:val="clear" w:color="auto" w:fill="FFFFFF"/>
         </w:rPr>
         <w:t xml:space="preserve"> </w:t>
       </w:r>
+      <w:proofErr w:type="spellStart"/>
       <w:r>
         <w:rPr>
           <w:rFonts w:cstheme="minorHAnsi"/>
@@ -2347,8 +3604,19 @@
           <w:szCs w:val="21"/>
           <w:shd w:val="clear" w:color="auto" w:fill="FFFFFF"/>
         </w:rPr>
-        <w:t>Start</w:t>
-      </w:r>
+        <w:t>sequoiadb</w:t>
+      </w:r>
+      <w:proofErr w:type="spellEnd"/>
+      <w:r>
+        <w:rPr>
+          <w:rFonts w:cstheme="minorHAnsi"/>
+          <w:color w:val="000000" w:themeColor="text1"/>
+          <w:szCs w:val="21"/>
+          <w:shd w:val="clear" w:color="auto" w:fill="FFFFFF"/>
+        </w:rPr>
+        <w:t>(</w:t>
+      </w:r>
+      <w:proofErr w:type="spellStart"/>
       <w:r>
         <w:rPr>
           <w:rFonts w:cstheme="minorHAnsi" w:hint="eastAsia"/>
@@ -2356,8 +3624,9 @@
           <w:szCs w:val="21"/>
           <w:shd w:val="clear" w:color="auto" w:fill="FFFFFF"/>
         </w:rPr>
-        <w:t>|Stop</w:t>
-      </w:r>
+        <w:t>svcname</w:t>
+      </w:r>
+      <w:proofErr w:type="spellEnd"/>
       <w:r>
         <w:rPr>
           <w:rFonts w:cstheme="minorHAnsi"/>
@@ -2365,7 +3634,7 @@
           <w:szCs w:val="21"/>
           <w:shd w:val="clear" w:color="auto" w:fill="FFFFFF"/>
         </w:rPr>
-        <w:t xml:space="preserve"> sequoiadb(</w:t>
+        <w:t xml:space="preserve">): </w:t>
       </w:r>
       <w:r>
         <w:rPr>
@@ -2374,8 +3643,18 @@
           <w:szCs w:val="21"/>
           <w:shd w:val="clear" w:color="auto" w:fill="FFFFFF"/>
         </w:rPr>
-        <w:t>svcname</w:t>
-      </w:r>
+        <w:t>Failed</w:t>
+      </w:r>
+      <w:r>
+        <w:rPr>
+          <w:rFonts w:cstheme="minorHAnsi" w:hint="eastAsia"/>
+          <w:color w:val="000000" w:themeColor="text1"/>
+          <w:szCs w:val="21"/>
+          <w:shd w:val="clear" w:color="auto" w:fill="FFFFFF"/>
+        </w:rPr>
+        <w:t xml:space="preserve">, </w:t>
+      </w:r>
+      <w:proofErr w:type="spellStart"/>
       <w:r>
         <w:rPr>
           <w:rFonts w:cstheme="minorHAnsi"/>
@@ -2383,53 +3662,132 @@
           <w:szCs w:val="21"/>
           <w:shd w:val="clear" w:color="auto" w:fill="FFFFFF"/>
         </w:rPr>
-        <w:t>): Success</w:t>
+        <w:t>errno</w:t>
+      </w:r>
+      <w:proofErr w:type="spellEnd"/>
+      <w:r>
+        <w:rPr>
+          <w:rFonts w:cstheme="minorHAnsi"/>
+          <w:color w:val="000000" w:themeColor="text1"/>
+          <w:szCs w:val="21"/>
+          <w:shd w:val="clear" w:color="auto" w:fill="FFFFFF"/>
+        </w:rPr>
+        <w:t xml:space="preserve">: </w:t>
+      </w:r>
+      <w:r>
+        <w:rPr>
+          <w:rFonts w:cstheme="minorHAnsi" w:hint="eastAsia"/>
+          <w:color w:val="000000" w:themeColor="text1"/>
+          <w:szCs w:val="21"/>
+          <w:shd w:val="clear" w:color="auto" w:fill="FFFFFF"/>
+        </w:rPr>
+        <w:t>x</w:t>
+      </w:r>
+      <w:r>
+        <w:rPr>
+          <w:rFonts w:cstheme="minorHAnsi"/>
+          <w:color w:val="000000" w:themeColor="text1"/>
+          <w:szCs w:val="21"/>
+          <w:shd w:val="clear" w:color="auto" w:fill="FFFFFF"/>
+        </w:rPr>
+        <w:t>,</w:t>
+      </w:r>
+      <w:r>
+        <w:rPr>
+          <w:rFonts w:cstheme="minorHAnsi" w:hint="eastAsia"/>
+          <w:color w:val="000000" w:themeColor="text1"/>
+          <w:szCs w:val="21"/>
+          <w:shd w:val="clear" w:color="auto" w:fill="FFFFFF"/>
+        </w:rPr>
+        <w:t xml:space="preserve"> </w:t>
+      </w:r>
+      <w:r>
+        <w:rPr>
+          <w:rFonts w:cstheme="minorHAnsi"/>
+          <w:color w:val="000000" w:themeColor="text1"/>
+          <w:szCs w:val="21"/>
+          <w:shd w:val="clear" w:color="auto" w:fill="FFFFFF"/>
+        </w:rPr>
+        <w:t>description: "</w:t>
+      </w:r>
+      <w:r>
+        <w:rPr>
+          <w:rFonts w:cstheme="minorHAnsi" w:hint="eastAsia"/>
+          <w:color w:val="000000" w:themeColor="text1"/>
+          <w:szCs w:val="21"/>
+          <w:shd w:val="clear" w:color="auto" w:fill="FFFFFF"/>
+        </w:rPr>
+        <w:t>xxx"</w:t>
+      </w:r>
+      <w:r>
+        <w:rPr>
+          <w:rFonts w:cstheme="minorHAnsi"/>
+          <w:color w:val="000000" w:themeColor="text1"/>
+          <w:szCs w:val="21"/>
+          <w:shd w:val="clear" w:color="auto" w:fill="FFFFFF"/>
+        </w:rPr>
+        <w:t>, detail: "</w:t>
+      </w:r>
+      <w:r>
+        <w:rPr>
+          <w:rFonts w:cstheme="minorHAnsi" w:hint="eastAsia"/>
+          <w:color w:val="000000" w:themeColor="text1"/>
+          <w:szCs w:val="21"/>
+          <w:shd w:val="clear" w:color="auto" w:fill="FFFFFF"/>
+        </w:rPr>
+        <w:t>xx"</w:t>
       </w:r>
     </w:p>
     <w:p>
       <w:pPr>
-        <w:pStyle w:val="ListParagraph"/>
+        <w:pStyle w:val="aa"/>
         <w:ind w:left="987" w:firstLineChars="0" w:firstLine="0"/>
         <w:rPr>
-          <w:rFonts w:cstheme="minorHAnsi" w:hint="eastAsia"/>
-          <w:b/>
-          <w:color w:val="000000" w:themeColor="text1"/>
-          <w:szCs w:val="21"/>
-          <w:shd w:val="clear" w:color="auto" w:fill="FFFFFF"/>
-        </w:rPr>
-      </w:pPr>
-      <w:r>
-        <w:rPr>
-          <w:rFonts w:cstheme="minorHAnsi" w:hint="eastAsia"/>
-          <w:b/>
-          <w:color w:val="000000" w:themeColor="text1"/>
-          <w:szCs w:val="21"/>
-          <w:shd w:val="clear" w:color="auto" w:fill="FFFFFF"/>
-        </w:rPr>
-        <w:t>失败时</w:t>
-      </w:r>
-      <w:r>
-        <w:rPr>
-          <w:rFonts w:cstheme="minorHAnsi" w:hint="eastAsia"/>
-          <w:b/>
-          <w:color w:val="000000" w:themeColor="text1"/>
-          <w:szCs w:val="21"/>
-          <w:shd w:val="clear" w:color="auto" w:fill="FFFFFF"/>
-        </w:rPr>
-        <w:t>:</w:t>
-      </w:r>
+          <w:rFonts w:cstheme="minorHAnsi"/>
+          <w:color w:val="000000" w:themeColor="text1"/>
+          <w:szCs w:val="21"/>
+          <w:shd w:val="clear" w:color="auto" w:fill="FFFFFF"/>
+        </w:rPr>
+      </w:pPr>
     </w:p>
     <w:p>
       <w:pPr>
-        <w:pStyle w:val="ListParagraph"/>
+        <w:pStyle w:val="aa"/>
         <w:ind w:left="987" w:firstLineChars="0" w:firstLine="0"/>
         <w:rPr>
+          <w:rFonts w:cstheme="minorHAnsi"/>
+          <w:color w:val="000000" w:themeColor="text1"/>
+          <w:szCs w:val="21"/>
+          <w:shd w:val="clear" w:color="auto" w:fill="FFFFFF"/>
+        </w:rPr>
+      </w:pPr>
+      <w:r>
+        <w:rPr>
+          <w:rFonts w:cstheme="minorHAnsi"/>
+          <w:color w:val="000000" w:themeColor="text1"/>
+          <w:szCs w:val="21"/>
+          <w:shd w:val="clear" w:color="auto" w:fill="FFFFFF"/>
+        </w:rPr>
+        <w:t xml:space="preserve">Total: </w:t>
+      </w:r>
+      <w:r>
+        <w:rPr>
           <w:rFonts w:cstheme="minorHAnsi" w:hint="eastAsia"/>
           <w:color w:val="000000" w:themeColor="text1"/>
           <w:szCs w:val="21"/>
           <w:shd w:val="clear" w:color="auto" w:fill="FFFFFF"/>
         </w:rPr>
-      </w:pPr>
+        <w:t>xxx</w:t>
+      </w:r>
+      <w:r>
+        <w:rPr>
+          <w:rFonts w:cstheme="minorHAnsi"/>
+          <w:color w:val="000000" w:themeColor="text1"/>
+          <w:szCs w:val="21"/>
+          <w:shd w:val="clear" w:color="auto" w:fill="FFFFFF"/>
+        </w:rPr>
+        <w:t xml:space="preserve">; Success: </w:t>
+      </w:r>
       <w:r>
         <w:rPr>
           <w:rFonts w:cstheme="minorHAnsi" w:hint="eastAsia"/>
@@ -2437,7 +3795,7 @@
           <w:szCs w:val="21"/>
           <w:shd w:val="clear" w:color="auto" w:fill="FFFFFF"/>
         </w:rPr>
-        <w:t xml:space="preserve"> </w:t>
+        <w:t>xx</w:t>
       </w:r>
       <w:r>
         <w:rPr>
@@ -2446,7 +3804,7 @@
           <w:szCs w:val="21"/>
           <w:shd w:val="clear" w:color="auto" w:fill="FFFFFF"/>
         </w:rPr>
-        <w:t>Start</w:t>
+        <w:t xml:space="preserve">; Failed: </w:t>
       </w:r>
       <w:r>
         <w:rPr>
@@ -2455,203 +3813,26 @@
           <w:szCs w:val="21"/>
           <w:shd w:val="clear" w:color="auto" w:fill="FFFFFF"/>
         </w:rPr>
-        <w:t>|Stop</w:t>
-      </w:r>
-      <w:r>
-        <w:rPr>
-          <w:rFonts w:cstheme="minorHAnsi"/>
-          <w:color w:val="000000" w:themeColor="text1"/>
-          <w:szCs w:val="21"/>
-          <w:shd w:val="clear" w:color="auto" w:fill="FFFFFF"/>
-        </w:rPr>
-        <w:t xml:space="preserve"> sequoiadb(</w:t>
-      </w:r>
-      <w:r>
-        <w:rPr>
-          <w:rFonts w:cstheme="minorHAnsi" w:hint="eastAsia"/>
-          <w:color w:val="000000" w:themeColor="text1"/>
-          <w:szCs w:val="21"/>
-          <w:shd w:val="clear" w:color="auto" w:fill="FFFFFF"/>
-        </w:rPr>
-        <w:t>svcname</w:t>
-      </w:r>
-      <w:r>
-        <w:rPr>
-          <w:rFonts w:cstheme="minorHAnsi"/>
-          <w:color w:val="000000" w:themeColor="text1"/>
-          <w:szCs w:val="21"/>
-          <w:shd w:val="clear" w:color="auto" w:fill="FFFFFF"/>
-        </w:rPr>
-        <w:t xml:space="preserve">): </w:t>
-      </w:r>
-      <w:r>
-        <w:rPr>
-          <w:rFonts w:cstheme="minorHAnsi" w:hint="eastAsia"/>
-          <w:color w:val="000000" w:themeColor="text1"/>
-          <w:szCs w:val="21"/>
-          <w:shd w:val="clear" w:color="auto" w:fill="FFFFFF"/>
-        </w:rPr>
-        <w:t>Failed</w:t>
-      </w:r>
-      <w:r>
-        <w:rPr>
-          <w:rFonts w:cstheme="minorHAnsi" w:hint="eastAsia"/>
-          <w:color w:val="000000" w:themeColor="text1"/>
-          <w:szCs w:val="21"/>
-          <w:shd w:val="clear" w:color="auto" w:fill="FFFFFF"/>
-        </w:rPr>
-        <w:t xml:space="preserve">, </w:t>
-      </w:r>
-      <w:r>
-        <w:rPr>
-          <w:rFonts w:cstheme="minorHAnsi"/>
-          <w:color w:val="000000" w:themeColor="text1"/>
-          <w:szCs w:val="21"/>
-          <w:shd w:val="clear" w:color="auto" w:fill="FFFFFF"/>
-        </w:rPr>
-        <w:t xml:space="preserve">errno: </w:t>
-      </w:r>
-      <w:r>
-        <w:rPr>
-          <w:rFonts w:cstheme="minorHAnsi" w:hint="eastAsia"/>
-          <w:color w:val="000000" w:themeColor="text1"/>
-          <w:szCs w:val="21"/>
-          <w:shd w:val="clear" w:color="auto" w:fill="FFFFFF"/>
-        </w:rPr>
-        <w:t>x</w:t>
-      </w:r>
-      <w:r>
-        <w:rPr>
-          <w:rFonts w:cstheme="minorHAnsi"/>
-          <w:color w:val="000000" w:themeColor="text1"/>
-          <w:szCs w:val="21"/>
-          <w:shd w:val="clear" w:color="auto" w:fill="FFFFFF"/>
-        </w:rPr>
-        <w:t>,</w:t>
-      </w:r>
-      <w:r>
-        <w:rPr>
-          <w:rFonts w:cstheme="minorHAnsi" w:hint="eastAsia"/>
-          <w:color w:val="000000" w:themeColor="text1"/>
-          <w:szCs w:val="21"/>
-          <w:shd w:val="clear" w:color="auto" w:fill="FFFFFF"/>
-        </w:rPr>
-        <w:t xml:space="preserve"> </w:t>
-      </w:r>
-      <w:r>
-        <w:rPr>
-          <w:rFonts w:cstheme="minorHAnsi"/>
-          <w:color w:val="000000" w:themeColor="text1"/>
-          <w:szCs w:val="21"/>
-          <w:shd w:val="clear" w:color="auto" w:fill="FFFFFF"/>
-        </w:rPr>
-        <w:t>description: "</w:t>
-      </w:r>
-      <w:r>
-        <w:rPr>
-          <w:rFonts w:cstheme="minorHAnsi" w:hint="eastAsia"/>
-          <w:color w:val="000000" w:themeColor="text1"/>
-          <w:szCs w:val="21"/>
-          <w:shd w:val="clear" w:color="auto" w:fill="FFFFFF"/>
-        </w:rPr>
-        <w:t>xxx"</w:t>
-      </w:r>
-      <w:r>
-        <w:rPr>
-          <w:rFonts w:cstheme="minorHAnsi"/>
-          <w:color w:val="000000" w:themeColor="text1"/>
-          <w:szCs w:val="21"/>
-          <w:shd w:val="clear" w:color="auto" w:fill="FFFFFF"/>
-        </w:rPr>
-        <w:t>, detail: "</w:t>
-      </w:r>
-      <w:r>
-        <w:rPr>
-          <w:rFonts w:cstheme="minorHAnsi" w:hint="eastAsia"/>
-          <w:color w:val="000000" w:themeColor="text1"/>
-          <w:szCs w:val="21"/>
-          <w:shd w:val="clear" w:color="auto" w:fill="FFFFFF"/>
-        </w:rPr>
-        <w:t>xx"</w:t>
+        <w:t>xx</w:t>
       </w:r>
     </w:p>
     <w:p>
       <w:pPr>
-        <w:pStyle w:val="ListParagraph"/>
-        <w:ind w:left="987" w:firstLineChars="0" w:firstLine="0"/>
-        <w:rPr>
-          <w:rFonts w:cstheme="minorHAnsi" w:hint="eastAsia"/>
-          <w:color w:val="000000" w:themeColor="text1"/>
-          <w:szCs w:val="21"/>
-          <w:shd w:val="clear" w:color="auto" w:fill="FFFFFF"/>
+        <w:ind w:leftChars="600" w:left="1260"/>
+        <w:rPr>
+          <w:i/>
+          <w:color w:val="0070C0"/>
         </w:rPr>
       </w:pPr>
     </w:p>
     <w:p>
       <w:pPr>
-        <w:pStyle w:val="ListParagraph"/>
-        <w:ind w:left="987" w:firstLineChars="0" w:firstLine="0"/>
-        <w:rPr>
-          <w:rFonts w:cstheme="minorHAnsi"/>
-          <w:color w:val="000000" w:themeColor="text1"/>
-          <w:szCs w:val="21"/>
-          <w:shd w:val="clear" w:color="auto" w:fill="FFFFFF"/>
-        </w:rPr>
-      </w:pPr>
-      <w:r>
-        <w:rPr>
-          <w:rFonts w:cstheme="minorHAnsi"/>
-          <w:color w:val="000000" w:themeColor="text1"/>
-          <w:szCs w:val="21"/>
-          <w:shd w:val="clear" w:color="auto" w:fill="FFFFFF"/>
-        </w:rPr>
-        <w:t xml:space="preserve">Total: </w:t>
-      </w:r>
-      <w:r>
-        <w:rPr>
-          <w:rFonts w:cstheme="minorHAnsi" w:hint="eastAsia"/>
-          <w:color w:val="000000" w:themeColor="text1"/>
-          <w:szCs w:val="21"/>
-          <w:shd w:val="clear" w:color="auto" w:fill="FFFFFF"/>
-        </w:rPr>
-        <w:t>xxx</w:t>
-      </w:r>
-      <w:r>
-        <w:rPr>
-          <w:rFonts w:cstheme="minorHAnsi"/>
-          <w:color w:val="000000" w:themeColor="text1"/>
-          <w:szCs w:val="21"/>
-          <w:shd w:val="clear" w:color="auto" w:fill="FFFFFF"/>
-        </w:rPr>
-        <w:t xml:space="preserve">; Success: </w:t>
-      </w:r>
-      <w:r>
-        <w:rPr>
-          <w:rFonts w:cstheme="minorHAnsi" w:hint="eastAsia"/>
-          <w:color w:val="000000" w:themeColor="text1"/>
-          <w:szCs w:val="21"/>
-          <w:shd w:val="clear" w:color="auto" w:fill="FFFFFF"/>
-        </w:rPr>
-        <w:t>xx</w:t>
-      </w:r>
-      <w:r>
-        <w:rPr>
-          <w:rFonts w:cstheme="minorHAnsi"/>
-          <w:color w:val="000000" w:themeColor="text1"/>
-          <w:szCs w:val="21"/>
-          <w:shd w:val="clear" w:color="auto" w:fill="FFFFFF"/>
-        </w:rPr>
-        <w:t xml:space="preserve">; Failed: </w:t>
-      </w:r>
-      <w:r>
-        <w:rPr>
-          <w:rFonts w:cstheme="minorHAnsi" w:hint="eastAsia"/>
-          <w:color w:val="000000" w:themeColor="text1"/>
-          <w:szCs w:val="21"/>
-          <w:shd w:val="clear" w:color="auto" w:fill="FFFFFF"/>
-        </w:rPr>
-        <w:t>xx</w:t>
-      </w:r>
+        <w:ind w:leftChars="600" w:left="1260"/>
+        <w:rPr>
+          <w:i/>
+          <w:color w:val="0070C0"/>
+        </w:rPr>
+      </w:pPr>
     </w:p>
     <w:p>
       <w:pPr>
@@ -2664,25 +3845,7 @@
     </w:p>
     <w:p>
       <w:pPr>
-        <w:ind w:leftChars="600" w:left="1260"/>
-        <w:rPr>
-          <w:i/>
-          <w:color w:val="0070C0"/>
-        </w:rPr>
-      </w:pPr>
-    </w:p>
-    <w:p>
-      <w:pPr>
-        <w:ind w:leftChars="600" w:left="1260"/>
-        <w:rPr>
-          <w:i/>
-          <w:color w:val="0070C0"/>
-        </w:rPr>
-      </w:pPr>
-    </w:p>
-    <w:p>
-      <w:pPr>
-        <w:pStyle w:val="ListParagraph"/>
+        <w:pStyle w:val="aa"/>
         <w:numPr>
           <w:ilvl w:val="0"/>
           <w:numId w:val="8"/>
@@ -2695,6 +3858,7 @@
           <w:sz w:val="24"/>
         </w:rPr>
       </w:pPr>
+      <w:proofErr w:type="spellStart"/>
       <w:r>
         <w:rPr>
           <w:rFonts w:hint="eastAsia"/>
@@ -2709,20 +3873,29 @@
           <w:b/>
           <w:sz w:val="24"/>
         </w:rPr>
-        <w:t>Configs()</w:t>
-      </w:r>
+        <w:t>Configs</w:t>
+      </w:r>
+      <w:proofErr w:type="spellEnd"/>
       <w:r>
         <w:rPr>
           <w:rFonts w:hint="eastAsia"/>
           <w:b/>
           <w:sz w:val="24"/>
         </w:rPr>
+        <w:t>()</w:t>
+      </w:r>
+      <w:r>
+        <w:rPr>
+          <w:rFonts w:hint="eastAsia"/>
+          <w:b/>
+          <w:sz w:val="24"/>
+        </w:rPr>
         <w:t>方法</w:t>
       </w:r>
     </w:p>
     <w:p>
       <w:pPr>
-        <w:pStyle w:val="ListParagraph"/>
+        <w:pStyle w:val="aa"/>
         <w:ind w:left="987" w:firstLineChars="0" w:firstLine="0"/>
         <w:rPr>
           <w:rFonts w:cstheme="minorHAnsi"/>
@@ -2735,7 +3908,7 @@
     </w:p>
     <w:p>
       <w:pPr>
-        <w:pStyle w:val="ListParagraph"/>
+        <w:pStyle w:val="aa"/>
         <w:ind w:left="987" w:firstLineChars="0" w:firstLine="0"/>
         <w:rPr>
           <w:rFonts w:cstheme="minorHAnsi"/>
@@ -2794,7 +3967,7 @@
     </w:p>
     <w:p>
       <w:pPr>
-        <w:pStyle w:val="ListParagraph"/>
+        <w:pStyle w:val="aa"/>
         <w:ind w:left="987" w:firstLineChars="0" w:firstLine="0"/>
         <w:rPr>
           <w:rFonts w:cstheme="minorHAnsi"/>
@@ -2852,8 +4025,9 @@
           <w:szCs w:val="21"/>
           <w:shd w:val="clear" w:color="auto" w:fill="FFFFFF"/>
         </w:rPr>
-        <w:t xml:space="preserve">RELOAD_CONFIGS </w:t>
-      </w:r>
+        <w:t>RELOAD_</w:t>
+      </w:r>
+      <w:proofErr w:type="gramStart"/>
       <w:r>
         <w:rPr>
           <w:rFonts w:cstheme="minorHAnsi" w:hint="eastAsia"/>
@@ -2862,7 +4036,7 @@
           <w:szCs w:val="21"/>
           <w:shd w:val="clear" w:color="auto" w:fill="FFFFFF"/>
         </w:rPr>
-        <w:t xml:space="preserve"> </w:t>
+        <w:t xml:space="preserve">CONFIGS </w:t>
       </w:r>
       <w:r>
         <w:rPr>
@@ -2872,7 +4046,7 @@
           <w:szCs w:val="21"/>
           <w:shd w:val="clear" w:color="auto" w:fill="FFFFFF"/>
         </w:rPr>
-        <w:t>"</w:t>
+        <w:t xml:space="preserve"> </w:t>
       </w:r>
       <w:r>
         <w:rPr>
@@ -2882,8 +4056,10 @@
           <w:szCs w:val="21"/>
           <w:shd w:val="clear" w:color="auto" w:fill="FFFFFF"/>
         </w:rPr>
-        <w:t>oma</w:t>
-      </w:r>
+        <w:t>"</w:t>
+      </w:r>
+      <w:proofErr w:type="spellStart"/>
+      <w:proofErr w:type="gramEnd"/>
       <w:r>
         <w:rPr>
           <w:rFonts w:cstheme="minorHAnsi" w:hint="eastAsia"/>
@@ -2892,12 +4068,23 @@
           <w:szCs w:val="21"/>
           <w:shd w:val="clear" w:color="auto" w:fill="FFFFFF"/>
         </w:rPr>
+        <w:t>oma</w:t>
+      </w:r>
+      <w:proofErr w:type="spellEnd"/>
+      <w:r>
+        <w:rPr>
+          <w:rFonts w:cstheme="minorHAnsi" w:hint="eastAsia"/>
+          <w:i/>
+          <w:color w:val="0070C0"/>
+          <w:szCs w:val="21"/>
+          <w:shd w:val="clear" w:color="auto" w:fill="FFFFFF"/>
+        </w:rPr>
         <w:t xml:space="preserve"> reload configs"</w:t>
       </w:r>
     </w:p>
     <w:p>
       <w:pPr>
-        <w:pStyle w:val="ListParagraph"/>
+        <w:pStyle w:val="aa"/>
         <w:ind w:left="987" w:firstLineChars="0" w:firstLine="0"/>
         <w:rPr>
           <w:b/>
@@ -2907,7 +4094,7 @@
     </w:p>
     <w:p>
       <w:pPr>
-        <w:pStyle w:val="ListParagraph"/>
+        <w:pStyle w:val="aa"/>
         <w:ind w:left="987" w:firstLineChars="0" w:firstLine="0"/>
         <w:rPr>
           <w:color w:val="000000" w:themeColor="text1"/>
@@ -2941,8 +4128,17 @@
           <w:rFonts w:hint="eastAsia"/>
           <w:color w:val="000000" w:themeColor="text1"/>
         </w:rPr>
-        <w:t>_runCommand</w:t>
-      </w:r>
+        <w:t>_</w:t>
+      </w:r>
+      <w:proofErr w:type="spellStart"/>
+      <w:r>
+        <w:rPr>
+          <w:rFonts w:hint="eastAsia"/>
+          <w:color w:val="000000" w:themeColor="text1"/>
+        </w:rPr>
+        <w:t>runCommand</w:t>
+      </w:r>
+      <w:proofErr w:type="spellEnd"/>
       <w:r>
         <w:rPr>
           <w:rFonts w:hint="eastAsia"/>
@@ -2963,6 +4159,7 @@
         </w:rPr>
         <w:t>消息调用</w:t>
       </w:r>
+      <w:proofErr w:type="spellStart"/>
       <w:r>
         <w:rPr>
           <w:rFonts w:hint="eastAsia"/>
@@ -2970,6 +4167,7 @@
         </w:rPr>
         <w:t>oma</w:t>
       </w:r>
+      <w:proofErr w:type="spellEnd"/>
       <w:r>
         <w:rPr>
           <w:rFonts w:hint="eastAsia"/>
@@ -2980,7 +4178,7 @@
     </w:p>
     <w:p>
       <w:pPr>
-        <w:pStyle w:val="ListParagraph"/>
+        <w:pStyle w:val="aa"/>
         <w:ind w:left="987" w:firstLineChars="0" w:firstLine="0"/>
         <w:rPr>
           <w:b/>
@@ -2990,7 +4188,7 @@
     </w:p>
     <w:p>
       <w:pPr>
-        <w:pStyle w:val="ListParagraph"/>
+        <w:pStyle w:val="aa"/>
         <w:ind w:left="987" w:firstLineChars="0" w:firstLine="0"/>
         <w:rPr>
           <w:color w:val="000000" w:themeColor="text1"/>
@@ -3021,7 +4219,7 @@
     </w:p>
     <w:p>
       <w:pPr>
-        <w:pStyle w:val="ListParagraph"/>
+        <w:pStyle w:val="aa"/>
         <w:ind w:left="987" w:firstLineChars="0" w:firstLine="0"/>
         <w:rPr>
           <w:b/>
@@ -3031,7 +4229,7 @@
     </w:p>
     <w:p>
       <w:pPr>
-        <w:pStyle w:val="ListParagraph"/>
+        <w:pStyle w:val="aa"/>
         <w:ind w:left="987" w:firstLineChars="0" w:firstLine="0"/>
         <w:rPr>
           <w:b/>
@@ -3041,7 +4239,7 @@
     </w:p>
     <w:p>
       <w:pPr>
-        <w:pStyle w:val="ListParagraph"/>
+        <w:pStyle w:val="aa"/>
         <w:ind w:left="987" w:firstLineChars="0" w:firstLine="0"/>
         <w:rPr>
           <w:b/>
@@ -3059,10 +4257,10 @@
     </w:p>
     <w:tbl>
       <w:tblPr>
-        <w:tblStyle w:val="TableGrid"/>
+        <w:tblStyle w:val="a9"/>
         <w:tblW w:w="0" w:type="auto"/>
         <w:tblInd w:w="987" w:type="dxa"/>
-        <w:tblLook w:val="04A0"/>
+        <w:tblLook w:val="04A0" w:firstRow="1" w:lastRow="0" w:firstColumn="1" w:lastColumn="0" w:noHBand="0" w:noVBand="1"/>
       </w:tblPr>
       <w:tblGrid>
         <w:gridCol w:w="1991"/>
@@ -3077,7 +4275,7 @@
           </w:tcPr>
           <w:p>
             <w:pPr>
-              <w:pStyle w:val="ListParagraph"/>
+              <w:pStyle w:val="aa"/>
               <w:ind w:left="0" w:firstLineChars="0" w:firstLine="0"/>
               <w:rPr>
                 <w:color w:val="000000" w:themeColor="text1"/>
@@ -3098,7 +4296,7 @@
           </w:tcPr>
           <w:p>
             <w:pPr>
-              <w:pStyle w:val="ListParagraph"/>
+              <w:pStyle w:val="aa"/>
               <w:ind w:left="0" w:firstLineChars="0" w:firstLine="0"/>
               <w:rPr>
                 <w:color w:val="000000" w:themeColor="text1"/>
@@ -3119,7 +4317,7 @@
           </w:tcPr>
           <w:p>
             <w:pPr>
-              <w:pStyle w:val="ListParagraph"/>
+              <w:pStyle w:val="aa"/>
               <w:ind w:left="0" w:firstLineChars="0" w:firstLine="0"/>
               <w:rPr>
                 <w:color w:val="000000" w:themeColor="text1"/>
@@ -3154,7 +4352,7 @@
           </w:tcPr>
           <w:p>
             <w:pPr>
-              <w:pStyle w:val="ListParagraph"/>
+              <w:pStyle w:val="aa"/>
               <w:ind w:left="0" w:firstLineChars="0" w:firstLine="0"/>
               <w:rPr>
                 <w:color w:val="000000" w:themeColor="text1"/>
@@ -3177,7 +4375,7 @@
           </w:tcPr>
           <w:p>
             <w:pPr>
-              <w:pStyle w:val="ListParagraph"/>
+              <w:pStyle w:val="aa"/>
               <w:ind w:left="0" w:firstLineChars="0" w:firstLine="0"/>
               <w:rPr>
                 <w:color w:val="000000" w:themeColor="text1"/>
@@ -3187,8 +4385,16 @@
               <w:rPr>
                 <w:color w:val="000000" w:themeColor="text1"/>
               </w:rPr>
-              <w:t>_dftSvcName</w:t>
-            </w:r>
+              <w:t>_</w:t>
+            </w:r>
+            <w:proofErr w:type="spellStart"/>
+            <w:r>
+              <w:rPr>
+                <w:color w:val="000000" w:themeColor="text1"/>
+              </w:rPr>
+              <w:t>dftSvcName</w:t>
+            </w:r>
+            <w:proofErr w:type="spellEnd"/>
           </w:p>
         </w:tc>
         <w:tc>
@@ -3197,7 +4403,7 @@
           </w:tcPr>
           <w:p>
             <w:pPr>
-              <w:pStyle w:val="ListParagraph"/>
+              <w:pStyle w:val="aa"/>
               <w:ind w:left="0" w:firstLineChars="0" w:firstLine="0"/>
               <w:rPr>
                 <w:color w:val="000000" w:themeColor="text1"/>
@@ -3225,7 +4431,7 @@
           </w:tcPr>
           <w:p>
             <w:pPr>
-              <w:pStyle w:val="ListParagraph"/>
+              <w:pStyle w:val="aa"/>
               <w:ind w:left="0" w:firstLineChars="0" w:firstLine="0"/>
               <w:rPr>
                 <w:color w:val="000000" w:themeColor="text1"/>
@@ -3252,7 +4458,7 @@
           </w:tcPr>
           <w:p>
             <w:pPr>
-              <w:pStyle w:val="ListParagraph"/>
+              <w:pStyle w:val="aa"/>
               <w:ind w:left="0" w:firstLineChars="0" w:firstLine="0"/>
               <w:rPr>
                 <w:color w:val="000000" w:themeColor="text1"/>
@@ -3268,7 +4474,7 @@
           </w:tcPr>
           <w:p>
             <w:pPr>
-              <w:pStyle w:val="ListParagraph"/>
+              <w:pStyle w:val="aa"/>
               <w:ind w:left="0" w:firstLineChars="0" w:firstLine="0"/>
               <w:rPr>
                 <w:color w:val="000000" w:themeColor="text1"/>
@@ -3278,8 +4484,16 @@
               <w:rPr>
                 <w:color w:val="000000" w:themeColor="text1"/>
               </w:rPr>
-              <w:t>_cmServiceName</w:t>
-            </w:r>
+              <w:t>_</w:t>
+            </w:r>
+            <w:proofErr w:type="spellStart"/>
+            <w:r>
+              <w:rPr>
+                <w:color w:val="000000" w:themeColor="text1"/>
+              </w:rPr>
+              <w:t>cmServiceName</w:t>
+            </w:r>
+            <w:proofErr w:type="spellEnd"/>
           </w:p>
         </w:tc>
         <w:tc>
@@ -3288,7 +4502,7 @@
           </w:tcPr>
           <w:p>
             <w:pPr>
-              <w:pStyle w:val="ListParagraph"/>
+              <w:pStyle w:val="aa"/>
               <w:ind w:left="0" w:firstLineChars="0" w:firstLine="0"/>
               <w:rPr>
                 <w:color w:val="000000" w:themeColor="text1"/>
@@ -3316,7 +4530,7 @@
           </w:tcPr>
           <w:p>
             <w:pPr>
-              <w:pStyle w:val="ListParagraph"/>
+              <w:pStyle w:val="aa"/>
               <w:ind w:left="0" w:firstLineChars="0" w:firstLine="0"/>
               <w:rPr>
                 <w:color w:val="000000" w:themeColor="text1"/>
@@ -3343,7 +4557,7 @@
           </w:tcPr>
           <w:p>
             <w:pPr>
-              <w:pStyle w:val="ListParagraph"/>
+              <w:pStyle w:val="aa"/>
               <w:ind w:left="0" w:firstLineChars="0" w:firstLine="0"/>
               <w:rPr>
                 <w:color w:val="000000" w:themeColor="text1"/>
@@ -3359,7 +4573,7 @@
           </w:tcPr>
           <w:p>
             <w:pPr>
-              <w:pStyle w:val="ListParagraph"/>
+              <w:pStyle w:val="aa"/>
               <w:ind w:left="0" w:firstLineChars="0" w:firstLine="0"/>
               <w:rPr>
                 <w:color w:val="000000" w:themeColor="text1"/>
@@ -3369,8 +4583,16 @@
               <w:rPr>
                 <w:color w:val="000000" w:themeColor="text1"/>
               </w:rPr>
-              <w:t>_restartCount</w:t>
-            </w:r>
+              <w:t>_</w:t>
+            </w:r>
+            <w:proofErr w:type="spellStart"/>
+            <w:r>
+              <w:rPr>
+                <w:color w:val="000000" w:themeColor="text1"/>
+              </w:rPr>
+              <w:t>restartCount</w:t>
+            </w:r>
+            <w:proofErr w:type="spellEnd"/>
           </w:p>
         </w:tc>
         <w:tc>
@@ -3379,12 +4601,13 @@
           </w:tcPr>
           <w:p>
             <w:pPr>
-              <w:pStyle w:val="ListParagraph"/>
+              <w:pStyle w:val="aa"/>
               <w:ind w:left="0" w:firstLineChars="0" w:firstLine="0"/>
               <w:rPr>
                 <w:color w:val="000000" w:themeColor="text1"/>
               </w:rPr>
             </w:pPr>
+            <w:proofErr w:type="spellStart"/>
             <w:r>
               <w:rPr>
                 <w:color w:val="000000" w:themeColor="text1"/>
@@ -3398,6 +4621,7 @@
               </w:rPr>
               <w:t>equoiadb</w:t>
             </w:r>
+            <w:proofErr w:type="spellEnd"/>
             <w:r>
               <w:rPr>
                 <w:rFonts w:hint="eastAsia"/>
@@ -3413,7 +4637,7 @@
           </w:tcPr>
           <w:p>
             <w:pPr>
-              <w:pStyle w:val="ListParagraph"/>
+              <w:pStyle w:val="aa"/>
               <w:ind w:left="0" w:firstLineChars="0" w:firstLine="0"/>
               <w:rPr>
                 <w:color w:val="000000" w:themeColor="text1"/>
@@ -3434,18 +4658,20 @@
           </w:tcPr>
           <w:p>
             <w:pPr>
-              <w:pStyle w:val="ListParagraph"/>
+              <w:pStyle w:val="aa"/>
               <w:ind w:left="0" w:firstLineChars="0" w:firstLine="0"/>
               <w:rPr>
                 <w:color w:val="000000" w:themeColor="text1"/>
               </w:rPr>
             </w:pPr>
+            <w:proofErr w:type="spellStart"/>
             <w:r>
               <w:rPr>
                 <w:color w:val="000000" w:themeColor="text1"/>
               </w:rPr>
               <w:t>monitorNodes</w:t>
             </w:r>
+            <w:proofErr w:type="spellEnd"/>
             <w:r>
               <w:rPr>
                 <w:rFonts w:hint="eastAsia"/>
@@ -3463,24 +4689,35 @@
           </w:p>
           <w:p>
             <w:pPr>
-              <w:pStyle w:val="ListParagraph"/>
+              <w:pStyle w:val="aa"/>
               <w:ind w:left="0" w:firstLineChars="0" w:firstLine="0"/>
               <w:rPr>
                 <w:color w:val="000000" w:themeColor="text1"/>
               </w:rPr>
             </w:pPr>
+            <w:proofErr w:type="spellStart"/>
+            <w:proofErr w:type="gramStart"/>
             <w:r>
               <w:rPr>
                 <w:color w:val="000000" w:themeColor="text1"/>
               </w:rPr>
               <w:t>getRestartCount</w:t>
             </w:r>
-            <w:r>
-              <w:rPr>
-                <w:rFonts w:hint="eastAsia"/>
-                <w:color w:val="000000" w:themeColor="text1"/>
-              </w:rPr>
-              <w:t>()</w:t>
+            <w:proofErr w:type="spellEnd"/>
+            <w:r>
+              <w:rPr>
+                <w:rFonts w:hint="eastAsia"/>
+                <w:color w:val="000000" w:themeColor="text1"/>
+              </w:rPr>
+              <w:t>(</w:t>
+            </w:r>
+            <w:proofErr w:type="gramEnd"/>
+            <w:r>
+              <w:rPr>
+                <w:rFonts w:hint="eastAsia"/>
+                <w:color w:val="000000" w:themeColor="text1"/>
+              </w:rPr>
+              <w:t>)</w:t>
             </w:r>
           </w:p>
         </w:tc>
@@ -3492,7 +4729,7 @@
           </w:tcPr>
           <w:p>
             <w:pPr>
-              <w:pStyle w:val="ListParagraph"/>
+              <w:pStyle w:val="aa"/>
               <w:ind w:left="0" w:firstLineChars="0" w:firstLine="0"/>
               <w:rPr>
                 <w:color w:val="000000" w:themeColor="text1"/>
@@ -3502,9 +4739,16 @@
               <w:rPr>
                 <w:color w:val="000000" w:themeColor="text1"/>
               </w:rPr>
-              <w:lastRenderedPageBreak/>
-              <w:t>_restartInterval</w:t>
-            </w:r>
+              <w:t>_</w:t>
+            </w:r>
+            <w:proofErr w:type="spellStart"/>
+            <w:r>
+              <w:rPr>
+                <w:color w:val="000000" w:themeColor="text1"/>
+              </w:rPr>
+              <w:t>restartInterval</w:t>
+            </w:r>
+            <w:proofErr w:type="spellEnd"/>
           </w:p>
         </w:tc>
         <w:tc>
@@ -3513,12 +4757,13 @@
           </w:tcPr>
           <w:p>
             <w:pPr>
-              <w:pStyle w:val="ListParagraph"/>
+              <w:pStyle w:val="aa"/>
               <w:ind w:left="0" w:firstLineChars="0" w:firstLine="0"/>
               <w:rPr>
                 <w:color w:val="000000" w:themeColor="text1"/>
               </w:rPr>
             </w:pPr>
+            <w:proofErr w:type="spellStart"/>
             <w:r>
               <w:rPr>
                 <w:color w:val="000000" w:themeColor="text1"/>
@@ -3532,6 +4777,7 @@
               </w:rPr>
               <w:t>equoiadb</w:t>
             </w:r>
+            <w:proofErr w:type="spellEnd"/>
             <w:r>
               <w:rPr>
                 <w:rFonts w:hint="eastAsia"/>
@@ -3547,7 +4793,7 @@
           </w:tcPr>
           <w:p>
             <w:pPr>
-              <w:pStyle w:val="ListParagraph"/>
+              <w:pStyle w:val="aa"/>
               <w:ind w:left="0" w:firstLineChars="0" w:firstLine="0"/>
               <w:rPr>
                 <w:color w:val="000000" w:themeColor="text1"/>
@@ -3568,18 +4814,20 @@
           </w:tcPr>
           <w:p>
             <w:pPr>
-              <w:pStyle w:val="ListParagraph"/>
+              <w:pStyle w:val="aa"/>
               <w:ind w:left="0" w:firstLineChars="0" w:firstLine="0"/>
               <w:rPr>
                 <w:color w:val="000000" w:themeColor="text1"/>
               </w:rPr>
             </w:pPr>
+            <w:proofErr w:type="spellStart"/>
             <w:r>
               <w:rPr>
                 <w:color w:val="000000" w:themeColor="text1"/>
               </w:rPr>
               <w:t>monitorNodes</w:t>
             </w:r>
+            <w:proofErr w:type="spellEnd"/>
             <w:r>
               <w:rPr>
                 <w:rFonts w:hint="eastAsia"/>
@@ -3597,24 +4845,35 @@
           </w:p>
           <w:p>
             <w:pPr>
-              <w:pStyle w:val="ListParagraph"/>
+              <w:pStyle w:val="aa"/>
               <w:ind w:left="0" w:firstLineChars="0" w:firstLine="0"/>
               <w:rPr>
                 <w:color w:val="000000" w:themeColor="text1"/>
               </w:rPr>
             </w:pPr>
+            <w:proofErr w:type="spellStart"/>
+            <w:proofErr w:type="gramStart"/>
             <w:r>
               <w:rPr>
                 <w:color w:val="000000" w:themeColor="text1"/>
               </w:rPr>
               <w:t>getRestartInterval</w:t>
             </w:r>
-            <w:r>
-              <w:rPr>
-                <w:rFonts w:hint="eastAsia"/>
-                <w:color w:val="000000" w:themeColor="text1"/>
-              </w:rPr>
-              <w:t>()</w:t>
+            <w:proofErr w:type="spellEnd"/>
+            <w:r>
+              <w:rPr>
+                <w:rFonts w:hint="eastAsia"/>
+                <w:color w:val="000000" w:themeColor="text1"/>
+              </w:rPr>
+              <w:t>(</w:t>
+            </w:r>
+            <w:proofErr w:type="gramEnd"/>
+            <w:r>
+              <w:rPr>
+                <w:rFonts w:hint="eastAsia"/>
+                <w:color w:val="000000" w:themeColor="text1"/>
+              </w:rPr>
+              <w:t>)</w:t>
             </w:r>
           </w:p>
         </w:tc>
@@ -3626,7 +4885,7 @@
           </w:tcPr>
           <w:p>
             <w:pPr>
-              <w:pStyle w:val="ListParagraph"/>
+              <w:pStyle w:val="aa"/>
               <w:ind w:left="0" w:firstLineChars="0" w:firstLine="0"/>
               <w:rPr>
                 <w:color w:val="000000" w:themeColor="text1"/>
@@ -3636,8 +4895,16 @@
               <w:rPr>
                 <w:color w:val="000000" w:themeColor="text1"/>
               </w:rPr>
-              <w:t>_autoStart</w:t>
-            </w:r>
+              <w:t>_</w:t>
+            </w:r>
+            <w:proofErr w:type="spellStart"/>
+            <w:r>
+              <w:rPr>
+                <w:color w:val="000000" w:themeColor="text1"/>
+              </w:rPr>
+              <w:t>autoStart</w:t>
+            </w:r>
+            <w:proofErr w:type="spellEnd"/>
           </w:p>
         </w:tc>
         <w:tc>
@@ -3646,7 +4913,7 @@
           </w:tcPr>
           <w:p>
             <w:pPr>
-              <w:pStyle w:val="ListParagraph"/>
+              <w:pStyle w:val="aa"/>
               <w:ind w:left="0" w:firstLineChars="0" w:firstLine="0"/>
               <w:rPr>
                 <w:color w:val="000000" w:themeColor="text1"/>
@@ -3673,6 +4940,7 @@
               </w:rPr>
               <w:t>启动时</w:t>
             </w:r>
+            <w:proofErr w:type="spellStart"/>
             <w:r>
               <w:rPr>
                 <w:color w:val="000000" w:themeColor="text1"/>
@@ -3686,12 +4954,21 @@
               </w:rPr>
               <w:t>equoiadb</w:t>
             </w:r>
-            <w:r>
-              <w:rPr>
-                <w:rFonts w:hint="eastAsia"/>
-                <w:color w:val="000000" w:themeColor="text1"/>
-              </w:rPr>
-              <w:t>节点是否自动启动</w:t>
+            <w:proofErr w:type="spellEnd"/>
+            <w:r>
+              <w:rPr>
+                <w:rFonts w:hint="eastAsia"/>
+                <w:color w:val="000000" w:themeColor="text1"/>
+              </w:rPr>
+              <w:t>节</w:t>
+            </w:r>
+            <w:r>
+              <w:rPr>
+                <w:rFonts w:hint="eastAsia"/>
+                <w:color w:val="000000" w:themeColor="text1"/>
+              </w:rPr>
+              <w:lastRenderedPageBreak/>
+              <w:t>点是否自动启动</w:t>
             </w:r>
           </w:p>
         </w:tc>
@@ -3701,7 +4978,7 @@
           </w:tcPr>
           <w:p>
             <w:pPr>
-              <w:pStyle w:val="ListParagraph"/>
+              <w:pStyle w:val="aa"/>
               <w:ind w:left="0" w:firstLineChars="0" w:firstLine="0"/>
               <w:rPr>
                 <w:color w:val="000000" w:themeColor="text1"/>
@@ -3712,6 +4989,7 @@
                 <w:rFonts w:hint="eastAsia"/>
                 <w:color w:val="000000" w:themeColor="text1"/>
               </w:rPr>
+              <w:lastRenderedPageBreak/>
               <w:t>True</w:t>
             </w:r>
           </w:p>
@@ -3722,7 +5000,7 @@
           </w:tcPr>
           <w:p>
             <w:pPr>
-              <w:pStyle w:val="ListParagraph"/>
+              <w:pStyle w:val="aa"/>
               <w:ind w:left="0" w:firstLineChars="0" w:firstLine="0"/>
               <w:rPr>
                 <w:color w:val="000000" w:themeColor="text1"/>
@@ -3733,14 +5011,25 @@
                 <w:rFonts w:hint="eastAsia"/>
                 <w:color w:val="000000" w:themeColor="text1"/>
               </w:rPr>
-              <w:t>active(),</w:t>
-            </w:r>
+              <w:t>active(</w:t>
+            </w:r>
+            <w:proofErr w:type="gramStart"/>
+            <w:r>
+              <w:rPr>
+                <w:rFonts w:hint="eastAsia"/>
+                <w:color w:val="000000" w:themeColor="text1"/>
+              </w:rPr>
+              <w:t>),</w:t>
+            </w:r>
+            <w:proofErr w:type="spellStart"/>
             <w:r>
               <w:rPr>
                 <w:color w:val="000000" w:themeColor="text1"/>
               </w:rPr>
               <w:t>isAutoStart</w:t>
             </w:r>
+            <w:proofErr w:type="spellEnd"/>
+            <w:proofErr w:type="gramEnd"/>
             <w:r>
               <w:rPr>
                 <w:rFonts w:hint="eastAsia"/>
@@ -3758,7 +5047,7 @@
           </w:tcPr>
           <w:p>
             <w:pPr>
-              <w:pStyle w:val="ListParagraph"/>
+              <w:pStyle w:val="aa"/>
               <w:ind w:left="0" w:firstLineChars="0" w:firstLine="0"/>
               <w:rPr>
                 <w:color w:val="000000" w:themeColor="text1"/>
@@ -3768,8 +5057,16 @@
               <w:rPr>
                 <w:color w:val="000000" w:themeColor="text1"/>
               </w:rPr>
-              <w:t>_diagLevel</w:t>
-            </w:r>
+              <w:t>_</w:t>
+            </w:r>
+            <w:proofErr w:type="spellStart"/>
+            <w:r>
+              <w:rPr>
+                <w:color w:val="000000" w:themeColor="text1"/>
+              </w:rPr>
+              <w:t>diagLevel</w:t>
+            </w:r>
+            <w:proofErr w:type="spellEnd"/>
           </w:p>
         </w:tc>
         <w:tc>
@@ -3778,7 +5075,7 @@
           </w:tcPr>
           <w:p>
             <w:pPr>
-              <w:pStyle w:val="ListParagraph"/>
+              <w:pStyle w:val="aa"/>
               <w:ind w:left="0" w:firstLineChars="0" w:firstLine="0"/>
               <w:rPr>
                 <w:color w:val="000000" w:themeColor="text1"/>
@@ -3799,7 +5096,7 @@
           </w:tcPr>
           <w:p>
             <w:pPr>
-              <w:pStyle w:val="ListParagraph"/>
+              <w:pStyle w:val="aa"/>
               <w:ind w:left="0" w:firstLineChars="0" w:firstLine="0"/>
               <w:rPr>
                 <w:color w:val="000000" w:themeColor="text1"/>
@@ -3820,18 +5117,20 @@
           </w:tcPr>
           <w:p>
             <w:pPr>
-              <w:pStyle w:val="ListParagraph"/>
+              <w:pStyle w:val="aa"/>
               <w:ind w:left="0" w:firstLineChars="0" w:firstLine="0"/>
               <w:rPr>
                 <w:color w:val="000000" w:themeColor="text1"/>
               </w:rPr>
             </w:pPr>
+            <w:proofErr w:type="spellStart"/>
             <w:r>
               <w:rPr>
                 <w:color w:val="000000" w:themeColor="text1"/>
               </w:rPr>
               <w:t>setPDLevel</w:t>
             </w:r>
+            <w:proofErr w:type="spellEnd"/>
             <w:r>
               <w:rPr>
                 <w:rFonts w:hint="eastAsia"/>
@@ -3839,18 +5138,29 @@
               </w:rPr>
               <w:t>(</w:t>
             </w:r>
+            <w:proofErr w:type="spellStart"/>
+            <w:proofErr w:type="gramStart"/>
             <w:r>
               <w:rPr>
                 <w:color w:val="000000" w:themeColor="text1"/>
               </w:rPr>
               <w:t>getDiagLevel</w:t>
             </w:r>
-            <w:r>
-              <w:rPr>
-                <w:rFonts w:hint="eastAsia"/>
-                <w:color w:val="000000" w:themeColor="text1"/>
-              </w:rPr>
-              <w:t>()</w:t>
+            <w:proofErr w:type="spellEnd"/>
+            <w:r>
+              <w:rPr>
+                <w:rFonts w:hint="eastAsia"/>
+                <w:color w:val="000000" w:themeColor="text1"/>
+              </w:rPr>
+              <w:t>(</w:t>
+            </w:r>
+            <w:proofErr w:type="gramEnd"/>
+            <w:r>
+              <w:rPr>
+                <w:rFonts w:hint="eastAsia"/>
+                <w:color w:val="000000" w:themeColor="text1"/>
+              </w:rPr>
+              <w:t>)</w:t>
             </w:r>
             <w:r>
               <w:rPr>
@@ -3869,7 +5179,7 @@
           </w:tcPr>
           <w:p>
             <w:pPr>
-              <w:pStyle w:val="ListParagraph"/>
+              <w:pStyle w:val="aa"/>
               <w:ind w:left="0" w:firstLineChars="0" w:firstLine="0"/>
               <w:rPr>
                 <w:color w:val="000000" w:themeColor="text1"/>
@@ -3879,8 +5189,16 @@
               <w:rPr>
                 <w:color w:val="000000" w:themeColor="text1"/>
               </w:rPr>
-              <w:t>_omAddress</w:t>
-            </w:r>
+              <w:t>_</w:t>
+            </w:r>
+            <w:proofErr w:type="spellStart"/>
+            <w:r>
+              <w:rPr>
+                <w:color w:val="000000" w:themeColor="text1"/>
+              </w:rPr>
+              <w:t>omAddress</w:t>
+            </w:r>
+            <w:proofErr w:type="spellEnd"/>
           </w:p>
         </w:tc>
         <w:tc>
@@ -3889,7 +5207,7 @@
           </w:tcPr>
           <w:p>
             <w:pPr>
-              <w:pStyle w:val="ListParagraph"/>
+              <w:pStyle w:val="aa"/>
               <w:ind w:left="0" w:firstLineChars="0" w:firstLine="0"/>
               <w:rPr>
                 <w:color w:val="000000" w:themeColor="text1"/>
@@ -3923,7 +5241,7 @@
           </w:tcPr>
           <w:p>
             <w:pPr>
-              <w:pStyle w:val="ListParagraph"/>
+              <w:pStyle w:val="aa"/>
               <w:ind w:left="0" w:firstLineChars="0" w:firstLine="0"/>
               <w:rPr>
                 <w:color w:val="000000" w:themeColor="text1"/>
@@ -3944,7 +5262,7 @@
           </w:tcPr>
           <w:p>
             <w:pPr>
-              <w:pStyle w:val="ListParagraph"/>
+              <w:pStyle w:val="aa"/>
               <w:ind w:left="0" w:firstLineChars="0" w:firstLine="0"/>
               <w:rPr>
                 <w:color w:val="000000" w:themeColor="text1"/>
@@ -3960,7 +5278,7 @@
           </w:tcPr>
           <w:p>
             <w:pPr>
-              <w:pStyle w:val="ListParagraph"/>
+              <w:pStyle w:val="aa"/>
               <w:ind w:left="0" w:firstLineChars="0" w:firstLine="0"/>
               <w:rPr>
                 <w:color w:val="000000" w:themeColor="text1"/>
@@ -3970,8 +5288,16 @@
               <w:rPr>
                 <w:color w:val="000000" w:themeColor="text1"/>
               </w:rPr>
-              <w:t>_isGeneralAgent</w:t>
-            </w:r>
+              <w:t>_</w:t>
+            </w:r>
+            <w:proofErr w:type="spellStart"/>
+            <w:r>
+              <w:rPr>
+                <w:color w:val="000000" w:themeColor="text1"/>
+              </w:rPr>
+              <w:t>isGeneralAgent</w:t>
+            </w:r>
+            <w:proofErr w:type="spellEnd"/>
           </w:p>
         </w:tc>
         <w:tc>
@@ -3980,7 +5306,7 @@
           </w:tcPr>
           <w:p>
             <w:pPr>
-              <w:pStyle w:val="ListParagraph"/>
+              <w:pStyle w:val="aa"/>
               <w:ind w:left="0" w:firstLineChars="0" w:firstLine="0"/>
               <w:rPr>
                 <w:color w:val="000000" w:themeColor="text1"/>
@@ -4001,7 +5327,7 @@
           </w:tcPr>
           <w:p>
             <w:pPr>
-              <w:pStyle w:val="ListParagraph"/>
+              <w:pStyle w:val="aa"/>
               <w:ind w:left="0" w:firstLineChars="0" w:firstLine="0"/>
               <w:rPr>
                 <w:color w:val="000000" w:themeColor="text1"/>
@@ -4022,7 +5348,7 @@
           </w:tcPr>
           <w:p>
             <w:pPr>
-              <w:pStyle w:val="ListParagraph"/>
+              <w:pStyle w:val="aa"/>
               <w:ind w:left="0" w:firstLineChars="0" w:firstLine="0"/>
               <w:rPr>
                 <w:color w:val="000000" w:themeColor="text1"/>
@@ -4038,7 +5364,7 @@
           </w:tcPr>
           <w:p>
             <w:pPr>
-              <w:pStyle w:val="ListParagraph"/>
+              <w:pStyle w:val="aa"/>
               <w:ind w:left="0" w:firstLineChars="0" w:firstLine="0"/>
               <w:rPr>
                 <w:color w:val="000000" w:themeColor="text1"/>
@@ -4051,12 +5377,14 @@
               </w:rPr>
               <w:t>_</w:t>
             </w:r>
+            <w:proofErr w:type="spellStart"/>
             <w:r>
               <w:rPr>
                 <w:color w:val="000000" w:themeColor="text1"/>
               </w:rPr>
               <w:t>enableWatch</w:t>
             </w:r>
+            <w:proofErr w:type="spellEnd"/>
           </w:p>
         </w:tc>
         <w:tc>
@@ -4065,7 +5393,7 @@
           </w:tcPr>
           <w:p>
             <w:pPr>
-              <w:pStyle w:val="ListParagraph"/>
+              <w:pStyle w:val="aa"/>
               <w:ind w:left="0" w:firstLineChars="0" w:firstLine="0"/>
               <w:rPr>
                 <w:color w:val="000000" w:themeColor="text1"/>
@@ -4135,7 +5463,7 @@
           </w:tcPr>
           <w:p>
             <w:pPr>
-              <w:pStyle w:val="ListParagraph"/>
+              <w:pStyle w:val="aa"/>
               <w:ind w:left="0" w:firstLineChars="0" w:firstLine="0"/>
               <w:rPr>
                 <w:color w:val="000000" w:themeColor="text1"/>
@@ -4156,24 +5484,35 @@
           </w:tcPr>
           <w:p>
             <w:pPr>
-              <w:pStyle w:val="ListParagraph"/>
+              <w:pStyle w:val="aa"/>
               <w:ind w:left="0" w:firstLineChars="0" w:firstLine="0"/>
               <w:rPr>
                 <w:color w:val="000000" w:themeColor="text1"/>
               </w:rPr>
             </w:pPr>
+            <w:proofErr w:type="spellStart"/>
+            <w:proofErr w:type="gramStart"/>
             <w:r>
               <w:rPr>
                 <w:color w:val="000000" w:themeColor="text1"/>
               </w:rPr>
               <w:t>isEnableWatch</w:t>
             </w:r>
-            <w:r>
-              <w:rPr>
-                <w:rFonts w:hint="eastAsia"/>
-                <w:color w:val="000000" w:themeColor="text1"/>
-              </w:rPr>
-              <w:t>()</w:t>
+            <w:proofErr w:type="spellEnd"/>
+            <w:r>
+              <w:rPr>
+                <w:rFonts w:hint="eastAsia"/>
+                <w:color w:val="000000" w:themeColor="text1"/>
+              </w:rPr>
+              <w:t>(</w:t>
+            </w:r>
+            <w:proofErr w:type="gramEnd"/>
+            <w:r>
+              <w:rPr>
+                <w:rFonts w:hint="eastAsia"/>
+                <w:color w:val="000000" w:themeColor="text1"/>
+              </w:rPr>
+              <w:t>)</w:t>
             </w:r>
           </w:p>
         </w:tc>
@@ -4181,7 +5520,7 @@
     </w:tbl>
     <w:p>
       <w:pPr>
-        <w:pStyle w:val="ListParagraph"/>
+        <w:pStyle w:val="aa"/>
         <w:ind w:left="987" w:firstLineChars="0" w:firstLine="0"/>
         <w:rPr>
           <w:b/>
@@ -4191,7 +5530,7 @@
     </w:p>
     <w:p>
       <w:pPr>
-        <w:pStyle w:val="ListParagraph"/>
+        <w:pStyle w:val="aa"/>
         <w:ind w:left="987" w:firstLineChars="0" w:firstLine="0"/>
         <w:rPr>
           <w:b/>
@@ -4201,7 +5540,7 @@
     </w:p>
     <w:p>
       <w:pPr>
-        <w:pStyle w:val="ListParagraph"/>
+        <w:pStyle w:val="aa"/>
         <w:ind w:left="987" w:firstLineChars="0" w:firstLine="0"/>
         <w:rPr>
           <w:b/>
@@ -4211,7 +5550,7 @@
     </w:p>
     <w:p>
       <w:pPr>
-        <w:pStyle w:val="ListParagraph"/>
+        <w:pStyle w:val="aa"/>
         <w:ind w:left="987" w:firstLineChars="0" w:firstLine="0"/>
         <w:rPr>
           <w:b/>
@@ -4221,7 +5560,7 @@
     </w:p>
     <w:p>
       <w:pPr>
-        <w:pStyle w:val="ListParagraph"/>
+        <w:pStyle w:val="aa"/>
         <w:ind w:left="987" w:firstLineChars="0" w:firstLine="0"/>
         <w:rPr>
           <w:b/>
@@ -4231,7 +5570,7 @@
     </w:p>
     <w:p>
       <w:pPr>
-        <w:pStyle w:val="ListParagraph"/>
+        <w:pStyle w:val="aa"/>
         <w:numPr>
           <w:ilvl w:val="0"/>
           <w:numId w:val="8"/>
@@ -4244,6 +5583,7 @@
           <w:sz w:val="24"/>
         </w:rPr>
       </w:pPr>
+      <w:proofErr w:type="spellStart"/>
       <w:r>
         <w:rPr>
           <w:rFonts w:hint="eastAsia"/>
@@ -4260,6 +5600,7 @@
         </w:rPr>
         <w:t>OmaConfigs</w:t>
       </w:r>
+      <w:proofErr w:type="spellEnd"/>
       <w:r>
         <w:rPr>
           <w:rFonts w:hint="eastAsia"/>
@@ -4279,7 +5620,7 @@
     </w:p>
     <w:p>
       <w:pPr>
-        <w:pStyle w:val="ListParagraph"/>
+        <w:pStyle w:val="aa"/>
         <w:ind w:left="987" w:firstLineChars="0" w:firstLine="0"/>
       </w:pPr>
       <w:r>
@@ -4349,7 +5690,7 @@
     </w:p>
     <w:p>
       <w:pPr>
-        <w:pStyle w:val="ListParagraph"/>
+        <w:pStyle w:val="aa"/>
         <w:ind w:left="987" w:firstLineChars="0" w:firstLine="0"/>
         <w:rPr>
           <w:b/>
@@ -4359,7 +5700,7 @@
     </w:p>
     <w:p>
       <w:pPr>
-        <w:pStyle w:val="ListParagraph"/>
+        <w:pStyle w:val="aa"/>
         <w:ind w:left="987" w:firstLineChars="0" w:firstLine="0"/>
         <w:rPr>
           <w:b/>
@@ -4369,7 +5710,7 @@
     </w:p>
     <w:p>
       <w:pPr>
-        <w:pStyle w:val="Heading3"/>
+        <w:pStyle w:val="3"/>
       </w:pPr>
       <w:r>
         <w:rPr>
@@ -4381,7 +5722,7 @@
     <w:p/>
     <w:p>
       <w:pPr>
-        <w:pStyle w:val="Heading2"/>
+        <w:pStyle w:val="2"/>
       </w:pPr>
       <w:r>
         <w:rPr>
@@ -4406,10 +5747,10 @@
     </w:p>
     <w:tbl>
       <w:tblPr>
-        <w:tblStyle w:val="TableGrid"/>
+        <w:tblStyle w:val="a9"/>
         <w:tblW w:w="0" w:type="auto"/>
         <w:tblInd w:w="357" w:type="dxa"/>
-        <w:tblLook w:val="04A0"/>
+        <w:tblLook w:val="04A0" w:firstRow="1" w:lastRow="0" w:firstColumn="1" w:lastColumn="0" w:noHBand="0" w:noVBand="1"/>
       </w:tblPr>
       <w:tblGrid>
         <w:gridCol w:w="885"/>
@@ -4503,11 +5844,19 @@
             <w:pPr>
               <w:ind w:left="0"/>
             </w:pPr>
-            <w:r>
-              <w:rPr>
-                <w:rFonts w:hint="eastAsia"/>
-              </w:rPr>
-              <w:t xml:space="preserve">oma </w:t>
+            <w:proofErr w:type="spellStart"/>
+            <w:r>
+              <w:rPr>
+                <w:rFonts w:hint="eastAsia"/>
+              </w:rPr>
+              <w:t>oma</w:t>
+            </w:r>
+            <w:proofErr w:type="spellEnd"/>
+            <w:r>
+              <w:rPr>
+                <w:rFonts w:hint="eastAsia"/>
+              </w:rPr>
+              <w:t xml:space="preserve"> </w:t>
             </w:r>
             <w:r>
               <w:rPr>
@@ -4525,12 +5874,14 @@
             <w:pPr>
               <w:ind w:left="0"/>
             </w:pPr>
+            <w:proofErr w:type="spellStart"/>
             <w:r>
               <w:rPr>
                 <w:rFonts w:hint="eastAsia"/>
               </w:rPr>
               <w:t>oma</w:t>
             </w:r>
+            <w:proofErr w:type="spellEnd"/>
             <w:r>
               <w:rPr>
                 <w:rFonts w:hint="eastAsia"/>
@@ -4568,7 +5919,7 @@
     <w:p/>
     <w:p>
       <w:pPr>
-        <w:pStyle w:val="Heading2"/>
+        <w:pStyle w:val="2"/>
       </w:pPr>
       <w:r>
         <w:rPr>
@@ -4690,10 +6041,10 @@
     <w:p/>
     <w:tbl>
       <w:tblPr>
-        <w:tblStyle w:val="TableGrid"/>
+        <w:tblStyle w:val="a9"/>
         <w:tblW w:w="0" w:type="auto"/>
         <w:tblInd w:w="357" w:type="dxa"/>
-        <w:tblLook w:val="04A0"/>
+        <w:tblLook w:val="04A0" w:firstRow="1" w:lastRow="0" w:firstColumn="1" w:lastColumn="0" w:noHBand="0" w:noVBand="1"/>
       </w:tblPr>
       <w:tblGrid>
         <w:gridCol w:w="2492"/>
@@ -4796,11 +6147,19 @@
             <w:pPr>
               <w:ind w:left="0"/>
             </w:pPr>
-            <w:r>
-              <w:rPr>
-                <w:rFonts w:hint="eastAsia"/>
-              </w:rPr>
-              <w:t>Story.sdb.jsObject 002.001</w:t>
+            <w:proofErr w:type="spellStart"/>
+            <w:r>
+              <w:rPr>
+                <w:rFonts w:hint="eastAsia"/>
+              </w:rPr>
+              <w:t>Story.sdb.jsObject</w:t>
+            </w:r>
+            <w:proofErr w:type="spellEnd"/>
+            <w:r>
+              <w:rPr>
+                <w:rFonts w:hint="eastAsia"/>
+              </w:rPr>
+              <w:t xml:space="preserve"> 002.001</w:t>
             </w:r>
           </w:p>
         </w:tc>
@@ -4812,12 +6171,14 @@
             <w:pPr>
               <w:ind w:left="0"/>
             </w:pPr>
+            <w:proofErr w:type="spellStart"/>
             <w:r>
               <w:rPr>
                 <w:rFonts w:hint="eastAsia"/>
               </w:rPr>
               <w:t>startAllNodes</w:t>
             </w:r>
+            <w:proofErr w:type="spellEnd"/>
             <w:r>
               <w:rPr>
                 <w:rFonts w:hint="eastAsia"/>
@@ -4832,7 +6193,7 @@
           </w:tcPr>
           <w:p>
             <w:pPr>
-              <w:pStyle w:val="ListParagraph"/>
+              <w:pStyle w:val="aa"/>
               <w:numPr>
                 <w:ilvl w:val="0"/>
                 <w:numId w:val="3"/>
@@ -4860,7 +6221,7 @@
           </w:p>
           <w:p>
             <w:pPr>
-              <w:pStyle w:val="ListParagraph"/>
+              <w:pStyle w:val="aa"/>
               <w:numPr>
                 <w:ilvl w:val="0"/>
                 <w:numId w:val="3"/>
@@ -4873,16 +6234,19 @@
               </w:rPr>
               <w:t>调用</w:t>
             </w:r>
+            <w:proofErr w:type="spellStart"/>
             <w:r>
               <w:rPr>
                 <w:rFonts w:hint="eastAsia"/>
               </w:rPr>
               <w:t>startAllNodes</w:t>
             </w:r>
-            <w:r>
-              <w:rPr>
-                <w:rFonts w:hint="eastAsia"/>
-              </w:rPr>
+            <w:proofErr w:type="spellEnd"/>
+            <w:r>
+              <w:rPr>
+                <w:rFonts w:hint="eastAsia"/>
+              </w:rPr>
+              <w:lastRenderedPageBreak/>
               <w:t>方法</w:t>
             </w:r>
           </w:p>
@@ -4900,6 +6264,7 @@
                 <w:rFonts w:hint="eastAsia"/>
                 <w:b/>
               </w:rPr>
+              <w:lastRenderedPageBreak/>
               <w:t>成功</w:t>
             </w:r>
             <w:r>
@@ -4930,6 +6295,7 @@
                 <w:rFonts w:hint="eastAsia"/>
                 <w:b/>
               </w:rPr>
+              <w:lastRenderedPageBreak/>
               <w:t>失败</w:t>
             </w:r>
             <w:r>
@@ -4980,11 +6346,20 @@
             <w:pPr>
               <w:ind w:left="0"/>
             </w:pPr>
-            <w:r>
-              <w:rPr>
-                <w:rFonts w:hint="eastAsia"/>
-              </w:rPr>
-              <w:t>Story.sdb.jsObject 002.002</w:t>
+            <w:proofErr w:type="spellStart"/>
+            <w:r>
+              <w:rPr>
+                <w:rFonts w:hint="eastAsia"/>
+              </w:rPr>
+              <w:lastRenderedPageBreak/>
+              <w:t>Story.sdb.jsObject</w:t>
+            </w:r>
+            <w:proofErr w:type="spellEnd"/>
+            <w:r>
+              <w:rPr>
+                <w:rFonts w:hint="eastAsia"/>
+              </w:rPr>
+              <w:t xml:space="preserve"> 002.002</w:t>
             </w:r>
           </w:p>
         </w:tc>
@@ -4996,9 +6371,11 @@
             <w:pPr>
               <w:ind w:left="0"/>
             </w:pPr>
+            <w:proofErr w:type="spellStart"/>
             <w:r>
               <w:t>stopAllNodes</w:t>
             </w:r>
+            <w:proofErr w:type="spellEnd"/>
             <w:r>
               <w:rPr>
                 <w:rFonts w:hint="eastAsia"/>
@@ -5013,7 +6390,7 @@
           </w:tcPr>
           <w:p>
             <w:pPr>
-              <w:pStyle w:val="ListParagraph"/>
+              <w:pStyle w:val="aa"/>
               <w:numPr>
                 <w:ilvl w:val="0"/>
                 <w:numId w:val="11"/>
@@ -5041,7 +6418,7 @@
           </w:p>
           <w:p>
             <w:pPr>
-              <w:pStyle w:val="ListParagraph"/>
+              <w:pStyle w:val="aa"/>
               <w:numPr>
                 <w:ilvl w:val="0"/>
                 <w:numId w:val="11"/>
@@ -5054,12 +6431,14 @@
               </w:rPr>
               <w:t>调用</w:t>
             </w:r>
+            <w:proofErr w:type="spellStart"/>
             <w:r>
               <w:rPr>
                 <w:rFonts w:hint="eastAsia"/>
               </w:rPr>
               <w:t>stopAllNodes</w:t>
             </w:r>
+            <w:proofErr w:type="spellEnd"/>
             <w:r>
               <w:rPr>
                 <w:rFonts w:hint="eastAsia"/>
@@ -5161,11 +6540,19 @@
             <w:pPr>
               <w:ind w:left="0"/>
             </w:pPr>
-            <w:r>
-              <w:rPr>
-                <w:rFonts w:hint="eastAsia"/>
-              </w:rPr>
-              <w:t>Story.sdb.jsObject 002.003</w:t>
+            <w:proofErr w:type="spellStart"/>
+            <w:r>
+              <w:rPr>
+                <w:rFonts w:hint="eastAsia"/>
+              </w:rPr>
+              <w:t>Story.sdb.jsObject</w:t>
+            </w:r>
+            <w:proofErr w:type="spellEnd"/>
+            <w:r>
+              <w:rPr>
+                <w:rFonts w:hint="eastAsia"/>
+              </w:rPr>
+              <w:t xml:space="preserve"> 002.003</w:t>
             </w:r>
           </w:p>
         </w:tc>
@@ -5177,9 +6564,11 @@
             <w:pPr>
               <w:ind w:left="0"/>
             </w:pPr>
+            <w:proofErr w:type="spellStart"/>
             <w:r>
               <w:t>reloadConfigs</w:t>
             </w:r>
+            <w:proofErr w:type="spellEnd"/>
             <w:r>
               <w:rPr>
                 <w:rFonts w:hint="eastAsia"/>
@@ -5194,7 +6583,7 @@
           </w:tcPr>
           <w:p>
             <w:pPr>
-              <w:pStyle w:val="ListParagraph"/>
+              <w:pStyle w:val="aa"/>
               <w:numPr>
                 <w:ilvl w:val="0"/>
                 <w:numId w:val="12"/>
@@ -5222,7 +6611,7 @@
           </w:p>
           <w:p>
             <w:pPr>
-              <w:pStyle w:val="ListParagraph"/>
+              <w:pStyle w:val="aa"/>
               <w:numPr>
                 <w:ilvl w:val="0"/>
                 <w:numId w:val="12"/>
@@ -5238,7 +6627,7 @@
           </w:p>
           <w:p>
             <w:pPr>
-              <w:pStyle w:val="ListParagraph"/>
+              <w:pStyle w:val="aa"/>
               <w:numPr>
                 <w:ilvl w:val="0"/>
                 <w:numId w:val="12"/>
@@ -5251,11 +6640,19 @@
               </w:rPr>
               <w:t>调用</w:t>
             </w:r>
-            <w:r>
-              <w:rPr>
-                <w:rFonts w:hint="eastAsia"/>
-              </w:rPr>
-              <w:t>reloadConfigs()</w:t>
+            <w:proofErr w:type="spellStart"/>
+            <w:r>
+              <w:rPr>
+                <w:rFonts w:hint="eastAsia"/>
+              </w:rPr>
+              <w:t>reloadConfigs</w:t>
+            </w:r>
+            <w:proofErr w:type="spellEnd"/>
+            <w:r>
+              <w:rPr>
+                <w:rFonts w:hint="eastAsia"/>
+              </w:rPr>
+              <w:t>()</w:t>
             </w:r>
             <w:r>
               <w:rPr>
@@ -5329,11 +6726,19 @@
             <w:pPr>
               <w:ind w:left="0"/>
             </w:pPr>
-            <w:r>
-              <w:rPr>
-                <w:rFonts w:hint="eastAsia"/>
-              </w:rPr>
-              <w:t>Story.sdb.jsObject 002.004</w:t>
+            <w:proofErr w:type="spellStart"/>
+            <w:r>
+              <w:rPr>
+                <w:rFonts w:hint="eastAsia"/>
+              </w:rPr>
+              <w:t>Story.sdb.jsObject</w:t>
+            </w:r>
+            <w:proofErr w:type="spellEnd"/>
+            <w:r>
+              <w:rPr>
+                <w:rFonts w:hint="eastAsia"/>
+              </w:rPr>
+              <w:t xml:space="preserve"> 002.004</w:t>
             </w:r>
           </w:p>
         </w:tc>
@@ -5345,9 +6750,11 @@
             <w:pPr>
               <w:ind w:left="0"/>
             </w:pPr>
+            <w:proofErr w:type="spellStart"/>
             <w:r>
               <w:t>getOmaConfigs</w:t>
             </w:r>
+            <w:proofErr w:type="spellEnd"/>
             <w:r>
               <w:rPr>
                 <w:rFonts w:hint="eastAsia"/>
@@ -5368,7 +6775,7 @@
           </w:tcPr>
           <w:p>
             <w:pPr>
-              <w:pStyle w:val="ListParagraph"/>
+              <w:pStyle w:val="aa"/>
               <w:numPr>
                 <w:ilvl w:val="0"/>
                 <w:numId w:val="13"/>
@@ -5396,7 +6803,7 @@
           </w:p>
           <w:p>
             <w:pPr>
-              <w:pStyle w:val="ListParagraph"/>
+              <w:pStyle w:val="aa"/>
               <w:numPr>
                 <w:ilvl w:val="0"/>
                 <w:numId w:val="13"/>
@@ -5409,11 +6816,19 @@
               </w:rPr>
               <w:t>调用</w:t>
             </w:r>
-            <w:r>
-              <w:rPr>
-                <w:rFonts w:hint="eastAsia"/>
-              </w:rPr>
-              <w:t>getOmaConfigs()</w:t>
+            <w:proofErr w:type="spellStart"/>
+            <w:r>
+              <w:rPr>
+                <w:rFonts w:hint="eastAsia"/>
+              </w:rPr>
+              <w:t>getOmaConfigs</w:t>
+            </w:r>
+            <w:proofErr w:type="spellEnd"/>
+            <w:r>
+              <w:rPr>
+                <w:rFonts w:hint="eastAsia"/>
+              </w:rPr>
+              <w:t>()</w:t>
             </w:r>
             <w:r>
               <w:rPr>
@@ -5442,7 +6857,21 @@
               <w:rPr>
                 <w:rFonts w:hint="eastAsia"/>
               </w:rPr>
-              <w:t>：返回配置对象，且配置的值类型都为</w:t>
+              <w:t>：返回配置对象，且配置的</w:t>
+            </w:r>
+            <w:proofErr w:type="gramStart"/>
+            <w:r>
+              <w:rPr>
+                <w:rFonts w:hint="eastAsia"/>
+              </w:rPr>
+              <w:t>值类型</w:t>
+            </w:r>
+            <w:proofErr w:type="gramEnd"/>
+            <w:r>
+              <w:rPr>
+                <w:rFonts w:hint="eastAsia"/>
+              </w:rPr>
+              <w:t>都为</w:t>
             </w:r>
             <w:r>
               <w:rPr>
@@ -5481,7 +6910,7 @@
     <w:p/>
     <w:p>
       <w:pPr>
-        <w:pStyle w:val="Heading2"/>
+        <w:pStyle w:val="2"/>
       </w:pPr>
       <w:r>
         <w:rPr>
@@ -5492,10 +6921,10 @@
     </w:p>
     <w:tbl>
       <w:tblPr>
-        <w:tblStyle w:val="TableGrid"/>
+        <w:tblStyle w:val="a9"/>
         <w:tblW w:w="0" w:type="auto"/>
         <w:tblInd w:w="357" w:type="dxa"/>
-        <w:tblLook w:val="04A0"/>
+        <w:tblLook w:val="04A0" w:firstRow="1" w:lastRow="0" w:firstColumn="1" w:lastColumn="0" w:noHBand="0" w:noVBand="1"/>
       </w:tblPr>
       <w:tblGrid>
         <w:gridCol w:w="4004"/>
@@ -5910,11 +7339,19 @@
             <w:pPr>
               <w:ind w:left="0"/>
             </w:pPr>
-            <w:r>
-              <w:rPr>
-                <w:rFonts w:hint="eastAsia"/>
-              </w:rPr>
-              <w:t>sdb shell</w:t>
+            <w:proofErr w:type="spellStart"/>
+            <w:r>
+              <w:rPr>
+                <w:rFonts w:hint="eastAsia"/>
+              </w:rPr>
+              <w:t>sdb</w:t>
+            </w:r>
+            <w:proofErr w:type="spellEnd"/>
+            <w:r>
+              <w:rPr>
+                <w:rFonts w:hint="eastAsia"/>
+              </w:rPr>
+              <w:t xml:space="preserve"> shell</w:t>
             </w:r>
             <w:r>
               <w:rPr>
@@ -5958,15 +7395,15 @@
 </file>
 
 <file path=word/endnotes.xml><?xml version="1.0" encoding="utf-8"?>
-<w:endnotes xmlns:ve="http://schemas.openxmlformats.org/markup-compatibility/2006" xmlns:o="urn:schemas-microsoft-com:office:office" xmlns:r="http://schemas.openxmlformats.org/officeDocument/2006/relationships" xmlns:m="http://schemas.openxmlformats.org/officeDocument/2006/math" xmlns:v="urn:schemas-microsoft-com:vml" xmlns:wp="http://schemas.openxmlformats.org/drawingml/2006/wordprocessingDrawing" xmlns:w10="urn:schemas-microsoft-com:office:word" xmlns:w="http://schemas.openxmlformats.org/wordprocessingml/2006/main" xmlns:wne="http://schemas.microsoft.com/office/word/2006/wordml">
-  <w:endnote w:type="separator" w:id="0">
+<w:endnotes xmlns:wpc="http://schemas.microsoft.com/office/word/2010/wordprocessingCanvas" xmlns:cx="http://schemas.microsoft.com/office/drawing/2014/chartex" xmlns:cx1="http://schemas.microsoft.com/office/drawing/2015/9/8/chartex" xmlns:cx2="http://schemas.microsoft.com/office/drawing/2015/10/21/chartex" xmlns:cx3="http://schemas.microsoft.com/office/drawing/2016/5/9/chartex" xmlns:cx4="http://schemas.microsoft.com/office/drawing/2016/5/10/chartex" xmlns:cx5="http://schemas.microsoft.com/office/drawing/2016/5/11/chartex" xmlns:cx6="http://schemas.microsoft.com/office/drawing/2016/5/12/chartex" xmlns:cx7="http://schemas.microsoft.com/office/drawing/2016/5/13/chartex" xmlns:cx8="http://schemas.microsoft.com/office/drawing/2016/5/14/chartex" xmlns:mc="http://schemas.openxmlformats.org/markup-compatibility/2006" xmlns:aink="http://schemas.microsoft.com/office/drawing/2016/ink" xmlns:am3d="http://schemas.microsoft.com/office/drawing/2017/model3d" xmlns:o="urn:schemas-microsoft-com:office:office" xmlns:r="http://schemas.openxmlformats.org/officeDocument/2006/relationships" xmlns:m="http://schemas.openxmlformats.org/officeDocument/2006/math" xmlns:v="urn:schemas-microsoft-com:vml" xmlns:wp14="http://schemas.microsoft.com/office/word/2010/wordprocessingDrawing" xmlns:wp="http://schemas.openxmlformats.org/drawingml/2006/wordprocessingDrawing" xmlns:w10="urn:schemas-microsoft-com:office:word" xmlns:w="http://schemas.openxmlformats.org/wordprocessingml/2006/main" xmlns:w14="http://schemas.microsoft.com/office/word/2010/wordml" xmlns:w15="http://schemas.microsoft.com/office/word/2012/wordml" xmlns:w16cid="http://schemas.microsoft.com/office/word/2016/wordml/cid" xmlns:w16se="http://schemas.microsoft.com/office/word/2015/wordml/symex" xmlns:wpg="http://schemas.microsoft.com/office/word/2010/wordprocessingGroup" xmlns:wpi="http://schemas.microsoft.com/office/word/2010/wordprocessingInk" xmlns:wne="http://schemas.microsoft.com/office/word/2006/wordml" xmlns:wps="http://schemas.microsoft.com/office/word/2010/wordprocessingShape" mc:Ignorable="w14 w15 w16se w16cid wp14">
+  <w:endnote w:type="separator" w:id="-1">
     <w:p>
       <w:r>
         <w:separator/>
       </w:r>
     </w:p>
   </w:endnote>
-  <w:endnote w:type="continuationSeparator" w:id="1">
+  <w:endnote w:type="continuationSeparator" w:id="0">
     <w:p>
       <w:r>
         <w:continuationSeparator/>
@@ -5977,15 +7414,15 @@
 </file>
 
 <file path=word/footnotes.xml><?xml version="1.0" encoding="utf-8"?>
-<w:footnotes xmlns:ve="http://schemas.openxmlformats.org/markup-compatibility/2006" xmlns:o="urn:schemas-microsoft-com:office:office" xmlns:r="http://schemas.openxmlformats.org/officeDocument/2006/relationships" xmlns:m="http://schemas.openxmlformats.org/officeDocument/2006/math" xmlns:v="urn:schemas-microsoft-com:vml" xmlns:wp="http://schemas.openxmlformats.org/drawingml/2006/wordprocessingDrawing" xmlns:w10="urn:schemas-microsoft-com:office:word" xmlns:w="http://schemas.openxmlformats.org/wordprocessingml/2006/main" xmlns:wne="http://schemas.microsoft.com/office/word/2006/wordml">
-  <w:footnote w:type="separator" w:id="0">
+<w:footnotes xmlns:wpc="http://schemas.microsoft.com/office/word/2010/wordprocessingCanvas" xmlns:cx="http://schemas.microsoft.com/office/drawing/2014/chartex" xmlns:cx1="http://schemas.microsoft.com/office/drawing/2015/9/8/chartex" xmlns:cx2="http://schemas.microsoft.com/office/drawing/2015/10/21/chartex" xmlns:cx3="http://schemas.microsoft.com/office/drawing/2016/5/9/chartex" xmlns:cx4="http://schemas.microsoft.com/office/drawing/2016/5/10/chartex" xmlns:cx5="http://schemas.microsoft.com/office/drawing/2016/5/11/chartex" xmlns:cx6="http://schemas.microsoft.com/office/drawing/2016/5/12/chartex" xmlns:cx7="http://schemas.microsoft.com/office/drawing/2016/5/13/chartex" xmlns:cx8="http://schemas.microsoft.com/office/drawing/2016/5/14/chartex" xmlns:mc="http://schemas.openxmlformats.org/markup-compatibility/2006" xmlns:aink="http://schemas.microsoft.com/office/drawing/2016/ink" xmlns:am3d="http://schemas.microsoft.com/office/drawing/2017/model3d" xmlns:o="urn:schemas-microsoft-com:office:office" xmlns:r="http://schemas.openxmlformats.org/officeDocument/2006/relationships" xmlns:m="http://schemas.openxmlformats.org/officeDocument/2006/math" xmlns:v="urn:schemas-microsoft-com:vml" xmlns:wp14="http://schemas.microsoft.com/office/word/2010/wordprocessingDrawing" xmlns:wp="http://schemas.openxmlformats.org/drawingml/2006/wordprocessingDrawing" xmlns:w10="urn:schemas-microsoft-com:office:word" xmlns:w="http://schemas.openxmlformats.org/wordprocessingml/2006/main" xmlns:w14="http://schemas.microsoft.com/office/word/2010/wordml" xmlns:w15="http://schemas.microsoft.com/office/word/2012/wordml" xmlns:w16cid="http://schemas.microsoft.com/office/word/2016/wordml/cid" xmlns:w16se="http://schemas.microsoft.com/office/word/2015/wordml/symex" xmlns:wpg="http://schemas.microsoft.com/office/word/2010/wordprocessingGroup" xmlns:wpi="http://schemas.microsoft.com/office/word/2010/wordprocessingInk" xmlns:wne="http://schemas.microsoft.com/office/word/2006/wordml" xmlns:wps="http://schemas.microsoft.com/office/word/2010/wordprocessingShape" mc:Ignorable="w14 w15 w16se w16cid wp14">
+  <w:footnote w:type="separator" w:id="-1">
     <w:p>
       <w:r>
         <w:separator/>
       </w:r>
     </w:p>
   </w:footnote>
-  <w:footnote w:type="continuationSeparator" w:id="1">
+  <w:footnote w:type="continuationSeparator" w:id="0">
     <w:p>
       <w:r>
         <w:continuationSeparator/>
@@ -5996,8 +7433,8 @@
 </file>
 
 <file path=word/numbering.xml><?xml version="1.0" encoding="utf-8"?>
-<w:numbering xmlns:ve="http://schemas.openxmlformats.org/markup-compatibility/2006" xmlns:o="urn:schemas-microsoft-com:office:office" xmlns:r="http://schemas.openxmlformats.org/officeDocument/2006/relationships" xmlns:m="http://schemas.openxmlformats.org/officeDocument/2006/math" xmlns:v="urn:schemas-microsoft-com:vml" xmlns:wp="http://schemas.openxmlformats.org/drawingml/2006/wordprocessingDrawing" xmlns:w10="urn:schemas-microsoft-com:office:word" xmlns:w="http://schemas.openxmlformats.org/wordprocessingml/2006/main" xmlns:wne="http://schemas.microsoft.com/office/word/2006/wordml">
-  <w:abstractNum w:abstractNumId="0">
+<w:numbering xmlns:wpc="http://schemas.microsoft.com/office/word/2010/wordprocessingCanvas" xmlns:cx="http://schemas.microsoft.com/office/drawing/2014/chartex" xmlns:cx1="http://schemas.microsoft.com/office/drawing/2015/9/8/chartex" xmlns:cx2="http://schemas.microsoft.com/office/drawing/2015/10/21/chartex" xmlns:cx3="http://schemas.microsoft.com/office/drawing/2016/5/9/chartex" xmlns:cx4="http://schemas.microsoft.com/office/drawing/2016/5/10/chartex" xmlns:cx5="http://schemas.microsoft.com/office/drawing/2016/5/11/chartex" xmlns:cx6="http://schemas.microsoft.com/office/drawing/2016/5/12/chartex" xmlns:cx7="http://schemas.microsoft.com/office/drawing/2016/5/13/chartex" xmlns:cx8="http://schemas.microsoft.com/office/drawing/2016/5/14/chartex" xmlns:mc="http://schemas.openxmlformats.org/markup-compatibility/2006" xmlns:aink="http://schemas.microsoft.com/office/drawing/2016/ink" xmlns:am3d="http://schemas.microsoft.com/office/drawing/2017/model3d" xmlns:o="urn:schemas-microsoft-com:office:office" xmlns:r="http://schemas.openxmlformats.org/officeDocument/2006/relationships" xmlns:m="http://schemas.openxmlformats.org/officeDocument/2006/math" xmlns:v="urn:schemas-microsoft-com:vml" xmlns:wp14="http://schemas.microsoft.com/office/word/2010/wordprocessingDrawing" xmlns:wp="http://schemas.openxmlformats.org/drawingml/2006/wordprocessingDrawing" xmlns:w10="urn:schemas-microsoft-com:office:word" xmlns:w="http://schemas.openxmlformats.org/wordprocessingml/2006/main" xmlns:w14="http://schemas.microsoft.com/office/word/2010/wordml" xmlns:w15="http://schemas.microsoft.com/office/word/2012/wordml" xmlns:w16cid="http://schemas.microsoft.com/office/word/2016/wordml/cid" xmlns:w16se="http://schemas.microsoft.com/office/word/2015/wordml/symex" xmlns:wpg="http://schemas.microsoft.com/office/word/2010/wordprocessingGroup" xmlns:wpi="http://schemas.microsoft.com/office/word/2010/wordprocessingInk" xmlns:wne="http://schemas.microsoft.com/office/word/2006/wordml" xmlns:wps="http://schemas.microsoft.com/office/word/2010/wordprocessingShape" mc:Ignorable="w14 w15 w16se w16cid wp14">
+  <w:abstractNum w:abstractNumId="0" w15:restartNumberingAfterBreak="0">
     <w:nsid w:val="0BFE3823"/>
     <w:multiLevelType w:val="hybridMultilevel"/>
     <w:tmpl w:val="1E76018E"/>
@@ -6086,7 +7523,7 @@
       </w:pPr>
     </w:lvl>
   </w:abstractNum>
-  <w:abstractNum w:abstractNumId="1">
+  <w:abstractNum w:abstractNumId="1" w15:restartNumberingAfterBreak="0">
     <w:nsid w:val="21E22046"/>
     <w:multiLevelType w:val="hybridMultilevel"/>
     <w:tmpl w:val="CFF21BC2"/>
@@ -6172,14 +7609,14 @@
       </w:pPr>
     </w:lvl>
   </w:abstractNum>
-  <w:abstractNum w:abstractNumId="2">
+  <w:abstractNum w:abstractNumId="2" w15:restartNumberingAfterBreak="0">
     <w:nsid w:val="22501AA3"/>
     <w:multiLevelType w:val="hybridMultilevel"/>
     <w:tmpl w:val="1B2A9E7A"/>
     <w:lvl w:ilvl="0" w:tplc="354870E4">
       <w:start w:val="1"/>
       <w:numFmt w:val="chineseCountingThousand"/>
-      <w:pStyle w:val="Heading2"/>
+      <w:pStyle w:val="2"/>
       <w:lvlText w:val="%1、"/>
       <w:lvlJc w:val="left"/>
       <w:pPr>
@@ -6259,7 +7696,7 @@
       </w:pPr>
     </w:lvl>
   </w:abstractNum>
-  <w:abstractNum w:abstractNumId="3">
+  <w:abstractNum w:abstractNumId="3" w15:restartNumberingAfterBreak="0">
     <w:nsid w:val="23EC5C36"/>
     <w:multiLevelType w:val="hybridMultilevel"/>
     <w:tmpl w:val="3338448C"/>
@@ -6348,7 +7785,7 @@
       </w:pPr>
     </w:lvl>
   </w:abstractNum>
-  <w:abstractNum w:abstractNumId="4">
+  <w:abstractNum w:abstractNumId="4" w15:restartNumberingAfterBreak="0">
     <w:nsid w:val="2E3608C2"/>
     <w:multiLevelType w:val="hybridMultilevel"/>
     <w:tmpl w:val="5E845FCA"/>
@@ -6434,7 +7871,7 @@
       </w:pPr>
     </w:lvl>
   </w:abstractNum>
-  <w:abstractNum w:abstractNumId="5">
+  <w:abstractNum w:abstractNumId="5" w15:restartNumberingAfterBreak="0">
     <w:nsid w:val="33FF7C5C"/>
     <w:multiLevelType w:val="hybridMultilevel"/>
     <w:tmpl w:val="3338448C"/>
@@ -6523,7 +7960,7 @@
       </w:pPr>
     </w:lvl>
   </w:abstractNum>
-  <w:abstractNum w:abstractNumId="6">
+  <w:abstractNum w:abstractNumId="6" w15:restartNumberingAfterBreak="0">
     <w:nsid w:val="3A115634"/>
     <w:multiLevelType w:val="hybridMultilevel"/>
     <w:tmpl w:val="CE2AA74E"/>
@@ -6609,7 +8046,7 @@
       </w:pPr>
     </w:lvl>
   </w:abstractNum>
-  <w:abstractNum w:abstractNumId="7">
+  <w:abstractNum w:abstractNumId="7" w15:restartNumberingAfterBreak="0">
     <w:nsid w:val="4F4301B5"/>
     <w:multiLevelType w:val="hybridMultilevel"/>
     <w:tmpl w:val="BF828606"/>
@@ -6700,7 +8137,7 @@
       </w:pPr>
     </w:lvl>
   </w:abstractNum>
-  <w:abstractNum w:abstractNumId="8">
+  <w:abstractNum w:abstractNumId="8" w15:restartNumberingAfterBreak="0">
     <w:nsid w:val="51CC4880"/>
     <w:multiLevelType w:val="hybridMultilevel"/>
     <w:tmpl w:val="2FBCBAF0"/>
@@ -6813,14 +8250,14 @@
       </w:rPr>
     </w:lvl>
   </w:abstractNum>
-  <w:abstractNum w:abstractNumId="9">
+  <w:abstractNum w:abstractNumId="9" w15:restartNumberingAfterBreak="0">
     <w:nsid w:val="589E00D2"/>
     <w:multiLevelType w:val="hybridMultilevel"/>
     <w:tmpl w:val="712282AA"/>
     <w:lvl w:ilvl="0" w:tplc="C4BE6AC0">
       <w:start w:val="1"/>
       <w:numFmt w:val="decimal"/>
-      <w:pStyle w:val="Heading3"/>
+      <w:pStyle w:val="3"/>
       <w:lvlText w:val="%1."/>
       <w:lvlJc w:val="left"/>
       <w:pPr>
@@ -6900,7 +8337,120 @@
       </w:pPr>
     </w:lvl>
   </w:abstractNum>
-  <w:abstractNum w:abstractNumId="10">
+  <w:abstractNum w:abstractNumId="10" w15:restartNumberingAfterBreak="0">
+    <w:nsid w:val="64C93FE0"/>
+    <w:multiLevelType w:val="hybridMultilevel"/>
+    <w:tmpl w:val="34DEA64C"/>
+    <w:lvl w:ilvl="0" w:tplc="FBBA9C0E">
+      <w:start w:val="2018"/>
+      <w:numFmt w:val="bullet"/>
+      <w:lvlText w:val="-"/>
+      <w:lvlJc w:val="left"/>
+      <w:pPr>
+        <w:ind w:left="366" w:hanging="360"/>
+      </w:pPr>
+      <w:rPr>
+        <w:rFonts w:ascii="Calibri" w:eastAsiaTheme="minorEastAsia" w:hAnsi="Calibri" w:cs="Calibri" w:hint="default"/>
+      </w:rPr>
+    </w:lvl>
+    <w:lvl w:ilvl="1" w:tplc="04090003" w:tentative="1">
+      <w:start w:val="1"/>
+      <w:numFmt w:val="bullet"/>
+      <w:lvlText w:val=""/>
+      <w:lvlJc w:val="left"/>
+      <w:pPr>
+        <w:ind w:left="846" w:hanging="420"/>
+      </w:pPr>
+      <w:rPr>
+        <w:rFonts w:ascii="Wingdings" w:hAnsi="Wingdings" w:hint="default"/>
+      </w:rPr>
+    </w:lvl>
+    <w:lvl w:ilvl="2" w:tplc="04090005" w:tentative="1">
+      <w:start w:val="1"/>
+      <w:numFmt w:val="bullet"/>
+      <w:lvlText w:val=""/>
+      <w:lvlJc w:val="left"/>
+      <w:pPr>
+        <w:ind w:left="1266" w:hanging="420"/>
+      </w:pPr>
+      <w:rPr>
+        <w:rFonts w:ascii="Wingdings" w:hAnsi="Wingdings" w:hint="default"/>
+      </w:rPr>
+    </w:lvl>
+    <w:lvl w:ilvl="3" w:tplc="04090001" w:tentative="1">
+      <w:start w:val="1"/>
+      <w:numFmt w:val="bullet"/>
+      <w:lvlText w:val=""/>
+      <w:lvlJc w:val="left"/>
+      <w:pPr>
+        <w:ind w:left="1686" w:hanging="420"/>
+      </w:pPr>
+      <w:rPr>
+        <w:rFonts w:ascii="Wingdings" w:hAnsi="Wingdings" w:hint="default"/>
+      </w:rPr>
+    </w:lvl>
+    <w:lvl w:ilvl="4" w:tplc="04090003" w:tentative="1">
+      <w:start w:val="1"/>
+      <w:numFmt w:val="bullet"/>
+      <w:lvlText w:val=""/>
+      <w:lvlJc w:val="left"/>
+      <w:pPr>
+        <w:ind w:left="2106" w:hanging="420"/>
+      </w:pPr>
+      <w:rPr>
+        <w:rFonts w:ascii="Wingdings" w:hAnsi="Wingdings" w:hint="default"/>
+      </w:rPr>
+    </w:lvl>
+    <w:lvl w:ilvl="5" w:tplc="04090005" w:tentative="1">
+      <w:start w:val="1"/>
+      <w:numFmt w:val="bullet"/>
+      <w:lvlText w:val=""/>
+      <w:lvlJc w:val="left"/>
+      <w:pPr>
+        <w:ind w:left="2526" w:hanging="420"/>
+      </w:pPr>
+      <w:rPr>
+        <w:rFonts w:ascii="Wingdings" w:hAnsi="Wingdings" w:hint="default"/>
+      </w:rPr>
+    </w:lvl>
+    <w:lvl w:ilvl="6" w:tplc="04090001" w:tentative="1">
+      <w:start w:val="1"/>
+      <w:numFmt w:val="bullet"/>
+      <w:lvlText w:val=""/>
+      <w:lvlJc w:val="left"/>
+      <w:pPr>
+        <w:ind w:left="2946" w:hanging="420"/>
+      </w:pPr>
+      <w:rPr>
+        <w:rFonts w:ascii="Wingdings" w:hAnsi="Wingdings" w:hint="default"/>
+      </w:rPr>
+    </w:lvl>
+    <w:lvl w:ilvl="7" w:tplc="04090003" w:tentative="1">
+      <w:start w:val="1"/>
+      <w:numFmt w:val="bullet"/>
+      <w:lvlText w:val=""/>
+      <w:lvlJc w:val="left"/>
+      <w:pPr>
+        <w:ind w:left="3366" w:hanging="420"/>
+      </w:pPr>
+      <w:rPr>
+        <w:rFonts w:ascii="Wingdings" w:hAnsi="Wingdings" w:hint="default"/>
+      </w:rPr>
+    </w:lvl>
+    <w:lvl w:ilvl="8" w:tplc="04090005" w:tentative="1">
+      <w:start w:val="1"/>
+      <w:numFmt w:val="bullet"/>
+      <w:lvlText w:val=""/>
+      <w:lvlJc w:val="left"/>
+      <w:pPr>
+        <w:ind w:left="3786" w:hanging="420"/>
+      </w:pPr>
+      <w:rPr>
+        <w:rFonts w:ascii="Wingdings" w:hAnsi="Wingdings" w:hint="default"/>
+      </w:rPr>
+    </w:lvl>
+  </w:abstractNum>
+  <w:abstractNum w:abstractNumId="11" w15:restartNumberingAfterBreak="0">
     <w:nsid w:val="74C74E85"/>
     <w:multiLevelType w:val="hybridMultilevel"/>
     <w:tmpl w:val="3338448C"/>
@@ -6989,7 +8539,7 @@
       </w:pPr>
     </w:lvl>
   </w:abstractNum>
-  <w:abstractNum w:abstractNumId="11">
+  <w:abstractNum w:abstractNumId="12" w15:restartNumberingAfterBreak="0">
     <w:nsid w:val="7B3B65AD"/>
     <w:multiLevelType w:val="hybridMultilevel"/>
     <w:tmpl w:val="3338448C"/>
@@ -7109,22 +8659,25 @@
     <w:abstractNumId w:val="1"/>
   </w:num>
   <w:num w:numId="11">
-    <w:abstractNumId w:val="10"/>
+    <w:abstractNumId w:val="11"/>
   </w:num>
   <w:num w:numId="12">
     <w:abstractNumId w:val="5"/>
   </w:num>
   <w:num w:numId="13">
-    <w:abstractNumId w:val="11"/>
+    <w:abstractNumId w:val="12"/>
   </w:num>
   <w:num w:numId="14">
     <w:abstractNumId w:val="8"/>
+  </w:num>
+  <w:num w:numId="15">
+    <w:abstractNumId w:val="10"/>
   </w:num>
 </w:numbering>
 </file>
 
 <file path=word/styles.xml><?xml version="1.0" encoding="utf-8"?>
-<w:styles xmlns:r="http://schemas.openxmlformats.org/officeDocument/2006/relationships" xmlns:w="http://schemas.openxmlformats.org/wordprocessingml/2006/main">
+<w:styles xmlns:mc="http://schemas.openxmlformats.org/markup-compatibility/2006" xmlns:r="http://schemas.openxmlformats.org/officeDocument/2006/relationships" xmlns:w="http://schemas.openxmlformats.org/wordprocessingml/2006/main" xmlns:w14="http://schemas.microsoft.com/office/word/2010/wordml" xmlns:w15="http://schemas.microsoft.com/office/word/2012/wordml" xmlns:w16cid="http://schemas.microsoft.com/office/word/2016/wordml/cid" xmlns:w16se="http://schemas.microsoft.com/office/word/2015/wordml/symex" mc:Ignorable="w14 w15 w16se w16cid">
   <w:docDefaults>
     <w:rPrDefault>
       <w:rPr>
@@ -7142,146 +8695,384 @@
       </w:pPr>
     </w:pPrDefault>
   </w:docDefaults>
-  <w:latentStyles w:defLockedState="0" w:defUIPriority="99" w:defSemiHidden="1" w:defUnhideWhenUsed="1" w:defQFormat="0" w:count="267">
-    <w:lsdException w:name="Normal" w:semiHidden="0" w:uiPriority="0" w:unhideWhenUsed="0" w:qFormat="1"/>
-    <w:lsdException w:name="heading 1" w:semiHidden="0" w:uiPriority="9" w:unhideWhenUsed="0" w:qFormat="1"/>
-    <w:lsdException w:name="heading 2" w:uiPriority="9" w:qFormat="1"/>
-    <w:lsdException w:name="heading 3" w:uiPriority="9" w:qFormat="1"/>
-    <w:lsdException w:name="heading 4" w:uiPriority="9" w:qFormat="1"/>
-    <w:lsdException w:name="heading 5" w:uiPriority="9" w:qFormat="1"/>
-    <w:lsdException w:name="heading 6" w:uiPriority="9" w:qFormat="1"/>
-    <w:lsdException w:name="heading 7" w:uiPriority="9" w:qFormat="1"/>
-    <w:lsdException w:name="heading 8" w:uiPriority="9" w:qFormat="1"/>
-    <w:lsdException w:name="heading 9" w:uiPriority="9" w:qFormat="1"/>
-    <w:lsdException w:name="toc 1" w:uiPriority="39"/>
-    <w:lsdException w:name="toc 2" w:uiPriority="39"/>
-    <w:lsdException w:name="toc 3" w:uiPriority="39"/>
-    <w:lsdException w:name="toc 4" w:uiPriority="39"/>
-    <w:lsdException w:name="toc 5" w:uiPriority="39"/>
-    <w:lsdException w:name="toc 6" w:uiPriority="39"/>
-    <w:lsdException w:name="toc 7" w:uiPriority="39"/>
-    <w:lsdException w:name="toc 8" w:uiPriority="39"/>
-    <w:lsdException w:name="toc 9" w:uiPriority="39"/>
-    <w:lsdException w:name="caption" w:uiPriority="35" w:qFormat="1"/>
-    <w:lsdException w:name="Title" w:semiHidden="0" w:uiPriority="10" w:unhideWhenUsed="0" w:qFormat="1"/>
-    <w:lsdException w:name="Default Paragraph Font" w:uiPriority="1"/>
-    <w:lsdException w:name="Subtitle" w:semiHidden="0" w:uiPriority="11" w:unhideWhenUsed="0" w:qFormat="1"/>
-    <w:lsdException w:name="Strong" w:semiHidden="0" w:uiPriority="22" w:unhideWhenUsed="0" w:qFormat="1"/>
-    <w:lsdException w:name="Emphasis" w:semiHidden="0" w:uiPriority="20" w:unhideWhenUsed="0" w:qFormat="1"/>
-    <w:lsdException w:name="Table Grid" w:semiHidden="0" w:uiPriority="59" w:unhideWhenUsed="0"/>
-    <w:lsdException w:name="Placeholder Text" w:unhideWhenUsed="0"/>
-    <w:lsdException w:name="No Spacing" w:semiHidden="0" w:uiPriority="1" w:unhideWhenUsed="0" w:qFormat="1"/>
-    <w:lsdException w:name="Light Shading" w:semiHidden="0" w:uiPriority="60" w:unhideWhenUsed="0"/>
-    <w:lsdException w:name="Light List" w:semiHidden="0" w:uiPriority="61" w:unhideWhenUsed="0"/>
-    <w:lsdException w:name="Light Grid" w:semiHidden="0" w:uiPriority="62" w:unhideWhenUsed="0"/>
-    <w:lsdException w:name="Medium Shading 1" w:semiHidden="0" w:uiPriority="63" w:unhideWhenUsed="0"/>
-    <w:lsdException w:name="Medium Shading 2" w:semiHidden="0" w:uiPriority="64" w:unhideWhenUsed="0"/>
-    <w:lsdException w:name="Medium List 1" w:semiHidden="0" w:uiPriority="65" w:unhideWhenUsed="0"/>
-    <w:lsdException w:name="Medium List 2" w:semiHidden="0" w:uiPriority="66" w:unhideWhenUsed="0"/>
-    <w:lsdException w:name="Medium Grid 1" w:semiHidden="0" w:uiPriority="67" w:unhideWhenUsed="0"/>
-    <w:lsdException w:name="Medium Grid 2" w:semiHidden="0" w:uiPriority="68" w:unhideWhenUsed="0"/>
-    <w:lsdException w:name="Medium Grid 3" w:semiHidden="0" w:uiPriority="69" w:unhideWhenUsed="0"/>
-    <w:lsdException w:name="Dark List" w:semiHidden="0" w:uiPriority="70" w:unhideWhenUsed="0"/>
-    <w:lsdException w:name="Colorful Shading" w:semiHidden="0" w:uiPriority="71" w:unhideWhenUsed="0"/>
-    <w:lsdException w:name="Colorful List" w:semiHidden="0" w:uiPriority="72" w:unhideWhenUsed="0"/>
-    <w:lsdException w:name="Colorful Grid" w:semiHidden="0" w:uiPriority="73" w:unhideWhenUsed="0"/>
-    <w:lsdException w:name="Light Shading Accent 1" w:semiHidden="0" w:uiPriority="60" w:unhideWhenUsed="0"/>
-    <w:lsdException w:name="Light List Accent 1" w:semiHidden="0" w:uiPriority="61" w:unhideWhenUsed="0"/>
-    <w:lsdException w:name="Light Grid Accent 1" w:semiHidden="0" w:uiPriority="62" w:unhideWhenUsed="0"/>
-    <w:lsdException w:name="Medium Shading 1 Accent 1" w:semiHidden="0" w:uiPriority="63" w:unhideWhenUsed="0"/>
-    <w:lsdException w:name="Medium Shading 2 Accent 1" w:semiHidden="0" w:uiPriority="64" w:unhideWhenUsed="0"/>
-    <w:lsdException w:name="Medium List 1 Accent 1" w:semiHidden="0" w:uiPriority="65" w:unhideWhenUsed="0"/>
-    <w:lsdException w:name="Revision" w:unhideWhenUsed="0"/>
-    <w:lsdException w:name="List Paragraph" w:semiHidden="0" w:uiPriority="34" w:unhideWhenUsed="0" w:qFormat="1"/>
-    <w:lsdException w:name="Quote" w:semiHidden="0" w:uiPriority="29" w:unhideWhenUsed="0" w:qFormat="1"/>
-    <w:lsdException w:name="Intense Quote" w:semiHidden="0" w:uiPriority="30" w:unhideWhenUsed="0" w:qFormat="1"/>
-    <w:lsdException w:name="Medium List 2 Accent 1" w:semiHidden="0" w:uiPriority="66" w:unhideWhenUsed="0"/>
-    <w:lsdException w:name="Medium Grid 1 Accent 1" w:semiHidden="0" w:uiPriority="67" w:unhideWhenUsed="0"/>
-    <w:lsdException w:name="Medium Grid 2 Accent 1" w:semiHidden="0" w:uiPriority="68" w:unhideWhenUsed="0"/>
-    <w:lsdException w:name="Medium Grid 3 Accent 1" w:semiHidden="0" w:uiPriority="69" w:unhideWhenUsed="0"/>
-    <w:lsdException w:name="Dark List Accent 1" w:semiHidden="0" w:uiPriority="70" w:unhideWhenUsed="0"/>
-    <w:lsdException w:name="Colorful Shading Accent 1" w:semiHidden="0" w:uiPriority="71" w:unhideWhenUsed="0"/>
-    <w:lsdException w:name="Colorful List Accent 1" w:semiHidden="0" w:uiPriority="72" w:unhideWhenUsed="0"/>
-    <w:lsdException w:name="Colorful Grid Accent 1" w:semiHidden="0" w:uiPriority="73" w:unhideWhenUsed="0"/>
-    <w:lsdException w:name="Light Shading Accent 2" w:semiHidden="0" w:uiPriority="60" w:unhideWhenUsed="0"/>
-    <w:lsdException w:name="Light List Accent 2" w:semiHidden="0" w:uiPriority="61" w:unhideWhenUsed="0"/>
-    <w:lsdException w:name="Light Grid Accent 2" w:semiHidden="0" w:uiPriority="62" w:unhideWhenUsed="0"/>
-    <w:lsdException w:name="Medium Shading 1 Accent 2" w:semiHidden="0" w:uiPriority="63" w:unhideWhenUsed="0"/>
-    <w:lsdException w:name="Medium Shading 2 Accent 2" w:semiHidden="0" w:uiPriority="64" w:unhideWhenUsed="0"/>
-    <w:lsdException w:name="Medium List 1 Accent 2" w:semiHidden="0" w:uiPriority="65" w:unhideWhenUsed="0"/>
-    <w:lsdException w:name="Medium List 2 Accent 2" w:semiHidden="0" w:uiPriority="66" w:unhideWhenUsed="0"/>
-    <w:lsdException w:name="Medium Grid 1 Accent 2" w:semiHidden="0" w:uiPriority="67" w:unhideWhenUsed="0"/>
-    <w:lsdException w:name="Medium Grid 2 Accent 2" w:semiHidden="0" w:uiPriority="68" w:unhideWhenUsed="0"/>
-    <w:lsdException w:name="Medium Grid 3 Accent 2" w:semiHidden="0" w:uiPriority="69" w:unhideWhenUsed="0"/>
-    <w:lsdException w:name="Dark List Accent 2" w:semiHidden="0" w:uiPriority="70" w:unhideWhenUsed="0"/>
-    <w:lsdException w:name="Colorful Shading Accent 2" w:semiHidden="0" w:uiPriority="71" w:unhideWhenUsed="0"/>
-    <w:lsdException w:name="Colorful List Accent 2" w:semiHidden="0" w:uiPriority="72" w:unhideWhenUsed="0"/>
-    <w:lsdException w:name="Colorful Grid Accent 2" w:semiHidden="0" w:uiPriority="73" w:unhideWhenUsed="0"/>
-    <w:lsdException w:name="Light Shading Accent 3" w:semiHidden="0" w:uiPriority="60" w:unhideWhenUsed="0"/>
-    <w:lsdException w:name="Light List Accent 3" w:semiHidden="0" w:uiPriority="61" w:unhideWhenUsed="0"/>
-    <w:lsdException w:name="Light Grid Accent 3" w:semiHidden="0" w:uiPriority="62" w:unhideWhenUsed="0"/>
-    <w:lsdException w:name="Medium Shading 1 Accent 3" w:semiHidden="0" w:uiPriority="63" w:unhideWhenUsed="0"/>
-    <w:lsdException w:name="Medium Shading 2 Accent 3" w:semiHidden="0" w:uiPriority="64" w:unhideWhenUsed="0"/>
-    <w:lsdException w:name="Medium List 1 Accent 3" w:semiHidden="0" w:uiPriority="65" w:unhideWhenUsed="0"/>
-    <w:lsdException w:name="Medium List 2 Accent 3" w:semiHidden="0" w:uiPriority="66" w:unhideWhenUsed="0"/>
-    <w:lsdException w:name="Medium Grid 1 Accent 3" w:semiHidden="0" w:uiPriority="67" w:unhideWhenUsed="0"/>
-    <w:lsdException w:name="Medium Grid 2 Accent 3" w:semiHidden="0" w:uiPriority="68" w:unhideWhenUsed="0"/>
-    <w:lsdException w:name="Medium Grid 3 Accent 3" w:semiHidden="0" w:uiPriority="69" w:unhideWhenUsed="0"/>
-    <w:lsdException w:name="Dark List Accent 3" w:semiHidden="0" w:uiPriority="70" w:unhideWhenUsed="0"/>
-    <w:lsdException w:name="Colorful Shading Accent 3" w:semiHidden="0" w:uiPriority="71" w:unhideWhenUsed="0"/>
-    <w:lsdException w:name="Colorful List Accent 3" w:semiHidden="0" w:uiPriority="72" w:unhideWhenUsed="0"/>
-    <w:lsdException w:name="Colorful Grid Accent 3" w:semiHidden="0" w:uiPriority="73" w:unhideWhenUsed="0"/>
-    <w:lsdException w:name="Light Shading Accent 4" w:semiHidden="0" w:uiPriority="60" w:unhideWhenUsed="0"/>
-    <w:lsdException w:name="Light List Accent 4" w:semiHidden="0" w:uiPriority="61" w:unhideWhenUsed="0"/>
-    <w:lsdException w:name="Light Grid Accent 4" w:semiHidden="0" w:uiPriority="62" w:unhideWhenUsed="0"/>
-    <w:lsdException w:name="Medium Shading 1 Accent 4" w:semiHidden="0" w:uiPriority="63" w:unhideWhenUsed="0"/>
-    <w:lsdException w:name="Medium Shading 2 Accent 4" w:semiHidden="0" w:uiPriority="64" w:unhideWhenUsed="0"/>
-    <w:lsdException w:name="Medium List 1 Accent 4" w:semiHidden="0" w:uiPriority="65" w:unhideWhenUsed="0"/>
-    <w:lsdException w:name="Medium List 2 Accent 4" w:semiHidden="0" w:uiPriority="66" w:unhideWhenUsed="0"/>
-    <w:lsdException w:name="Medium Grid 1 Accent 4" w:semiHidden="0" w:uiPriority="67" w:unhideWhenUsed="0"/>
-    <w:lsdException w:name="Medium Grid 2 Accent 4" w:semiHidden="0" w:uiPriority="68" w:unhideWhenUsed="0"/>
-    <w:lsdException w:name="Medium Grid 3 Accent 4" w:semiHidden="0" w:uiPriority="69" w:unhideWhenUsed="0"/>
-    <w:lsdException w:name="Dark List Accent 4" w:semiHidden="0" w:uiPriority="70" w:unhideWhenUsed="0"/>
-    <w:lsdException w:name="Colorful Shading Accent 4" w:semiHidden="0" w:uiPriority="71" w:unhideWhenUsed="0"/>
-    <w:lsdException w:name="Colorful List Accent 4" w:semiHidden="0" w:uiPriority="72" w:unhideWhenUsed="0"/>
-    <w:lsdException w:name="Colorful Grid Accent 4" w:semiHidden="0" w:uiPriority="73" w:unhideWhenUsed="0"/>
-    <w:lsdException w:name="Light Shading Accent 5" w:semiHidden="0" w:uiPriority="60" w:unhideWhenUsed="0"/>
-    <w:lsdException w:name="Light List Accent 5" w:semiHidden="0" w:uiPriority="61" w:unhideWhenUsed="0"/>
-    <w:lsdException w:name="Light Grid Accent 5" w:semiHidden="0" w:uiPriority="62" w:unhideWhenUsed="0"/>
-    <w:lsdException w:name="Medium Shading 1 Accent 5" w:semiHidden="0" w:uiPriority="63" w:unhideWhenUsed="0"/>
-    <w:lsdException w:name="Medium Shading 2 Accent 5" w:semiHidden="0" w:uiPriority="64" w:unhideWhenUsed="0"/>
-    <w:lsdException w:name="Medium List 1 Accent 5" w:semiHidden="0" w:uiPriority="65" w:unhideWhenUsed="0"/>
-    <w:lsdException w:name="Medium List 2 Accent 5" w:semiHidden="0" w:uiPriority="66" w:unhideWhenUsed="0"/>
-    <w:lsdException w:name="Medium Grid 1 Accent 5" w:semiHidden="0" w:uiPriority="67" w:unhideWhenUsed="0"/>
-    <w:lsdException w:name="Medium Grid 2 Accent 5" w:semiHidden="0" w:uiPriority="68" w:unhideWhenUsed="0"/>
-    <w:lsdException w:name="Medium Grid 3 Accent 5" w:semiHidden="0" w:uiPriority="69" w:unhideWhenUsed="0"/>
-    <w:lsdException w:name="Dark List Accent 5" w:semiHidden="0" w:uiPriority="70" w:unhideWhenUsed="0"/>
-    <w:lsdException w:name="Colorful Shading Accent 5" w:semiHidden="0" w:uiPriority="71" w:unhideWhenUsed="0"/>
-    <w:lsdException w:name="Colorful List Accent 5" w:semiHidden="0" w:uiPriority="72" w:unhideWhenUsed="0"/>
-    <w:lsdException w:name="Colorful Grid Accent 5" w:semiHidden="0" w:uiPriority="73" w:unhideWhenUsed="0"/>
-    <w:lsdException w:name="Light Shading Accent 6" w:semiHidden="0" w:uiPriority="60" w:unhideWhenUsed="0"/>
-    <w:lsdException w:name="Light List Accent 6" w:semiHidden="0" w:uiPriority="61" w:unhideWhenUsed="0"/>
-    <w:lsdException w:name="Light Grid Accent 6" w:semiHidden="0" w:uiPriority="62" w:unhideWhenUsed="0"/>
-    <w:lsdException w:name="Medium Shading 1 Accent 6" w:semiHidden="0" w:uiPriority="63" w:unhideWhenUsed="0"/>
-    <w:lsdException w:name="Medium Shading 2 Accent 6" w:semiHidden="0" w:uiPriority="64" w:unhideWhenUsed="0"/>
-    <w:lsdException w:name="Medium List 1 Accent 6" w:semiHidden="0" w:uiPriority="65" w:unhideWhenUsed="0"/>
-    <w:lsdException w:name="Medium List 2 Accent 6" w:semiHidden="0" w:uiPriority="66" w:unhideWhenUsed="0"/>
-    <w:lsdException w:name="Medium Grid 1 Accent 6" w:semiHidden="0" w:uiPriority="67" w:unhideWhenUsed="0"/>
-    <w:lsdException w:name="Medium Grid 2 Accent 6" w:semiHidden="0" w:uiPriority="68" w:unhideWhenUsed="0"/>
-    <w:lsdException w:name="Medium Grid 3 Accent 6" w:semiHidden="0" w:uiPriority="69" w:unhideWhenUsed="0"/>
-    <w:lsdException w:name="Dark List Accent 6" w:semiHidden="0" w:uiPriority="70" w:unhideWhenUsed="0"/>
-    <w:lsdException w:name="Colorful Shading Accent 6" w:semiHidden="0" w:uiPriority="71" w:unhideWhenUsed="0"/>
-    <w:lsdException w:name="Colorful List Accent 6" w:semiHidden="0" w:uiPriority="72" w:unhideWhenUsed="0"/>
-    <w:lsdException w:name="Colorful Grid Accent 6" w:semiHidden="0" w:uiPriority="73" w:unhideWhenUsed="0"/>
-    <w:lsdException w:name="Subtle Emphasis" w:semiHidden="0" w:uiPriority="19" w:unhideWhenUsed="0" w:qFormat="1"/>
-    <w:lsdException w:name="Intense Emphasis" w:semiHidden="0" w:uiPriority="21" w:unhideWhenUsed="0" w:qFormat="1"/>
-    <w:lsdException w:name="Subtle Reference" w:semiHidden="0" w:uiPriority="31" w:unhideWhenUsed="0" w:qFormat="1"/>
-    <w:lsdException w:name="Intense Reference" w:semiHidden="0" w:uiPriority="32" w:unhideWhenUsed="0" w:qFormat="1"/>
-    <w:lsdException w:name="Book Title" w:semiHidden="0" w:uiPriority="33" w:unhideWhenUsed="0" w:qFormat="1"/>
-    <w:lsdException w:name="Bibliography" w:uiPriority="37"/>
-    <w:lsdException w:name="TOC Heading" w:uiPriority="39" w:qFormat="1"/>
+  <w:latentStyles w:defLockedState="0" w:defUIPriority="99" w:defSemiHidden="0" w:defUnhideWhenUsed="0" w:defQFormat="0" w:count="375">
+    <w:lsdException w:name="Normal" w:uiPriority="0" w:qFormat="1"/>
+    <w:lsdException w:name="heading 1" w:uiPriority="9" w:qFormat="1"/>
+    <w:lsdException w:name="heading 2" w:semiHidden="1" w:uiPriority="9" w:unhideWhenUsed="1" w:qFormat="1"/>
+    <w:lsdException w:name="heading 3" w:semiHidden="1" w:uiPriority="9" w:unhideWhenUsed="1" w:qFormat="1"/>
+    <w:lsdException w:name="heading 4" w:semiHidden="1" w:uiPriority="9" w:unhideWhenUsed="1" w:qFormat="1"/>
+    <w:lsdException w:name="heading 5" w:semiHidden="1" w:uiPriority="9" w:unhideWhenUsed="1" w:qFormat="1"/>
+    <w:lsdException w:name="heading 6" w:semiHidden="1" w:uiPriority="9" w:unhideWhenUsed="1" w:qFormat="1"/>
+    <w:lsdException w:name="heading 7" w:semiHidden="1" w:uiPriority="9" w:unhideWhenUsed="1" w:qFormat="1"/>
+    <w:lsdException w:name="heading 8" w:semiHidden="1" w:uiPriority="9" w:unhideWhenUsed="1" w:qFormat="1"/>
+    <w:lsdException w:name="heading 9" w:semiHidden="1" w:uiPriority="9" w:unhideWhenUsed="1" w:qFormat="1"/>
+    <w:lsdException w:name="index 1" w:semiHidden="1" w:unhideWhenUsed="1"/>
+    <w:lsdException w:name="index 2" w:semiHidden="1" w:unhideWhenUsed="1"/>
+    <w:lsdException w:name="index 3" w:semiHidden="1" w:unhideWhenUsed="1"/>
+    <w:lsdException w:name="index 4" w:semiHidden="1" w:unhideWhenUsed="1"/>
+    <w:lsdException w:name="index 5" w:semiHidden="1" w:unhideWhenUsed="1"/>
+    <w:lsdException w:name="index 6" w:semiHidden="1" w:unhideWhenUsed="1"/>
+    <w:lsdException w:name="index 7" w:semiHidden="1" w:unhideWhenUsed="1"/>
+    <w:lsdException w:name="index 8" w:semiHidden="1" w:unhideWhenUsed="1"/>
+    <w:lsdException w:name="index 9" w:semiHidden="1" w:unhideWhenUsed="1"/>
+    <w:lsdException w:name="toc 1" w:semiHidden="1" w:uiPriority="39" w:unhideWhenUsed="1"/>
+    <w:lsdException w:name="toc 2" w:semiHidden="1" w:uiPriority="39" w:unhideWhenUsed="1"/>
+    <w:lsdException w:name="toc 3" w:semiHidden="1" w:uiPriority="39" w:unhideWhenUsed="1"/>
+    <w:lsdException w:name="toc 4" w:semiHidden="1" w:uiPriority="39" w:unhideWhenUsed="1"/>
+    <w:lsdException w:name="toc 5" w:semiHidden="1" w:uiPriority="39" w:unhideWhenUsed="1"/>
+    <w:lsdException w:name="toc 6" w:semiHidden="1" w:uiPriority="39" w:unhideWhenUsed="1"/>
+    <w:lsdException w:name="toc 7" w:semiHidden="1" w:uiPriority="39" w:unhideWhenUsed="1"/>
+    <w:lsdException w:name="toc 8" w:semiHidden="1" w:uiPriority="39" w:unhideWhenUsed="1"/>
+    <w:lsdException w:name="toc 9" w:semiHidden="1" w:uiPriority="39" w:unhideWhenUsed="1"/>
+    <w:lsdException w:name="Normal Indent" w:semiHidden="1" w:unhideWhenUsed="1"/>
+    <w:lsdException w:name="footnote text" w:semiHidden="1" w:unhideWhenUsed="1"/>
+    <w:lsdException w:name="annotation text" w:semiHidden="1" w:unhideWhenUsed="1"/>
+    <w:lsdException w:name="header" w:semiHidden="1" w:unhideWhenUsed="1"/>
+    <w:lsdException w:name="footer" w:semiHidden="1" w:unhideWhenUsed="1"/>
+    <w:lsdException w:name="index heading" w:semiHidden="1" w:unhideWhenUsed="1"/>
+    <w:lsdException w:name="caption" w:semiHidden="1" w:uiPriority="35" w:unhideWhenUsed="1" w:qFormat="1"/>
+    <w:lsdException w:name="table of figures" w:semiHidden="1" w:unhideWhenUsed="1"/>
+    <w:lsdException w:name="envelope address" w:semiHidden="1" w:unhideWhenUsed="1"/>
+    <w:lsdException w:name="envelope return" w:semiHidden="1" w:unhideWhenUsed="1"/>
+    <w:lsdException w:name="footnote reference" w:semiHidden="1" w:unhideWhenUsed="1"/>
+    <w:lsdException w:name="annotation reference" w:semiHidden="1" w:unhideWhenUsed="1"/>
+    <w:lsdException w:name="line number" w:semiHidden="1" w:unhideWhenUsed="1"/>
+    <w:lsdException w:name="page number" w:semiHidden="1" w:unhideWhenUsed="1"/>
+    <w:lsdException w:name="endnote reference" w:semiHidden="1" w:unhideWhenUsed="1"/>
+    <w:lsdException w:name="endnote text" w:semiHidden="1" w:unhideWhenUsed="1"/>
+    <w:lsdException w:name="table of authorities" w:semiHidden="1" w:unhideWhenUsed="1"/>
+    <w:lsdException w:name="macro" w:semiHidden="1" w:unhideWhenUsed="1"/>
+    <w:lsdException w:name="toa heading" w:semiHidden="1" w:unhideWhenUsed="1"/>
+    <w:lsdException w:name="List" w:semiHidden="1" w:unhideWhenUsed="1"/>
+    <w:lsdException w:name="List Bullet" w:semiHidden="1" w:unhideWhenUsed="1"/>
+    <w:lsdException w:name="List Number" w:semiHidden="1" w:unhideWhenUsed="1"/>
+    <w:lsdException w:name="List 2" w:semiHidden="1" w:unhideWhenUsed="1"/>
+    <w:lsdException w:name="List 3" w:semiHidden="1" w:unhideWhenUsed="1"/>
+    <w:lsdException w:name="List 4" w:semiHidden="1" w:unhideWhenUsed="1"/>
+    <w:lsdException w:name="List 5" w:semiHidden="1" w:unhideWhenUsed="1"/>
+    <w:lsdException w:name="List Bullet 2" w:semiHidden="1" w:unhideWhenUsed="1"/>
+    <w:lsdException w:name="List Bullet 3" w:semiHidden="1" w:unhideWhenUsed="1"/>
+    <w:lsdException w:name="List Bullet 4" w:semiHidden="1" w:unhideWhenUsed="1"/>
+    <w:lsdException w:name="List Bullet 5" w:semiHidden="1" w:unhideWhenUsed="1"/>
+    <w:lsdException w:name="List Number 2" w:semiHidden="1" w:unhideWhenUsed="1"/>
+    <w:lsdException w:name="List Number 3" w:semiHidden="1" w:unhideWhenUsed="1"/>
+    <w:lsdException w:name="List Number 4" w:semiHidden="1" w:unhideWhenUsed="1"/>
+    <w:lsdException w:name="List Number 5" w:semiHidden="1" w:unhideWhenUsed="1"/>
+    <w:lsdException w:name="Title" w:uiPriority="10" w:qFormat="1"/>
+    <w:lsdException w:name="Closing" w:semiHidden="1" w:unhideWhenUsed="1"/>
+    <w:lsdException w:name="Signature" w:semiHidden="1" w:unhideWhenUsed="1"/>
+    <w:lsdException w:name="Default Paragraph Font" w:semiHidden="1" w:uiPriority="1" w:unhideWhenUsed="1"/>
+    <w:lsdException w:name="Body Text" w:semiHidden="1" w:unhideWhenUsed="1"/>
+    <w:lsdException w:name="Body Text Indent" w:semiHidden="1" w:unhideWhenUsed="1"/>
+    <w:lsdException w:name="List Continue" w:semiHidden="1" w:unhideWhenUsed="1"/>
+    <w:lsdException w:name="List Continue 2" w:semiHidden="1" w:unhideWhenUsed="1"/>
+    <w:lsdException w:name="List Continue 3" w:semiHidden="1" w:unhideWhenUsed="1"/>
+    <w:lsdException w:name="List Continue 4" w:semiHidden="1" w:unhideWhenUsed="1"/>
+    <w:lsdException w:name="List Continue 5" w:semiHidden="1" w:unhideWhenUsed="1"/>
+    <w:lsdException w:name="Message Header" w:semiHidden="1" w:unhideWhenUsed="1"/>
+    <w:lsdException w:name="Subtitle" w:uiPriority="11" w:qFormat="1"/>
+    <w:lsdException w:name="Salutation" w:semiHidden="1" w:unhideWhenUsed="1"/>
+    <w:lsdException w:name="Date" w:semiHidden="1" w:unhideWhenUsed="1"/>
+    <w:lsdException w:name="Body Text First Indent" w:semiHidden="1" w:unhideWhenUsed="1"/>
+    <w:lsdException w:name="Body Text First Indent 2" w:semiHidden="1" w:unhideWhenUsed="1"/>
+    <w:lsdException w:name="Note Heading" w:semiHidden="1" w:unhideWhenUsed="1"/>
+    <w:lsdException w:name="Body Text 2" w:semiHidden="1" w:unhideWhenUsed="1"/>
+    <w:lsdException w:name="Body Text 3" w:semiHidden="1" w:unhideWhenUsed="1"/>
+    <w:lsdException w:name="Body Text Indent 2" w:semiHidden="1" w:unhideWhenUsed="1"/>
+    <w:lsdException w:name="Body Text Indent 3" w:semiHidden="1" w:unhideWhenUsed="1"/>
+    <w:lsdException w:name="Block Text" w:semiHidden="1" w:unhideWhenUsed="1"/>
+    <w:lsdException w:name="Hyperlink" w:semiHidden="1" w:unhideWhenUsed="1"/>
+    <w:lsdException w:name="FollowedHyperlink" w:semiHidden="1" w:unhideWhenUsed="1"/>
+    <w:lsdException w:name="Strong" w:uiPriority="22" w:qFormat="1"/>
+    <w:lsdException w:name="Emphasis" w:uiPriority="20" w:qFormat="1"/>
+    <w:lsdException w:name="Document Map" w:semiHidden="1" w:unhideWhenUsed="1"/>
+    <w:lsdException w:name="Plain Text" w:semiHidden="1" w:unhideWhenUsed="1"/>
+    <w:lsdException w:name="E-mail Signature" w:semiHidden="1" w:unhideWhenUsed="1"/>
+    <w:lsdException w:name="HTML Top of Form" w:semiHidden="1" w:unhideWhenUsed="1"/>
+    <w:lsdException w:name="HTML Bottom of Form" w:semiHidden="1" w:unhideWhenUsed="1"/>
+    <w:lsdException w:name="Normal (Web)" w:semiHidden="1" w:unhideWhenUsed="1"/>
+    <w:lsdException w:name="HTML Acronym" w:semiHidden="1" w:unhideWhenUsed="1"/>
+    <w:lsdException w:name="HTML Address" w:semiHidden="1" w:unhideWhenUsed="1"/>
+    <w:lsdException w:name="HTML Cite" w:semiHidden="1" w:unhideWhenUsed="1"/>
+    <w:lsdException w:name="HTML Code" w:semiHidden="1" w:unhideWhenUsed="1"/>
+    <w:lsdException w:name="HTML Definition" w:semiHidden="1" w:unhideWhenUsed="1"/>
+    <w:lsdException w:name="HTML Keyboard" w:semiHidden="1" w:unhideWhenUsed="1"/>
+    <w:lsdException w:name="HTML Preformatted" w:semiHidden="1" w:unhideWhenUsed="1"/>
+    <w:lsdException w:name="HTML Sample" w:semiHidden="1" w:unhideWhenUsed="1"/>
+    <w:lsdException w:name="HTML Typewriter" w:semiHidden="1" w:unhideWhenUsed="1"/>
+    <w:lsdException w:name="HTML Variable" w:semiHidden="1" w:unhideWhenUsed="1"/>
+    <w:lsdException w:name="Normal Table" w:semiHidden="1" w:unhideWhenUsed="1"/>
+    <w:lsdException w:name="annotation subject" w:semiHidden="1" w:unhideWhenUsed="1"/>
+    <w:lsdException w:name="No List" w:semiHidden="1" w:unhideWhenUsed="1"/>
+    <w:lsdException w:name="Outline List 1" w:semiHidden="1" w:unhideWhenUsed="1"/>
+    <w:lsdException w:name="Outline List 2" w:semiHidden="1" w:unhideWhenUsed="1"/>
+    <w:lsdException w:name="Outline List 3" w:semiHidden="1" w:unhideWhenUsed="1"/>
+    <w:lsdException w:name="Table Simple 1" w:semiHidden="1" w:unhideWhenUsed="1"/>
+    <w:lsdException w:name="Table Simple 2" w:semiHidden="1" w:unhideWhenUsed="1"/>
+    <w:lsdException w:name="Table Simple 3" w:semiHidden="1" w:unhideWhenUsed="1"/>
+    <w:lsdException w:name="Table Classic 1" w:semiHidden="1" w:unhideWhenUsed="1"/>
+    <w:lsdException w:name="Table Classic 2" w:semiHidden="1" w:unhideWhenUsed="1"/>
+    <w:lsdException w:name="Table Classic 3" w:semiHidden="1" w:unhideWhenUsed="1"/>
+    <w:lsdException w:name="Table Classic 4" w:semiHidden="1" w:unhideWhenUsed="1"/>
+    <w:lsdException w:name="Table Colorful 1" w:semiHidden="1" w:unhideWhenUsed="1"/>
+    <w:lsdException w:name="Table Colorful 2" w:semiHidden="1" w:unhideWhenUsed="1"/>
+    <w:lsdException w:name="Table Colorful 3" w:semiHidden="1" w:unhideWhenUsed="1"/>
+    <w:lsdException w:name="Table Columns 1" w:semiHidden="1" w:unhideWhenUsed="1"/>
+    <w:lsdException w:name="Table Columns 2" w:semiHidden="1" w:unhideWhenUsed="1"/>
+    <w:lsdException w:name="Table Columns 3" w:semiHidden="1" w:unhideWhenUsed="1"/>
+    <w:lsdException w:name="Table Columns 4" w:semiHidden="1" w:unhideWhenUsed="1"/>
+    <w:lsdException w:name="Table Columns 5" w:semiHidden="1" w:unhideWhenUsed="1"/>
+    <w:lsdException w:name="Table Grid 1" w:semiHidden="1" w:unhideWhenUsed="1"/>
+    <w:lsdException w:name="Table Grid 2" w:semiHidden="1" w:unhideWhenUsed="1"/>
+    <w:lsdException w:name="Table Grid 3" w:semiHidden="1" w:unhideWhenUsed="1"/>
+    <w:lsdException w:name="Table Grid 4" w:semiHidden="1" w:unhideWhenUsed="1"/>
+    <w:lsdException w:name="Table Grid 5" w:semiHidden="1" w:unhideWhenUsed="1"/>
+    <w:lsdException w:name="Table Grid 6" w:semiHidden="1" w:unhideWhenUsed="1"/>
+    <w:lsdException w:name="Table Grid 7" w:semiHidden="1" w:unhideWhenUsed="1"/>
+    <w:lsdException w:name="Table Grid 8" w:semiHidden="1" w:unhideWhenUsed="1"/>
+    <w:lsdException w:name="Table List 1" w:semiHidden="1" w:unhideWhenUsed="1"/>
+    <w:lsdException w:name="Table List 2" w:semiHidden="1" w:unhideWhenUsed="1"/>
+    <w:lsdException w:name="Table List 3" w:semiHidden="1" w:unhideWhenUsed="1"/>
+    <w:lsdException w:name="Table List 4" w:semiHidden="1" w:unhideWhenUsed="1"/>
+    <w:lsdException w:name="Table List 5" w:semiHidden="1" w:unhideWhenUsed="1"/>
+    <w:lsdException w:name="Table List 6" w:semiHidden="1" w:unhideWhenUsed="1"/>
+    <w:lsdException w:name="Table List 7" w:semiHidden="1" w:unhideWhenUsed="1"/>
+    <w:lsdException w:name="Table List 8" w:semiHidden="1" w:unhideWhenUsed="1"/>
+    <w:lsdException w:name="Table 3D effects 1" w:semiHidden="1" w:unhideWhenUsed="1"/>
+    <w:lsdException w:name="Table 3D effects 2" w:semiHidden="1" w:unhideWhenUsed="1"/>
+    <w:lsdException w:name="Table 3D effects 3" w:semiHidden="1" w:unhideWhenUsed="1"/>
+    <w:lsdException w:name="Table Contemporary" w:semiHidden="1" w:unhideWhenUsed="1"/>
+    <w:lsdException w:name="Table Elegant" w:semiHidden="1" w:unhideWhenUsed="1"/>
+    <w:lsdException w:name="Table Professional" w:semiHidden="1" w:unhideWhenUsed="1"/>
+    <w:lsdException w:name="Table Subtle 1" w:semiHidden="1" w:unhideWhenUsed="1"/>
+    <w:lsdException w:name="Table Subtle 2" w:semiHidden="1" w:unhideWhenUsed="1"/>
+    <w:lsdException w:name="Table Web 1" w:semiHidden="1" w:unhideWhenUsed="1"/>
+    <w:lsdException w:name="Table Web 2" w:semiHidden="1" w:unhideWhenUsed="1"/>
+    <w:lsdException w:name="Table Web 3" w:semiHidden="1" w:unhideWhenUsed="1"/>
+    <w:lsdException w:name="Balloon Text" w:semiHidden="1" w:unhideWhenUsed="1"/>
+    <w:lsdException w:name="Table Grid" w:semiHidden="1" w:uiPriority="59" w:unhideWhenUsed="1"/>
+    <w:lsdException w:name="Table Theme" w:semiHidden="1" w:unhideWhenUsed="1"/>
+    <w:lsdException w:name="Placeholder Text" w:semiHidden="1"/>
+    <w:lsdException w:name="No Spacing" w:uiPriority="1" w:qFormat="1"/>
+    <w:lsdException w:name="Light Shading" w:uiPriority="60"/>
+    <w:lsdException w:name="Light List" w:uiPriority="61"/>
+    <w:lsdException w:name="Light Grid" w:uiPriority="62"/>
+    <w:lsdException w:name="Medium Shading 1" w:uiPriority="63"/>
+    <w:lsdException w:name="Medium Shading 2" w:uiPriority="64"/>
+    <w:lsdException w:name="Medium List 1" w:uiPriority="65"/>
+    <w:lsdException w:name="Medium List 2" w:uiPriority="66"/>
+    <w:lsdException w:name="Medium Grid 1" w:uiPriority="67"/>
+    <w:lsdException w:name="Medium Grid 2" w:uiPriority="68"/>
+    <w:lsdException w:name="Medium Grid 3" w:uiPriority="69"/>
+    <w:lsdException w:name="Dark List" w:uiPriority="70"/>
+    <w:lsdException w:name="Colorful Shading" w:uiPriority="71"/>
+    <w:lsdException w:name="Colorful List" w:uiPriority="72"/>
+    <w:lsdException w:name="Colorful Grid" w:uiPriority="73"/>
+    <w:lsdException w:name="Light Shading Accent 1" w:uiPriority="60"/>
+    <w:lsdException w:name="Light List Accent 1" w:uiPriority="61"/>
+    <w:lsdException w:name="Light Grid Accent 1" w:uiPriority="62"/>
+    <w:lsdException w:name="Medium Shading 1 Accent 1" w:uiPriority="63"/>
+    <w:lsdException w:name="Medium Shading 2 Accent 1" w:uiPriority="64"/>
+    <w:lsdException w:name="Medium List 1 Accent 1" w:uiPriority="65"/>
+    <w:lsdException w:name="Revision" w:semiHidden="1"/>
+    <w:lsdException w:name="List Paragraph" w:uiPriority="34" w:qFormat="1"/>
+    <w:lsdException w:name="Quote" w:uiPriority="29" w:qFormat="1"/>
+    <w:lsdException w:name="Intense Quote" w:uiPriority="30" w:qFormat="1"/>
+    <w:lsdException w:name="Medium List 2 Accent 1" w:uiPriority="66"/>
+    <w:lsdException w:name="Medium Grid 1 Accent 1" w:uiPriority="67"/>
+    <w:lsdException w:name="Medium Grid 2 Accent 1" w:uiPriority="68"/>
+    <w:lsdException w:name="Medium Grid 3 Accent 1" w:uiPriority="69"/>
+    <w:lsdException w:name="Dark List Accent 1" w:uiPriority="70"/>
+    <w:lsdException w:name="Colorful Shading Accent 1" w:uiPriority="71"/>
+    <w:lsdException w:name="Colorful List Accent 1" w:uiPriority="72"/>
+    <w:lsdException w:name="Colorful Grid Accent 1" w:uiPriority="73"/>
+    <w:lsdException w:name="Light Shading Accent 2" w:uiPriority="60"/>
+    <w:lsdException w:name="Light List Accent 2" w:uiPriority="61"/>
+    <w:lsdException w:name="Light Grid Accent 2" w:uiPriority="62"/>
+    <w:lsdException w:name="Medium Shading 1 Accent 2" w:uiPriority="63"/>
+    <w:lsdException w:name="Medium Shading 2 Accent 2" w:uiPriority="64"/>
+    <w:lsdException w:name="Medium List 1 Accent 2" w:uiPriority="65"/>
+    <w:lsdException w:name="Medium List 2 Accent 2" w:uiPriority="66"/>
+    <w:lsdException w:name="Medium Grid 1 Accent 2" w:uiPriority="67"/>
+    <w:lsdException w:name="Medium Grid 2 Accent 2" w:uiPriority="68"/>
+    <w:lsdException w:name="Medium Grid 3 Accent 2" w:uiPriority="69"/>
+    <w:lsdException w:name="Dark List Accent 2" w:uiPriority="70"/>
+    <w:lsdException w:name="Colorful Shading Accent 2" w:uiPriority="71"/>
+    <w:lsdException w:name="Colorful List Accent 2" w:uiPriority="72"/>
+    <w:lsdException w:name="Colorful Grid Accent 2" w:uiPriority="73"/>
+    <w:lsdException w:name="Light Shading Accent 3" w:uiPriority="60"/>
+    <w:lsdException w:name="Light List Accent 3" w:uiPriority="61"/>
+    <w:lsdException w:name="Light Grid Accent 3" w:uiPriority="62"/>
+    <w:lsdException w:name="Medium Shading 1 Accent 3" w:uiPriority="63"/>
+    <w:lsdException w:name="Medium Shading 2 Accent 3" w:uiPriority="64"/>
+    <w:lsdException w:name="Medium List 1 Accent 3" w:uiPriority="65"/>
+    <w:lsdException w:name="Medium List 2 Accent 3" w:uiPriority="66"/>
+    <w:lsdException w:name="Medium Grid 1 Accent 3" w:uiPriority="67"/>
+    <w:lsdException w:name="Medium Grid 2 Accent 3" w:uiPriority="68"/>
+    <w:lsdException w:name="Medium Grid 3 Accent 3" w:uiPriority="69"/>
+    <w:lsdException w:name="Dark List Accent 3" w:uiPriority="70"/>
+    <w:lsdException w:name="Colorful Shading Accent 3" w:uiPriority="71"/>
+    <w:lsdException w:name="Colorful List Accent 3" w:uiPriority="72"/>
+    <w:lsdException w:name="Colorful Grid Accent 3" w:uiPriority="73"/>
+    <w:lsdException w:name="Light Shading Accent 4" w:uiPriority="60"/>
+    <w:lsdException w:name="Light List Accent 4" w:uiPriority="61"/>
+    <w:lsdException w:name="Light Grid Accent 4" w:uiPriority="62"/>
+    <w:lsdException w:name="Medium Shading 1 Accent 4" w:uiPriority="63"/>
+    <w:lsdException w:name="Medium Shading 2 Accent 4" w:uiPriority="64"/>
+    <w:lsdException w:name="Medium List 1 Accent 4" w:uiPriority="65"/>
+    <w:lsdException w:name="Medium List 2 Accent 4" w:uiPriority="66"/>
+    <w:lsdException w:name="Medium Grid 1 Accent 4" w:uiPriority="67"/>
+    <w:lsdException w:name="Medium Grid 2 Accent 4" w:uiPriority="68"/>
+    <w:lsdException w:name="Medium Grid 3 Accent 4" w:uiPriority="69"/>
+    <w:lsdException w:name="Dark List Accent 4" w:uiPriority="70"/>
+    <w:lsdException w:name="Colorful Shading Accent 4" w:uiPriority="71"/>
+    <w:lsdException w:name="Colorful List Accent 4" w:uiPriority="72"/>
+    <w:lsdException w:name="Colorful Grid Accent 4" w:uiPriority="73"/>
+    <w:lsdException w:name="Light Shading Accent 5" w:uiPriority="60"/>
+    <w:lsdException w:name="Light List Accent 5" w:uiPriority="61"/>
+    <w:lsdException w:name="Light Grid Accent 5" w:uiPriority="62"/>
+    <w:lsdException w:name="Medium Shading 1 Accent 5" w:uiPriority="63"/>
+    <w:lsdException w:name="Medium Shading 2 Accent 5" w:uiPriority="64"/>
+    <w:lsdException w:name="Medium List 1 Accent 5" w:uiPriority="65"/>
+    <w:lsdException w:name="Medium List 2 Accent 5" w:uiPriority="66"/>
+    <w:lsdException w:name="Medium Grid 1 Accent 5" w:uiPriority="67"/>
+    <w:lsdException w:name="Medium Grid 2 Accent 5" w:uiPriority="68"/>
+    <w:lsdException w:name="Medium Grid 3 Accent 5" w:uiPriority="69"/>
+    <w:lsdException w:name="Dark List Accent 5" w:uiPriority="70"/>
+    <w:lsdException w:name="Colorful Shading Accent 5" w:uiPriority="71"/>
+    <w:lsdException w:name="Colorful List Accent 5" w:uiPriority="72"/>
+    <w:lsdException w:name="Colorful Grid Accent 5" w:uiPriority="73"/>
+    <w:lsdException w:name="Light Shading Accent 6" w:uiPriority="60"/>
+    <w:lsdException w:name="Light List Accent 6" w:uiPriority="61"/>
+    <w:lsdException w:name="Light Grid Accent 6" w:uiPriority="62"/>
+    <w:lsdException w:name="Medium Shading 1 Accent 6" w:uiPriority="63"/>
+    <w:lsdException w:name="Medium Shading 2 Accent 6" w:uiPriority="64"/>
+    <w:lsdException w:name="Medium List 1 Accent 6" w:uiPriority="65"/>
+    <w:lsdException w:name="Medium List 2 Accent 6" w:uiPriority="66"/>
+    <w:lsdException w:name="Medium Grid 1 Accent 6" w:uiPriority="67"/>
+    <w:lsdException w:name="Medium Grid 2 Accent 6" w:uiPriority="68"/>
+    <w:lsdException w:name="Medium Grid 3 Accent 6" w:uiPriority="69"/>
+    <w:lsdException w:name="Dark List Accent 6" w:uiPriority="70"/>
+    <w:lsdException w:name="Colorful Shading Accent 6" w:uiPriority="71"/>
+    <w:lsdException w:name="Colorful List Accent 6" w:uiPriority="72"/>
+    <w:lsdException w:name="Colorful Grid Accent 6" w:uiPriority="73"/>
+    <w:lsdException w:name="Subtle Emphasis" w:uiPriority="19" w:qFormat="1"/>
+    <w:lsdException w:name="Intense Emphasis" w:uiPriority="21" w:qFormat="1"/>
+    <w:lsdException w:name="Subtle Reference" w:uiPriority="31" w:qFormat="1"/>
+    <w:lsdException w:name="Intense Reference" w:uiPriority="32" w:qFormat="1"/>
+    <w:lsdException w:name="Book Title" w:uiPriority="33" w:qFormat="1"/>
+    <w:lsdException w:name="Bibliography" w:semiHidden="1" w:uiPriority="37" w:unhideWhenUsed="1"/>
+    <w:lsdException w:name="TOC Heading" w:semiHidden="1" w:uiPriority="39" w:unhideWhenUsed="1" w:qFormat="1"/>
+    <w:lsdException w:name="Plain Table 1" w:uiPriority="41"/>
+    <w:lsdException w:name="Plain Table 2" w:uiPriority="42"/>
+    <w:lsdException w:name="Plain Table 3" w:uiPriority="43"/>
+    <w:lsdException w:name="Plain Table 4" w:uiPriority="44"/>
+    <w:lsdException w:name="Plain Table 5" w:uiPriority="45"/>
+    <w:lsdException w:name="Grid Table Light" w:uiPriority="40"/>
+    <w:lsdException w:name="Grid Table 1 Light" w:uiPriority="46"/>
+    <w:lsdException w:name="Grid Table 2" w:uiPriority="47"/>
+    <w:lsdException w:name="Grid Table 3" w:uiPriority="48"/>
+    <w:lsdException w:name="Grid Table 4" w:uiPriority="49"/>
+    <w:lsdException w:name="Grid Table 5 Dark" w:uiPriority="50"/>
+    <w:lsdException w:name="Grid Table 6 Colorful" w:uiPriority="51"/>
+    <w:lsdException w:name="Grid Table 7 Colorful" w:uiPriority="52"/>
+    <w:lsdException w:name="Grid Table 1 Light Accent 1" w:uiPriority="46"/>
+    <w:lsdException w:name="Grid Table 2 Accent 1" w:uiPriority="47"/>
+    <w:lsdException w:name="Grid Table 3 Accent 1" w:uiPriority="48"/>
+    <w:lsdException w:name="Grid Table 4 Accent 1" w:uiPriority="49"/>
+    <w:lsdException w:name="Grid Table 5 Dark Accent 1" w:uiPriority="50"/>
+    <w:lsdException w:name="Grid Table 6 Colorful Accent 1" w:uiPriority="51"/>
+    <w:lsdException w:name="Grid Table 7 Colorful Accent 1" w:uiPriority="52"/>
+    <w:lsdException w:name="Grid Table 1 Light Accent 2" w:uiPriority="46"/>
+    <w:lsdException w:name="Grid Table 2 Accent 2" w:uiPriority="47"/>
+    <w:lsdException w:name="Grid Table 3 Accent 2" w:uiPriority="48"/>
+    <w:lsdException w:name="Grid Table 4 Accent 2" w:uiPriority="49"/>
+    <w:lsdException w:name="Grid Table 5 Dark Accent 2" w:uiPriority="50"/>
+    <w:lsdException w:name="Grid Table 6 Colorful Accent 2" w:uiPriority="51"/>
+    <w:lsdException w:name="Grid Table 7 Colorful Accent 2" w:uiPriority="52"/>
+    <w:lsdException w:name="Grid Table 1 Light Accent 3" w:uiPriority="46"/>
+    <w:lsdException w:name="Grid Table 2 Accent 3" w:uiPriority="47"/>
+    <w:lsdException w:name="Grid Table 3 Accent 3" w:uiPriority="48"/>
+    <w:lsdException w:name="Grid Table 4 Accent 3" w:uiPriority="49"/>
+    <w:lsdException w:name="Grid Table 5 Dark Accent 3" w:uiPriority="50"/>
+    <w:lsdException w:name="Grid Table 6 Colorful Accent 3" w:uiPriority="51"/>
+    <w:lsdException w:name="Grid Table 7 Colorful Accent 3" w:uiPriority="52"/>
+    <w:lsdException w:name="Grid Table 1 Light Accent 4" w:uiPriority="46"/>
+    <w:lsdException w:name="Grid Table 2 Accent 4" w:uiPriority="47"/>
+    <w:lsdException w:name="Grid Table 3 Accent 4" w:uiPriority="48"/>
+    <w:lsdException w:name="Grid Table 4 Accent 4" w:uiPriority="49"/>
+    <w:lsdException w:name="Grid Table 5 Dark Accent 4" w:uiPriority="50"/>
+    <w:lsdException w:name="Grid Table 6 Colorful Accent 4" w:uiPriority="51"/>
+    <w:lsdException w:name="Grid Table 7 Colorful Accent 4" w:uiPriority="52"/>
+    <w:lsdException w:name="Grid Table 1 Light Accent 5" w:uiPriority="46"/>
+    <w:lsdException w:name="Grid Table 2 Accent 5" w:uiPriority="47"/>
+    <w:lsdException w:name="Grid Table 3 Accent 5" w:uiPriority="48"/>
+    <w:lsdException w:name="Grid Table 4 Accent 5" w:uiPriority="49"/>
+    <w:lsdException w:name="Grid Table 5 Dark Accent 5" w:uiPriority="50"/>
+    <w:lsdException w:name="Grid Table 6 Colorful Accent 5" w:uiPriority="51"/>
+    <w:lsdException w:name="Grid Table 7 Colorful Accent 5" w:uiPriority="52"/>
+    <w:lsdException w:name="Grid Table 1 Light Accent 6" w:uiPriority="46"/>
+    <w:lsdException w:name="Grid Table 2 Accent 6" w:uiPriority="47"/>
+    <w:lsdException w:name="Grid Table 3 Accent 6" w:uiPriority="48"/>
+    <w:lsdException w:name="Grid Table 4 Accent 6" w:uiPriority="49"/>
+    <w:lsdException w:name="Grid Table 5 Dark Accent 6" w:uiPriority="50"/>
+    <w:lsdException w:name="Grid Table 6 Colorful Accent 6" w:uiPriority="51"/>
+    <w:lsdException w:name="Grid Table 7 Colorful Accent 6" w:uiPriority="52"/>
+    <w:lsdException w:name="List Table 1 Light" w:uiPriority="46"/>
+    <w:lsdException w:name="List Table 2" w:uiPriority="47"/>
+    <w:lsdException w:name="List Table 3" w:uiPriority="48"/>
+    <w:lsdException w:name="List Table 4" w:uiPriority="49"/>
+    <w:lsdException w:name="List Table 5 Dark" w:uiPriority="50"/>
+    <w:lsdException w:name="List Table 6 Colorful" w:uiPriority="51"/>
+    <w:lsdException w:name="List Table 7 Colorful" w:uiPriority="52"/>
+    <w:lsdException w:name="List Table 1 Light Accent 1" w:uiPriority="46"/>
+    <w:lsdException w:name="List Table 2 Accent 1" w:uiPriority="47"/>
+    <w:lsdException w:name="List Table 3 Accent 1" w:uiPriority="48"/>
+    <w:lsdException w:name="List Table 4 Accent 1" w:uiPriority="49"/>
+    <w:lsdException w:name="List Table 5 Dark Accent 1" w:uiPriority="50"/>
+    <w:lsdException w:name="List Table 6 Colorful Accent 1" w:uiPriority="51"/>
+    <w:lsdException w:name="List Table 7 Colorful Accent 1" w:uiPriority="52"/>
+    <w:lsdException w:name="List Table 1 Light Accent 2" w:uiPriority="46"/>
+    <w:lsdException w:name="List Table 2 Accent 2" w:uiPriority="47"/>
+    <w:lsdException w:name="List Table 3 Accent 2" w:uiPriority="48"/>
+    <w:lsdException w:name="List Table 4 Accent 2" w:uiPriority="49"/>
+    <w:lsdException w:name="List Table 5 Dark Accent 2" w:uiPriority="50"/>
+    <w:lsdException w:name="List Table 6 Colorful Accent 2" w:uiPriority="51"/>
+    <w:lsdException w:name="List Table 7 Colorful Accent 2" w:uiPriority="52"/>
+    <w:lsdException w:name="List Table 1 Light Accent 3" w:uiPriority="46"/>
+    <w:lsdException w:name="List Table 2 Accent 3" w:uiPriority="47"/>
+    <w:lsdException w:name="List Table 3 Accent 3" w:uiPriority="48"/>
+    <w:lsdException w:name="List Table 4 Accent 3" w:uiPriority="49"/>
+    <w:lsdException w:name="List Table 5 Dark Accent 3" w:uiPriority="50"/>
+    <w:lsdException w:name="List Table 6 Colorful Accent 3" w:uiPriority="51"/>
+    <w:lsdException w:name="List Table 7 Colorful Accent 3" w:uiPriority="52"/>
+    <w:lsdException w:name="List Table 1 Light Accent 4" w:uiPriority="46"/>
+    <w:lsdException w:name="List Table 2 Accent 4" w:uiPriority="47"/>
+    <w:lsdException w:name="List Table 3 Accent 4" w:uiPriority="48"/>
+    <w:lsdException w:name="List Table 4 Accent 4" w:uiPriority="49"/>
+    <w:lsdException w:name="List Table 5 Dark Accent 4" w:uiPriority="50"/>
+    <w:lsdException w:name="List Table 6 Colorful Accent 4" w:uiPriority="51"/>
+    <w:lsdException w:name="List Table 7 Colorful Accent 4" w:uiPriority="52"/>
+    <w:lsdException w:name="List Table 1 Light Accent 5" w:uiPriority="46"/>
+    <w:lsdException w:name="List Table 2 Accent 5" w:uiPriority="47"/>
+    <w:lsdException w:name="List Table 3 Accent 5" w:uiPriority="48"/>
+    <w:lsdException w:name="List Table 4 Accent 5" w:uiPriority="49"/>
+    <w:lsdException w:name="List Table 5 Dark Accent 5" w:uiPriority="50"/>
+    <w:lsdException w:name="List Table 6 Colorful Accent 5" w:uiPriority="51"/>
+    <w:lsdException w:name="List Table 7 Colorful Accent 5" w:uiPriority="52"/>
+    <w:lsdException w:name="List Table 1 Light Accent 6" w:uiPriority="46"/>
+    <w:lsdException w:name="List Table 2 Accent 6" w:uiPriority="47"/>
+    <w:lsdException w:name="List Table 3 Accent 6" w:uiPriority="48"/>
+    <w:lsdException w:name="List Table 4 Accent 6" w:uiPriority="49"/>
+    <w:lsdException w:name="List Table 5 Dark Accent 6" w:uiPriority="50"/>
+    <w:lsdException w:name="List Table 6 Colorful Accent 6" w:uiPriority="51"/>
+    <w:lsdException w:name="List Table 7 Colorful Accent 6" w:uiPriority="52"/>
+    <w:lsdException w:name="Mention" w:semiHidden="1" w:unhideWhenUsed="1"/>
+    <w:lsdException w:name="Smart Hyperlink" w:semiHidden="1" w:unhideWhenUsed="1"/>
+    <w:lsdException w:name="Hashtag" w:semiHidden="1" w:unhideWhenUsed="1"/>
+    <w:lsdException w:name="Unresolved Mention" w:semiHidden="1" w:unhideWhenUsed="1"/>
   </w:latentStyles>
-  <w:style w:type="paragraph" w:default="1" w:styleId="Normal">
+  <w:style w:type="paragraph" w:default="1" w:styleId="a">
     <w:name w:val="Normal"/>
     <w:qFormat/>
     <w:rsid w:val="009B35DD"/>
@@ -7289,11 +9080,11 @@
       <w:widowControl w:val="0"/>
     </w:pPr>
   </w:style>
-  <w:style w:type="paragraph" w:styleId="Heading1">
+  <w:style w:type="paragraph" w:styleId="1">
     <w:name w:val="heading 1"/>
-    <w:basedOn w:val="Normal"/>
-    <w:next w:val="Normal"/>
-    <w:link w:val="Heading1Char"/>
+    <w:basedOn w:val="a"/>
+    <w:next w:val="a"/>
+    <w:link w:val="10"/>
     <w:uiPriority w:val="9"/>
     <w:qFormat/>
     <w:rsid w:val="004B1D72"/>
@@ -7311,11 +9102,11 @@
       <w:szCs w:val="44"/>
     </w:rPr>
   </w:style>
-  <w:style w:type="paragraph" w:styleId="Heading2">
+  <w:style w:type="paragraph" w:styleId="2">
     <w:name w:val="heading 2"/>
-    <w:basedOn w:val="Normal"/>
-    <w:next w:val="Normal"/>
-    <w:link w:val="Heading2Char"/>
+    <w:basedOn w:val="a"/>
+    <w:next w:val="a"/>
+    <w:link w:val="20"/>
     <w:uiPriority w:val="9"/>
     <w:unhideWhenUsed/>
     <w:qFormat/>
@@ -7337,11 +9128,11 @@
       <w:szCs w:val="32"/>
     </w:rPr>
   </w:style>
-  <w:style w:type="paragraph" w:styleId="Heading3">
+  <w:style w:type="paragraph" w:styleId="3">
     <w:name w:val="heading 3"/>
-    <w:basedOn w:val="Normal"/>
-    <w:next w:val="Normal"/>
-    <w:link w:val="Heading3Char"/>
+    <w:basedOn w:val="a"/>
+    <w:next w:val="a"/>
+    <w:link w:val="30"/>
     <w:uiPriority w:val="9"/>
     <w:unhideWhenUsed/>
     <w:qFormat/>
@@ -7362,11 +9153,11 @@
       <w:szCs w:val="32"/>
     </w:rPr>
   </w:style>
-  <w:style w:type="paragraph" w:styleId="Heading4">
+  <w:style w:type="paragraph" w:styleId="4">
     <w:name w:val="heading 4"/>
-    <w:basedOn w:val="Normal"/>
-    <w:next w:val="Normal"/>
-    <w:link w:val="Heading4Char"/>
+    <w:basedOn w:val="a"/>
+    <w:next w:val="a"/>
+    <w:link w:val="40"/>
     <w:uiPriority w:val="9"/>
     <w:unhideWhenUsed/>
     <w:qFormat/>
@@ -7385,18 +9176,17 @@
       <w:szCs w:val="28"/>
     </w:rPr>
   </w:style>
-  <w:style w:type="character" w:default="1" w:styleId="DefaultParagraphFont">
+  <w:style w:type="character" w:default="1" w:styleId="a0">
     <w:name w:val="Default Paragraph Font"/>
     <w:uiPriority w:val="1"/>
     <w:semiHidden/>
     <w:unhideWhenUsed/>
   </w:style>
-  <w:style w:type="table" w:default="1" w:styleId="TableNormal">
+  <w:style w:type="table" w:default="1" w:styleId="a1">
     <w:name w:val="Normal Table"/>
     <w:uiPriority w:val="99"/>
     <w:semiHidden/>
     <w:unhideWhenUsed/>
-    <w:qFormat/>
     <w:tblPr>
       <w:tblInd w:w="0" w:type="dxa"/>
       <w:tblCellMar>
@@ -7407,18 +9197,17 @@
       </w:tblCellMar>
     </w:tblPr>
   </w:style>
-  <w:style w:type="numbering" w:default="1" w:styleId="NoList">
+  <w:style w:type="numbering" w:default="1" w:styleId="a2">
     <w:name w:val="No List"/>
     <w:uiPriority w:val="99"/>
     <w:semiHidden/>
     <w:unhideWhenUsed/>
   </w:style>
-  <w:style w:type="paragraph" w:styleId="Header">
+  <w:style w:type="paragraph" w:styleId="a3">
     <w:name w:val="header"/>
-    <w:basedOn w:val="Normal"/>
-    <w:link w:val="HeaderChar"/>
+    <w:basedOn w:val="a"/>
+    <w:link w:val="a4"/>
     <w:uiPriority w:val="99"/>
-    <w:semiHidden/>
     <w:unhideWhenUsed/>
     <w:rsid w:val="00210B6B"/>
     <w:pPr>
@@ -7437,24 +9226,22 @@
       <w:szCs w:val="18"/>
     </w:rPr>
   </w:style>
-  <w:style w:type="character" w:customStyle="1" w:styleId="HeaderChar">
-    <w:name w:val="Header Char"/>
-    <w:basedOn w:val="DefaultParagraphFont"/>
-    <w:link w:val="Header"/>
+  <w:style w:type="character" w:customStyle="1" w:styleId="a4">
+    <w:name w:val="页眉 字符"/>
+    <w:basedOn w:val="a0"/>
+    <w:link w:val="a3"/>
     <w:uiPriority w:val="99"/>
-    <w:semiHidden/>
     <w:rsid w:val="00210B6B"/>
     <w:rPr>
       <w:sz w:val="18"/>
       <w:szCs w:val="18"/>
     </w:rPr>
   </w:style>
-  <w:style w:type="paragraph" w:styleId="Footer">
+  <w:style w:type="paragraph" w:styleId="a5">
     <w:name w:val="footer"/>
-    <w:basedOn w:val="Normal"/>
-    <w:link w:val="FooterChar"/>
+    <w:basedOn w:val="a"/>
+    <w:link w:val="a6"/>
     <w:uiPriority w:val="99"/>
-    <w:semiHidden/>
     <w:unhideWhenUsed/>
     <w:rsid w:val="00210B6B"/>
     <w:pPr>
@@ -7470,22 +9257,21 @@
       <w:szCs w:val="18"/>
     </w:rPr>
   </w:style>
-  <w:style w:type="character" w:customStyle="1" w:styleId="FooterChar">
-    <w:name w:val="Footer Char"/>
-    <w:basedOn w:val="DefaultParagraphFont"/>
-    <w:link w:val="Footer"/>
+  <w:style w:type="character" w:customStyle="1" w:styleId="a6">
+    <w:name w:val="页脚 字符"/>
+    <w:basedOn w:val="a0"/>
+    <w:link w:val="a5"/>
     <w:uiPriority w:val="99"/>
-    <w:semiHidden/>
     <w:rsid w:val="00210B6B"/>
     <w:rPr>
       <w:sz w:val="18"/>
       <w:szCs w:val="18"/>
     </w:rPr>
   </w:style>
-  <w:style w:type="character" w:customStyle="1" w:styleId="Heading1Char">
-    <w:name w:val="Heading 1 Char"/>
-    <w:basedOn w:val="DefaultParagraphFont"/>
-    <w:link w:val="Heading1"/>
+  <w:style w:type="character" w:customStyle="1" w:styleId="10">
+    <w:name w:val="标题 1 字符"/>
+    <w:basedOn w:val="a0"/>
+    <w:link w:val="1"/>
     <w:uiPriority w:val="9"/>
     <w:rsid w:val="004B1D72"/>
     <w:rPr>
@@ -7496,10 +9282,10 @@
       <w:szCs w:val="44"/>
     </w:rPr>
   </w:style>
-  <w:style w:type="character" w:customStyle="1" w:styleId="Heading2Char">
-    <w:name w:val="Heading 2 Char"/>
-    <w:basedOn w:val="DefaultParagraphFont"/>
-    <w:link w:val="Heading2"/>
+  <w:style w:type="character" w:customStyle="1" w:styleId="20">
+    <w:name w:val="标题 2 字符"/>
+    <w:basedOn w:val="a0"/>
+    <w:link w:val="2"/>
     <w:uiPriority w:val="9"/>
     <w:rsid w:val="004B1D72"/>
     <w:rPr>
@@ -7510,10 +9296,10 @@
       <w:szCs w:val="32"/>
     </w:rPr>
   </w:style>
-  <w:style w:type="character" w:customStyle="1" w:styleId="Heading3Char">
-    <w:name w:val="Heading 3 Char"/>
-    <w:basedOn w:val="DefaultParagraphFont"/>
-    <w:link w:val="Heading3"/>
+  <w:style w:type="character" w:customStyle="1" w:styleId="30">
+    <w:name w:val="标题 3 字符"/>
+    <w:basedOn w:val="a0"/>
+    <w:link w:val="3"/>
     <w:uiPriority w:val="9"/>
     <w:rsid w:val="004B1D72"/>
     <w:rPr>
@@ -7523,10 +9309,10 @@
       <w:szCs w:val="32"/>
     </w:rPr>
   </w:style>
-  <w:style w:type="character" w:customStyle="1" w:styleId="Heading4Char">
-    <w:name w:val="Heading 4 Char"/>
-    <w:basedOn w:val="DefaultParagraphFont"/>
-    <w:link w:val="Heading4"/>
+  <w:style w:type="character" w:customStyle="1" w:styleId="40">
+    <w:name w:val="标题 4 字符"/>
+    <w:basedOn w:val="a0"/>
+    <w:link w:val="4"/>
     <w:uiPriority w:val="9"/>
     <w:rsid w:val="004B1D72"/>
     <w:rPr>
@@ -7537,10 +9323,10 @@
       <w:szCs w:val="28"/>
     </w:rPr>
   </w:style>
-  <w:style w:type="paragraph" w:styleId="DocumentMap">
+  <w:style w:type="paragraph" w:styleId="a7">
     <w:name w:val="Document Map"/>
-    <w:basedOn w:val="Normal"/>
-    <w:link w:val="DocumentMapChar"/>
+    <w:basedOn w:val="a"/>
+    <w:link w:val="a8"/>
     <w:uiPriority w:val="99"/>
     <w:semiHidden/>
     <w:unhideWhenUsed/>
@@ -7551,10 +9337,10 @@
       <w:szCs w:val="16"/>
     </w:rPr>
   </w:style>
-  <w:style w:type="character" w:customStyle="1" w:styleId="DocumentMapChar">
-    <w:name w:val="Document Map Char"/>
-    <w:basedOn w:val="DefaultParagraphFont"/>
-    <w:link w:val="DocumentMap"/>
+  <w:style w:type="character" w:customStyle="1" w:styleId="a8">
+    <w:name w:val="文档结构图 字符"/>
+    <w:basedOn w:val="a0"/>
+    <w:link w:val="a7"/>
     <w:uiPriority w:val="99"/>
     <w:semiHidden/>
     <w:rsid w:val="004B1D72"/>
@@ -7564,13 +9350,12 @@
       <w:szCs w:val="16"/>
     </w:rPr>
   </w:style>
-  <w:style w:type="table" w:styleId="TableGrid">
+  <w:style w:type="table" w:styleId="a9">
     <w:name w:val="Table Grid"/>
-    <w:basedOn w:val="TableNormal"/>
+    <w:basedOn w:val="a1"/>
     <w:uiPriority w:val="59"/>
     <w:rsid w:val="00FD27D2"/>
     <w:tblPr>
-      <w:tblInd w:w="0" w:type="dxa"/>
       <w:tblBorders>
         <w:top w:val="single" w:sz="4" w:space="0" w:color="000000" w:themeColor="text1"/>
         <w:left w:val="single" w:sz="4" w:space="0" w:color="000000" w:themeColor="text1"/>
@@ -7579,17 +9364,11 @@
         <w:insideH w:val="single" w:sz="4" w:space="0" w:color="000000" w:themeColor="text1"/>
         <w:insideV w:val="single" w:sz="4" w:space="0" w:color="000000" w:themeColor="text1"/>
       </w:tblBorders>
-      <w:tblCellMar>
-        <w:top w:w="0" w:type="dxa"/>
-        <w:left w:w="108" w:type="dxa"/>
-        <w:bottom w:w="0" w:type="dxa"/>
-        <w:right w:w="108" w:type="dxa"/>
-      </w:tblCellMar>
     </w:tblPr>
   </w:style>
-  <w:style w:type="paragraph" w:styleId="ListParagraph">
+  <w:style w:type="paragraph" w:styleId="aa">
     <w:name w:val="List Paragraph"/>
-    <w:basedOn w:val="Normal"/>
+    <w:basedOn w:val="a"/>
     <w:uiPriority w:val="34"/>
     <w:qFormat/>
     <w:rsid w:val="006E7F0B"/>
@@ -7597,11 +9376,11 @@
       <w:ind w:firstLineChars="200" w:firstLine="420"/>
     </w:pPr>
   </w:style>
-  <w:style w:type="paragraph" w:styleId="Title">
+  <w:style w:type="paragraph" w:styleId="ab">
     <w:name w:val="Title"/>
-    <w:basedOn w:val="Normal"/>
-    <w:next w:val="Normal"/>
-    <w:link w:val="TitleChar"/>
+    <w:basedOn w:val="a"/>
+    <w:next w:val="a"/>
+    <w:link w:val="ac"/>
     <w:uiPriority w:val="10"/>
     <w:qFormat/>
     <w:rsid w:val="002B0E83"/>
@@ -7618,10 +9397,10 @@
       <w:szCs w:val="32"/>
     </w:rPr>
   </w:style>
-  <w:style w:type="character" w:customStyle="1" w:styleId="TitleChar">
-    <w:name w:val="Title Char"/>
-    <w:basedOn w:val="DefaultParagraphFont"/>
-    <w:link w:val="Title"/>
+  <w:style w:type="character" w:customStyle="1" w:styleId="ac">
+    <w:name w:val="标题 字符"/>
+    <w:basedOn w:val="a0"/>
+    <w:link w:val="ab"/>
     <w:uiPriority w:val="10"/>
     <w:rsid w:val="002B0E83"/>
     <w:rPr>
@@ -7634,12 +9413,12 @@
   </w:style>
   <w:style w:type="character" w:customStyle="1" w:styleId="apple-converted-space">
     <w:name w:val="apple-converted-space"/>
-    <w:basedOn w:val="DefaultParagraphFont"/>
+    <w:basedOn w:val="a0"/>
     <w:rsid w:val="00A42A68"/>
   </w:style>
-  <w:style w:type="character" w:styleId="CommentReference">
+  <w:style w:type="character" w:styleId="ad">
     <w:name w:val="annotation reference"/>
-    <w:basedOn w:val="DefaultParagraphFont"/>
+    <w:basedOn w:val="a0"/>
     <w:uiPriority w:val="99"/>
     <w:semiHidden/>
     <w:unhideWhenUsed/>
@@ -7649,10 +9428,10 @@
       <w:szCs w:val="21"/>
     </w:rPr>
   </w:style>
-  <w:style w:type="paragraph" w:styleId="CommentText">
+  <w:style w:type="paragraph" w:styleId="ae">
     <w:name w:val="annotation text"/>
-    <w:basedOn w:val="Normal"/>
-    <w:link w:val="CommentTextChar"/>
+    <w:basedOn w:val="a"/>
+    <w:link w:val="af"/>
     <w:uiPriority w:val="99"/>
     <w:semiHidden/>
     <w:unhideWhenUsed/>
@@ -7662,18 +9441,18 @@
       <w:jc w:val="left"/>
     </w:pPr>
   </w:style>
-  <w:style w:type="character" w:customStyle="1" w:styleId="CommentTextChar">
-    <w:name w:val="Comment Text Char"/>
-    <w:basedOn w:val="DefaultParagraphFont"/>
-    <w:link w:val="CommentText"/>
+  <w:style w:type="character" w:customStyle="1" w:styleId="af">
+    <w:name w:val="批注文字 字符"/>
+    <w:basedOn w:val="a0"/>
+    <w:link w:val="ae"/>
     <w:uiPriority w:val="99"/>
     <w:semiHidden/>
     <w:rsid w:val="00902864"/>
   </w:style>
-  <w:style w:type="paragraph" w:styleId="BalloonText">
+  <w:style w:type="paragraph" w:styleId="af0">
     <w:name w:val="Balloon Text"/>
-    <w:basedOn w:val="Normal"/>
-    <w:link w:val="BalloonTextChar"/>
+    <w:basedOn w:val="a"/>
+    <w:link w:val="af1"/>
     <w:uiPriority w:val="99"/>
     <w:semiHidden/>
     <w:unhideWhenUsed/>
@@ -7683,10 +9462,10 @@
       <w:szCs w:val="16"/>
     </w:rPr>
   </w:style>
-  <w:style w:type="character" w:customStyle="1" w:styleId="BalloonTextChar">
-    <w:name w:val="Balloon Text Char"/>
-    <w:basedOn w:val="DefaultParagraphFont"/>
-    <w:link w:val="BalloonText"/>
+  <w:style w:type="character" w:customStyle="1" w:styleId="af1">
+    <w:name w:val="批注框文本 字符"/>
+    <w:basedOn w:val="a0"/>
+    <w:link w:val="af0"/>
     <w:uiPriority w:val="99"/>
     <w:semiHidden/>
     <w:rsid w:val="00902864"/>
@@ -7695,11 +9474,11 @@
       <w:szCs w:val="16"/>
     </w:rPr>
   </w:style>
-  <w:style w:type="paragraph" w:styleId="CommentSubject">
+  <w:style w:type="paragraph" w:styleId="af2">
     <w:name w:val="annotation subject"/>
-    <w:basedOn w:val="CommentText"/>
-    <w:next w:val="CommentText"/>
-    <w:link w:val="CommentSubjectChar"/>
+    <w:basedOn w:val="ae"/>
+    <w:next w:val="ae"/>
+    <w:link w:val="af3"/>
     <w:uiPriority w:val="99"/>
     <w:semiHidden/>
     <w:unhideWhenUsed/>
@@ -7712,10 +9491,10 @@
       <w:bCs/>
     </w:rPr>
   </w:style>
-  <w:style w:type="character" w:customStyle="1" w:styleId="CommentSubjectChar">
-    <w:name w:val="Comment Subject Char"/>
-    <w:basedOn w:val="CommentTextChar"/>
-    <w:link w:val="CommentSubject"/>
+  <w:style w:type="character" w:customStyle="1" w:styleId="af3">
+    <w:name w:val="批注主题 字符"/>
+    <w:basedOn w:val="af"/>
+    <w:link w:val="af2"/>
     <w:uiPriority w:val="99"/>
     <w:semiHidden/>
     <w:rsid w:val="008953DE"/>
@@ -8015,7 +9794,7 @@
 </file>
 
 <file path=customXml/itemProps1.xml><?xml version="1.0" encoding="utf-8"?>
-<ds:datastoreItem xmlns:ds="http://schemas.openxmlformats.org/officeDocument/2006/customXml" ds:itemID="{F3F4AEF2-C87C-4EC3-8629-577F81D2EBB6}">
+<ds:datastoreItem xmlns:ds="http://schemas.openxmlformats.org/officeDocument/2006/customXml" ds:itemID="{9DFD0D61-45BC-434A-8ACE-A711EF368D35}">
   <ds:schemaRefs>
     <ds:schemaRef ds:uri="http://schemas.openxmlformats.org/officeDocument/2006/bibliography"/>
   </ds:schemaRefs>

--- a/internal_doc/03.开发设计/JS对象增强和远程化-Oma后续功能.docx
+++ b/internal_doc/03.开发设计/JS对象增强和远程化-Oma后续功能.docx
@@ -124,7 +124,19 @@
               <w:t>2</w:t>
             </w:r>
             <w:r>
-              <w:t xml:space="preserve">018-12-05  </w:t>
+              <w:t>018-1</w:t>
+            </w:r>
+            <w:r>
+              <w:t>1</w:t>
+            </w:r>
+            <w:r>
+              <w:t>-</w:t>
+            </w:r>
+            <w:r>
+              <w:t>25</w:t>
+            </w:r>
+            <w:r>
+              <w:t xml:space="preserve">  </w:t>
             </w:r>
             <w:r>
               <w:rPr>
@@ -141,9 +153,6 @@
           <w:p>
             <w:pPr>
               <w:ind w:left="0"/>
-              <w:rPr>
-                <w:rFonts w:hint="eastAsia"/>
-              </w:rPr>
             </w:pPr>
             <w:r>
               <w:rPr>
@@ -171,6 +180,83 @@
                 <w:rFonts w:hint="eastAsia"/>
               </w:rPr>
               <w:t>setIniConfigs</w:t>
+            </w:r>
+            <w:proofErr w:type="spellEnd"/>
+          </w:p>
+        </w:tc>
+      </w:tr>
+      <w:tr>
+        <w:tc>
+          <w:tcPr>
+            <w:tcW w:w="2728" w:type="dxa"/>
+          </w:tcPr>
+          <w:p>
+            <w:pPr>
+              <w:ind w:left="0"/>
+              <w:rPr>
+                <w:rFonts w:hint="eastAsia"/>
+              </w:rPr>
+            </w:pPr>
+            <w:r>
+              <w:rPr>
+                <w:rFonts w:hint="eastAsia"/>
+              </w:rPr>
+              <w:t>2</w:t>
+            </w:r>
+            <w:r>
+              <w:t xml:space="preserve">018-12-04  </w:t>
+            </w:r>
+            <w:r>
+              <w:rPr>
+                <w:rFonts w:hint="eastAsia"/>
+              </w:rPr>
+              <w:t>何嘉文</w:t>
+            </w:r>
+          </w:p>
+        </w:tc>
+        <w:tc>
+          <w:tcPr>
+            <w:tcW w:w="5437" w:type="dxa"/>
+          </w:tcPr>
+          <w:p>
+            <w:pPr>
+              <w:ind w:left="0"/>
+              <w:rPr>
+                <w:rFonts w:hint="eastAsia"/>
+              </w:rPr>
+            </w:pPr>
+            <w:r>
+              <w:rPr>
+                <w:rFonts w:hint="eastAsia"/>
+              </w:rPr>
+              <w:t>追加</w:t>
+            </w:r>
+            <w:r>
+              <w:rPr>
+                <w:rFonts w:hint="eastAsia"/>
+              </w:rPr>
+              <w:t xml:space="preserve"> </w:t>
+            </w:r>
+            <w:proofErr w:type="spellStart"/>
+            <w:r>
+              <w:rPr>
+                <w:rFonts w:hint="eastAsia"/>
+              </w:rPr>
+              <w:t>startNodes</w:t>
+            </w:r>
+            <w:proofErr w:type="spellEnd"/>
+            <w:r>
+              <w:rPr>
+                <w:rFonts w:hint="eastAsia"/>
+              </w:rPr>
+              <w:t>、</w:t>
+            </w:r>
+            <w:proofErr w:type="spellStart"/>
+            <w:r>
+              <w:rPr>
+                <w:rFonts w:hint="eastAsia"/>
+              </w:rPr>
+              <w:t>stopNodes</w:t>
             </w:r>
             <w:proofErr w:type="spellEnd"/>
           </w:p>
@@ -528,7 +614,7 @@
     </w:p>
     <w:p>
       <w:pPr>
-        <w:ind w:leftChars="100" w:left="210"/>
+        <w:ind w:left="0"/>
         <w:rPr>
           <w:b/>
         </w:rPr>
@@ -538,576 +624,17 @@
           <w:rFonts w:hint="eastAsia"/>
           <w:b/>
         </w:rPr>
-        <w:t>新增功能点</w:t>
-      </w:r>
-    </w:p>
-    <w:tbl>
-      <w:tblPr>
-        <w:tblStyle w:val="a9"/>
-        <w:tblW w:w="8052" w:type="dxa"/>
-        <w:tblInd w:w="420" w:type="dxa"/>
-        <w:tblLayout w:type="fixed"/>
-        <w:tblLook w:val="04A0" w:firstRow="1" w:lastRow="0" w:firstColumn="1" w:lastColumn="0" w:noHBand="0" w:noVBand="1"/>
-      </w:tblPr>
-      <w:tblGrid>
-        <w:gridCol w:w="3090"/>
-        <w:gridCol w:w="1134"/>
-        <w:gridCol w:w="2694"/>
-        <w:gridCol w:w="1134"/>
-      </w:tblGrid>
-      <w:tr>
-        <w:tc>
-          <w:tcPr>
-            <w:tcW w:w="3090" w:type="dxa"/>
-          </w:tcPr>
-          <w:p>
-            <w:pPr>
-              <w:ind w:left="6"/>
-              <w:rPr>
-                <w:b/>
-                <w:color w:val="FF0000"/>
-              </w:rPr>
-            </w:pPr>
-            <w:r>
-              <w:rPr>
-                <w:rFonts w:hint="eastAsia"/>
-                <w:b/>
-                <w:color w:val="FF0000"/>
-              </w:rPr>
-              <w:t>函数名</w:t>
-            </w:r>
-          </w:p>
-        </w:tc>
-        <w:tc>
-          <w:tcPr>
-            <w:tcW w:w="1134" w:type="dxa"/>
-          </w:tcPr>
-          <w:p>
-            <w:pPr>
-              <w:ind w:left="0"/>
-              <w:rPr>
-                <w:b/>
-                <w:color w:val="FF0000"/>
-              </w:rPr>
-            </w:pPr>
-            <w:r>
-              <w:rPr>
-                <w:rFonts w:hint="eastAsia"/>
-                <w:b/>
-                <w:color w:val="FF0000"/>
-              </w:rPr>
-              <w:t>描述</w:t>
-            </w:r>
-          </w:p>
-        </w:tc>
-        <w:tc>
-          <w:tcPr>
-            <w:tcW w:w="2694" w:type="dxa"/>
-          </w:tcPr>
-          <w:p>
-            <w:pPr>
-              <w:ind w:left="33"/>
-              <w:rPr>
-                <w:b/>
-                <w:color w:val="FF0000"/>
-              </w:rPr>
-            </w:pPr>
-            <w:r>
-              <w:rPr>
-                <w:rFonts w:hint="eastAsia"/>
-                <w:b/>
-                <w:color w:val="FF0000"/>
-              </w:rPr>
-              <w:t>参数描述</w:t>
-            </w:r>
-          </w:p>
-        </w:tc>
-        <w:tc>
-          <w:tcPr>
-            <w:tcW w:w="1134" w:type="dxa"/>
-          </w:tcPr>
-          <w:p>
-            <w:pPr>
-              <w:ind w:left="34"/>
-              <w:rPr>
-                <w:b/>
-                <w:color w:val="FF0000"/>
-              </w:rPr>
-            </w:pPr>
-            <w:r>
-              <w:rPr>
-                <w:rFonts w:hint="eastAsia"/>
-                <w:b/>
-                <w:color w:val="FF0000"/>
-              </w:rPr>
-              <w:t>返回值</w:t>
-            </w:r>
-          </w:p>
-        </w:tc>
-      </w:tr>
-      <w:tr>
-        <w:trPr>
-          <w:trHeight w:val="892"/>
-        </w:trPr>
-        <w:tc>
-          <w:tcPr>
-            <w:tcW w:w="3090" w:type="dxa"/>
-          </w:tcPr>
-          <w:p>
-            <w:pPr>
-              <w:ind w:left="6"/>
-            </w:pPr>
-            <w:proofErr w:type="spellStart"/>
-            <w:proofErr w:type="gramStart"/>
-            <w:r>
-              <w:rPr>
-                <w:rFonts w:hint="eastAsia"/>
-              </w:rPr>
-              <w:t>startAllNodes</w:t>
-            </w:r>
-            <w:proofErr w:type="spellEnd"/>
-            <w:r>
-              <w:rPr>
-                <w:rFonts w:hint="eastAsia"/>
-              </w:rPr>
-              <w:t>( [</w:t>
-            </w:r>
-            <w:proofErr w:type="gramEnd"/>
-            <w:r>
-              <w:rPr>
-                <w:rFonts w:hint="eastAsia"/>
-              </w:rPr>
-              <w:t xml:space="preserve"> </w:t>
-            </w:r>
-            <w:proofErr w:type="spellStart"/>
-            <w:r>
-              <w:rPr>
-                <w:rFonts w:hint="eastAsia"/>
-              </w:rPr>
-              <w:t>businessName</w:t>
-            </w:r>
-            <w:proofErr w:type="spellEnd"/>
-            <w:r>
-              <w:rPr>
-                <w:rFonts w:hint="eastAsia"/>
-              </w:rPr>
-              <w:t xml:space="preserve"> ] )</w:t>
-            </w:r>
-          </w:p>
-        </w:tc>
-        <w:tc>
-          <w:tcPr>
-            <w:tcW w:w="1134" w:type="dxa"/>
-          </w:tcPr>
-          <w:p>
-            <w:pPr>
-              <w:ind w:left="34"/>
-            </w:pPr>
-            <w:r>
-              <w:rPr>
-                <w:rFonts w:hint="eastAsia"/>
-              </w:rPr>
-              <w:t>启动所有节点功能</w:t>
-            </w:r>
-          </w:p>
-        </w:tc>
-        <w:tc>
-          <w:tcPr>
-            <w:tcW w:w="2694" w:type="dxa"/>
-          </w:tcPr>
-          <w:p>
-            <w:pPr>
-              <w:ind w:left="34"/>
-            </w:pPr>
-            <w:r>
-              <w:rPr>
-                <w:rFonts w:hint="eastAsia"/>
-              </w:rPr>
-              <w:t xml:space="preserve">- </w:t>
-            </w:r>
-            <w:r>
-              <w:rPr>
-                <w:rFonts w:hint="eastAsia"/>
-              </w:rPr>
-              <w:t xml:space="preserve">[ </w:t>
-            </w:r>
-            <w:proofErr w:type="spellStart"/>
-            <w:proofErr w:type="gramStart"/>
-            <w:r>
-              <w:rPr>
-                <w:rFonts w:hint="eastAsia"/>
-              </w:rPr>
-              <w:t>businessName</w:t>
-            </w:r>
-            <w:proofErr w:type="spellEnd"/>
-            <w:r>
-              <w:rPr>
-                <w:rFonts w:hint="eastAsia"/>
-              </w:rPr>
-              <w:t xml:space="preserve"> ]</w:t>
-            </w:r>
-            <w:proofErr w:type="gramEnd"/>
-          </w:p>
-          <w:p>
-            <w:pPr>
-              <w:ind w:left="34"/>
-            </w:pPr>
-            <w:r>
-              <w:rPr>
-                <w:rFonts w:hint="eastAsia"/>
-              </w:rPr>
-              <w:t xml:space="preserve">  </w:t>
-            </w:r>
-            <w:r>
-              <w:rPr>
-                <w:rFonts w:hint="eastAsia"/>
-              </w:rPr>
-              <w:t>集群名：若指定，</w:t>
-            </w:r>
-            <w:proofErr w:type="gramStart"/>
-            <w:r>
-              <w:rPr>
-                <w:rFonts w:hint="eastAsia"/>
-              </w:rPr>
-              <w:t>只启动</w:t>
-            </w:r>
-            <w:proofErr w:type="gramEnd"/>
-            <w:r>
-              <w:rPr>
-                <w:rFonts w:hint="eastAsia"/>
-              </w:rPr>
-              <w:t>相应的集群，可选</w:t>
-            </w:r>
-          </w:p>
-        </w:tc>
-        <w:tc>
-          <w:tcPr>
-            <w:tcW w:w="1134" w:type="dxa"/>
-          </w:tcPr>
-          <w:p>
-            <w:pPr>
-              <w:ind w:leftChars="15" w:left="31"/>
-            </w:pPr>
-            <w:r>
-              <w:rPr>
-                <w:rFonts w:hint="eastAsia"/>
-              </w:rPr>
-              <w:t>无</w:t>
-            </w:r>
-          </w:p>
-        </w:tc>
-      </w:tr>
-      <w:tr>
-        <w:trPr>
-          <w:trHeight w:val="446"/>
-        </w:trPr>
-        <w:tc>
-          <w:tcPr>
-            <w:tcW w:w="3090" w:type="dxa"/>
-          </w:tcPr>
-          <w:p>
-            <w:pPr>
-              <w:ind w:left="6"/>
-            </w:pPr>
-            <w:proofErr w:type="spellStart"/>
-            <w:proofErr w:type="gramStart"/>
-            <w:r>
-              <w:rPr>
-                <w:rFonts w:hint="eastAsia"/>
-              </w:rPr>
-              <w:t>stopAllNodes</w:t>
-            </w:r>
-            <w:proofErr w:type="spellEnd"/>
-            <w:r>
-              <w:rPr>
-                <w:rFonts w:hint="eastAsia"/>
-              </w:rPr>
-              <w:t>( [</w:t>
-            </w:r>
-            <w:proofErr w:type="spellStart"/>
-            <w:proofErr w:type="gramEnd"/>
-            <w:r>
-              <w:rPr>
-                <w:rFonts w:hint="eastAsia"/>
-              </w:rPr>
-              <w:t>businessName</w:t>
-            </w:r>
-            <w:proofErr w:type="spellEnd"/>
-            <w:r>
-              <w:rPr>
-                <w:rFonts w:hint="eastAsia"/>
-              </w:rPr>
-              <w:t xml:space="preserve"> ] )</w:t>
-            </w:r>
-          </w:p>
-        </w:tc>
-        <w:tc>
-          <w:tcPr>
-            <w:tcW w:w="1134" w:type="dxa"/>
-          </w:tcPr>
-          <w:p>
-            <w:pPr>
-              <w:ind w:left="34"/>
-            </w:pPr>
-            <w:r>
-              <w:rPr>
-                <w:rFonts w:hint="eastAsia"/>
-              </w:rPr>
-              <w:t>停止所有节点功能</w:t>
-            </w:r>
-          </w:p>
-        </w:tc>
-        <w:tc>
-          <w:tcPr>
-            <w:tcW w:w="2694" w:type="dxa"/>
-          </w:tcPr>
-          <w:p>
-            <w:pPr>
-              <w:ind w:left="34"/>
-            </w:pPr>
-            <w:r>
-              <w:rPr>
-                <w:rFonts w:hint="eastAsia"/>
-              </w:rPr>
-              <w:t xml:space="preserve">- </w:t>
-            </w:r>
-            <w:r>
-              <w:rPr>
-                <w:rFonts w:hint="eastAsia"/>
-              </w:rPr>
-              <w:t xml:space="preserve">[ </w:t>
-            </w:r>
-            <w:proofErr w:type="spellStart"/>
-            <w:proofErr w:type="gramStart"/>
-            <w:r>
-              <w:rPr>
-                <w:rFonts w:hint="eastAsia"/>
-              </w:rPr>
-              <w:t>businessName</w:t>
-            </w:r>
-            <w:proofErr w:type="spellEnd"/>
-            <w:r>
-              <w:rPr>
-                <w:rFonts w:hint="eastAsia"/>
-              </w:rPr>
-              <w:t xml:space="preserve"> ]</w:t>
-            </w:r>
-            <w:proofErr w:type="gramEnd"/>
-          </w:p>
-          <w:p>
-            <w:pPr>
-              <w:ind w:left="34"/>
-            </w:pPr>
-            <w:r>
-              <w:rPr>
-                <w:rFonts w:hint="eastAsia"/>
-              </w:rPr>
-              <w:t xml:space="preserve">  </w:t>
-            </w:r>
-            <w:r>
-              <w:rPr>
-                <w:rFonts w:hint="eastAsia"/>
-              </w:rPr>
-              <w:t>集群名：若指定，</w:t>
-            </w:r>
-            <w:proofErr w:type="gramStart"/>
-            <w:r>
-              <w:rPr>
-                <w:rFonts w:hint="eastAsia"/>
-              </w:rPr>
-              <w:t>只</w:t>
-            </w:r>
-            <w:r>
-              <w:rPr>
-                <w:rFonts w:hint="eastAsia"/>
-              </w:rPr>
-              <w:t>停止</w:t>
-            </w:r>
-            <w:proofErr w:type="gramEnd"/>
-            <w:r>
-              <w:rPr>
-                <w:rFonts w:hint="eastAsia"/>
-              </w:rPr>
-              <w:t>相应的集群</w:t>
-            </w:r>
-          </w:p>
-        </w:tc>
-        <w:tc>
-          <w:tcPr>
-            <w:tcW w:w="1134" w:type="dxa"/>
-          </w:tcPr>
-          <w:p>
-            <w:pPr>
-              <w:ind w:left="0"/>
-            </w:pPr>
-            <w:r>
-              <w:rPr>
-                <w:rFonts w:hint="eastAsia"/>
-              </w:rPr>
-              <w:t>无</w:t>
-            </w:r>
-          </w:p>
-        </w:tc>
-      </w:tr>
-      <w:tr>
-        <w:trPr>
-          <w:trHeight w:val="333"/>
-        </w:trPr>
-        <w:tc>
-          <w:tcPr>
-            <w:tcW w:w="3090" w:type="dxa"/>
-          </w:tcPr>
-          <w:p>
-            <w:pPr>
-              <w:ind w:left="6"/>
-            </w:pPr>
-            <w:proofErr w:type="spellStart"/>
-            <w:proofErr w:type="gramStart"/>
-            <w:r>
-              <w:rPr>
-                <w:rFonts w:hint="eastAsia"/>
-              </w:rPr>
-              <w:t>reloadConfigs</w:t>
-            </w:r>
-            <w:proofErr w:type="spellEnd"/>
-            <w:r>
-              <w:rPr>
-                <w:rFonts w:hint="eastAsia"/>
-              </w:rPr>
-              <w:t>(</w:t>
-            </w:r>
-            <w:proofErr w:type="gramEnd"/>
-            <w:r>
-              <w:rPr>
-                <w:rFonts w:hint="eastAsia"/>
-              </w:rPr>
-              <w:t>)</w:t>
-            </w:r>
-          </w:p>
-        </w:tc>
-        <w:tc>
-          <w:tcPr>
-            <w:tcW w:w="1134" w:type="dxa"/>
-          </w:tcPr>
-          <w:p>
-            <w:pPr>
-              <w:ind w:left="34"/>
-            </w:pPr>
-            <w:r>
-              <w:rPr>
-                <w:rFonts w:hint="eastAsia"/>
-              </w:rPr>
-              <w:t>Oma</w:t>
-            </w:r>
-            <w:r>
-              <w:rPr>
-                <w:rFonts w:hint="eastAsia"/>
-              </w:rPr>
-              <w:t>重新加载配置</w:t>
-            </w:r>
-          </w:p>
-        </w:tc>
-        <w:tc>
-          <w:tcPr>
-            <w:tcW w:w="2694" w:type="dxa"/>
-          </w:tcPr>
-          <w:p>
-            <w:pPr>
-              <w:ind w:left="34"/>
-            </w:pPr>
-            <w:r>
-              <w:rPr>
-                <w:rFonts w:hint="eastAsia"/>
-              </w:rPr>
-              <w:t>无</w:t>
-            </w:r>
-          </w:p>
-        </w:tc>
-        <w:tc>
-          <w:tcPr>
-            <w:tcW w:w="1134" w:type="dxa"/>
-          </w:tcPr>
-          <w:p>
-            <w:pPr>
-              <w:ind w:left="0"/>
-            </w:pPr>
-            <w:r>
-              <w:rPr>
-                <w:rFonts w:hint="eastAsia"/>
-              </w:rPr>
-              <w:t>无</w:t>
-            </w:r>
-          </w:p>
-        </w:tc>
-      </w:tr>
-    </w:tbl>
-    <w:p>
-      <w:pPr>
-        <w:ind w:leftChars="100" w:left="210"/>
-      </w:pPr>
+        <w:t>功能点</w:t>
+      </w:r>
     </w:p>
     <w:p>
       <w:pPr>
-        <w:ind w:leftChars="100" w:left="210"/>
-      </w:pPr>
-    </w:p>
-    <w:p>
-      <w:pPr>
-        <w:ind w:leftChars="100" w:left="210"/>
-      </w:pPr>
-    </w:p>
-    <w:p>
-      <w:pPr>
-        <w:ind w:leftChars="100" w:left="210"/>
-      </w:pPr>
-    </w:p>
-    <w:p>
-      <w:pPr>
-        <w:ind w:leftChars="100" w:left="210"/>
-      </w:pPr>
-    </w:p>
-    <w:p>
-      <w:pPr>
-        <w:ind w:leftChars="100" w:left="210"/>
-      </w:pPr>
-    </w:p>
-    <w:p>
-      <w:pPr>
-        <w:ind w:leftChars="100" w:left="210"/>
-      </w:pPr>
-    </w:p>
-    <w:p>
-      <w:pPr>
-        <w:ind w:leftChars="100" w:left="210"/>
-      </w:pPr>
-    </w:p>
-    <w:p>
-      <w:pPr>
-        <w:ind w:leftChars="100" w:left="210"/>
-      </w:pPr>
-    </w:p>
-    <w:p>
-      <w:pPr>
-        <w:ind w:leftChars="100" w:left="210"/>
-      </w:pPr>
-    </w:p>
-    <w:p>
-      <w:pPr>
-        <w:ind w:leftChars="100" w:left="210"/>
-        <w:rPr>
-          <w:b/>
-        </w:rPr>
-      </w:pPr>
-      <w:r>
+        <w:ind w:left="0"/>
         <w:rPr>
           <w:rFonts w:hint="eastAsia"/>
           <w:b/>
         </w:rPr>
-        <w:lastRenderedPageBreak/>
-        <w:t>调整功能点</w:t>
-      </w:r>
-      <w:bookmarkStart w:id="0" w:name="_GoBack"/>
-      <w:bookmarkEnd w:id="0"/>
+      </w:pPr>
     </w:p>
     <w:tbl>
       <w:tblPr>
@@ -1118,11 +645,11 @@
         <w:tblLook w:val="04A0" w:firstRow="1" w:lastRow="0" w:firstColumn="1" w:lastColumn="0" w:noHBand="0" w:noVBand="1"/>
       </w:tblPr>
       <w:tblGrid>
-        <w:gridCol w:w="1919"/>
-        <w:gridCol w:w="1639"/>
-        <w:gridCol w:w="1043"/>
-        <w:gridCol w:w="1357"/>
-        <w:gridCol w:w="2144"/>
+        <w:gridCol w:w="3060"/>
+        <w:gridCol w:w="1713"/>
+        <w:gridCol w:w="1028"/>
+        <w:gridCol w:w="1187"/>
+        <w:gridCol w:w="1534"/>
       </w:tblGrid>
       <w:tr>
         <w:trPr>
@@ -1130,7 +657,7 @@
         </w:trPr>
         <w:tc>
           <w:tcPr>
-            <w:tcW w:w="1919" w:type="dxa"/>
+            <w:tcW w:w="3060" w:type="dxa"/>
           </w:tcPr>
           <w:p>
             <w:pPr>
@@ -1152,7 +679,7 @@
         </w:tc>
         <w:tc>
           <w:tcPr>
-            <w:tcW w:w="1639" w:type="dxa"/>
+            <w:tcW w:w="1713" w:type="dxa"/>
           </w:tcPr>
           <w:p>
             <w:pPr>
@@ -1182,7 +709,7 @@
         </w:tc>
         <w:tc>
           <w:tcPr>
-            <w:tcW w:w="1043" w:type="dxa"/>
+            <w:tcW w:w="1028" w:type="dxa"/>
           </w:tcPr>
           <w:p>
             <w:pPr>
@@ -1204,7 +731,7 @@
         </w:tc>
         <w:tc>
           <w:tcPr>
-            <w:tcW w:w="1357" w:type="dxa"/>
+            <w:tcW w:w="1187" w:type="dxa"/>
           </w:tcPr>
           <w:p>
             <w:pPr>
@@ -1234,7 +761,7 @@
         </w:tc>
         <w:tc>
           <w:tcPr>
-            <w:tcW w:w="2144" w:type="dxa"/>
+            <w:tcW w:w="1534" w:type="dxa"/>
           </w:tcPr>
           <w:p>
             <w:pPr>
@@ -1247,6 +774,433 @@
                 <w:color w:val="FF0000"/>
               </w:rPr>
               <w:t>接口描述</w:t>
+            </w:r>
+          </w:p>
+        </w:tc>
+      </w:tr>
+      <w:tr>
+        <w:trPr>
+          <w:trHeight w:val="411"/>
+        </w:trPr>
+        <w:tc>
+          <w:tcPr>
+            <w:tcW w:w="3060" w:type="dxa"/>
+          </w:tcPr>
+          <w:p>
+            <w:pPr>
+              <w:ind w:left="6"/>
+            </w:pPr>
+            <w:proofErr w:type="spellStart"/>
+            <w:proofErr w:type="gramStart"/>
+            <w:r>
+              <w:rPr>
+                <w:rFonts w:hint="eastAsia"/>
+              </w:rPr>
+              <w:t>startAllNodes</w:t>
+            </w:r>
+            <w:proofErr w:type="spellEnd"/>
+            <w:r>
+              <w:rPr>
+                <w:rFonts w:hint="eastAsia"/>
+              </w:rPr>
+              <w:t>( [</w:t>
+            </w:r>
+            <w:proofErr w:type="gramEnd"/>
+            <w:r>
+              <w:rPr>
+                <w:rFonts w:hint="eastAsia"/>
+              </w:rPr>
+              <w:t xml:space="preserve"> </w:t>
+            </w:r>
+            <w:proofErr w:type="spellStart"/>
+            <w:r>
+              <w:rPr>
+                <w:rFonts w:hint="eastAsia"/>
+              </w:rPr>
+              <w:t>businessName</w:t>
+            </w:r>
+            <w:proofErr w:type="spellEnd"/>
+            <w:r>
+              <w:rPr>
+                <w:rFonts w:hint="eastAsia"/>
+              </w:rPr>
+              <w:t xml:space="preserve"> ] )</w:t>
+            </w:r>
+          </w:p>
+        </w:tc>
+        <w:tc>
+          <w:tcPr>
+            <w:tcW w:w="1713" w:type="dxa"/>
+          </w:tcPr>
+          <w:p>
+            <w:pPr>
+              <w:ind w:left="34"/>
+            </w:pPr>
+            <w:r>
+              <w:rPr>
+                <w:rFonts w:hint="eastAsia"/>
+              </w:rPr>
+              <w:t xml:space="preserve">- [ </w:t>
+            </w:r>
+            <w:proofErr w:type="spellStart"/>
+            <w:proofErr w:type="gramStart"/>
+            <w:r>
+              <w:rPr>
+                <w:rFonts w:hint="eastAsia"/>
+              </w:rPr>
+              <w:t>businessName</w:t>
+            </w:r>
+            <w:proofErr w:type="spellEnd"/>
+            <w:r>
+              <w:rPr>
+                <w:rFonts w:hint="eastAsia"/>
+              </w:rPr>
+              <w:t xml:space="preserve"> ]</w:t>
+            </w:r>
+            <w:proofErr w:type="gramEnd"/>
+          </w:p>
+          <w:p>
+            <w:pPr>
+              <w:ind w:left="34"/>
+            </w:pPr>
+            <w:r>
+              <w:rPr>
+                <w:rFonts w:hint="eastAsia"/>
+              </w:rPr>
+              <w:t xml:space="preserve">  </w:t>
+            </w:r>
+            <w:r>
+              <w:rPr>
+                <w:rFonts w:hint="eastAsia"/>
+              </w:rPr>
+              <w:t>集群名：若指定，</w:t>
+            </w:r>
+            <w:proofErr w:type="gramStart"/>
+            <w:r>
+              <w:rPr>
+                <w:rFonts w:hint="eastAsia"/>
+              </w:rPr>
+              <w:t>只启动</w:t>
+            </w:r>
+            <w:proofErr w:type="gramEnd"/>
+            <w:r>
+              <w:rPr>
+                <w:rFonts w:hint="eastAsia"/>
+              </w:rPr>
+              <w:t>相应的集群，可选</w:t>
+            </w:r>
+          </w:p>
+        </w:tc>
+        <w:tc>
+          <w:tcPr>
+            <w:tcW w:w="1028" w:type="dxa"/>
+          </w:tcPr>
+          <w:p>
+            <w:pPr>
+              <w:ind w:left="6"/>
+              <w:rPr>
+                <w:rFonts w:hint="eastAsia"/>
+                <w:b/>
+                <w:color w:val="FF0000"/>
+              </w:rPr>
+            </w:pPr>
+            <w:r>
+              <w:rPr>
+                <w:rFonts w:hint="eastAsia"/>
+              </w:rPr>
+              <w:t>无</w:t>
+            </w:r>
+          </w:p>
+        </w:tc>
+        <w:tc>
+          <w:tcPr>
+            <w:tcW w:w="1187" w:type="dxa"/>
+          </w:tcPr>
+          <w:p>
+            <w:pPr>
+              <w:ind w:left="6"/>
+              <w:rPr>
+                <w:rFonts w:hint="eastAsia"/>
+                <w:b/>
+                <w:color w:val="FF0000"/>
+              </w:rPr>
+            </w:pPr>
+          </w:p>
+        </w:tc>
+        <w:tc>
+          <w:tcPr>
+            <w:tcW w:w="1534" w:type="dxa"/>
+          </w:tcPr>
+          <w:p>
+            <w:pPr>
+              <w:ind w:left="34"/>
+            </w:pPr>
+            <w:r>
+              <w:rPr>
+                <w:rFonts w:hint="eastAsia"/>
+              </w:rPr>
+              <w:t>启动所有节点功能</w:t>
+            </w:r>
+          </w:p>
+        </w:tc>
+      </w:tr>
+      <w:tr>
+        <w:trPr>
+          <w:trHeight w:val="411"/>
+        </w:trPr>
+        <w:tc>
+          <w:tcPr>
+            <w:tcW w:w="3060" w:type="dxa"/>
+          </w:tcPr>
+          <w:p>
+            <w:pPr>
+              <w:ind w:left="6"/>
+            </w:pPr>
+            <w:proofErr w:type="spellStart"/>
+            <w:proofErr w:type="gramStart"/>
+            <w:r>
+              <w:rPr>
+                <w:rFonts w:hint="eastAsia"/>
+              </w:rPr>
+              <w:t>stopAllNodes</w:t>
+            </w:r>
+            <w:proofErr w:type="spellEnd"/>
+            <w:r>
+              <w:rPr>
+                <w:rFonts w:hint="eastAsia"/>
+              </w:rPr>
+              <w:t>( [</w:t>
+            </w:r>
+            <w:proofErr w:type="spellStart"/>
+            <w:proofErr w:type="gramEnd"/>
+            <w:r>
+              <w:rPr>
+                <w:rFonts w:hint="eastAsia"/>
+              </w:rPr>
+              <w:t>businessName</w:t>
+            </w:r>
+            <w:proofErr w:type="spellEnd"/>
+            <w:r>
+              <w:rPr>
+                <w:rFonts w:hint="eastAsia"/>
+              </w:rPr>
+              <w:t xml:space="preserve"> ] )</w:t>
+            </w:r>
+          </w:p>
+        </w:tc>
+        <w:tc>
+          <w:tcPr>
+            <w:tcW w:w="1713" w:type="dxa"/>
+          </w:tcPr>
+          <w:p>
+            <w:pPr>
+              <w:ind w:left="34"/>
+            </w:pPr>
+            <w:r>
+              <w:rPr>
+                <w:rFonts w:hint="eastAsia"/>
+              </w:rPr>
+              <w:t xml:space="preserve">- [ </w:t>
+            </w:r>
+            <w:proofErr w:type="spellStart"/>
+            <w:proofErr w:type="gramStart"/>
+            <w:r>
+              <w:rPr>
+                <w:rFonts w:hint="eastAsia"/>
+              </w:rPr>
+              <w:t>businessName</w:t>
+            </w:r>
+            <w:proofErr w:type="spellEnd"/>
+            <w:r>
+              <w:rPr>
+                <w:rFonts w:hint="eastAsia"/>
+              </w:rPr>
+              <w:t xml:space="preserve"> ]</w:t>
+            </w:r>
+            <w:proofErr w:type="gramEnd"/>
+          </w:p>
+          <w:p>
+            <w:pPr>
+              <w:ind w:left="34"/>
+            </w:pPr>
+            <w:r>
+              <w:rPr>
+                <w:rFonts w:hint="eastAsia"/>
+              </w:rPr>
+              <w:t xml:space="preserve">  </w:t>
+            </w:r>
+            <w:r>
+              <w:rPr>
+                <w:rFonts w:hint="eastAsia"/>
+              </w:rPr>
+              <w:t>集群名：若指定，</w:t>
+            </w:r>
+            <w:proofErr w:type="gramStart"/>
+            <w:r>
+              <w:rPr>
+                <w:rFonts w:hint="eastAsia"/>
+              </w:rPr>
+              <w:t>只停止</w:t>
+            </w:r>
+            <w:proofErr w:type="gramEnd"/>
+            <w:r>
+              <w:rPr>
+                <w:rFonts w:hint="eastAsia"/>
+              </w:rPr>
+              <w:t>相应的集群</w:t>
+            </w:r>
+          </w:p>
+        </w:tc>
+        <w:tc>
+          <w:tcPr>
+            <w:tcW w:w="1028" w:type="dxa"/>
+          </w:tcPr>
+          <w:p>
+            <w:pPr>
+              <w:ind w:left="0"/>
+            </w:pPr>
+            <w:r>
+              <w:rPr>
+                <w:rFonts w:hint="eastAsia"/>
+              </w:rPr>
+              <w:t>无</w:t>
+            </w:r>
+          </w:p>
+        </w:tc>
+        <w:tc>
+          <w:tcPr>
+            <w:tcW w:w="1187" w:type="dxa"/>
+          </w:tcPr>
+          <w:p>
+            <w:pPr>
+              <w:ind w:left="6"/>
+              <w:rPr>
+                <w:rFonts w:hint="eastAsia"/>
+                <w:b/>
+                <w:color w:val="FF0000"/>
+              </w:rPr>
+            </w:pPr>
+          </w:p>
+        </w:tc>
+        <w:tc>
+          <w:tcPr>
+            <w:tcW w:w="1534" w:type="dxa"/>
+          </w:tcPr>
+          <w:p>
+            <w:pPr>
+              <w:ind w:left="34"/>
+            </w:pPr>
+            <w:r>
+              <w:rPr>
+                <w:rFonts w:hint="eastAsia"/>
+              </w:rPr>
+              <w:t>停止所有节点功能</w:t>
+            </w:r>
+          </w:p>
+        </w:tc>
+      </w:tr>
+      <w:tr>
+        <w:trPr>
+          <w:trHeight w:val="411"/>
+        </w:trPr>
+        <w:tc>
+          <w:tcPr>
+            <w:tcW w:w="3060" w:type="dxa"/>
+          </w:tcPr>
+          <w:p>
+            <w:pPr>
+              <w:ind w:left="6"/>
+            </w:pPr>
+            <w:proofErr w:type="spellStart"/>
+            <w:proofErr w:type="gramStart"/>
+            <w:r>
+              <w:rPr>
+                <w:rFonts w:hint="eastAsia"/>
+              </w:rPr>
+              <w:t>reloadConfigs</w:t>
+            </w:r>
+            <w:proofErr w:type="spellEnd"/>
+            <w:r>
+              <w:rPr>
+                <w:rFonts w:hint="eastAsia"/>
+              </w:rPr>
+              <w:t>(</w:t>
+            </w:r>
+            <w:proofErr w:type="gramEnd"/>
+            <w:r>
+              <w:rPr>
+                <w:rFonts w:hint="eastAsia"/>
+              </w:rPr>
+              <w:t>)</w:t>
+            </w:r>
+          </w:p>
+        </w:tc>
+        <w:tc>
+          <w:tcPr>
+            <w:tcW w:w="1713" w:type="dxa"/>
+          </w:tcPr>
+          <w:p>
+            <w:pPr>
+              <w:ind w:left="0"/>
+            </w:pPr>
+            <w:r>
+              <w:rPr>
+                <w:rFonts w:hint="eastAsia"/>
+              </w:rPr>
+              <w:t>无</w:t>
+            </w:r>
+          </w:p>
+        </w:tc>
+        <w:tc>
+          <w:tcPr>
+            <w:tcW w:w="1028" w:type="dxa"/>
+          </w:tcPr>
+          <w:p>
+            <w:pPr>
+              <w:ind w:left="0"/>
+            </w:pPr>
+            <w:r>
+              <w:rPr>
+                <w:rFonts w:hint="eastAsia"/>
+              </w:rPr>
+              <w:t>无</w:t>
+            </w:r>
+          </w:p>
+        </w:tc>
+        <w:tc>
+          <w:tcPr>
+            <w:tcW w:w="1187" w:type="dxa"/>
+          </w:tcPr>
+          <w:p>
+            <w:pPr>
+              <w:ind w:left="6"/>
+              <w:rPr>
+                <w:rFonts w:hint="eastAsia"/>
+                <w:b/>
+                <w:color w:val="FF0000"/>
+              </w:rPr>
+            </w:pPr>
+          </w:p>
+        </w:tc>
+        <w:tc>
+          <w:tcPr>
+            <w:tcW w:w="1534" w:type="dxa"/>
+          </w:tcPr>
+          <w:p>
+            <w:pPr>
+              <w:ind w:left="34"/>
+            </w:pPr>
+            <w:r>
+              <w:rPr>
+                <w:rFonts w:hint="eastAsia"/>
+              </w:rPr>
+              <w:t>Oma</w:t>
+            </w:r>
+            <w:r>
+              <w:rPr>
+                <w:rFonts w:hint="eastAsia"/>
+              </w:rPr>
+              <w:t>重新加载配置</w:t>
             </w:r>
           </w:p>
         </w:tc>
@@ -1257,7 +1211,7 @@
         </w:trPr>
         <w:tc>
           <w:tcPr>
-            <w:tcW w:w="1919" w:type="dxa"/>
+            <w:tcW w:w="3060" w:type="dxa"/>
           </w:tcPr>
           <w:p>
             <w:pPr>
@@ -1289,7 +1243,7 @@
         </w:tc>
         <w:tc>
           <w:tcPr>
-            <w:tcW w:w="1639" w:type="dxa"/>
+            <w:tcW w:w="1713" w:type="dxa"/>
           </w:tcPr>
           <w:p>
             <w:pPr>
@@ -1409,6 +1363,7 @@
                 <w:rFonts w:hint="eastAsia"/>
                 <w:color w:val="000000" w:themeColor="text1"/>
               </w:rPr>
+              <w:lastRenderedPageBreak/>
               <w:t xml:space="preserve">    </w:t>
             </w:r>
             <w:r>
@@ -1577,7 +1532,7 @@
         </w:tc>
         <w:tc>
           <w:tcPr>
-            <w:tcW w:w="1043" w:type="dxa"/>
+            <w:tcW w:w="1028" w:type="dxa"/>
           </w:tcPr>
           <w:p>
             <w:pPr>
@@ -1587,13 +1542,14 @@
               <w:rPr>
                 <w:rFonts w:hint="eastAsia"/>
               </w:rPr>
+              <w:lastRenderedPageBreak/>
               <w:t>无</w:t>
             </w:r>
           </w:p>
         </w:tc>
         <w:tc>
           <w:tcPr>
-            <w:tcW w:w="1357" w:type="dxa"/>
+            <w:tcW w:w="1187" w:type="dxa"/>
           </w:tcPr>
           <w:p>
             <w:pPr>
@@ -1629,13 +1585,20 @@
               <w:rPr>
                 <w:rFonts w:hint="eastAsia"/>
               </w:rPr>
-              <w:t>配置是否动态生效</w:t>
-            </w:r>
-          </w:p>
-        </w:tc>
-        <w:tc>
-          <w:tcPr>
-            <w:tcW w:w="2144" w:type="dxa"/>
+              <w:t>配置是否</w:t>
+            </w:r>
+            <w:r>
+              <w:rPr>
+                <w:rFonts w:hint="eastAsia"/>
+              </w:rPr>
+              <w:lastRenderedPageBreak/>
+              <w:t>动态生效</w:t>
+            </w:r>
+          </w:p>
+        </w:tc>
+        <w:tc>
+          <w:tcPr>
+            <w:tcW w:w="1534" w:type="dxa"/>
           </w:tcPr>
           <w:p>
             <w:pPr>
@@ -1645,6 +1608,7 @@
               <w:rPr>
                 <w:rFonts w:hint="eastAsia"/>
               </w:rPr>
+              <w:lastRenderedPageBreak/>
               <w:t>配置功能</w:t>
             </w:r>
           </w:p>
@@ -1653,7 +1617,7 @@
       <w:tr>
         <w:tc>
           <w:tcPr>
-            <w:tcW w:w="1919" w:type="dxa"/>
+            <w:tcW w:w="3060" w:type="dxa"/>
           </w:tcPr>
           <w:p>
             <w:pPr>
@@ -1682,7 +1646,7 @@
         </w:tc>
         <w:tc>
           <w:tcPr>
-            <w:tcW w:w="1639" w:type="dxa"/>
+            <w:tcW w:w="1713" w:type="dxa"/>
           </w:tcPr>
           <w:p>
             <w:pPr>
@@ -1692,7 +1656,7 @@
         </w:tc>
         <w:tc>
           <w:tcPr>
-            <w:tcW w:w="1043" w:type="dxa"/>
+            <w:tcW w:w="1028" w:type="dxa"/>
           </w:tcPr>
           <w:p>
             <w:pPr>
@@ -1710,7 +1674,7 @@
         </w:tc>
         <w:tc>
           <w:tcPr>
-            <w:tcW w:w="1357" w:type="dxa"/>
+            <w:tcW w:w="1187" w:type="dxa"/>
           </w:tcPr>
           <w:p>
             <w:pPr>
@@ -1720,55 +1684,40 @@
               <w:rPr>
                 <w:rFonts w:hint="eastAsia"/>
               </w:rPr>
+              <w:t>配置值的类型调整为字符串</w:t>
+            </w:r>
+          </w:p>
+        </w:tc>
+        <w:tc>
+          <w:tcPr>
+            <w:tcW w:w="1534" w:type="dxa"/>
+          </w:tcPr>
+          <w:p>
+            <w:pPr>
+              <w:ind w:left="6"/>
+            </w:pPr>
+            <w:r>
+              <w:rPr>
+                <w:rFonts w:hint="eastAsia"/>
+              </w:rPr>
+              <w:t>获取</w:t>
+            </w:r>
+            <w:r>
+              <w:rPr>
+                <w:rFonts w:hint="eastAsia"/>
+              </w:rPr>
+              <w:t>Oma</w:t>
+            </w:r>
+            <w:r>
+              <w:rPr>
+                <w:rFonts w:hint="eastAsia"/>
+              </w:rPr>
               <w:t>配置</w:t>
             </w:r>
-            <w:r>
-              <w:rPr>
-                <w:rFonts w:hint="eastAsia"/>
-              </w:rPr>
-              <w:t>值的</w:t>
-            </w:r>
-            <w:r>
-              <w:rPr>
-                <w:rFonts w:hint="eastAsia"/>
-              </w:rPr>
-              <w:t>类型调整为字符串</w:t>
-            </w:r>
-          </w:p>
-        </w:tc>
-        <w:tc>
-          <w:tcPr>
-            <w:tcW w:w="2144" w:type="dxa"/>
-          </w:tcPr>
+          </w:p>
           <w:p>
             <w:pPr>
               <w:ind w:left="6"/>
-            </w:pPr>
-            <w:r>
-              <w:rPr>
-                <w:rFonts w:hint="eastAsia"/>
-              </w:rPr>
-              <w:t>获取</w:t>
-            </w:r>
-            <w:r>
-              <w:rPr>
-                <w:rFonts w:hint="eastAsia"/>
-              </w:rPr>
-              <w:t>Oma</w:t>
-            </w:r>
-            <w:r>
-              <w:rPr>
-                <w:rFonts w:hint="eastAsia"/>
-              </w:rPr>
-              <w:t>配置</w:t>
-            </w:r>
-          </w:p>
-          <w:p>
-            <w:pPr>
-              <w:ind w:left="6"/>
-              <w:rPr>
-                <w:rFonts w:hint="eastAsia"/>
-              </w:rPr>
             </w:pPr>
           </w:p>
         </w:tc>
@@ -1776,7 +1725,7 @@
       <w:tr>
         <w:tc>
           <w:tcPr>
-            <w:tcW w:w="1919" w:type="dxa"/>
+            <w:tcW w:w="3060" w:type="dxa"/>
           </w:tcPr>
           <w:p>
             <w:pPr>
@@ -1805,7 +1754,7 @@
         </w:tc>
         <w:tc>
           <w:tcPr>
-            <w:tcW w:w="1639" w:type="dxa"/>
+            <w:tcW w:w="1713" w:type="dxa"/>
           </w:tcPr>
           <w:p>
             <w:pPr>
@@ -1846,9 +1795,6 @@
           <w:p>
             <w:pPr>
               <w:ind w:left="0"/>
-              <w:rPr>
-                <w:rFonts w:hint="eastAsia"/>
-              </w:rPr>
             </w:pPr>
           </w:p>
           <w:p>
@@ -1874,9 +1820,6 @@
           <w:p>
             <w:pPr>
               <w:ind w:left="0"/>
-              <w:rPr>
-                <w:rFonts w:hint="eastAsia"/>
-              </w:rPr>
             </w:pPr>
             <w:r>
               <w:rPr>
@@ -1905,9 +1848,6 @@
           <w:p>
             <w:pPr>
               <w:ind w:left="0"/>
-              <w:rPr>
-                <w:rFonts w:hint="eastAsia"/>
-              </w:rPr>
             </w:pPr>
             <w:r>
               <w:rPr>
@@ -1966,9 +1906,6 @@
           <w:p>
             <w:pPr>
               <w:ind w:left="0"/>
-              <w:rPr>
-                <w:rFonts w:hint="eastAsia"/>
-              </w:rPr>
             </w:pPr>
             <w:r>
               <w:rPr>
@@ -2016,14 +1953,11 @@
         </w:tc>
         <w:tc>
           <w:tcPr>
-            <w:tcW w:w="1043" w:type="dxa"/>
+            <w:tcW w:w="1028" w:type="dxa"/>
           </w:tcPr>
           <w:p>
             <w:pPr>
               <w:ind w:left="6"/>
-              <w:rPr>
-                <w:rFonts w:hint="eastAsia"/>
-              </w:rPr>
             </w:pPr>
             <w:proofErr w:type="spellStart"/>
             <w:r>
@@ -2034,27 +1968,21 @@
         </w:tc>
         <w:tc>
           <w:tcPr>
-            <w:tcW w:w="1357" w:type="dxa"/>
+            <w:tcW w:w="1187" w:type="dxa"/>
           </w:tcPr>
           <w:p>
             <w:pPr>
               <w:ind w:left="6"/>
-              <w:rPr>
-                <w:rFonts w:hint="eastAsia"/>
-              </w:rPr>
-            </w:pPr>
-          </w:p>
-        </w:tc>
-        <w:tc>
-          <w:tcPr>
-            <w:tcW w:w="2144" w:type="dxa"/>
+            </w:pPr>
+          </w:p>
+        </w:tc>
+        <w:tc>
+          <w:tcPr>
+            <w:tcW w:w="1534" w:type="dxa"/>
           </w:tcPr>
           <w:p>
             <w:pPr>
               <w:ind w:left="6"/>
-              <w:rPr>
-                <w:rFonts w:hint="eastAsia"/>
-              </w:rPr>
             </w:pPr>
             <w:r>
               <w:rPr>
@@ -2080,7 +2008,7 @@
       <w:tr>
         <w:tc>
           <w:tcPr>
-            <w:tcW w:w="1919" w:type="dxa"/>
+            <w:tcW w:w="3060" w:type="dxa"/>
           </w:tcPr>
           <w:p>
             <w:pPr>
@@ -2106,7 +2034,7 @@
         </w:tc>
         <w:tc>
           <w:tcPr>
-            <w:tcW w:w="1639" w:type="dxa"/>
+            <w:tcW w:w="1713" w:type="dxa"/>
           </w:tcPr>
           <w:p>
             <w:pPr>
@@ -2152,22 +2080,120 @@
           <w:p>
             <w:pPr>
               <w:ind w:left="6"/>
-              <w:rPr>
-                <w:rFonts w:hint="eastAsia"/>
-              </w:rPr>
-            </w:pPr>
+            </w:pPr>
+            <w:r>
+              <w:rPr>
+                <w:rFonts w:hint="eastAsia"/>
+              </w:rPr>
+              <w:t xml:space="preserve">INI </w:t>
+            </w:r>
+            <w:r>
+              <w:rPr>
+                <w:rFonts w:hint="eastAsia"/>
+              </w:rPr>
+              <w:t>配置文件的路径。</w:t>
+            </w:r>
+          </w:p>
+          <w:p>
+            <w:pPr>
+              <w:ind w:left="6"/>
+            </w:pPr>
+            <w:r>
+              <w:rPr>
+                <w:rFonts w:hint="eastAsia"/>
+              </w:rPr>
+              <w:t>-</w:t>
+            </w:r>
+            <w:r>
+              <w:t xml:space="preserve"> [</w:t>
+            </w:r>
+            <w:r>
+              <w:t>options</w:t>
+            </w:r>
+            <w:r>
+              <w:t>]</w:t>
+            </w:r>
+          </w:p>
+          <w:p>
+            <w:pPr>
+              <w:ind w:left="6"/>
+            </w:pPr>
+            <w:r>
+              <w:rPr>
+                <w:rFonts w:hint="eastAsia"/>
+              </w:rPr>
+              <w:t>解析配置文件的参数项</w:t>
+            </w:r>
+            <w:r>
+              <w:rPr>
+                <w:rFonts w:hint="eastAsia"/>
+              </w:rPr>
+              <w:t>.</w:t>
+            </w:r>
+          </w:p>
+          <w:p>
+            <w:pPr>
+              <w:ind w:left="6"/>
+            </w:pPr>
+            <w:r>
+              <w:rPr>
+                <w:rFonts w:hint="eastAsia"/>
+              </w:rPr>
+              <w:t>sensitive:</w:t>
+            </w:r>
+          </w:p>
+          <w:p>
+            <w:pPr>
+              <w:ind w:left="6"/>
+            </w:pPr>
+            <w:r>
+              <w:rPr>
+                <w:rFonts w:hint="eastAsia"/>
+              </w:rPr>
+              <w:t xml:space="preserve">true </w:t>
+            </w:r>
+            <w:r>
+              <w:rPr>
+                <w:rFonts w:hint="eastAsia"/>
+              </w:rPr>
+              <w:t>是数据类</w:t>
+            </w:r>
             <w:r>
               <w:rPr>
                 <w:rFonts w:hint="eastAsia"/>
               </w:rPr>
               <w:lastRenderedPageBreak/>
-              <w:t xml:space="preserve">INI </w:t>
-            </w:r>
-            <w:r>
-              <w:rPr>
-                <w:rFonts w:hint="eastAsia"/>
-              </w:rPr>
-              <w:t>配置文件的路径。</w:t>
+              <w:t>型敏感</w:t>
+            </w:r>
+            <w:r>
+              <w:rPr>
+                <w:rFonts w:hint="eastAsia"/>
+              </w:rPr>
+              <w:t xml:space="preserve">, false </w:t>
+            </w:r>
+            <w:r>
+              <w:rPr>
+                <w:rFonts w:hint="eastAsia"/>
+              </w:rPr>
+              <w:t>是数据类型都作为字符串</w:t>
+            </w:r>
+            <w:r>
+              <w:rPr>
+                <w:rFonts w:hint="eastAsia"/>
+              </w:rPr>
+              <w:t xml:space="preserve">, </w:t>
+            </w:r>
+            <w:r>
+              <w:rPr>
+                <w:rFonts w:hint="eastAsia"/>
+              </w:rPr>
+              <w:t>默认</w:t>
+            </w:r>
+            <w:r>
+              <w:rPr>
+                <w:rFonts w:hint="eastAsia"/>
+              </w:rPr>
+              <w:t xml:space="preserve"> false.</w:t>
             </w:r>
           </w:p>
           <w:p>
@@ -2178,171 +2204,64 @@
               <w:rPr>
                 <w:rFonts w:hint="eastAsia"/>
               </w:rPr>
-              <w:t>-</w:t>
-            </w:r>
-            <w:r>
-              <w:t xml:space="preserve"> [</w:t>
-            </w:r>
-            <w:r>
-              <w:t>options</w:t>
-            </w:r>
-            <w:r>
-              <w:t>]</w:t>
+              <w:t xml:space="preserve">delimiter: </w:t>
             </w:r>
           </w:p>
           <w:p>
             <w:pPr>
               <w:ind w:left="6"/>
-              <w:rPr>
-                <w:rFonts w:hint="eastAsia"/>
-              </w:rPr>
-            </w:pPr>
-            <w:r>
-              <w:rPr>
-                <w:rFonts w:hint="eastAsia"/>
-              </w:rPr>
-              <w:t>解析配置文件的参数项</w:t>
-            </w:r>
-            <w:r>
-              <w:rPr>
-                <w:rFonts w:hint="eastAsia"/>
-              </w:rPr>
-              <w:t>.</w:t>
-            </w:r>
-          </w:p>
+            </w:pPr>
+            <w:r>
+              <w:rPr>
+                <w:rFonts w:hint="eastAsia"/>
+              </w:rPr>
+              <w:t xml:space="preserve">true </w:t>
+            </w:r>
+            <w:r>
+              <w:rPr>
+                <w:rFonts w:hint="eastAsia"/>
+              </w:rPr>
+              <w:t>是字符串用双引号</w:t>
+            </w:r>
+            <w:r>
+              <w:rPr>
+                <w:rFonts w:hint="eastAsia"/>
+              </w:rPr>
+              <w:t xml:space="preserve">, false </w:t>
+            </w:r>
+            <w:r>
+              <w:rPr>
+                <w:rFonts w:hint="eastAsia"/>
+              </w:rPr>
+              <w:t>是字符串用单引号</w:t>
+            </w:r>
+            <w:r>
+              <w:rPr>
+                <w:rFonts w:hint="eastAsia"/>
+              </w:rPr>
+              <w:t xml:space="preserve">, </w:t>
+            </w:r>
+            <w:r>
+              <w:rPr>
+                <w:rFonts w:hint="eastAsia"/>
+              </w:rPr>
+              <w:t>默认</w:t>
+            </w:r>
+            <w:r>
+              <w:rPr>
+                <w:rFonts w:hint="eastAsia"/>
+              </w:rPr>
+              <w:t xml:space="preserve"> true.</w:t>
+            </w:r>
+          </w:p>
+        </w:tc>
+        <w:tc>
+          <w:tcPr>
+            <w:tcW w:w="1028" w:type="dxa"/>
+          </w:tcPr>
           <w:p>
             <w:pPr>
               <w:ind w:left="6"/>
-            </w:pPr>
-            <w:r>
-              <w:rPr>
-                <w:rFonts w:hint="eastAsia"/>
-              </w:rPr>
-              <w:t>sensitive:</w:t>
-            </w:r>
-          </w:p>
-          <w:p>
-            <w:pPr>
-              <w:ind w:left="6"/>
-              <w:rPr>
-                <w:rFonts w:hint="eastAsia"/>
-              </w:rPr>
-            </w:pPr>
-            <w:r>
-              <w:rPr>
-                <w:rFonts w:hint="eastAsia"/>
-              </w:rPr>
-              <w:t xml:space="preserve">true </w:t>
-            </w:r>
-            <w:r>
-              <w:rPr>
-                <w:rFonts w:hint="eastAsia"/>
-              </w:rPr>
-              <w:t>是数据类型敏感</w:t>
-            </w:r>
-            <w:r>
-              <w:rPr>
-                <w:rFonts w:hint="eastAsia"/>
-              </w:rPr>
-              <w:t xml:space="preserve">, false </w:t>
-            </w:r>
-            <w:r>
-              <w:rPr>
-                <w:rFonts w:hint="eastAsia"/>
-              </w:rPr>
-              <w:t>是数据类型都作为字符串</w:t>
-            </w:r>
-            <w:r>
-              <w:rPr>
-                <w:rFonts w:hint="eastAsia"/>
-              </w:rPr>
-              <w:t xml:space="preserve">, </w:t>
-            </w:r>
-            <w:r>
-              <w:rPr>
-                <w:rFonts w:hint="eastAsia"/>
-              </w:rPr>
-              <w:t>默认</w:t>
-            </w:r>
-            <w:r>
-              <w:rPr>
-                <w:rFonts w:hint="eastAsia"/>
-              </w:rPr>
-              <w:t xml:space="preserve"> false.</w:t>
-            </w:r>
-          </w:p>
-          <w:p>
-            <w:pPr>
-              <w:ind w:left="6"/>
-            </w:pPr>
-            <w:r>
-              <w:rPr>
-                <w:rFonts w:hint="eastAsia"/>
-              </w:rPr>
-              <w:t xml:space="preserve">delimiter: </w:t>
-            </w:r>
-          </w:p>
-          <w:p>
-            <w:pPr>
-              <w:ind w:left="6"/>
-              <w:rPr>
-                <w:rFonts w:hint="eastAsia"/>
-              </w:rPr>
-            </w:pPr>
-            <w:r>
-              <w:rPr>
-                <w:rFonts w:hint="eastAsia"/>
-              </w:rPr>
-              <w:t xml:space="preserve">true </w:t>
-            </w:r>
-            <w:r>
-              <w:rPr>
-                <w:rFonts w:hint="eastAsia"/>
-              </w:rPr>
-              <w:t>是字符串用双引号</w:t>
-            </w:r>
-            <w:r>
-              <w:rPr>
-                <w:rFonts w:hint="eastAsia"/>
-              </w:rPr>
-              <w:t xml:space="preserve">, false </w:t>
-            </w:r>
-            <w:r>
-              <w:rPr>
-                <w:rFonts w:hint="eastAsia"/>
-              </w:rPr>
-              <w:t>是字符串用单引号</w:t>
-            </w:r>
-            <w:r>
-              <w:rPr>
-                <w:rFonts w:hint="eastAsia"/>
-              </w:rPr>
-              <w:t xml:space="preserve">, </w:t>
-            </w:r>
-            <w:r>
-              <w:rPr>
-                <w:rFonts w:hint="eastAsia"/>
-              </w:rPr>
-              <w:t>默认</w:t>
-            </w:r>
-            <w:r>
-              <w:rPr>
-                <w:rFonts w:hint="eastAsia"/>
-              </w:rPr>
-              <w:t xml:space="preserve"> true.</w:t>
-            </w:r>
-          </w:p>
-        </w:tc>
-        <w:tc>
-          <w:tcPr>
-            <w:tcW w:w="1043" w:type="dxa"/>
-          </w:tcPr>
-          <w:p>
-            <w:pPr>
-              <w:ind w:left="6"/>
-              <w:rPr>
-                <w:rFonts w:hint="eastAsia"/>
-              </w:rPr>
             </w:pPr>
             <w:r>
               <w:rPr>
@@ -2355,27 +2274,21 @@
         </w:tc>
         <w:tc>
           <w:tcPr>
-            <w:tcW w:w="1357" w:type="dxa"/>
+            <w:tcW w:w="1187" w:type="dxa"/>
           </w:tcPr>
           <w:p>
             <w:pPr>
               <w:ind w:left="6"/>
-              <w:rPr>
-                <w:rFonts w:hint="eastAsia"/>
-              </w:rPr>
-            </w:pPr>
-          </w:p>
-        </w:tc>
-        <w:tc>
-          <w:tcPr>
-            <w:tcW w:w="2144" w:type="dxa"/>
+            </w:pPr>
+          </w:p>
+        </w:tc>
+        <w:tc>
+          <w:tcPr>
+            <w:tcW w:w="1534" w:type="dxa"/>
           </w:tcPr>
           <w:p>
             <w:pPr>
               <w:ind w:left="6"/>
-              <w:rPr>
-                <w:rFonts w:hint="eastAsia"/>
-              </w:rPr>
             </w:pPr>
             <w:r>
               <w:rPr>
@@ -2394,6 +2307,249 @@
                 <w:rFonts w:hint="eastAsia"/>
               </w:rPr>
               <w:t>文件。</w:t>
+            </w:r>
+          </w:p>
+        </w:tc>
+      </w:tr>
+      <w:tr>
+        <w:tc>
+          <w:tcPr>
+            <w:tcW w:w="3060" w:type="dxa"/>
+          </w:tcPr>
+          <w:p>
+            <w:pPr>
+              <w:ind w:left="6"/>
+              <w:rPr>
+                <w:rFonts w:hint="eastAsia"/>
+              </w:rPr>
+            </w:pPr>
+            <w:proofErr w:type="spellStart"/>
+            <w:r>
+              <w:rPr>
+                <w:rFonts w:hint="eastAsia"/>
+              </w:rPr>
+              <w:lastRenderedPageBreak/>
+              <w:t>s</w:t>
+            </w:r>
+            <w:r>
+              <w:t>tartNodes</w:t>
+            </w:r>
+            <w:proofErr w:type="spellEnd"/>
+          </w:p>
+        </w:tc>
+        <w:tc>
+          <w:tcPr>
+            <w:tcW w:w="1713" w:type="dxa"/>
+          </w:tcPr>
+          <w:p>
+            <w:pPr>
+              <w:ind w:left="0"/>
+            </w:pPr>
+            <w:r>
+              <w:rPr>
+                <w:rFonts w:hint="eastAsia"/>
+              </w:rPr>
+              <w:t>-</w:t>
+            </w:r>
+            <w:r>
+              <w:t xml:space="preserve"> </w:t>
+            </w:r>
+            <w:proofErr w:type="spellStart"/>
+            <w:r>
+              <w:rPr>
+                <w:rFonts w:hint="eastAsia"/>
+              </w:rPr>
+              <w:t>sv</w:t>
+            </w:r>
+            <w:r>
+              <w:t>cname</w:t>
+            </w:r>
+            <w:proofErr w:type="spellEnd"/>
+          </w:p>
+          <w:p>
+            <w:pPr>
+              <w:ind w:left="0"/>
+              <w:rPr>
+                <w:rFonts w:hint="eastAsia"/>
+              </w:rPr>
+            </w:pPr>
+            <w:r>
+              <w:rPr>
+                <w:rFonts w:hint="eastAsia"/>
+              </w:rPr>
+              <w:t>服务名，支持字符串、整数、数组类型</w:t>
+            </w:r>
+          </w:p>
+        </w:tc>
+        <w:tc>
+          <w:tcPr>
+            <w:tcW w:w="1028" w:type="dxa"/>
+          </w:tcPr>
+          <w:p>
+            <w:pPr>
+              <w:ind w:left="6"/>
+              <w:rPr>
+                <w:rFonts w:hint="eastAsia"/>
+              </w:rPr>
+            </w:pPr>
+            <w:proofErr w:type="spellStart"/>
+            <w:r>
+              <w:t>BSONObj</w:t>
+            </w:r>
+            <w:proofErr w:type="spellEnd"/>
+          </w:p>
+        </w:tc>
+        <w:tc>
+          <w:tcPr>
+            <w:tcW w:w="1187" w:type="dxa"/>
+          </w:tcPr>
+          <w:p>
+            <w:pPr>
+              <w:ind w:left="6"/>
+            </w:pPr>
+          </w:p>
+        </w:tc>
+        <w:tc>
+          <w:tcPr>
+            <w:tcW w:w="1534" w:type="dxa"/>
+          </w:tcPr>
+          <w:p>
+            <w:pPr>
+              <w:ind w:left="6"/>
+              <w:rPr>
+                <w:rFonts w:hint="eastAsia"/>
+              </w:rPr>
+            </w:pPr>
+            <w:r>
+              <w:rPr>
+                <w:rFonts w:hint="eastAsia"/>
+              </w:rPr>
+              <w:t>批量并发</w:t>
+            </w:r>
+            <w:bookmarkStart w:id="0" w:name="_GoBack"/>
+            <w:bookmarkEnd w:id="0"/>
+            <w:r>
+              <w:rPr>
+                <w:rFonts w:hint="eastAsia"/>
+              </w:rPr>
+              <w:t>启动节点</w:t>
+            </w:r>
+          </w:p>
+        </w:tc>
+      </w:tr>
+      <w:tr>
+        <w:tc>
+          <w:tcPr>
+            <w:tcW w:w="3060" w:type="dxa"/>
+          </w:tcPr>
+          <w:p>
+            <w:pPr>
+              <w:ind w:left="6"/>
+              <w:rPr>
+                <w:rFonts w:hint="eastAsia"/>
+              </w:rPr>
+            </w:pPr>
+            <w:proofErr w:type="spellStart"/>
+            <w:r>
+              <w:rPr>
+                <w:rFonts w:hint="eastAsia"/>
+              </w:rPr>
+              <w:t>s</w:t>
+            </w:r>
+            <w:r>
+              <w:t>topNodes</w:t>
+            </w:r>
+            <w:proofErr w:type="spellEnd"/>
+          </w:p>
+        </w:tc>
+        <w:tc>
+          <w:tcPr>
+            <w:tcW w:w="1713" w:type="dxa"/>
+          </w:tcPr>
+          <w:p>
+            <w:pPr>
+              <w:ind w:left="0"/>
+            </w:pPr>
+            <w:r>
+              <w:rPr>
+                <w:rFonts w:hint="eastAsia"/>
+              </w:rPr>
+              <w:t>-</w:t>
+            </w:r>
+            <w:r>
+              <w:t xml:space="preserve"> </w:t>
+            </w:r>
+            <w:proofErr w:type="spellStart"/>
+            <w:r>
+              <w:rPr>
+                <w:rFonts w:hint="eastAsia"/>
+              </w:rPr>
+              <w:t>sv</w:t>
+            </w:r>
+            <w:r>
+              <w:t>cname</w:t>
+            </w:r>
+            <w:proofErr w:type="spellEnd"/>
+          </w:p>
+          <w:p>
+            <w:pPr>
+              <w:ind w:left="0"/>
+              <w:rPr>
+                <w:rFonts w:hint="eastAsia"/>
+              </w:rPr>
+            </w:pPr>
+            <w:r>
+              <w:rPr>
+                <w:rFonts w:hint="eastAsia"/>
+              </w:rPr>
+              <w:t>服务名，支持字符串、整数、数组类型</w:t>
+            </w:r>
+          </w:p>
+        </w:tc>
+        <w:tc>
+          <w:tcPr>
+            <w:tcW w:w="1028" w:type="dxa"/>
+          </w:tcPr>
+          <w:p>
+            <w:pPr>
+              <w:ind w:left="6"/>
+              <w:rPr>
+                <w:rFonts w:hint="eastAsia"/>
+              </w:rPr>
+            </w:pPr>
+            <w:proofErr w:type="spellStart"/>
+            <w:r>
+              <w:t>BSONObj</w:t>
+            </w:r>
+            <w:proofErr w:type="spellEnd"/>
+          </w:p>
+        </w:tc>
+        <w:tc>
+          <w:tcPr>
+            <w:tcW w:w="1187" w:type="dxa"/>
+          </w:tcPr>
+          <w:p>
+            <w:pPr>
+              <w:ind w:left="6"/>
+            </w:pPr>
+          </w:p>
+        </w:tc>
+        <w:tc>
+          <w:tcPr>
+            <w:tcW w:w="1534" w:type="dxa"/>
+          </w:tcPr>
+          <w:p>
+            <w:pPr>
+              <w:ind w:left="6"/>
+              <w:rPr>
+                <w:rFonts w:hint="eastAsia"/>
+              </w:rPr>
+            </w:pPr>
+            <w:r>
+              <w:rPr>
+                <w:rFonts w:hint="eastAsia"/>
+              </w:rPr>
+              <w:t>批量并发停止节点</w:t>
             </w:r>
           </w:p>
         </w:tc>
@@ -8451,6 +8607,119 @@
     </w:lvl>
   </w:abstractNum>
   <w:abstractNum w:abstractNumId="11" w15:restartNumberingAfterBreak="0">
+    <w:nsid w:val="689F5BF9"/>
+    <w:multiLevelType w:val="hybridMultilevel"/>
+    <w:tmpl w:val="095EAD1E"/>
+    <w:lvl w:ilvl="0" w:tplc="4560C16E">
+      <w:start w:val="2018"/>
+      <w:numFmt w:val="bullet"/>
+      <w:lvlText w:val="-"/>
+      <w:lvlJc w:val="left"/>
+      <w:pPr>
+        <w:ind w:left="366" w:hanging="360"/>
+      </w:pPr>
+      <w:rPr>
+        <w:rFonts w:ascii="Calibri" w:eastAsiaTheme="minorEastAsia" w:hAnsi="Calibri" w:cs="Calibri" w:hint="default"/>
+      </w:rPr>
+    </w:lvl>
+    <w:lvl w:ilvl="1" w:tplc="04090003" w:tentative="1">
+      <w:start w:val="1"/>
+      <w:numFmt w:val="bullet"/>
+      <w:lvlText w:val=""/>
+      <w:lvlJc w:val="left"/>
+      <w:pPr>
+        <w:ind w:left="846" w:hanging="420"/>
+      </w:pPr>
+      <w:rPr>
+        <w:rFonts w:ascii="Wingdings" w:hAnsi="Wingdings" w:hint="default"/>
+      </w:rPr>
+    </w:lvl>
+    <w:lvl w:ilvl="2" w:tplc="04090005" w:tentative="1">
+      <w:start w:val="1"/>
+      <w:numFmt w:val="bullet"/>
+      <w:lvlText w:val=""/>
+      <w:lvlJc w:val="left"/>
+      <w:pPr>
+        <w:ind w:left="1266" w:hanging="420"/>
+      </w:pPr>
+      <w:rPr>
+        <w:rFonts w:ascii="Wingdings" w:hAnsi="Wingdings" w:hint="default"/>
+      </w:rPr>
+    </w:lvl>
+    <w:lvl w:ilvl="3" w:tplc="04090001" w:tentative="1">
+      <w:start w:val="1"/>
+      <w:numFmt w:val="bullet"/>
+      <w:lvlText w:val=""/>
+      <w:lvlJc w:val="left"/>
+      <w:pPr>
+        <w:ind w:left="1686" w:hanging="420"/>
+      </w:pPr>
+      <w:rPr>
+        <w:rFonts w:ascii="Wingdings" w:hAnsi="Wingdings" w:hint="default"/>
+      </w:rPr>
+    </w:lvl>
+    <w:lvl w:ilvl="4" w:tplc="04090003" w:tentative="1">
+      <w:start w:val="1"/>
+      <w:numFmt w:val="bullet"/>
+      <w:lvlText w:val=""/>
+      <w:lvlJc w:val="left"/>
+      <w:pPr>
+        <w:ind w:left="2106" w:hanging="420"/>
+      </w:pPr>
+      <w:rPr>
+        <w:rFonts w:ascii="Wingdings" w:hAnsi="Wingdings" w:hint="default"/>
+      </w:rPr>
+    </w:lvl>
+    <w:lvl w:ilvl="5" w:tplc="04090005" w:tentative="1">
+      <w:start w:val="1"/>
+      <w:numFmt w:val="bullet"/>
+      <w:lvlText w:val=""/>
+      <w:lvlJc w:val="left"/>
+      <w:pPr>
+        <w:ind w:left="2526" w:hanging="420"/>
+      </w:pPr>
+      <w:rPr>
+        <w:rFonts w:ascii="Wingdings" w:hAnsi="Wingdings" w:hint="default"/>
+      </w:rPr>
+    </w:lvl>
+    <w:lvl w:ilvl="6" w:tplc="04090001" w:tentative="1">
+      <w:start w:val="1"/>
+      <w:numFmt w:val="bullet"/>
+      <w:lvlText w:val=""/>
+      <w:lvlJc w:val="left"/>
+      <w:pPr>
+        <w:ind w:left="2946" w:hanging="420"/>
+      </w:pPr>
+      <w:rPr>
+        <w:rFonts w:ascii="Wingdings" w:hAnsi="Wingdings" w:hint="default"/>
+      </w:rPr>
+    </w:lvl>
+    <w:lvl w:ilvl="7" w:tplc="04090003" w:tentative="1">
+      <w:start w:val="1"/>
+      <w:numFmt w:val="bullet"/>
+      <w:lvlText w:val=""/>
+      <w:lvlJc w:val="left"/>
+      <w:pPr>
+        <w:ind w:left="3366" w:hanging="420"/>
+      </w:pPr>
+      <w:rPr>
+        <w:rFonts w:ascii="Wingdings" w:hAnsi="Wingdings" w:hint="default"/>
+      </w:rPr>
+    </w:lvl>
+    <w:lvl w:ilvl="8" w:tplc="04090005" w:tentative="1">
+      <w:start w:val="1"/>
+      <w:numFmt w:val="bullet"/>
+      <w:lvlText w:val=""/>
+      <w:lvlJc w:val="left"/>
+      <w:pPr>
+        <w:ind w:left="3786" w:hanging="420"/>
+      </w:pPr>
+      <w:rPr>
+        <w:rFonts w:ascii="Wingdings" w:hAnsi="Wingdings" w:hint="default"/>
+      </w:rPr>
+    </w:lvl>
+  </w:abstractNum>
+  <w:abstractNum w:abstractNumId="12" w15:restartNumberingAfterBreak="0">
     <w:nsid w:val="74C74E85"/>
     <w:multiLevelType w:val="hybridMultilevel"/>
     <w:tmpl w:val="3338448C"/>
@@ -8539,7 +8808,7 @@
       </w:pPr>
     </w:lvl>
   </w:abstractNum>
-  <w:abstractNum w:abstractNumId="12" w15:restartNumberingAfterBreak="0">
+  <w:abstractNum w:abstractNumId="13" w15:restartNumberingAfterBreak="0">
     <w:nsid w:val="7B3B65AD"/>
     <w:multiLevelType w:val="hybridMultilevel"/>
     <w:tmpl w:val="3338448C"/>
@@ -8659,19 +8928,22 @@
     <w:abstractNumId w:val="1"/>
   </w:num>
   <w:num w:numId="11">
-    <w:abstractNumId w:val="11"/>
+    <w:abstractNumId w:val="12"/>
   </w:num>
   <w:num w:numId="12">
     <w:abstractNumId w:val="5"/>
   </w:num>
   <w:num w:numId="13">
-    <w:abstractNumId w:val="12"/>
+    <w:abstractNumId w:val="13"/>
   </w:num>
   <w:num w:numId="14">
     <w:abstractNumId w:val="8"/>
   </w:num>
   <w:num w:numId="15">
     <w:abstractNumId w:val="10"/>
+  </w:num>
+  <w:num w:numId="16">
+    <w:abstractNumId w:val="11"/>
   </w:num>
 </w:numbering>
 </file>
@@ -8850,7 +9122,7 @@
     <w:lsdException w:name="Table Web 2" w:semiHidden="1" w:unhideWhenUsed="1"/>
     <w:lsdException w:name="Table Web 3" w:semiHidden="1" w:unhideWhenUsed="1"/>
     <w:lsdException w:name="Balloon Text" w:semiHidden="1" w:unhideWhenUsed="1"/>
-    <w:lsdException w:name="Table Grid" w:semiHidden="1" w:uiPriority="59" w:unhideWhenUsed="1"/>
+    <w:lsdException w:name="Table Grid" w:uiPriority="59"/>
     <w:lsdException w:name="Table Theme" w:semiHidden="1" w:unhideWhenUsed="1"/>
     <w:lsdException w:name="Placeholder Text" w:semiHidden="1"/>
     <w:lsdException w:name="No Spacing" w:uiPriority="1" w:qFormat="1"/>
@@ -9794,7 +10066,7 @@
 </file>
 
 <file path=customXml/itemProps1.xml><?xml version="1.0" encoding="utf-8"?>
-<ds:datastoreItem xmlns:ds="http://schemas.openxmlformats.org/officeDocument/2006/customXml" ds:itemID="{9DFD0D61-45BC-434A-8ACE-A711EF368D35}">
+<ds:datastoreItem xmlns:ds="http://schemas.openxmlformats.org/officeDocument/2006/customXml" ds:itemID="{B88B16AE-6A75-4247-8FB1-4D14C725255D}">
   <ds:schemaRefs>
     <ds:schemaRef ds:uri="http://schemas.openxmlformats.org/officeDocument/2006/bibliography"/>
   </ds:schemaRefs>

--- a/internal_doc/03.开发设计/JS对象增强和远程化-Oma后续功能.docx
+++ b/internal_doc/03.开发设计/JS对象增强和远程化-Oma后续功能.docx
@@ -193,9 +193,6 @@
           <w:p>
             <w:pPr>
               <w:ind w:left="0"/>
-              <w:rPr>
-                <w:rFonts w:hint="eastAsia"/>
-              </w:rPr>
             </w:pPr>
             <w:r>
               <w:rPr>
@@ -221,9 +218,6 @@
           <w:p>
             <w:pPr>
               <w:ind w:left="0"/>
-              <w:rPr>
-                <w:rFonts w:hint="eastAsia"/>
-              </w:rPr>
             </w:pPr>
             <w:r>
               <w:rPr>
@@ -631,7 +625,6 @@
       <w:pPr>
         <w:ind w:left="0"/>
         <w:rPr>
-          <w:rFonts w:hint="eastAsia"/>
           <w:b/>
         </w:rPr>
       </w:pPr>
@@ -899,7 +892,6 @@
             <w:pPr>
               <w:ind w:left="6"/>
               <w:rPr>
-                <w:rFonts w:hint="eastAsia"/>
                 <w:b/>
                 <w:color w:val="FF0000"/>
               </w:rPr>
@@ -920,7 +912,6 @@
             <w:pPr>
               <w:ind w:left="6"/>
               <w:rPr>
-                <w:rFonts w:hint="eastAsia"/>
                 <w:b/>
                 <w:color w:val="FF0000"/>
               </w:rPr>
@@ -1075,7 +1066,6 @@
             <w:pPr>
               <w:ind w:left="6"/>
               <w:rPr>
-                <w:rFonts w:hint="eastAsia"/>
                 <w:b/>
                 <w:color w:val="FF0000"/>
               </w:rPr>
@@ -1175,7 +1165,6 @@
             <w:pPr>
               <w:ind w:left="6"/>
               <w:rPr>
-                <w:rFonts w:hint="eastAsia"/>
                 <w:b/>
                 <w:color w:val="FF0000"/>
               </w:rPr>
@@ -2319,16 +2308,12 @@
           <w:p>
             <w:pPr>
               <w:ind w:left="6"/>
-              <w:rPr>
-                <w:rFonts w:hint="eastAsia"/>
-              </w:rPr>
             </w:pPr>
             <w:proofErr w:type="spellStart"/>
             <w:r>
               <w:rPr>
                 <w:rFonts w:hint="eastAsia"/>
               </w:rPr>
-              <w:lastRenderedPageBreak/>
               <w:t>s</w:t>
             </w:r>
             <w:r>
@@ -2369,9 +2354,6 @@
           <w:p>
             <w:pPr>
               <w:ind w:left="0"/>
-              <w:rPr>
-                <w:rFonts w:hint="eastAsia"/>
-              </w:rPr>
             </w:pPr>
             <w:r>
               <w:rPr>
@@ -2388,9 +2370,6 @@
           <w:p>
             <w:pPr>
               <w:ind w:left="6"/>
-              <w:rPr>
-                <w:rFonts w:hint="eastAsia"/>
-              </w:rPr>
             </w:pPr>
             <w:proofErr w:type="spellStart"/>
             <w:r>
@@ -2416,23 +2395,12 @@
           <w:p>
             <w:pPr>
               <w:ind w:left="6"/>
-              <w:rPr>
-                <w:rFonts w:hint="eastAsia"/>
-              </w:rPr>
-            </w:pPr>
-            <w:r>
-              <w:rPr>
-                <w:rFonts w:hint="eastAsia"/>
-              </w:rPr>
-              <w:t>批量并发</w:t>
-            </w:r>
-            <w:bookmarkStart w:id="0" w:name="_GoBack"/>
-            <w:bookmarkEnd w:id="0"/>
-            <w:r>
-              <w:rPr>
-                <w:rFonts w:hint="eastAsia"/>
-              </w:rPr>
-              <w:t>启动节点</w:t>
+            </w:pPr>
+            <w:r>
+              <w:rPr>
+                <w:rFonts w:hint="eastAsia"/>
+              </w:rPr>
+              <w:t>批量并发启动节点</w:t>
             </w:r>
           </w:p>
         </w:tc>
@@ -2445,9 +2413,6 @@
           <w:p>
             <w:pPr>
               <w:ind w:left="6"/>
-              <w:rPr>
-                <w:rFonts w:hint="eastAsia"/>
-              </w:rPr>
             </w:pPr>
             <w:proofErr w:type="spellStart"/>
             <w:r>
@@ -2494,9 +2459,6 @@
           <w:p>
             <w:pPr>
               <w:ind w:left="0"/>
-              <w:rPr>
-                <w:rFonts w:hint="eastAsia"/>
-              </w:rPr>
             </w:pPr>
             <w:r>
               <w:rPr>
@@ -2513,9 +2475,6 @@
           <w:p>
             <w:pPr>
               <w:ind w:left="6"/>
-              <w:rPr>
-                <w:rFonts w:hint="eastAsia"/>
-              </w:rPr>
             </w:pPr>
             <w:proofErr w:type="spellStart"/>
             <w:r>
@@ -2541,9 +2500,6 @@
           <w:p>
             <w:pPr>
               <w:ind w:left="6"/>
-              <w:rPr>
-                <w:rFonts w:hint="eastAsia"/>
-              </w:rPr>
             </w:pPr>
             <w:r>
               <w:rPr>
@@ -3028,7 +2984,7 @@
         <w:pStyle w:val="aa"/>
         <w:ind w:left="987" w:firstLineChars="0" w:firstLine="0"/>
         <w:rPr>
-          <w:rFonts w:cstheme="minorHAnsi"/>
+          <w:rFonts w:cstheme="minorHAnsi" w:hint="eastAsia"/>
           <w:color w:val="000000" w:themeColor="text1"/>
           <w:szCs w:val="21"/>
           <w:shd w:val="clear" w:color="auto" w:fill="FFFFFF"/>
@@ -3133,6 +3089,16 @@
         </w:rPr>
         <w:t>e</w:t>
       </w:r>
+      <w:r>
+        <w:rPr>
+          <w:rFonts w:cstheme="minorHAnsi"/>
+          <w:i/>
+          <w:color w:val="0070C0"/>
+          <w:szCs w:val="21"/>
+          <w:shd w:val="clear" w:color="auto" w:fill="FFFFFF"/>
+        </w:rPr>
+        <w:t>s</w:t>
+      </w:r>
       <w:proofErr w:type="spellEnd"/>
       <w:r>
         <w:rPr>
@@ -3186,6 +3152,16 @@
         </w:rPr>
         <w:t>stopNode</w:t>
       </w:r>
+      <w:r>
+        <w:rPr>
+          <w:rFonts w:cstheme="minorHAnsi"/>
+          <w:i/>
+          <w:color w:val="0070C0"/>
+          <w:szCs w:val="21"/>
+          <w:shd w:val="clear" w:color="auto" w:fill="FFFFFF"/>
+        </w:rPr>
+        <w:t>s</w:t>
+      </w:r>
       <w:proofErr w:type="spellEnd"/>
       <w:r>
         <w:rPr>
@@ -3235,13 +3211,13 @@
           <w:szCs w:val="21"/>
           <w:shd w:val="clear" w:color="auto" w:fill="FFFFFF"/>
         </w:rPr>
-        <w:t>。</w:t>
+        <w:t>，可以并发启动停止多个节点</w:t>
       </w:r>
     </w:p>
     <w:p>
       <w:pPr>
         <w:pStyle w:val="aa"/>
-        <w:ind w:leftChars="570" w:left="1197" w:firstLineChars="0" w:firstLine="0"/>
+        <w:ind w:left="987" w:firstLineChars="0" w:firstLine="0"/>
         <w:rPr>
           <w:rFonts w:cstheme="minorHAnsi"/>
           <w:b/>
@@ -3250,235 +3226,6 @@
           <w:shd w:val="clear" w:color="auto" w:fill="FFFFFF"/>
         </w:rPr>
       </w:pPr>
-      <w:r>
-        <w:rPr>
-          <w:rFonts w:cstheme="minorHAnsi" w:hint="eastAsia"/>
-          <w:color w:val="000000" w:themeColor="text1"/>
-          <w:szCs w:val="21"/>
-          <w:shd w:val="clear" w:color="auto" w:fill="FFFFFF"/>
-        </w:rPr>
-        <w:t xml:space="preserve">  </w:t>
-      </w:r>
-      <w:r>
-        <w:rPr>
-          <w:rFonts w:cstheme="minorHAnsi" w:hint="eastAsia"/>
-          <w:color w:val="000000" w:themeColor="text1"/>
-          <w:szCs w:val="21"/>
-          <w:shd w:val="clear" w:color="auto" w:fill="FFFFFF"/>
-        </w:rPr>
-        <w:t>目前</w:t>
-      </w:r>
-      <w:r>
-        <w:rPr>
-          <w:rFonts w:cstheme="minorHAnsi" w:hint="eastAsia"/>
-          <w:color w:val="000000" w:themeColor="text1"/>
-          <w:szCs w:val="21"/>
-          <w:shd w:val="clear" w:color="auto" w:fill="FFFFFF"/>
-        </w:rPr>
-        <w:t xml:space="preserve">cm </w:t>
-      </w:r>
-      <w:r>
-        <w:rPr>
-          <w:rFonts w:cstheme="minorHAnsi" w:hint="eastAsia"/>
-          <w:color w:val="000000" w:themeColor="text1"/>
-          <w:szCs w:val="21"/>
-          <w:shd w:val="clear" w:color="auto" w:fill="FFFFFF"/>
-        </w:rPr>
-        <w:t>有</w:t>
-      </w:r>
-      <w:proofErr w:type="spellStart"/>
-      <w:r>
-        <w:rPr>
-          <w:rFonts w:cstheme="minorHAnsi" w:hint="eastAsia"/>
-          <w:color w:val="000000" w:themeColor="text1"/>
-          <w:szCs w:val="21"/>
-          <w:shd w:val="clear" w:color="auto" w:fill="FFFFFF"/>
-        </w:rPr>
-        <w:t>startAll</w:t>
-      </w:r>
-      <w:proofErr w:type="spellEnd"/>
-      <w:r>
-        <w:rPr>
-          <w:rFonts w:cstheme="minorHAnsi" w:hint="eastAsia"/>
-          <w:color w:val="000000" w:themeColor="text1"/>
-          <w:szCs w:val="21"/>
-          <w:shd w:val="clear" w:color="auto" w:fill="FFFFFF"/>
-        </w:rPr>
-        <w:t>功能</w:t>
-      </w:r>
-      <w:r>
-        <w:rPr>
-          <w:rFonts w:cstheme="minorHAnsi" w:hint="eastAsia"/>
-          <w:color w:val="000000" w:themeColor="text1"/>
-          <w:szCs w:val="21"/>
-          <w:shd w:val="clear" w:color="auto" w:fill="FFFFFF"/>
-        </w:rPr>
-        <w:t>，</w:t>
-      </w:r>
-      <w:r>
-        <w:rPr>
-          <w:rFonts w:cstheme="minorHAnsi" w:hint="eastAsia"/>
-          <w:color w:val="000000" w:themeColor="text1"/>
-          <w:szCs w:val="21"/>
-          <w:shd w:val="clear" w:color="auto" w:fill="FFFFFF"/>
-        </w:rPr>
-        <w:t>但消息形式与</w:t>
-      </w:r>
-      <w:proofErr w:type="spellStart"/>
-      <w:r>
-        <w:rPr>
-          <w:rFonts w:cstheme="minorHAnsi" w:hint="eastAsia"/>
-          <w:color w:val="000000" w:themeColor="text1"/>
-          <w:szCs w:val="21"/>
-          <w:shd w:val="clear" w:color="auto" w:fill="FFFFFF"/>
-        </w:rPr>
-        <w:t>oma</w:t>
-      </w:r>
-      <w:proofErr w:type="spellEnd"/>
-      <w:r>
-        <w:rPr>
-          <w:rFonts w:cstheme="minorHAnsi" w:hint="eastAsia"/>
-          <w:color w:val="000000" w:themeColor="text1"/>
-          <w:szCs w:val="21"/>
-          <w:shd w:val="clear" w:color="auto" w:fill="FFFFFF"/>
-        </w:rPr>
-        <w:t>不兼容，</w:t>
-      </w:r>
-      <w:proofErr w:type="spellStart"/>
-      <w:r>
-        <w:rPr>
-          <w:rFonts w:cstheme="minorHAnsi" w:hint="eastAsia"/>
-          <w:color w:val="000000" w:themeColor="text1"/>
-          <w:szCs w:val="21"/>
-          <w:shd w:val="clear" w:color="auto" w:fill="FFFFFF"/>
-        </w:rPr>
-        <w:t>oma</w:t>
-      </w:r>
-      <w:proofErr w:type="spellEnd"/>
-      <w:r>
-        <w:rPr>
-          <w:rFonts w:cstheme="minorHAnsi" w:hint="eastAsia"/>
-          <w:color w:val="000000" w:themeColor="text1"/>
-          <w:szCs w:val="21"/>
-          <w:shd w:val="clear" w:color="auto" w:fill="FFFFFF"/>
-        </w:rPr>
-        <w:t>目前</w:t>
-      </w:r>
-      <w:r>
-        <w:rPr>
-          <w:rFonts w:cstheme="minorHAnsi" w:hint="eastAsia"/>
-          <w:color w:val="000000" w:themeColor="text1"/>
-          <w:szCs w:val="21"/>
-          <w:shd w:val="clear" w:color="auto" w:fill="FFFFFF"/>
-        </w:rPr>
-        <w:t>只支持</w:t>
-      </w:r>
-      <w:r>
-        <w:t>MSG_BS_QUERY_REQ</w:t>
-      </w:r>
-      <w:r>
-        <w:rPr>
-          <w:rFonts w:hint="eastAsia"/>
-        </w:rPr>
-        <w:t>形式的消息，不支持</w:t>
-      </w:r>
-      <w:r>
-        <w:t>MSG_CM_REMOTE</w:t>
-      </w:r>
-      <w:r>
-        <w:rPr>
-          <w:rFonts w:hint="eastAsia"/>
-        </w:rPr>
-        <w:t>的消息，</w:t>
-      </w:r>
-      <w:r>
-        <w:rPr>
-          <w:rFonts w:hint="eastAsia"/>
-        </w:rPr>
-        <w:t>若需要调用此功能，需要另外封装一套消息。</w:t>
-      </w:r>
-      <w:r>
-        <w:rPr>
-          <w:rFonts w:hint="eastAsia"/>
-        </w:rPr>
-        <w:t>另外</w:t>
-      </w:r>
-      <w:r>
-        <w:rPr>
-          <w:rFonts w:hint="eastAsia"/>
-        </w:rPr>
-        <w:t>，</w:t>
-      </w:r>
-      <w:r>
-        <w:rPr>
-          <w:rFonts w:hint="eastAsia"/>
-        </w:rPr>
-        <w:t>cm</w:t>
-      </w:r>
-      <w:r>
-        <w:rPr>
-          <w:rFonts w:hint="eastAsia"/>
-        </w:rPr>
-        <w:t>之后</w:t>
-      </w:r>
-      <w:r>
-        <w:rPr>
-          <w:rFonts w:hint="eastAsia"/>
-        </w:rPr>
-        <w:t>可能有统一消息</w:t>
-      </w:r>
-      <w:r>
-        <w:rPr>
-          <w:rFonts w:hint="eastAsia"/>
-        </w:rPr>
-        <w:t>的可能性，因此暂时选用调用</w:t>
-      </w:r>
-      <w:proofErr w:type="spellStart"/>
-      <w:r>
-        <w:rPr>
-          <w:rFonts w:hint="eastAsia"/>
-        </w:rPr>
-        <w:t>startNode</w:t>
-      </w:r>
-      <w:proofErr w:type="spellEnd"/>
-      <w:r>
-        <w:rPr>
-          <w:rFonts w:hint="eastAsia"/>
-        </w:rPr>
-        <w:t>()</w:t>
-      </w:r>
-      <w:r>
-        <w:rPr>
-          <w:rFonts w:hint="eastAsia"/>
-        </w:rPr>
-        <w:t>和</w:t>
-      </w:r>
-      <w:proofErr w:type="spellStart"/>
-      <w:r>
-        <w:rPr>
-          <w:rFonts w:hint="eastAsia"/>
-        </w:rPr>
-        <w:t>stopNode</w:t>
-      </w:r>
-      <w:proofErr w:type="spellEnd"/>
-      <w:r>
-        <w:rPr>
-          <w:rFonts w:hint="eastAsia"/>
-        </w:rPr>
-        <w:t>()</w:t>
-      </w:r>
-      <w:r>
-        <w:rPr>
-          <w:rFonts w:hint="eastAsia"/>
-        </w:rPr>
-        <w:t>实现</w:t>
-      </w:r>
-      <w:r>
-        <w:rPr>
-          <w:rFonts w:hint="eastAsia"/>
-        </w:rPr>
-        <w:t>的方案。</w:t>
-      </w:r>
     </w:p>
     <w:p>
       <w:pPr>
@@ -3486,12 +3233,66 @@
         <w:ind w:left="987" w:firstLineChars="0" w:firstLine="0"/>
         <w:rPr>
           <w:rFonts w:cstheme="minorHAnsi"/>
+          <w:color w:val="000000" w:themeColor="text1"/>
+          <w:szCs w:val="21"/>
+          <w:shd w:val="clear" w:color="auto" w:fill="FFFFFF"/>
+        </w:rPr>
+      </w:pPr>
+      <w:r>
+        <w:rPr>
+          <w:rFonts w:cstheme="minorHAnsi" w:hint="eastAsia"/>
           <w:b/>
           <w:color w:val="000000" w:themeColor="text1"/>
           <w:szCs w:val="21"/>
           <w:shd w:val="clear" w:color="auto" w:fill="FFFFFF"/>
         </w:rPr>
-      </w:pPr>
+        <w:t>输出：</w:t>
+      </w:r>
+      <w:r>
+        <w:rPr>
+          <w:rFonts w:cstheme="minorHAnsi" w:hint="eastAsia"/>
+          <w:color w:val="000000" w:themeColor="text1"/>
+          <w:szCs w:val="21"/>
+          <w:shd w:val="clear" w:color="auto" w:fill="FFFFFF"/>
+        </w:rPr>
+        <w:t>全部执行完成后输</w:t>
+      </w:r>
+      <w:r>
+        <w:rPr>
+          <w:rFonts w:cstheme="minorHAnsi" w:hint="eastAsia"/>
+          <w:color w:val="000000" w:themeColor="text1"/>
+          <w:szCs w:val="21"/>
+          <w:shd w:val="clear" w:color="auto" w:fill="FFFFFF"/>
+        </w:rPr>
+        <w:t>出</w:t>
+      </w:r>
+      <w:r>
+        <w:rPr>
+          <w:rFonts w:cstheme="minorHAnsi" w:hint="eastAsia"/>
+          <w:color w:val="000000" w:themeColor="text1"/>
+          <w:szCs w:val="21"/>
+          <w:shd w:val="clear" w:color="auto" w:fill="FFFFFF"/>
+        </w:rPr>
+        <w:t>每个节点信息和</w:t>
+      </w:r>
+      <w:r>
+        <w:rPr>
+          <w:rFonts w:cstheme="minorHAnsi" w:hint="eastAsia"/>
+          <w:color w:val="000000" w:themeColor="text1"/>
+          <w:szCs w:val="21"/>
+          <w:shd w:val="clear" w:color="auto" w:fill="FFFFFF"/>
+        </w:rPr>
+        <w:t>启动（停止）成功和失败的节点数量</w:t>
+      </w:r>
+      <w:r>
+        <w:rPr>
+          <w:rFonts w:cstheme="minorHAnsi" w:hint="eastAsia"/>
+          <w:color w:val="000000" w:themeColor="text1"/>
+          <w:szCs w:val="21"/>
+          <w:shd w:val="clear" w:color="auto" w:fill="FFFFFF"/>
+        </w:rPr>
+        <w:t>。</w:t>
+      </w:r>
     </w:p>
     <w:p>
       <w:pPr>
@@ -3505,6 +3306,26 @@
           <w:shd w:val="clear" w:color="auto" w:fill="FFFFFF"/>
         </w:rPr>
       </w:pPr>
+      <w:r>
+        <w:rPr>
+          <w:rFonts w:cstheme="minorHAnsi" w:hint="eastAsia"/>
+          <w:b/>
+          <w:color w:val="000000" w:themeColor="text1"/>
+          <w:szCs w:val="21"/>
+          <w:shd w:val="clear" w:color="auto" w:fill="FFFFFF"/>
+        </w:rPr>
+        <w:t>成功时</w:t>
+      </w:r>
+      <w:r>
+        <w:rPr>
+          <w:rFonts w:cstheme="minorHAnsi" w:hint="eastAsia"/>
+          <w:b/>
+          <w:color w:val="000000" w:themeColor="text1"/>
+          <w:szCs w:val="21"/>
+          <w:shd w:val="clear" w:color="auto" w:fill="FFFFFF"/>
+        </w:rPr>
+        <w:t>:</w:t>
+      </w:r>
     </w:p>
     <w:p>
       <w:pPr>
@@ -3525,7 +3346,17 @@
           <w:szCs w:val="21"/>
           <w:shd w:val="clear" w:color="auto" w:fill="FFFFFF"/>
         </w:rPr>
-        <w:t>输出：</w:t>
+        <w:t xml:space="preserve"> </w:t>
+      </w:r>
+      <w:proofErr w:type="spellStart"/>
+      <w:r>
+        <w:rPr>
+          <w:rFonts w:cstheme="minorHAnsi"/>
+          <w:color w:val="000000" w:themeColor="text1"/>
+          <w:szCs w:val="21"/>
+          <w:shd w:val="clear" w:color="auto" w:fill="FFFFFF"/>
+        </w:rPr>
+        <w:t>Start</w:t>
       </w:r>
       <w:r>
         <w:rPr>
@@ -3534,8 +3365,39 @@
           <w:szCs w:val="21"/>
           <w:shd w:val="clear" w:color="auto" w:fill="FFFFFF"/>
         </w:rPr>
-        <w:t>每启动（停止）一个节点时输出一行信息，最后输出启动（停止）成功和失败的节点数量</w:t>
-      </w:r>
+        <w:t>|Stop</w:t>
+      </w:r>
+      <w:proofErr w:type="spellEnd"/>
+      <w:r>
+        <w:rPr>
+          <w:rFonts w:cstheme="minorHAnsi"/>
+          <w:color w:val="000000" w:themeColor="text1"/>
+          <w:szCs w:val="21"/>
+          <w:shd w:val="clear" w:color="auto" w:fill="FFFFFF"/>
+        </w:rPr>
+        <w:t xml:space="preserve"> </w:t>
+      </w:r>
+      <w:proofErr w:type="spellStart"/>
+      <w:r>
+        <w:rPr>
+          <w:rFonts w:cstheme="minorHAnsi"/>
+          <w:color w:val="000000" w:themeColor="text1"/>
+          <w:szCs w:val="21"/>
+          <w:shd w:val="clear" w:color="auto" w:fill="FFFFFF"/>
+        </w:rPr>
+        <w:t>sequoiadb</w:t>
+      </w:r>
+      <w:proofErr w:type="spellEnd"/>
+      <w:r>
+        <w:rPr>
+          <w:rFonts w:cstheme="minorHAnsi"/>
+          <w:color w:val="000000" w:themeColor="text1"/>
+          <w:szCs w:val="21"/>
+          <w:shd w:val="clear" w:color="auto" w:fill="FFFFFF"/>
+        </w:rPr>
+        <w:t>(</w:t>
+      </w:r>
+      <w:proofErr w:type="spellStart"/>
       <w:r>
         <w:rPr>
           <w:rFonts w:cstheme="minorHAnsi" w:hint="eastAsia"/>
@@ -3543,7 +3405,35 @@
           <w:szCs w:val="21"/>
           <w:shd w:val="clear" w:color="auto" w:fill="FFFFFF"/>
         </w:rPr>
-        <w:t>。</w:t>
+        <w:t>svcname</w:t>
+      </w:r>
+      <w:proofErr w:type="spellEnd"/>
+      <w:r>
+        <w:rPr>
+          <w:rFonts w:cstheme="minorHAnsi"/>
+          <w:color w:val="000000" w:themeColor="text1"/>
+          <w:szCs w:val="21"/>
+          <w:shd w:val="clear" w:color="auto" w:fill="FFFFFF"/>
+        </w:rPr>
+        <w:t xml:space="preserve">) </w:t>
+      </w:r>
+      <w:r>
+        <w:rPr>
+          <w:rFonts w:cstheme="minorHAnsi"/>
+          <w:color w:val="000000" w:themeColor="text1"/>
+          <w:szCs w:val="21"/>
+          <w:shd w:val="clear" w:color="auto" w:fill="FFFFFF"/>
+        </w:rPr>
+        <w:t>s</w:t>
+      </w:r>
+      <w:r>
+        <w:rPr>
+          <w:rFonts w:cstheme="minorHAnsi"/>
+          <w:color w:val="000000" w:themeColor="text1"/>
+          <w:szCs w:val="21"/>
+          <w:shd w:val="clear" w:color="auto" w:fill="FFFFFF"/>
+        </w:rPr>
+        <w:t>uccess</w:t>
       </w:r>
     </w:p>
     <w:p>
@@ -3566,7 +3456,7 @@
           <w:szCs w:val="21"/>
           <w:shd w:val="clear" w:color="auto" w:fill="FFFFFF"/>
         </w:rPr>
-        <w:t>成功时</w:t>
+        <w:t>失败时</w:t>
       </w:r>
       <w:r>
         <w:rPr>
@@ -3593,7 +3483,6 @@
       <w:r>
         <w:rPr>
           <w:rFonts w:cstheme="minorHAnsi" w:hint="eastAsia"/>
-          <w:b/>
           <w:color w:val="000000" w:themeColor="text1"/>
           <w:szCs w:val="21"/>
           <w:shd w:val="clear" w:color="auto" w:fill="FFFFFF"/>
@@ -3667,7 +3556,117 @@
           <w:szCs w:val="21"/>
           <w:shd w:val="clear" w:color="auto" w:fill="FFFFFF"/>
         </w:rPr>
-        <w:t>): Success</w:t>
+        <w:t xml:space="preserve">) </w:t>
+      </w:r>
+      <w:r>
+        <w:rPr>
+          <w:rFonts w:cstheme="minorHAnsi"/>
+          <w:color w:val="000000" w:themeColor="text1"/>
+          <w:szCs w:val="21"/>
+          <w:shd w:val="clear" w:color="auto" w:fill="FFFFFF"/>
+        </w:rPr>
+        <w:t>f</w:t>
+      </w:r>
+      <w:r>
+        <w:rPr>
+          <w:rFonts w:cstheme="minorHAnsi" w:hint="eastAsia"/>
+          <w:color w:val="000000" w:themeColor="text1"/>
+          <w:szCs w:val="21"/>
+          <w:shd w:val="clear" w:color="auto" w:fill="FFFFFF"/>
+        </w:rPr>
+        <w:t>ailed</w:t>
+      </w:r>
+      <w:r>
+        <w:rPr>
+          <w:rFonts w:cstheme="minorHAnsi" w:hint="eastAsia"/>
+          <w:color w:val="000000" w:themeColor="text1"/>
+          <w:szCs w:val="21"/>
+          <w:shd w:val="clear" w:color="auto" w:fill="FFFFFF"/>
+        </w:rPr>
+        <w:t xml:space="preserve">, </w:t>
+      </w:r>
+      <w:proofErr w:type="spellStart"/>
+      <w:r>
+        <w:rPr>
+          <w:rFonts w:cstheme="minorHAnsi"/>
+          <w:color w:val="000000" w:themeColor="text1"/>
+          <w:szCs w:val="21"/>
+          <w:shd w:val="clear" w:color="auto" w:fill="FFFFFF"/>
+        </w:rPr>
+        <w:t>errno</w:t>
+      </w:r>
+      <w:proofErr w:type="spellEnd"/>
+      <w:r>
+        <w:rPr>
+          <w:rFonts w:cstheme="minorHAnsi"/>
+          <w:color w:val="000000" w:themeColor="text1"/>
+          <w:szCs w:val="21"/>
+          <w:shd w:val="clear" w:color="auto" w:fill="FFFFFF"/>
+        </w:rPr>
+        <w:t xml:space="preserve">: </w:t>
+      </w:r>
+      <w:r>
+        <w:rPr>
+          <w:rFonts w:cstheme="minorHAnsi" w:hint="eastAsia"/>
+          <w:color w:val="000000" w:themeColor="text1"/>
+          <w:szCs w:val="21"/>
+          <w:shd w:val="clear" w:color="auto" w:fill="FFFFFF"/>
+        </w:rPr>
+        <w:t>x</w:t>
+      </w:r>
+      <w:r>
+        <w:rPr>
+          <w:rFonts w:cstheme="minorHAnsi"/>
+          <w:color w:val="000000" w:themeColor="text1"/>
+          <w:szCs w:val="21"/>
+          <w:shd w:val="clear" w:color="auto" w:fill="FFFFFF"/>
+        </w:rPr>
+        <w:t>,</w:t>
+      </w:r>
+      <w:r>
+        <w:rPr>
+          <w:rFonts w:cstheme="minorHAnsi" w:hint="eastAsia"/>
+          <w:color w:val="000000" w:themeColor="text1"/>
+          <w:szCs w:val="21"/>
+          <w:shd w:val="clear" w:color="auto" w:fill="FFFFFF"/>
+        </w:rPr>
+        <w:t xml:space="preserve"> </w:t>
+      </w:r>
+      <w:r>
+        <w:rPr>
+          <w:rFonts w:cstheme="minorHAnsi"/>
+          <w:color w:val="000000" w:themeColor="text1"/>
+          <w:szCs w:val="21"/>
+          <w:shd w:val="clear" w:color="auto" w:fill="FFFFFF"/>
+        </w:rPr>
+        <w:t>description: "</w:t>
+      </w:r>
+      <w:r>
+        <w:rPr>
+          <w:rFonts w:cstheme="minorHAnsi" w:hint="eastAsia"/>
+          <w:color w:val="000000" w:themeColor="text1"/>
+          <w:szCs w:val="21"/>
+          <w:shd w:val="clear" w:color="auto" w:fill="FFFFFF"/>
+        </w:rPr>
+        <w:t>xxx"</w:t>
+      </w:r>
+      <w:r>
+        <w:rPr>
+          <w:rFonts w:cstheme="minorHAnsi"/>
+          <w:color w:val="000000" w:themeColor="text1"/>
+          <w:szCs w:val="21"/>
+          <w:shd w:val="clear" w:color="auto" w:fill="FFFFFF"/>
+        </w:rPr>
+        <w:t>, detail: "</w:t>
+      </w:r>
+      <w:r>
+        <w:rPr>
+          <w:rFonts w:cstheme="minorHAnsi" w:hint="eastAsia"/>
+          <w:color w:val="000000" w:themeColor="text1"/>
+          <w:szCs w:val="21"/>
+          <w:shd w:val="clear" w:color="auto" w:fill="FFFFFF"/>
+        </w:rPr>
+        <w:t>xx"</w:t>
       </w:r>
     </w:p>
     <w:p>
@@ -3676,32 +3675,11 @@
         <w:ind w:left="987" w:firstLineChars="0" w:firstLine="0"/>
         <w:rPr>
           <w:rFonts w:cstheme="minorHAnsi"/>
-          <w:b/>
-          <w:color w:val="000000" w:themeColor="text1"/>
-          <w:szCs w:val="21"/>
-          <w:shd w:val="clear" w:color="auto" w:fill="FFFFFF"/>
-        </w:rPr>
-      </w:pPr>
-      <w:r>
-        <w:rPr>
-          <w:rFonts w:cstheme="minorHAnsi" w:hint="eastAsia"/>
-          <w:b/>
-          <w:color w:val="000000" w:themeColor="text1"/>
-          <w:szCs w:val="21"/>
-          <w:shd w:val="clear" w:color="auto" w:fill="FFFFFF"/>
-        </w:rPr>
-        <w:t>失败时</w:t>
-      </w:r>
-      <w:r>
-        <w:rPr>
-          <w:rFonts w:cstheme="minorHAnsi" w:hint="eastAsia"/>
-          <w:b/>
-          <w:color w:val="000000" w:themeColor="text1"/>
-          <w:szCs w:val="21"/>
-          <w:shd w:val="clear" w:color="auto" w:fill="FFFFFF"/>
-        </w:rPr>
-        <w:t>:</w:t>
-      </w:r>
+          <w:color w:val="000000" w:themeColor="text1"/>
+          <w:szCs w:val="21"/>
+          <w:shd w:val="clear" w:color="auto" w:fill="FFFFFF"/>
+        </w:rPr>
+      </w:pPr>
     </w:p>
     <w:p>
       <w:pPr>
@@ -3716,14 +3694,22 @@
       </w:pPr>
       <w:r>
         <w:rPr>
+          <w:rFonts w:cstheme="minorHAnsi"/>
+          <w:color w:val="000000" w:themeColor="text1"/>
+          <w:szCs w:val="21"/>
+          <w:shd w:val="clear" w:color="auto" w:fill="FFFFFF"/>
+        </w:rPr>
+        <w:t xml:space="preserve">Total: </w:t>
+      </w:r>
+      <w:r>
+        <w:rPr>
           <w:rFonts w:cstheme="minorHAnsi" w:hint="eastAsia"/>
           <w:color w:val="000000" w:themeColor="text1"/>
           <w:szCs w:val="21"/>
           <w:shd w:val="clear" w:color="auto" w:fill="FFFFFF"/>
         </w:rPr>
-        <w:t xml:space="preserve"> </w:t>
-      </w:r>
-      <w:proofErr w:type="spellStart"/>
+        <w:t>xxx</w:t>
+      </w:r>
       <w:r>
         <w:rPr>
           <w:rFonts w:cstheme="minorHAnsi"/>
@@ -3731,7 +3717,7 @@
           <w:szCs w:val="21"/>
           <w:shd w:val="clear" w:color="auto" w:fill="FFFFFF"/>
         </w:rPr>
-        <w:t>Start</w:t>
+        <w:t xml:space="preserve">; Success: </w:t>
       </w:r>
       <w:r>
         <w:rPr>
@@ -3740,9 +3726,8 @@
           <w:szCs w:val="21"/>
           <w:shd w:val="clear" w:color="auto" w:fill="FFFFFF"/>
         </w:rPr>
-        <w:t>|Stop</w:t>
-      </w:r>
-      <w:proofErr w:type="spellEnd"/>
+        <w:t>xx</w:t>
+      </w:r>
       <w:r>
         <w:rPr>
           <w:rFonts w:cstheme="minorHAnsi"/>
@@ -3750,29 +3735,8 @@
           <w:szCs w:val="21"/>
           <w:shd w:val="clear" w:color="auto" w:fill="FFFFFF"/>
         </w:rPr>
-        <w:t xml:space="preserve"> </w:t>
-      </w:r>
-      <w:proofErr w:type="spellStart"/>
-      <w:r>
-        <w:rPr>
-          <w:rFonts w:cstheme="minorHAnsi"/>
-          <w:color w:val="000000" w:themeColor="text1"/>
-          <w:szCs w:val="21"/>
-          <w:shd w:val="clear" w:color="auto" w:fill="FFFFFF"/>
-        </w:rPr>
-        <w:t>sequoiadb</w:t>
-      </w:r>
-      <w:proofErr w:type="spellEnd"/>
-      <w:r>
-        <w:rPr>
-          <w:rFonts w:cstheme="minorHAnsi"/>
-          <w:color w:val="000000" w:themeColor="text1"/>
-          <w:szCs w:val="21"/>
-          <w:shd w:val="clear" w:color="auto" w:fill="FFFFFF"/>
-        </w:rPr>
-        <w:t>(</w:t>
-      </w:r>
-      <w:proofErr w:type="spellStart"/>
+        <w:t xml:space="preserve">; Failed: </w:t>
+      </w:r>
       <w:r>
         <w:rPr>
           <w:rFonts w:cstheme="minorHAnsi" w:hint="eastAsia"/>
@@ -3780,197 +3744,10 @@
           <w:szCs w:val="21"/>
           <w:shd w:val="clear" w:color="auto" w:fill="FFFFFF"/>
         </w:rPr>
-        <w:t>svcname</w:t>
-      </w:r>
-      <w:proofErr w:type="spellEnd"/>
-      <w:r>
-        <w:rPr>
-          <w:rFonts w:cstheme="minorHAnsi"/>
-          <w:color w:val="000000" w:themeColor="text1"/>
-          <w:szCs w:val="21"/>
-          <w:shd w:val="clear" w:color="auto" w:fill="FFFFFF"/>
-        </w:rPr>
-        <w:t xml:space="preserve">): </w:t>
-      </w:r>
-      <w:r>
-        <w:rPr>
-          <w:rFonts w:cstheme="minorHAnsi" w:hint="eastAsia"/>
-          <w:color w:val="000000" w:themeColor="text1"/>
-          <w:szCs w:val="21"/>
-          <w:shd w:val="clear" w:color="auto" w:fill="FFFFFF"/>
-        </w:rPr>
-        <w:t>Failed</w:t>
-      </w:r>
-      <w:r>
-        <w:rPr>
-          <w:rFonts w:cstheme="minorHAnsi" w:hint="eastAsia"/>
-          <w:color w:val="000000" w:themeColor="text1"/>
-          <w:szCs w:val="21"/>
-          <w:shd w:val="clear" w:color="auto" w:fill="FFFFFF"/>
-        </w:rPr>
-        <w:t xml:space="preserve">, </w:t>
-      </w:r>
-      <w:proofErr w:type="spellStart"/>
-      <w:r>
-        <w:rPr>
-          <w:rFonts w:cstheme="minorHAnsi"/>
-          <w:color w:val="000000" w:themeColor="text1"/>
-          <w:szCs w:val="21"/>
-          <w:shd w:val="clear" w:color="auto" w:fill="FFFFFF"/>
-        </w:rPr>
-        <w:t>errno</w:t>
-      </w:r>
-      <w:proofErr w:type="spellEnd"/>
-      <w:r>
-        <w:rPr>
-          <w:rFonts w:cstheme="minorHAnsi"/>
-          <w:color w:val="000000" w:themeColor="text1"/>
-          <w:szCs w:val="21"/>
-          <w:shd w:val="clear" w:color="auto" w:fill="FFFFFF"/>
-        </w:rPr>
-        <w:t xml:space="preserve">: </w:t>
-      </w:r>
-      <w:r>
-        <w:rPr>
-          <w:rFonts w:cstheme="minorHAnsi" w:hint="eastAsia"/>
-          <w:color w:val="000000" w:themeColor="text1"/>
-          <w:szCs w:val="21"/>
-          <w:shd w:val="clear" w:color="auto" w:fill="FFFFFF"/>
-        </w:rPr>
-        <w:t>x</w:t>
-      </w:r>
-      <w:r>
-        <w:rPr>
-          <w:rFonts w:cstheme="minorHAnsi"/>
-          <w:color w:val="000000" w:themeColor="text1"/>
-          <w:szCs w:val="21"/>
-          <w:shd w:val="clear" w:color="auto" w:fill="FFFFFF"/>
-        </w:rPr>
-        <w:t>,</w:t>
-      </w:r>
-      <w:r>
-        <w:rPr>
-          <w:rFonts w:cstheme="minorHAnsi" w:hint="eastAsia"/>
-          <w:color w:val="000000" w:themeColor="text1"/>
-          <w:szCs w:val="21"/>
-          <w:shd w:val="clear" w:color="auto" w:fill="FFFFFF"/>
-        </w:rPr>
-        <w:t xml:space="preserve"> </w:t>
-      </w:r>
-      <w:r>
-        <w:rPr>
-          <w:rFonts w:cstheme="minorHAnsi"/>
-          <w:color w:val="000000" w:themeColor="text1"/>
-          <w:szCs w:val="21"/>
-          <w:shd w:val="clear" w:color="auto" w:fill="FFFFFF"/>
-        </w:rPr>
-        <w:t>description: "</w:t>
-      </w:r>
-      <w:r>
-        <w:rPr>
-          <w:rFonts w:cstheme="minorHAnsi" w:hint="eastAsia"/>
-          <w:color w:val="000000" w:themeColor="text1"/>
-          <w:szCs w:val="21"/>
-          <w:shd w:val="clear" w:color="auto" w:fill="FFFFFF"/>
-        </w:rPr>
-        <w:t>xxx"</w:t>
-      </w:r>
-      <w:r>
-        <w:rPr>
-          <w:rFonts w:cstheme="minorHAnsi"/>
-          <w:color w:val="000000" w:themeColor="text1"/>
-          <w:szCs w:val="21"/>
-          <w:shd w:val="clear" w:color="auto" w:fill="FFFFFF"/>
-        </w:rPr>
-        <w:t>, detail: "</w:t>
-      </w:r>
-      <w:r>
-        <w:rPr>
-          <w:rFonts w:cstheme="minorHAnsi" w:hint="eastAsia"/>
-          <w:color w:val="000000" w:themeColor="text1"/>
-          <w:szCs w:val="21"/>
-          <w:shd w:val="clear" w:color="auto" w:fill="FFFFFF"/>
-        </w:rPr>
-        <w:t>xx"</w:t>
-      </w:r>
-    </w:p>
-    <w:p>
-      <w:pPr>
-        <w:pStyle w:val="aa"/>
-        <w:ind w:left="987" w:firstLineChars="0" w:firstLine="0"/>
-        <w:rPr>
-          <w:rFonts w:cstheme="minorHAnsi"/>
-          <w:color w:val="000000" w:themeColor="text1"/>
-          <w:szCs w:val="21"/>
-          <w:shd w:val="clear" w:color="auto" w:fill="FFFFFF"/>
-        </w:rPr>
-      </w:pPr>
-    </w:p>
-    <w:p>
-      <w:pPr>
-        <w:pStyle w:val="aa"/>
-        <w:ind w:left="987" w:firstLineChars="0" w:firstLine="0"/>
-        <w:rPr>
-          <w:rFonts w:cstheme="minorHAnsi"/>
-          <w:color w:val="000000" w:themeColor="text1"/>
-          <w:szCs w:val="21"/>
-          <w:shd w:val="clear" w:color="auto" w:fill="FFFFFF"/>
-        </w:rPr>
-      </w:pPr>
-      <w:r>
-        <w:rPr>
-          <w:rFonts w:cstheme="minorHAnsi"/>
-          <w:color w:val="000000" w:themeColor="text1"/>
-          <w:szCs w:val="21"/>
-          <w:shd w:val="clear" w:color="auto" w:fill="FFFFFF"/>
-        </w:rPr>
-        <w:t xml:space="preserve">Total: </w:t>
-      </w:r>
-      <w:r>
-        <w:rPr>
-          <w:rFonts w:cstheme="minorHAnsi" w:hint="eastAsia"/>
-          <w:color w:val="000000" w:themeColor="text1"/>
-          <w:szCs w:val="21"/>
-          <w:shd w:val="clear" w:color="auto" w:fill="FFFFFF"/>
-        </w:rPr>
-        <w:t>xxx</w:t>
-      </w:r>
-      <w:r>
-        <w:rPr>
-          <w:rFonts w:cstheme="minorHAnsi"/>
-          <w:color w:val="000000" w:themeColor="text1"/>
-          <w:szCs w:val="21"/>
-          <w:shd w:val="clear" w:color="auto" w:fill="FFFFFF"/>
-        </w:rPr>
-        <w:t xml:space="preserve">; Success: </w:t>
-      </w:r>
-      <w:r>
-        <w:rPr>
-          <w:rFonts w:cstheme="minorHAnsi" w:hint="eastAsia"/>
-          <w:color w:val="000000" w:themeColor="text1"/>
-          <w:szCs w:val="21"/>
-          <w:shd w:val="clear" w:color="auto" w:fill="FFFFFF"/>
-        </w:rPr>
         <w:t>xx</w:t>
       </w:r>
-      <w:r>
-        <w:rPr>
-          <w:rFonts w:cstheme="minorHAnsi"/>
-          <w:color w:val="000000" w:themeColor="text1"/>
-          <w:szCs w:val="21"/>
-          <w:shd w:val="clear" w:color="auto" w:fill="FFFFFF"/>
-        </w:rPr>
-        <w:t xml:space="preserve">; Failed: </w:t>
-      </w:r>
-      <w:r>
-        <w:rPr>
-          <w:rFonts w:cstheme="minorHAnsi" w:hint="eastAsia"/>
-          <w:color w:val="000000" w:themeColor="text1"/>
-          <w:szCs w:val="21"/>
-          <w:shd w:val="clear" w:color="auto" w:fill="FFFFFF"/>
-        </w:rPr>
-        <w:t>xx</w:t>
-      </w:r>
+      <w:bookmarkStart w:id="0" w:name="_GoBack"/>
+      <w:bookmarkEnd w:id="0"/>
     </w:p>
     <w:p>
       <w:pPr>
@@ -5116,15 +4893,7 @@
                 <w:rFonts w:hint="eastAsia"/>
                 <w:color w:val="000000" w:themeColor="text1"/>
               </w:rPr>
-              <w:t>节</w:t>
-            </w:r>
-            <w:r>
-              <w:rPr>
-                <w:rFonts w:hint="eastAsia"/>
-                <w:color w:val="000000" w:themeColor="text1"/>
-              </w:rPr>
-              <w:lastRenderedPageBreak/>
-              <w:t>点是否自动启动</w:t>
+              <w:t>节点是否自动启动</w:t>
             </w:r>
           </w:p>
         </w:tc>
@@ -5145,7 +4914,6 @@
                 <w:rFonts w:hint="eastAsia"/>
                 <w:color w:val="000000" w:themeColor="text1"/>
               </w:rPr>
-              <w:lastRenderedPageBreak/>
               <w:t>True</w:t>
             </w:r>
           </w:p>
@@ -5531,6 +5299,7 @@
                 <w:rFonts w:hint="eastAsia"/>
                 <w:color w:val="000000" w:themeColor="text1"/>
               </w:rPr>
+              <w:lastRenderedPageBreak/>
               <w:t>_</w:t>
             </w:r>
             <w:proofErr w:type="spellStart"/>
@@ -6402,7 +6171,6 @@
               <w:rPr>
                 <w:rFonts w:hint="eastAsia"/>
               </w:rPr>
-              <w:lastRenderedPageBreak/>
               <w:t>方法</w:t>
             </w:r>
           </w:p>
@@ -6420,7 +6188,6 @@
                 <w:rFonts w:hint="eastAsia"/>
                 <w:b/>
               </w:rPr>
-              <w:lastRenderedPageBreak/>
               <w:t>成功</w:t>
             </w:r>
             <w:r>
@@ -6451,7 +6218,6 @@
                 <w:rFonts w:hint="eastAsia"/>
                 <w:b/>
               </w:rPr>
-              <w:lastRenderedPageBreak/>
               <w:t>失败</w:t>
             </w:r>
             <w:r>
@@ -6507,7 +6273,6 @@
               <w:rPr>
                 <w:rFonts w:hint="eastAsia"/>
               </w:rPr>
-              <w:lastRenderedPageBreak/>
               <w:t>Story.sdb.jsObject</w:t>
             </w:r>
             <w:proofErr w:type="spellEnd"/>
@@ -6670,7 +6435,14 @@
               <w:rPr>
                 <w:rFonts w:hint="eastAsia"/>
               </w:rPr>
-              <w:t>抛异常输出</w:t>
+              <w:t>抛异常输</w:t>
+            </w:r>
+            <w:r>
+              <w:rPr>
+                <w:rFonts w:hint="eastAsia"/>
+              </w:rPr>
+              <w:lastRenderedPageBreak/>
+              <w:t>出</w:t>
             </w:r>
             <w:r>
               <w:rPr>
@@ -6701,6 +6473,7 @@
               <w:rPr>
                 <w:rFonts w:hint="eastAsia"/>
               </w:rPr>
+              <w:lastRenderedPageBreak/>
               <w:t>Story.sdb.jsObject</w:t>
             </w:r>
             <w:proofErr w:type="spellEnd"/>
@@ -10066,7 +9839,7 @@
 </file>
 
 <file path=customXml/itemProps1.xml><?xml version="1.0" encoding="utf-8"?>
-<ds:datastoreItem xmlns:ds="http://schemas.openxmlformats.org/officeDocument/2006/customXml" ds:itemID="{B88B16AE-6A75-4247-8FB1-4D14C725255D}">
+<ds:datastoreItem xmlns:ds="http://schemas.openxmlformats.org/officeDocument/2006/customXml" ds:itemID="{E5EDE2A5-ED89-465D-9309-EE3DEA622F52}">
   <ds:schemaRefs>
     <ds:schemaRef ds:uri="http://schemas.openxmlformats.org/officeDocument/2006/bibliography"/>
   </ds:schemaRefs>

--- a/internal_doc/03.开发设计/JS对象增强和远程化-Oma后续功能.docx
+++ b/internal_doc/03.开发设计/JS对象增强和远程化-Oma后续功能.docx
@@ -2199,6 +2199,34 @@
           <w:p>
             <w:pPr>
               <w:ind w:left="6"/>
+              <w:rPr>
+                <w:rFonts w:hint="eastAsia"/>
+              </w:rPr>
+            </w:pPr>
+            <w:r>
+              <w:rPr>
+                <w:rFonts w:hint="eastAsia"/>
+              </w:rPr>
+              <w:t>null</w:t>
+            </w:r>
+            <w:r>
+              <w:rPr>
+                <w:rFonts w:hint="eastAsia"/>
+              </w:rPr>
+              <w:t>是字符串不用任何服务</w:t>
+            </w:r>
+            <w:r>
+              <w:rPr>
+                <w:rFonts w:hint="eastAsia"/>
+              </w:rPr>
+              <w:t>,</w:t>
+            </w:r>
+            <w:bookmarkStart w:id="0" w:name="_GoBack"/>
+            <w:bookmarkEnd w:id="0"/>
+          </w:p>
+          <w:p>
+            <w:pPr>
+              <w:ind w:left="6"/>
             </w:pPr>
             <w:r>
               <w:rPr>
@@ -2944,6 +2972,7 @@
           <w:szCs w:val="21"/>
           <w:shd w:val="clear" w:color="auto" w:fill="FFFFFF"/>
         </w:rPr>
+        <w:lastRenderedPageBreak/>
         <w:t>消息</w:t>
       </w:r>
       <w:r>
@@ -2984,7 +3013,7 @@
         <w:pStyle w:val="aa"/>
         <w:ind w:left="987" w:firstLineChars="0" w:firstLine="0"/>
         <w:rPr>
-          <w:rFonts w:cstheme="minorHAnsi" w:hint="eastAsia"/>
+          <w:rFonts w:cstheme="minorHAnsi"/>
           <w:color w:val="000000" w:themeColor="text1"/>
           <w:szCs w:val="21"/>
           <w:shd w:val="clear" w:color="auto" w:fill="FFFFFF"/>
@@ -2998,7 +3027,6 @@
           <w:szCs w:val="21"/>
           <w:shd w:val="clear" w:color="auto" w:fill="FFFFFF"/>
         </w:rPr>
-        <w:lastRenderedPageBreak/>
         <w:t>实现</w:t>
       </w:r>
       <w:r>
@@ -3746,8 +3774,6 @@
         </w:rPr>
         <w:t>xx</w:t>
       </w:r>
-      <w:bookmarkStart w:id="0" w:name="_GoBack"/>
-      <w:bookmarkEnd w:id="0"/>
     </w:p>
     <w:p>
       <w:pPr>
@@ -5113,6 +5139,7 @@
               <w:rPr>
                 <w:color w:val="000000" w:themeColor="text1"/>
               </w:rPr>
+              <w:lastRenderedPageBreak/>
               <w:t>_</w:t>
             </w:r>
             <w:proofErr w:type="spellStart"/>
@@ -5299,7 +5326,6 @@
                 <w:rFonts w:hint="eastAsia"/>
                 <w:color w:val="000000" w:themeColor="text1"/>
               </w:rPr>
-              <w:lastRenderedPageBreak/>
               <w:t>_</w:t>
             </w:r>
             <w:proofErr w:type="spellStart"/>
@@ -6301,7 +6327,14 @@
               <w:rPr>
                 <w:rFonts w:hint="eastAsia"/>
               </w:rPr>
-              <w:t>功能测试</w:t>
+              <w:t>功</w:t>
+            </w:r>
+            <w:r>
+              <w:rPr>
+                <w:rFonts w:hint="eastAsia"/>
+              </w:rPr>
+              <w:lastRenderedPageBreak/>
+              <w:t>能测试</w:t>
             </w:r>
           </w:p>
         </w:tc>
@@ -6322,6 +6355,7 @@
               <w:rPr>
                 <w:rFonts w:hint="eastAsia"/>
               </w:rPr>
+              <w:lastRenderedPageBreak/>
               <w:t>创建</w:t>
             </w:r>
             <w:r>
@@ -6350,6 +6384,7 @@
               <w:rPr>
                 <w:rFonts w:hint="eastAsia"/>
               </w:rPr>
+              <w:lastRenderedPageBreak/>
               <w:t>调用</w:t>
             </w:r>
             <w:proofErr w:type="spellStart"/>
@@ -6381,6 +6416,7 @@
                 <w:rFonts w:hint="eastAsia"/>
                 <w:b/>
               </w:rPr>
+              <w:lastRenderedPageBreak/>
               <w:t>成功</w:t>
             </w:r>
             <w:r>
@@ -6405,7 +6441,14 @@
               <w:rPr>
                 <w:rFonts w:hint="eastAsia"/>
               </w:rPr>
-              <w:t>所有节点</w:t>
+              <w:t>所有</w:t>
+            </w:r>
+            <w:r>
+              <w:rPr>
+                <w:rFonts w:hint="eastAsia"/>
+              </w:rPr>
+              <w:lastRenderedPageBreak/>
+              <w:t>节点</w:t>
             </w:r>
             <w:r>
               <w:rPr>
@@ -6435,14 +6478,7 @@
               <w:rPr>
                 <w:rFonts w:hint="eastAsia"/>
               </w:rPr>
-              <w:t>抛异常输</w:t>
-            </w:r>
-            <w:r>
-              <w:rPr>
-                <w:rFonts w:hint="eastAsia"/>
-              </w:rPr>
-              <w:lastRenderedPageBreak/>
-              <w:t>出</w:t>
+              <w:t>抛异常输出</w:t>
             </w:r>
             <w:r>
               <w:rPr>
@@ -9839,7 +9875,7 @@
 </file>
 
 <file path=customXml/itemProps1.xml><?xml version="1.0" encoding="utf-8"?>
-<ds:datastoreItem xmlns:ds="http://schemas.openxmlformats.org/officeDocument/2006/customXml" ds:itemID="{E5EDE2A5-ED89-465D-9309-EE3DEA622F52}">
+<ds:datastoreItem xmlns:ds="http://schemas.openxmlformats.org/officeDocument/2006/customXml" ds:itemID="{C5AD3C42-B0B3-444D-8843-13808E9D083B}">
   <ds:schemaRefs>
     <ds:schemaRef ds:uri="http://schemas.openxmlformats.org/officeDocument/2006/bibliography"/>
   </ds:schemaRefs>

--- a/internal_doc/03.开发设计/JS对象增强和远程化-Oma后续功能.docx
+++ b/internal_doc/03.开发设计/JS对象增强和远程化-Oma后续功能.docx
@@ -1827,11 +1827,22 @@
             <w:pPr>
               <w:ind w:left="0"/>
             </w:pPr>
-            <w:r>
-              <w:rPr>
-                <w:rFonts w:hint="eastAsia"/>
-              </w:rPr>
-              <w:t>sensitive:</w:t>
+            <w:proofErr w:type="spellStart"/>
+            <w:r>
+              <w:rPr>
+                <w:rFonts w:hint="eastAsia"/>
+              </w:rPr>
+              <w:t>en</w:t>
+            </w:r>
+            <w:r>
+              <w:t>ableType</w:t>
+            </w:r>
+            <w:proofErr w:type="spellEnd"/>
+            <w:r>
+              <w:rPr>
+                <w:rFonts w:hint="eastAsia"/>
+              </w:rPr>
+              <w:t>:</w:t>
             </w:r>
           </w:p>
           <w:p>
@@ -1848,19 +1859,19 @@
               <w:rPr>
                 <w:rFonts w:hint="eastAsia"/>
               </w:rPr>
-              <w:t>是数据类型敏感</w:t>
-            </w:r>
-            <w:r>
-              <w:rPr>
-                <w:rFonts w:hint="eastAsia"/>
-              </w:rPr>
-              <w:t xml:space="preserve">, false </w:t>
-            </w:r>
-            <w:r>
-              <w:rPr>
-                <w:rFonts w:hint="eastAsia"/>
-              </w:rPr>
-              <w:t>是数据类型都作为字符串</w:t>
+              <w:t>是</w:t>
+            </w:r>
+            <w:r>
+              <w:rPr>
+                <w:rFonts w:hint="eastAsia"/>
+              </w:rPr>
+              <w:t>开启</w:t>
+            </w:r>
+            <w:r>
+              <w:rPr>
+                <w:rFonts w:hint="eastAsia"/>
+              </w:rPr>
+              <w:t>数据类型</w:t>
             </w:r>
             <w:r>
               <w:rPr>
@@ -1868,6 +1879,47 @@
               </w:rPr>
               <w:t xml:space="preserve">, </w:t>
             </w:r>
+          </w:p>
+          <w:p>
+            <w:pPr>
+              <w:ind w:left="0"/>
+            </w:pPr>
+            <w:r>
+              <w:rPr>
+                <w:rFonts w:hint="eastAsia"/>
+              </w:rPr>
+              <w:t xml:space="preserve">false </w:t>
+            </w:r>
+            <w:r>
+              <w:rPr>
+                <w:rFonts w:hint="eastAsia"/>
+              </w:rPr>
+              <w:t>是关闭</w:t>
+            </w:r>
+            <w:r>
+              <w:rPr>
+                <w:rFonts w:hint="eastAsia"/>
+              </w:rPr>
+              <w:t>数据类型</w:t>
+            </w:r>
+            <w:r>
+              <w:rPr>
+                <w:rFonts w:hint="eastAsia"/>
+              </w:rPr>
+              <w:t>，所有值</w:t>
+            </w:r>
+            <w:r>
+              <w:rPr>
+                <w:rFonts w:hint="eastAsia"/>
+              </w:rPr>
+              <w:t>都作为字符串</w:t>
+            </w:r>
+            <w:r>
+              <w:rPr>
+                <w:rFonts w:hint="eastAsia"/>
+              </w:rPr>
+              <w:t xml:space="preserve">, </w:t>
+            </w:r>
             <w:r>
               <w:rPr>
                 <w:rFonts w:hint="eastAsia"/>
@@ -1885,11 +1937,22 @@
             <w:pPr>
               <w:ind w:left="0"/>
             </w:pPr>
-            <w:r>
-              <w:rPr>
-                <w:rFonts w:hint="eastAsia"/>
-              </w:rPr>
-              <w:t>delimiter:</w:t>
+            <w:proofErr w:type="spellStart"/>
+            <w:r>
+              <w:t>strD</w:t>
+            </w:r>
+            <w:r>
+              <w:rPr>
+                <w:rFonts w:hint="eastAsia"/>
+              </w:rPr>
+              <w:t>elimiter</w:t>
+            </w:r>
+            <w:proofErr w:type="spellEnd"/>
+            <w:r>
+              <w:rPr>
+                <w:rFonts w:hint="eastAsia"/>
+              </w:rPr>
+              <w:t>:</w:t>
             </w:r>
           </w:p>
           <w:p>
@@ -2096,9 +2159,11 @@
             <w:r>
               <w:t xml:space="preserve"> [</w:t>
             </w:r>
+            <w:bookmarkStart w:id="0" w:name="_GoBack"/>
             <w:r>
               <w:t>options</w:t>
             </w:r>
+            <w:bookmarkEnd w:id="0"/>
             <w:r>
               <w:t>]</w:t>
             </w:r>
@@ -2124,12 +2189,31 @@
             <w:pPr>
               <w:ind w:left="6"/>
             </w:pPr>
-            <w:r>
-              <w:rPr>
-                <w:rFonts w:hint="eastAsia"/>
-              </w:rPr>
-              <w:t>sensitive:</w:t>
-            </w:r>
+            <w:proofErr w:type="spellStart"/>
+            <w:proofErr w:type="gramStart"/>
+            <w:r>
+              <w:rPr>
+                <w:rFonts w:hint="eastAsia"/>
+              </w:rPr>
+              <w:t>en</w:t>
+            </w:r>
+            <w:r>
+              <w:t>ableType</w:t>
+            </w:r>
+            <w:proofErr w:type="spellEnd"/>
+            <w:r>
+              <w:rPr>
+                <w:rFonts w:hint="eastAsia"/>
+              </w:rPr>
+              <w:t xml:space="preserve"> </w:t>
+            </w:r>
+            <w:r>
+              <w:rPr>
+                <w:rFonts w:hint="eastAsia"/>
+              </w:rPr>
+              <w:t>:</w:t>
+            </w:r>
+            <w:proofErr w:type="gramEnd"/>
           </w:p>
           <w:p>
             <w:pPr>
@@ -2139,32 +2223,26 @@
               <w:rPr>
                 <w:rFonts w:hint="eastAsia"/>
               </w:rPr>
+              <w:lastRenderedPageBreak/>
               <w:t xml:space="preserve">true </w:t>
             </w:r>
             <w:r>
               <w:rPr>
                 <w:rFonts w:hint="eastAsia"/>
               </w:rPr>
-              <w:t>是数据类</w:t>
-            </w:r>
-            <w:r>
-              <w:rPr>
-                <w:rFonts w:hint="eastAsia"/>
-              </w:rPr>
-              <w:lastRenderedPageBreak/>
-              <w:t>型敏感</w:t>
-            </w:r>
-            <w:r>
-              <w:rPr>
-                <w:rFonts w:hint="eastAsia"/>
-              </w:rPr>
-              <w:t xml:space="preserve">, false </w:t>
-            </w:r>
-            <w:r>
-              <w:rPr>
-                <w:rFonts w:hint="eastAsia"/>
-              </w:rPr>
-              <w:t>是数据类型都作为字符串</w:t>
+              <w:t>是</w:t>
+            </w:r>
+            <w:r>
+              <w:rPr>
+                <w:rFonts w:hint="eastAsia"/>
+              </w:rPr>
+              <w:t>开启</w:t>
+            </w:r>
+            <w:r>
+              <w:rPr>
+                <w:rFonts w:hint="eastAsia"/>
+              </w:rPr>
+              <w:t>数据类型</w:t>
             </w:r>
             <w:r>
               <w:rPr>
@@ -2172,6 +2250,53 @@
               </w:rPr>
               <w:t xml:space="preserve">, </w:t>
             </w:r>
+          </w:p>
+          <w:p>
+            <w:pPr>
+              <w:ind w:left="6"/>
+            </w:pPr>
+            <w:r>
+              <w:rPr>
+                <w:rFonts w:hint="eastAsia"/>
+              </w:rPr>
+              <w:t xml:space="preserve">false </w:t>
+            </w:r>
+            <w:r>
+              <w:rPr>
+                <w:rFonts w:hint="eastAsia"/>
+              </w:rPr>
+              <w:t>是</w:t>
+            </w:r>
+            <w:r>
+              <w:rPr>
+                <w:rFonts w:hint="eastAsia"/>
+              </w:rPr>
+              <w:t>关闭</w:t>
+            </w:r>
+            <w:r>
+              <w:rPr>
+                <w:rFonts w:hint="eastAsia"/>
+              </w:rPr>
+              <w:t>数据类型</w:t>
+            </w:r>
+            <w:r>
+              <w:rPr>
+                <w:rFonts w:hint="eastAsia"/>
+              </w:rPr>
+              <w:t>，所有值</w:t>
+            </w:r>
+            <w:r>
+              <w:rPr>
+                <w:rFonts w:hint="eastAsia"/>
+              </w:rPr>
+              <w:t>都作为字符串</w:t>
+            </w:r>
+            <w:r>
+              <w:rPr>
+                <w:rFonts w:hint="eastAsia"/>
+              </w:rPr>
+              <w:t xml:space="preserve">, </w:t>
+            </w:r>
             <w:r>
               <w:rPr>
                 <w:rFonts w:hint="eastAsia"/>
@@ -2189,19 +2314,41 @@
             <w:pPr>
               <w:ind w:left="6"/>
             </w:pPr>
-            <w:r>
-              <w:rPr>
-                <w:rFonts w:hint="eastAsia"/>
-              </w:rPr>
-              <w:t xml:space="preserve">delimiter: </w:t>
+            <w:proofErr w:type="spellStart"/>
+            <w:proofErr w:type="gramStart"/>
+            <w:r>
+              <w:t>strD</w:t>
+            </w:r>
+            <w:r>
+              <w:rPr>
+                <w:rFonts w:hint="eastAsia"/>
+              </w:rPr>
+              <w:t>elimiter</w:t>
+            </w:r>
+            <w:proofErr w:type="spellEnd"/>
+            <w:r>
+              <w:rPr>
+                <w:rFonts w:hint="eastAsia"/>
+              </w:rPr>
+              <w:t xml:space="preserve"> </w:t>
+            </w:r>
+            <w:r>
+              <w:rPr>
+                <w:rFonts w:hint="eastAsia"/>
+              </w:rPr>
+              <w:t>:</w:t>
+            </w:r>
+            <w:proofErr w:type="gramEnd"/>
+            <w:r>
+              <w:rPr>
+                <w:rFonts w:hint="eastAsia"/>
+              </w:rPr>
+              <w:t xml:space="preserve"> </w:t>
             </w:r>
           </w:p>
           <w:p>
             <w:pPr>
               <w:ind w:left="6"/>
-              <w:rPr>
-                <w:rFonts w:hint="eastAsia"/>
-              </w:rPr>
             </w:pPr>
             <w:r>
               <w:rPr>
@@ -2213,7 +2360,13 @@
               <w:rPr>
                 <w:rFonts w:hint="eastAsia"/>
               </w:rPr>
-              <w:t>是字符串不用任何服务</w:t>
+              <w:t>是字符串不用</w:t>
+            </w:r>
+            <w:r>
+              <w:rPr>
+                <w:rFonts w:hint="eastAsia"/>
+              </w:rPr>
+              <w:t>分隔符</w:t>
             </w:r>
             <w:r>
               <w:rPr>
@@ -2221,8 +2374,6 @@
               </w:rPr>
               <w:t>,</w:t>
             </w:r>
-            <w:bookmarkStart w:id="0" w:name="_GoBack"/>
-            <w:bookmarkEnd w:id="0"/>
           </w:p>
           <w:p>
             <w:pPr>
@@ -2244,7 +2395,18 @@
               <w:rPr>
                 <w:rFonts w:hint="eastAsia"/>
               </w:rPr>
-              <w:t xml:space="preserve">, false </w:t>
+              <w:t xml:space="preserve">, </w:t>
+            </w:r>
+          </w:p>
+          <w:p>
+            <w:pPr>
+              <w:ind w:left="6"/>
+            </w:pPr>
+            <w:r>
+              <w:rPr>
+                <w:rFonts w:hint="eastAsia"/>
+              </w:rPr>
+              <w:t xml:space="preserve">false </w:t>
             </w:r>
             <w:r>
               <w:rPr>
@@ -2972,7 +3134,6 @@
           <w:szCs w:val="21"/>
           <w:shd w:val="clear" w:color="auto" w:fill="FFFFFF"/>
         </w:rPr>
-        <w:lastRenderedPageBreak/>
         <w:t>消息</w:t>
       </w:r>
       <w:r>
@@ -4919,7 +5080,15 @@
                 <w:rFonts w:hint="eastAsia"/>
                 <w:color w:val="000000" w:themeColor="text1"/>
               </w:rPr>
-              <w:t>节点是否自动启动</w:t>
+              <w:t>节点是否自动启</w:t>
+            </w:r>
+            <w:r>
+              <w:rPr>
+                <w:rFonts w:hint="eastAsia"/>
+                <w:color w:val="000000" w:themeColor="text1"/>
+              </w:rPr>
+              <w:lastRenderedPageBreak/>
+              <w:t>动</w:t>
             </w:r>
           </w:p>
         </w:tc>
@@ -4940,6 +5109,7 @@
                 <w:rFonts w:hint="eastAsia"/>
                 <w:color w:val="000000" w:themeColor="text1"/>
               </w:rPr>
+              <w:lastRenderedPageBreak/>
               <w:t>True</w:t>
             </w:r>
           </w:p>
@@ -5139,7 +5309,6 @@
               <w:rPr>
                 <w:color w:val="000000" w:themeColor="text1"/>
               </w:rPr>
-              <w:lastRenderedPageBreak/>
               <w:t>_</w:t>
             </w:r>
             <w:proofErr w:type="spellStart"/>
@@ -6268,7 +6437,14 @@
               <w:rPr>
                 <w:rFonts w:hint="eastAsia"/>
               </w:rPr>
-              <w:t>异常输出</w:t>
+              <w:t>异常输</w:t>
+            </w:r>
+            <w:r>
+              <w:rPr>
+                <w:rFonts w:hint="eastAsia"/>
+              </w:rPr>
+              <w:lastRenderedPageBreak/>
+              <w:t>出</w:t>
             </w:r>
             <w:r>
               <w:rPr>
@@ -6299,6 +6475,7 @@
               <w:rPr>
                 <w:rFonts w:hint="eastAsia"/>
               </w:rPr>
+              <w:lastRenderedPageBreak/>
               <w:t>Story.sdb.jsObject</w:t>
             </w:r>
             <w:proofErr w:type="spellEnd"/>
@@ -6327,14 +6504,7 @@
               <w:rPr>
                 <w:rFonts w:hint="eastAsia"/>
               </w:rPr>
-              <w:t>功</w:t>
-            </w:r>
-            <w:r>
-              <w:rPr>
-                <w:rFonts w:hint="eastAsia"/>
-              </w:rPr>
-              <w:lastRenderedPageBreak/>
-              <w:t>能测试</w:t>
+              <w:t>功能测试</w:t>
             </w:r>
           </w:p>
         </w:tc>
@@ -6355,7 +6525,6 @@
               <w:rPr>
                 <w:rFonts w:hint="eastAsia"/>
               </w:rPr>
-              <w:lastRenderedPageBreak/>
               <w:t>创建</w:t>
             </w:r>
             <w:r>
@@ -6384,7 +6553,6 @@
               <w:rPr>
                 <w:rFonts w:hint="eastAsia"/>
               </w:rPr>
-              <w:lastRenderedPageBreak/>
               <w:t>调用</w:t>
             </w:r>
             <w:proofErr w:type="spellStart"/>
@@ -6416,7 +6584,6 @@
                 <w:rFonts w:hint="eastAsia"/>
                 <w:b/>
               </w:rPr>
-              <w:lastRenderedPageBreak/>
               <w:t>成功</w:t>
             </w:r>
             <w:r>
@@ -6441,14 +6608,7 @@
               <w:rPr>
                 <w:rFonts w:hint="eastAsia"/>
               </w:rPr>
-              <w:t>所有</w:t>
-            </w:r>
-            <w:r>
-              <w:rPr>
-                <w:rFonts w:hint="eastAsia"/>
-              </w:rPr>
-              <w:lastRenderedPageBreak/>
-              <w:t>节点</w:t>
+              <w:t>所有节点</w:t>
             </w:r>
             <w:r>
               <w:rPr>
@@ -6509,7 +6669,6 @@
               <w:rPr>
                 <w:rFonts w:hint="eastAsia"/>
               </w:rPr>
-              <w:lastRenderedPageBreak/>
               <w:t>Story.sdb.jsObject</w:t>
             </w:r>
             <w:proofErr w:type="spellEnd"/>
@@ -9875,7 +10034,7 @@
 </file>
 
 <file path=customXml/itemProps1.xml><?xml version="1.0" encoding="utf-8"?>
-<ds:datastoreItem xmlns:ds="http://schemas.openxmlformats.org/officeDocument/2006/customXml" ds:itemID="{C5AD3C42-B0B3-444D-8843-13808E9D083B}">
+<ds:datastoreItem xmlns:ds="http://schemas.openxmlformats.org/officeDocument/2006/customXml" ds:itemID="{7EC79074-67F5-4ABF-93FC-70A38E1E7BCB}">
   <ds:schemaRefs>
     <ds:schemaRef ds:uri="http://schemas.openxmlformats.org/officeDocument/2006/bibliography"/>
   </ds:schemaRefs>
